--- a/docs/editor/Editor_設計書.docx
+++ b/docs/editor/Editor_設計書.docx
@@ -3,25 +3,59 @@
 <w:document xmlns:wpc="http://schemas.microsoft.com/office/word/2010/wordprocessingCanvas" xmlns:mo="http://schemas.microsoft.com/office/mac/office/2008/main" xmlns:mc="http://schemas.openxmlformats.org/markup-compatibility/2006" xmlns:mv="urn:schemas-microsoft-com:mac:vml" xmlns:o="urn:schemas-microsoft-com:office:office" xmlns:r="http://schemas.openxmlformats.org/officeDocument/2006/relationships" xmlns:m="http://schemas.openxmlformats.org/officeDocument/2006/math" xmlns:v="urn:schemas-microsoft-com:vml" xmlns:wp14="http://schemas.microsoft.com/office/word/2010/wordprocessingDrawing" xmlns:wp="http://schemas.openxmlformats.org/drawingml/2006/wordprocessingDrawing" xmlns:w10="urn:schemas-microsoft-com:office:word" xmlns:w="http://schemas.openxmlformats.org/wordprocessingml/2006/main" xmlns:w14="http://schemas.microsoft.com/office/word/2010/wordml" xmlns:wpg="http://schemas.microsoft.com/office/word/2010/wordprocessingGroup" xmlns:wpi="http://schemas.microsoft.com/office/word/2010/wordprocessingInk" xmlns:wne="http://schemas.microsoft.com/office/word/2006/wordml" xmlns:wps="http://schemas.microsoft.com/office/word/2010/wordprocessingShape" mc:Ignorable="w14 wp14">
   <w:body>
     <w:p>
-      <w:r>
-        <w:rPr>
-          <w:rFonts w:ascii="Meiryo UI" w:hAnsi="Meiryo UI" w:eastAsia="Meiryo UI"/>
+      <w:pPr>
+        <w:pBdr>
+          <w:top w:val="single" w:sz="16" w:space="4" w:color="20242C"/>
+        </w:pBdr>
+        <w:spacing w:before="40" w:after="0"/>
+      </w:pPr>
+      <w:r>
+        <w:rPr>
+          <w:rFonts w:ascii="BIZ UDGothic" w:hAnsi="BIZ UDGothic" w:eastAsia="BIZ UDGothic"/>
           <w:b/>
           <w:i w:val="0"/>
           <w:color w:val="1F5C99"/>
-          <w:sz w:val="44"/>
-        </w:rPr>
-        <w:t>Editor 詳細設計書</w:t>
+          <w:sz w:val="18"/>
+        </w:rPr>
+        <w:t>DESIGN SPEC</w:t>
       </w:r>
     </w:p>
     <w:p>
-      <w:r>
-        <w:rPr>
-          <w:rFonts w:ascii="Meiryo UI" w:hAnsi="Meiryo UI" w:eastAsia="Meiryo UI"/>
+      <w:pPr>
+        <w:spacing w:after="40"/>
+      </w:pPr>
+      <w:r>
+        <w:rPr>
+          <w:rFonts w:ascii="BIZ UDPGothic" w:hAnsi="BIZ UDPGothic" w:eastAsia="BIZ UDPGothic"/>
+          <w:b/>
+          <w:i w:val="0"/>
+          <w:color w:val="20242C"/>
+          <w:sz w:val="56"/>
+        </w:rPr>
+        <w:t>Editor 詳細設計書</w:t>
+      </w:r>
+      <w:r>
+        <w:rPr>
+          <w:rFonts w:ascii="BIZ UDGothic" w:hAnsi="BIZ UDGothic" w:eastAsia="BIZ UDGothic"/>
           <w:b w:val="0"/>
           <w:i w:val="0"/>
           <w:color w:val="606874"/>
           <w:sz w:val="22"/>
+        </w:rPr>
+        <w:t xml:space="preserve">   v1.0</w:t>
+      </w:r>
+    </w:p>
+    <w:p>
+      <w:pPr>
+        <w:spacing w:after="160"/>
+      </w:pPr>
+      <w:r>
+        <w:rPr>
+          <w:rFonts w:ascii="BIZ UDGothic" w:hAnsi="BIZ UDGothic" w:eastAsia="BIZ UDGothic"/>
+          <w:b w:val="0"/>
+          <w:i w:val="0"/>
+          <w:color w:val="606874"/>
+          <w:sz w:val="20"/>
         </w:rPr>
         <w:t>Jinja2 テンプレート GUI 編集 Web アプリ ／ エンジニア向け（保守・改修用）</w:t>
       </w:r>
@@ -32,12 +66,112 @@
       </w:pPr>
       <w:r>
         <w:rPr>
-          <w:rFonts w:ascii="Meiryo UI" w:hAnsi="Meiryo UI" w:eastAsia="Meiryo UI"/>
+          <w:rFonts w:ascii="BIZ UDPGothic" w:hAnsi="BIZ UDPGothic" w:eastAsia="BIZ UDPGothic"/>
           <w:b w:val="0"/>
           <w:i w:val="0"/>
-          <w:sz w:val="19"/>
-        </w:rPr>
-        <w:t>版: 1.0</w:t>
+          <w:sz w:val="21"/>
+        </w:rPr>
+        <w:t xml:space="preserve">本書は Editor（運報自動化テンプレート編集 Web アプリ）の構造・データ抽象化・ドメインモデル・フェーズ2（REST + SQL Server）を記述する。一次資料は </w:t>
+      </w:r>
+      <w:r>
+        <w:rPr>
+          <w:rFonts w:ascii="BIZ UDGothic" w:hAnsi="BIZ UDGothic" w:eastAsia="BIZ UDGothic"/>
+          <w:b w:val="0"/>
+          <w:i w:val="0"/>
+          <w:sz w:val="20"/>
+        </w:rPr>
+        <w:t>editor/README.md</w:t>
+      </w:r>
+      <w:r>
+        <w:rPr>
+          <w:rFonts w:ascii="BIZ UDPGothic" w:hAnsi="BIZ UDPGothic" w:eastAsia="BIZ UDPGothic"/>
+          <w:b w:val="0"/>
+          <w:i w:val="0"/>
+          <w:sz w:val="21"/>
+        </w:rPr>
+        <w:t>・</w:t>
+      </w:r>
+      <w:r>
+        <w:rPr>
+          <w:rFonts w:ascii="BIZ UDGothic" w:hAnsi="BIZ UDGothic" w:eastAsia="BIZ UDGothic"/>
+          <w:b w:val="0"/>
+          <w:i w:val="0"/>
+          <w:sz w:val="20"/>
+        </w:rPr>
+        <w:t>editor/CONTRIBUTING.md</w:t>
+      </w:r>
+      <w:r>
+        <w:rPr>
+          <w:rFonts w:ascii="BIZ UDPGothic" w:hAnsi="BIZ UDPGothic" w:eastAsia="BIZ UDPGothic"/>
+          <w:b w:val="0"/>
+          <w:i w:val="0"/>
+          <w:sz w:val="21"/>
+        </w:rPr>
+        <w:t>・</w:t>
+      </w:r>
+      <w:r>
+        <w:rPr>
+          <w:rFonts w:ascii="BIZ UDGothic" w:hAnsi="BIZ UDGothic" w:eastAsia="BIZ UDGothic"/>
+          <w:b w:val="0"/>
+          <w:i w:val="0"/>
+          <w:sz w:val="20"/>
+        </w:rPr>
+        <w:t>shared/src/</w:t>
+      </w:r>
+      <w:r>
+        <w:rPr>
+          <w:rFonts w:ascii="BIZ UDPGothic" w:hAnsi="BIZ UDPGothic" w:eastAsia="BIZ UDPGothic"/>
+          <w:b w:val="0"/>
+          <w:i w:val="0"/>
+          <w:sz w:val="21"/>
+        </w:rPr>
+        <w:t xml:space="preserve"> の型と Repository 契約・</w:t>
+      </w:r>
+      <w:r>
+        <w:rPr>
+          <w:rFonts w:ascii="BIZ UDGothic" w:hAnsi="BIZ UDGothic" w:eastAsia="BIZ UDGothic"/>
+          <w:b w:val="0"/>
+          <w:i w:val="0"/>
+          <w:sz w:val="20"/>
+        </w:rPr>
+        <w:t>server/</w:t>
+      </w:r>
+      <w:r>
+        <w:rPr>
+          <w:rFonts w:ascii="BIZ UDPGothic" w:hAnsi="BIZ UDPGothic" w:eastAsia="BIZ UDPGothic"/>
+          <w:b w:val="0"/>
+          <w:i w:val="0"/>
+          <w:sz w:val="21"/>
+        </w:rPr>
+        <w:t xml:space="preserve"> 各層。</w:t>
+      </w:r>
+    </w:p>
+    <w:p>
+      <w:pPr>
+        <w:spacing w:before="200" w:after="60"/>
+        <w:pBdr>
+          <w:bottom w:val="single" w:sz="6" w:space="4" w:color="CDD5DD"/>
+        </w:pBdr>
+      </w:pPr>
+      <w:r>
+        <w:rPr>
+          <w:rFonts w:ascii="BIZ UDGothic" w:hAnsi="BIZ UDGothic" w:eastAsia="BIZ UDGothic"/>
+          <w:b/>
+          <w:i w:val="0"/>
+          <w:color w:val="1F5C99"/>
+          <w:sz w:val="30"/>
+        </w:rPr>
+        <w:t xml:space="preserve">1. </w:t>
+      </w:r>
+      <w:r>
+        <w:rPr>
+          <w:rFonts w:ascii="BIZ UDPGothic" w:hAnsi="BIZ UDPGothic" w:eastAsia="BIZ UDPGothic"/>
+          <w:b/>
+          <w:i w:val="0"/>
+          <w:color w:val="20242C"/>
+          <w:sz w:val="30"/>
+        </w:rPr>
+        <w:t>概要・目的</w:t>
       </w:r>
     </w:p>
     <w:p>
@@ -46,108 +180,7 @@
       </w:pPr>
       <w:r>
         <w:rPr>
-          <w:rFonts w:ascii="Meiryo UI" w:hAnsi="Meiryo UI" w:eastAsia="Meiryo UI"/>
-          <w:b w:val="0"/>
-          <w:i w:val="0"/>
-          <w:sz w:val="21"/>
-        </w:rPr>
-        <w:t xml:space="preserve">本書は Editor（運報自動化テンプレート編集 Web アプリ）の構造・データ抽象化・ドメインモデル・フェーズ2（REST + SQL Server）を記述する。一次資料は </w:t>
-      </w:r>
-      <w:r>
-        <w:rPr>
-          <w:rFonts w:ascii="ＭＳ ゴシック" w:hAnsi="ＭＳ ゴシック" w:eastAsia="ＭＳ ゴシック"/>
-          <w:b w:val="0"/>
-          <w:i w:val="0"/>
-          <w:sz w:val="20"/>
-        </w:rPr>
-        <w:t>editor/README.md</w:t>
-      </w:r>
-      <w:r>
-        <w:rPr>
-          <w:rFonts w:ascii="Meiryo UI" w:hAnsi="Meiryo UI" w:eastAsia="Meiryo UI"/>
-          <w:b w:val="0"/>
-          <w:i w:val="0"/>
-          <w:sz w:val="21"/>
-        </w:rPr>
-        <w:t>・</w:t>
-      </w:r>
-      <w:r>
-        <w:rPr>
-          <w:rFonts w:ascii="ＭＳ ゴシック" w:hAnsi="ＭＳ ゴシック" w:eastAsia="ＭＳ ゴシック"/>
-          <w:b w:val="0"/>
-          <w:i w:val="0"/>
-          <w:sz w:val="20"/>
-        </w:rPr>
-        <w:t>editor/CONTRIBUTING.md</w:t>
-      </w:r>
-      <w:r>
-        <w:rPr>
-          <w:rFonts w:ascii="Meiryo UI" w:hAnsi="Meiryo UI" w:eastAsia="Meiryo UI"/>
-          <w:b w:val="0"/>
-          <w:i w:val="0"/>
-          <w:sz w:val="21"/>
-        </w:rPr>
-        <w:t>・</w:t>
-      </w:r>
-      <w:r>
-        <w:rPr>
-          <w:rFonts w:ascii="ＭＳ ゴシック" w:hAnsi="ＭＳ ゴシック" w:eastAsia="ＭＳ ゴシック"/>
-          <w:b w:val="0"/>
-          <w:i w:val="0"/>
-          <w:sz w:val="20"/>
-        </w:rPr>
-        <w:t>shared/src/</w:t>
-      </w:r>
-      <w:r>
-        <w:rPr>
-          <w:rFonts w:ascii="Meiryo UI" w:hAnsi="Meiryo UI" w:eastAsia="Meiryo UI"/>
-          <w:b w:val="0"/>
-          <w:i w:val="0"/>
-          <w:sz w:val="21"/>
-        </w:rPr>
-        <w:t xml:space="preserve"> の型と Repository 契約・</w:t>
-      </w:r>
-      <w:r>
-        <w:rPr>
-          <w:rFonts w:ascii="ＭＳ ゴシック" w:hAnsi="ＭＳ ゴシック" w:eastAsia="ＭＳ ゴシック"/>
-          <w:b w:val="0"/>
-          <w:i w:val="0"/>
-          <w:sz w:val="20"/>
-        </w:rPr>
-        <w:t>server/</w:t>
-      </w:r>
-      <w:r>
-        <w:rPr>
-          <w:rFonts w:ascii="Meiryo UI" w:hAnsi="Meiryo UI" w:eastAsia="Meiryo UI"/>
-          <w:b w:val="0"/>
-          <w:i w:val="0"/>
-          <w:sz w:val="21"/>
-        </w:rPr>
-        <w:t xml:space="preserve"> 各層。</w:t>
-      </w:r>
-    </w:p>
-    <w:p>
-      <w:pPr>
-        <w:spacing w:before="200" w:after="60"/>
-      </w:pPr>
-      <w:r>
-        <w:rPr>
-          <w:rFonts w:ascii="Meiryo UI" w:hAnsi="Meiryo UI" w:eastAsia="Meiryo UI"/>
-          <w:b/>
-          <w:i w:val="0"/>
-          <w:color w:val="1F5C99"/>
-          <w:sz w:val="30"/>
-        </w:rPr>
-        <w:t>1. 概要・目的</w:t>
-      </w:r>
-    </w:p>
-    <w:p>
-      <w:pPr>
-        <w:spacing w:after="80"/>
-      </w:pPr>
-      <w:r>
-        <w:rPr>
-          <w:rFonts w:ascii="Meiryo UI" w:hAnsi="Meiryo UI" w:eastAsia="Meiryo UI"/>
+          <w:rFonts w:ascii="BIZ UDPGothic" w:hAnsi="BIZ UDPGothic" w:eastAsia="BIZ UDPGothic"/>
           <w:b w:val="0"/>
           <w:i w:val="0"/>
           <w:sz w:val="21"/>
@@ -163,7 +196,7 @@
       </w:pPr>
       <w:r>
         <w:rPr>
-          <w:rFonts w:ascii="Meiryo UI" w:hAnsi="Meiryo UI" w:eastAsia="Meiryo UI"/>
+          <w:rFonts w:ascii="BIZ UDPGothic" w:hAnsi="BIZ UDPGothic" w:eastAsia="BIZ UDPGothic"/>
           <w:b/>
           <w:i w:val="0"/>
           <w:sz w:val="21"/>
@@ -172,7 +205,7 @@
       </w:r>
       <w:r>
         <w:rPr>
-          <w:rFonts w:ascii="Meiryo UI" w:hAnsi="Meiryo UI" w:eastAsia="Meiryo UI"/>
+          <w:rFonts w:ascii="BIZ UDPGothic" w:hAnsi="BIZ UDPGothic" w:eastAsia="BIZ UDPGothic"/>
           <w:b w:val="0"/>
           <w:i w:val="0"/>
           <w:sz w:val="21"/>
@@ -181,7 +214,7 @@
       </w:r>
       <w:r>
         <w:rPr>
-          <w:rFonts w:ascii="ＭＳ ゴシック" w:hAnsi="ＭＳ ゴシック" w:eastAsia="ＭＳ ゴシック"/>
+          <w:rFonts w:ascii="BIZ UDGothic" w:hAnsi="BIZ UDGothic" w:eastAsia="BIZ UDGothic"/>
           <w:b w:val="0"/>
           <w:i w:val="0"/>
           <w:sz w:val="20"/>
@@ -190,7 +223,7 @@
       </w:r>
       <w:r>
         <w:rPr>
-          <w:rFonts w:ascii="Meiryo UI" w:hAnsi="Meiryo UI" w:eastAsia="Meiryo UI"/>
+          <w:rFonts w:ascii="BIZ UDPGothic" w:hAnsi="BIZ UDPGothic" w:eastAsia="BIZ UDPGothic"/>
           <w:b w:val="0"/>
           <w:i w:val="0"/>
           <w:sz w:val="21"/>
@@ -199,7 +232,7 @@
       </w:r>
       <w:r>
         <w:rPr>
-          <w:rFonts w:ascii="ＭＳ ゴシック" w:hAnsi="ＭＳ ゴシック" w:eastAsia="ＭＳ ゴシック"/>
+          <w:rFonts w:ascii="BIZ UDGothic" w:hAnsi="BIZ UDGothic" w:eastAsia="BIZ UDGothic"/>
           <w:b w:val="0"/>
           <w:i w:val="0"/>
           <w:sz w:val="20"/>
@@ -208,7 +241,7 @@
       </w:r>
       <w:r>
         <w:rPr>
-          <w:rFonts w:ascii="Meiryo UI" w:hAnsi="Meiryo UI" w:eastAsia="Meiryo UI"/>
+          <w:rFonts w:ascii="BIZ UDPGothic" w:hAnsi="BIZ UDPGothic" w:eastAsia="BIZ UDPGothic"/>
           <w:b w:val="0"/>
           <w:i w:val="0"/>
           <w:sz w:val="21"/>
@@ -217,7 +250,7 @@
       </w:r>
       <w:r>
         <w:rPr>
-          <w:rFonts w:ascii="ＭＳ ゴシック" w:hAnsi="ＭＳ ゴシック" w:eastAsia="ＭＳ ゴシック"/>
+          <w:rFonts w:ascii="BIZ UDGothic" w:hAnsi="BIZ UDGothic" w:eastAsia="BIZ UDGothic"/>
           <w:b w:val="0"/>
           <w:i w:val="0"/>
           <w:sz w:val="20"/>
@@ -226,7 +259,7 @@
       </w:r>
       <w:r>
         <w:rPr>
-          <w:rFonts w:ascii="Meiryo UI" w:hAnsi="Meiryo UI" w:eastAsia="Meiryo UI"/>
+          <w:rFonts w:ascii="BIZ UDPGothic" w:hAnsi="BIZ UDPGothic" w:eastAsia="BIZ UDPGothic"/>
           <w:b w:val="0"/>
           <w:i w:val="0"/>
           <w:sz w:val="21"/>
@@ -242,7 +275,7 @@
       </w:pPr>
       <w:r>
         <w:rPr>
-          <w:rFonts w:ascii="Meiryo UI" w:hAnsi="Meiryo UI" w:eastAsia="Meiryo UI"/>
+          <w:rFonts w:ascii="BIZ UDPGothic" w:hAnsi="BIZ UDPGothic" w:eastAsia="BIZ UDPGothic"/>
           <w:b/>
           <w:i w:val="0"/>
           <w:sz w:val="21"/>
@@ -251,7 +284,7 @@
       </w:r>
       <w:r>
         <w:rPr>
-          <w:rFonts w:ascii="Meiryo UI" w:hAnsi="Meiryo UI" w:eastAsia="Meiryo UI"/>
+          <w:rFonts w:ascii="BIZ UDPGothic" w:hAnsi="BIZ UDPGothic" w:eastAsia="BIZ UDPGothic"/>
           <w:b w:val="0"/>
           <w:i w:val="0"/>
           <w:sz w:val="21"/>
@@ -267,7 +300,7 @@
       </w:pPr>
       <w:r>
         <w:rPr>
-          <w:rFonts w:ascii="Meiryo UI" w:hAnsi="Meiryo UI" w:eastAsia="Meiryo UI"/>
+          <w:rFonts w:ascii="BIZ UDPGothic" w:hAnsi="BIZ UDPGothic" w:eastAsia="BIZ UDPGothic"/>
           <w:b/>
           <w:i w:val="0"/>
           <w:sz w:val="21"/>
@@ -276,7 +309,7 @@
       </w:r>
       <w:r>
         <w:rPr>
-          <w:rFonts w:ascii="Meiryo UI" w:hAnsi="Meiryo UI" w:eastAsia="Meiryo UI"/>
+          <w:rFonts w:ascii="BIZ UDPGothic" w:hAnsi="BIZ UDPGothic" w:eastAsia="BIZ UDPGothic"/>
           <w:b w:val="0"/>
           <w:i w:val="0"/>
           <w:sz w:val="21"/>
@@ -285,7 +318,7 @@
       </w:r>
       <w:r>
         <w:rPr>
-          <w:rFonts w:ascii="ＭＳ ゴシック" w:hAnsi="ＭＳ ゴシック" w:eastAsia="ＭＳ ゴシック"/>
+          <w:rFonts w:ascii="BIZ UDGothic" w:hAnsi="BIZ UDGothic" w:eastAsia="BIZ UDGothic"/>
           <w:b w:val="0"/>
           <w:i w:val="0"/>
           <w:sz w:val="20"/>
@@ -294,7 +327,7 @@
       </w:r>
       <w:r>
         <w:rPr>
-          <w:rFonts w:ascii="Meiryo UI" w:hAnsi="Meiryo UI" w:eastAsia="Meiryo UI"/>
+          <w:rFonts w:ascii="BIZ UDPGothic" w:hAnsi="BIZ UDPGothic" w:eastAsia="BIZ UDPGothic"/>
           <w:b w:val="0"/>
           <w:i w:val="0"/>
           <w:sz w:val="21"/>
@@ -310,7 +343,7 @@
       </w:pPr>
       <w:r>
         <w:rPr>
-          <w:rFonts w:ascii="Meiryo UI" w:hAnsi="Meiryo UI" w:eastAsia="Meiryo UI"/>
+          <w:rFonts w:ascii="BIZ UDPGothic" w:hAnsi="BIZ UDPGothic" w:eastAsia="BIZ UDPGothic"/>
           <w:b/>
           <w:i w:val="0"/>
           <w:sz w:val="21"/>
@@ -319,7 +352,7 @@
       </w:r>
       <w:r>
         <w:rPr>
-          <w:rFonts w:ascii="Meiryo UI" w:hAnsi="Meiryo UI" w:eastAsia="Meiryo UI"/>
+          <w:rFonts w:ascii="BIZ UDPGothic" w:hAnsi="BIZ UDPGothic" w:eastAsia="BIZ UDPGothic"/>
           <w:b w:val="0"/>
           <w:i w:val="0"/>
           <w:sz w:val="21"/>
@@ -328,7 +361,7 @@
       </w:r>
       <w:r>
         <w:rPr>
-          <w:rFonts w:ascii="ＭＳ ゴシック" w:hAnsi="ＭＳ ゴシック" w:eastAsia="ＭＳ ゴシック"/>
+          <w:rFonts w:ascii="BIZ UDGothic" w:hAnsi="BIZ UDGothic" w:eastAsia="BIZ UDGothic"/>
           <w:b w:val="0"/>
           <w:i w:val="0"/>
           <w:sz w:val="20"/>
@@ -337,7 +370,7 @@
       </w:r>
       <w:r>
         <w:rPr>
-          <w:rFonts w:ascii="Meiryo UI" w:hAnsi="Meiryo UI" w:eastAsia="Meiryo UI"/>
+          <w:rFonts w:ascii="BIZ UDPGothic" w:hAnsi="BIZ UDPGothic" w:eastAsia="BIZ UDPGothic"/>
           <w:b w:val="0"/>
           <w:i w:val="0"/>
           <w:sz w:val="21"/>
@@ -353,7 +386,7 @@
       </w:pPr>
       <w:r>
         <w:rPr>
-          <w:rFonts w:ascii="Meiryo UI" w:hAnsi="Meiryo UI" w:eastAsia="Meiryo UI"/>
+          <w:rFonts w:ascii="BIZ UDPGothic" w:hAnsi="BIZ UDPGothic" w:eastAsia="BIZ UDPGothic"/>
           <w:b/>
           <w:i w:val="0"/>
           <w:sz w:val="21"/>
@@ -362,7 +395,7 @@
       </w:r>
       <w:r>
         <w:rPr>
-          <w:rFonts w:ascii="Meiryo UI" w:hAnsi="Meiryo UI" w:eastAsia="Meiryo UI"/>
+          <w:rFonts w:ascii="BIZ UDPGothic" w:hAnsi="BIZ UDPGothic" w:eastAsia="BIZ UDPGothic"/>
           <w:b w:val="0"/>
           <w:i w:val="0"/>
           <w:sz w:val="21"/>
@@ -373,16 +406,29 @@
     <w:p>
       <w:pPr>
         <w:spacing w:before="200" w:after="60"/>
+        <w:pBdr>
+          <w:bottom w:val="single" w:sz="6" w:space="4" w:color="CDD5DD"/>
+        </w:pBdr>
       </w:pPr>
       <w:r>
         <w:rPr>
-          <w:rFonts w:ascii="Meiryo UI" w:hAnsi="Meiryo UI" w:eastAsia="Meiryo UI"/>
+          <w:rFonts w:ascii="BIZ UDGothic" w:hAnsi="BIZ UDGothic" w:eastAsia="BIZ UDGothic"/>
           <w:b/>
           <w:i w:val="0"/>
           <w:color w:val="1F5C99"/>
           <w:sz w:val="30"/>
         </w:rPr>
-        <w:t>2. 全体アーキテクチャ（npm workspaces）</w:t>
+        <w:t xml:space="preserve">2. </w:t>
+      </w:r>
+      <w:r>
+        <w:rPr>
+          <w:rFonts w:ascii="BIZ UDPGothic" w:hAnsi="BIZ UDPGothic" w:eastAsia="BIZ UDPGothic"/>
+          <w:b/>
+          <w:i w:val="0"/>
+          <w:color w:val="20242C"/>
+          <w:sz w:val="30"/>
+        </w:rPr>
+        <w:t>全体アーキテクチャ（npm workspaces）</w:t>
       </w:r>
     </w:p>
     <w:p>
@@ -391,7 +437,7 @@
       </w:pPr>
       <w:r>
         <w:rPr>
-          <w:rFonts w:ascii="Meiryo UI" w:hAnsi="Meiryo UI" w:eastAsia="Meiryo UI"/>
+          <w:rFonts w:ascii="BIZ UDPGothic" w:hAnsi="BIZ UDPGothic" w:eastAsia="BIZ UDPGothic"/>
           <w:b w:val="0"/>
           <w:i w:val="0"/>
           <w:sz w:val="21"/>
@@ -400,7 +446,7 @@
       </w:r>
       <w:r>
         <w:rPr>
-          <w:rFonts w:ascii="ＭＳ ゴシック" w:hAnsi="ＭＳ ゴシック" w:eastAsia="ＭＳ ゴシック"/>
+          <w:rFonts w:ascii="BIZ UDGothic" w:hAnsi="BIZ UDGothic" w:eastAsia="BIZ UDGothic"/>
           <w:b w:val="0"/>
           <w:i w:val="0"/>
           <w:sz w:val="20"/>
@@ -409,7 +455,7 @@
       </w:r>
       <w:r>
         <w:rPr>
-          <w:rFonts w:ascii="Meiryo UI" w:hAnsi="Meiryo UI" w:eastAsia="Meiryo UI"/>
+          <w:rFonts w:ascii="BIZ UDPGothic" w:hAnsi="BIZ UDPGothic" w:eastAsia="BIZ UDPGothic"/>
           <w:b w:val="0"/>
           <w:i w:val="0"/>
           <w:sz w:val="21"/>
@@ -418,7 +464,7 @@
       </w:r>
       <w:r>
         <w:rPr>
-          <w:rFonts w:ascii="ＭＳ ゴシック" w:hAnsi="ＭＳ ゴシック" w:eastAsia="ＭＳ ゴシック"/>
+          <w:rFonts w:ascii="BIZ UDGothic" w:hAnsi="BIZ UDGothic" w:eastAsia="BIZ UDGothic"/>
           <w:b w:val="0"/>
           <w:i w:val="0"/>
           <w:sz w:val="20"/>
@@ -427,7 +473,7 @@
       </w:r>
       <w:r>
         <w:rPr>
-          <w:rFonts w:ascii="Meiryo UI" w:hAnsi="Meiryo UI" w:eastAsia="Meiryo UI"/>
+          <w:rFonts w:ascii="BIZ UDPGothic" w:hAnsi="BIZ UDPGothic" w:eastAsia="BIZ UDPGothic"/>
           <w:b w:val="0"/>
           <w:i w:val="0"/>
           <w:sz w:val="21"/>
@@ -437,7 +483,6 @@
     </w:p>
     <w:tbl>
       <w:tblPr>
-        <w:tblStyle w:val="LightGrid-Accent1"/>
         <w:tblW w:type="auto" w:w="0"/>
         <w:jc w:val="left"/>
         <w:tblLook w:firstColumn="1" w:firstRow="1" w:lastColumn="0" w:lastRow="0" w:noHBand="0" w:noVBand="1" w:val="04A0"/>
@@ -450,15 +495,19 @@
         <w:tc>
           <w:tcPr>
             <w:tcW w:type="dxa" w:w="4873"/>
+            <w:tcBorders>
+              <w:bottom w:val="single" w:sz="12" w:space="0" w:color="20242C"/>
+            </w:tcBorders>
           </w:tcPr>
           <w:p>
             <w:r/>
             <w:r>
               <w:rPr>
-                <w:rFonts w:ascii="Meiryo UI" w:hAnsi="Meiryo UI" w:eastAsia="Meiryo UI"/>
+                <w:rFonts w:ascii="BIZ UDPGothic" w:hAnsi="BIZ UDPGothic" w:eastAsia="BIZ UDPGothic"/>
                 <w:b/>
                 <w:i w:val="0"/>
-                <w:sz w:val="19"/>
+                <w:color w:val="1F5C99"/>
+                <w:sz w:val="20"/>
               </w:rPr>
               <w:t>ワークスペース</w:t>
             </w:r>
@@ -467,15 +516,19 @@
         <w:tc>
           <w:tcPr>
             <w:tcW w:type="dxa" w:w="4873"/>
+            <w:tcBorders>
+              <w:bottom w:val="single" w:sz="12" w:space="0" w:color="20242C"/>
+            </w:tcBorders>
           </w:tcPr>
           <w:p>
             <w:r/>
             <w:r>
               <w:rPr>
-                <w:rFonts w:ascii="Meiryo UI" w:hAnsi="Meiryo UI" w:eastAsia="Meiryo UI"/>
+                <w:rFonts w:ascii="BIZ UDPGothic" w:hAnsi="BIZ UDPGothic" w:eastAsia="BIZ UDPGothic"/>
                 <w:b/>
                 <w:i w:val="0"/>
-                <w:sz w:val="19"/>
+                <w:color w:val="1F5C99"/>
+                <w:sz w:val="20"/>
               </w:rPr>
               <w:t>責務</w:t>
             </w:r>
@@ -486,12 +539,15 @@
         <w:tc>
           <w:tcPr>
             <w:tcW w:type="dxa" w:w="4873"/>
+            <w:tcBorders>
+              <w:bottom w:val="single" w:sz="8" w:space="0" w:color="E8ECF0"/>
+            </w:tcBorders>
           </w:tcPr>
           <w:p>
             <w:r/>
             <w:r>
               <w:rPr>
-                <w:rFonts w:ascii="ＭＳ ゴシック" w:hAnsi="ＭＳ ゴシック" w:eastAsia="ＭＳ ゴシック"/>
+                <w:rFonts w:ascii="BIZ UDGothic" w:hAnsi="BIZ UDGothic" w:eastAsia="BIZ UDGothic"/>
                 <w:b w:val="0"/>
                 <w:i w:val="0"/>
                 <w:sz w:val="18"/>
@@ -500,7 +556,7 @@
             </w:r>
             <w:r>
               <w:rPr>
-                <w:rFonts w:ascii="Meiryo UI" w:hAnsi="Meiryo UI" w:eastAsia="Meiryo UI"/>
+                <w:rFonts w:ascii="BIZ UDPGothic" w:hAnsi="BIZ UDPGothic" w:eastAsia="BIZ UDPGothic"/>
                 <w:b w:val="0"/>
                 <w:i w:val="0"/>
                 <w:sz w:val="19"/>
@@ -509,7 +565,7 @@
             </w:r>
             <w:r>
               <w:rPr>
-                <w:rFonts w:ascii="ＭＳ ゴシック" w:hAnsi="ＭＳ ゴシック" w:eastAsia="ＭＳ ゴシック"/>
+                <w:rFonts w:ascii="BIZ UDGothic" w:hAnsi="BIZ UDGothic" w:eastAsia="BIZ UDGothic"/>
                 <w:b w:val="0"/>
                 <w:i w:val="0"/>
                 <w:sz w:val="18"/>
@@ -518,7 +574,7 @@
             </w:r>
             <w:r>
               <w:rPr>
-                <w:rFonts w:ascii="Meiryo UI" w:hAnsi="Meiryo UI" w:eastAsia="Meiryo UI"/>
+                <w:rFonts w:ascii="BIZ UDPGothic" w:hAnsi="BIZ UDPGothic" w:eastAsia="BIZ UDPGothic"/>
                 <w:b w:val="0"/>
                 <w:i w:val="0"/>
                 <w:sz w:val="19"/>
@@ -530,12 +586,15 @@
         <w:tc>
           <w:tcPr>
             <w:tcW w:type="dxa" w:w="4873"/>
+            <w:tcBorders>
+              <w:bottom w:val="single" w:sz="8" w:space="0" w:color="E8ECF0"/>
+            </w:tcBorders>
           </w:tcPr>
           <w:p>
             <w:r/>
             <w:r>
               <w:rPr>
-                <w:rFonts w:ascii="Meiryo UI" w:hAnsi="Meiryo UI" w:eastAsia="Meiryo UI"/>
+                <w:rFonts w:ascii="BIZ UDPGothic" w:hAnsi="BIZ UDPGothic" w:eastAsia="BIZ UDPGothic"/>
                 <w:b w:val="0"/>
                 <w:i w:val="0"/>
                 <w:sz w:val="19"/>
@@ -544,7 +603,7 @@
             </w:r>
             <w:r>
               <w:rPr>
-                <w:rFonts w:ascii="ＭＳ ゴシック" w:hAnsi="ＭＳ ゴシック" w:eastAsia="ＭＳ ゴシック"/>
+                <w:rFonts w:ascii="BIZ UDGothic" w:hAnsi="BIZ UDGothic" w:eastAsia="BIZ UDGothic"/>
                 <w:b w:val="0"/>
                 <w:i w:val="0"/>
                 <w:sz w:val="18"/>
@@ -553,7 +612,7 @@
             </w:r>
             <w:r>
               <w:rPr>
-                <w:rFonts w:ascii="Meiryo UI" w:hAnsi="Meiryo UI" w:eastAsia="Meiryo UI"/>
+                <w:rFonts w:ascii="BIZ UDPGothic" w:hAnsi="BIZ UDPGothic" w:eastAsia="BIZ UDPGothic"/>
                 <w:b w:val="0"/>
                 <w:i w:val="0"/>
                 <w:sz w:val="19"/>
@@ -562,7 +621,7 @@
             </w:r>
             <w:r>
               <w:rPr>
-                <w:rFonts w:ascii="ＭＳ ゴシック" w:hAnsi="ＭＳ ゴシック" w:eastAsia="ＭＳ ゴシック"/>
+                <w:rFonts w:ascii="BIZ UDGothic" w:hAnsi="BIZ UDGothic" w:eastAsia="BIZ UDGothic"/>
                 <w:b w:val="0"/>
                 <w:i w:val="0"/>
                 <w:sz w:val="18"/>
@@ -571,7 +630,7 @@
             </w:r>
             <w:r>
               <w:rPr>
-                <w:rFonts w:ascii="Meiryo UI" w:hAnsi="Meiryo UI" w:eastAsia="Meiryo UI"/>
+                <w:rFonts w:ascii="BIZ UDPGothic" w:hAnsi="BIZ UDPGothic" w:eastAsia="BIZ UDPGothic"/>
                 <w:b w:val="0"/>
                 <w:i w:val="0"/>
                 <w:sz w:val="19"/>
@@ -585,12 +644,15 @@
         <w:tc>
           <w:tcPr>
             <w:tcW w:type="dxa" w:w="4873"/>
+            <w:tcBorders>
+              <w:bottom w:val="single" w:sz="8" w:space="0" w:color="E8ECF0"/>
+            </w:tcBorders>
           </w:tcPr>
           <w:p>
             <w:r/>
             <w:r>
               <w:rPr>
-                <w:rFonts w:ascii="ＭＳ ゴシック" w:hAnsi="ＭＳ ゴシック" w:eastAsia="ＭＳ ゴシック"/>
+                <w:rFonts w:ascii="BIZ UDGothic" w:hAnsi="BIZ UDGothic" w:eastAsia="BIZ UDGothic"/>
                 <w:b w:val="0"/>
                 <w:i w:val="0"/>
                 <w:sz w:val="18"/>
@@ -602,12 +664,15 @@
         <w:tc>
           <w:tcPr>
             <w:tcW w:type="dxa" w:w="4873"/>
+            <w:tcBorders>
+              <w:bottom w:val="single" w:sz="8" w:space="0" w:color="E8ECF0"/>
+            </w:tcBorders>
           </w:tcPr>
           <w:p>
             <w:r/>
             <w:r>
               <w:rPr>
-                <w:rFonts w:ascii="Meiryo UI" w:hAnsi="Meiryo UI" w:eastAsia="Meiryo UI"/>
+                <w:rFonts w:ascii="BIZ UDPGothic" w:hAnsi="BIZ UDPGothic" w:eastAsia="BIZ UDPGothic"/>
                 <w:b w:val="0"/>
                 <w:i w:val="0"/>
                 <w:sz w:val="19"/>
@@ -621,12 +686,15 @@
         <w:tc>
           <w:tcPr>
             <w:tcW w:type="dxa" w:w="4873"/>
+            <w:tcBorders>
+              <w:bottom w:val="single" w:sz="8" w:space="0" w:color="E8ECF0"/>
+            </w:tcBorders>
           </w:tcPr>
           <w:p>
             <w:r/>
             <w:r>
               <w:rPr>
-                <w:rFonts w:ascii="ＭＳ ゴシック" w:hAnsi="ＭＳ ゴシック" w:eastAsia="ＭＳ ゴシック"/>
+                <w:rFonts w:ascii="BIZ UDGothic" w:hAnsi="BIZ UDGothic" w:eastAsia="BIZ UDGothic"/>
                 <w:b w:val="0"/>
                 <w:i w:val="0"/>
                 <w:sz w:val="18"/>
@@ -638,12 +706,15 @@
         <w:tc>
           <w:tcPr>
             <w:tcW w:type="dxa" w:w="4873"/>
+            <w:tcBorders>
+              <w:bottom w:val="single" w:sz="8" w:space="0" w:color="E8ECF0"/>
+            </w:tcBorders>
           </w:tcPr>
           <w:p>
             <w:r/>
             <w:r>
               <w:rPr>
-                <w:rFonts w:ascii="Meiryo UI" w:hAnsi="Meiryo UI" w:eastAsia="Meiryo UI"/>
+                <w:rFonts w:ascii="BIZ UDPGothic" w:hAnsi="BIZ UDPGothic" w:eastAsia="BIZ UDPGothic"/>
                 <w:b w:val="0"/>
                 <w:i w:val="0"/>
                 <w:sz w:val="19"/>
@@ -657,12 +728,15 @@
         <w:tc>
           <w:tcPr>
             <w:tcW w:type="dxa" w:w="4873"/>
+            <w:tcBorders>
+              <w:bottom w:val="single" w:sz="8" w:space="0" w:color="E8ECF0"/>
+            </w:tcBorders>
           </w:tcPr>
           <w:p>
             <w:r/>
             <w:r>
               <w:rPr>
-                <w:rFonts w:ascii="ＭＳ ゴシック" w:hAnsi="ＭＳ ゴシック" w:eastAsia="ＭＳ ゴシック"/>
+                <w:rFonts w:ascii="BIZ UDGothic" w:hAnsi="BIZ UDGothic" w:eastAsia="BIZ UDGothic"/>
                 <w:b w:val="0"/>
                 <w:i w:val="0"/>
                 <w:sz w:val="18"/>
@@ -674,12 +748,15 @@
         <w:tc>
           <w:tcPr>
             <w:tcW w:type="dxa" w:w="4873"/>
+            <w:tcBorders>
+              <w:bottom w:val="single" w:sz="8" w:space="0" w:color="E8ECF0"/>
+            </w:tcBorders>
           </w:tcPr>
           <w:p>
             <w:r/>
             <w:r>
               <w:rPr>
-                <w:rFonts w:ascii="Meiryo UI" w:hAnsi="Meiryo UI" w:eastAsia="Meiryo UI"/>
+                <w:rFonts w:ascii="BIZ UDPGothic" w:hAnsi="BIZ UDPGothic" w:eastAsia="BIZ UDPGothic"/>
                 <w:b w:val="0"/>
                 <w:i w:val="0"/>
                 <w:sz w:val="19"/>
@@ -693,11 +770,24 @@
     <w:p>
       <w:pPr>
         <w:spacing w:before="80" w:after="120"/>
-        <w:shd w:val="clear" w:color="auto" w:fill="EAF2FB"/>
+        <w:ind w:left="113"/>
+        <w:pBdr>
+          <w:left w:val="single" w:sz="16" w:space="8" w:color="1F5C99"/>
+        </w:pBdr>
       </w:pPr>
       <w:r>
         <w:rPr>
-          <w:rFonts w:ascii="ＭＳ ゴシック" w:hAnsi="ＭＳ ゴシック" w:eastAsia="ＭＳ ゴシック"/>
+          <w:rFonts w:ascii="BIZ UDGothic" w:hAnsi="BIZ UDGothic" w:eastAsia="BIZ UDGothic"/>
+          <w:b/>
+          <w:i w:val="0"/>
+          <w:color w:val="1F5C99"/>
+          <w:sz w:val="19"/>
+        </w:rPr>
+        <w:t xml:space="preserve">INFO — </w:t>
+      </w:r>
+      <w:r>
+        <w:rPr>
+          <w:rFonts w:ascii="BIZ UDGothic" w:hAnsi="BIZ UDGothic" w:eastAsia="BIZ UDGothic"/>
           <w:b w:val="0"/>
           <w:i w:val="0"/>
           <w:sz w:val="19"/>
@@ -706,7 +796,7 @@
       </w:r>
       <w:r>
         <w:rPr>
-          <w:rFonts w:ascii="Meiryo UI" w:hAnsi="Meiryo UI" w:eastAsia="Meiryo UI"/>
+          <w:rFonts w:ascii="BIZ UDPGothic" w:hAnsi="BIZ UDPGothic" w:eastAsia="BIZ UDPGothic"/>
           <w:b w:val="0"/>
           <w:i w:val="0"/>
           <w:sz w:val="20"/>
@@ -715,7 +805,7 @@
       </w:r>
       <w:r>
         <w:rPr>
-          <w:rFonts w:ascii="ＭＳ ゴシック" w:hAnsi="ＭＳ ゴシック" w:eastAsia="ＭＳ ゴシック"/>
+          <w:rFonts w:ascii="BIZ UDGothic" w:hAnsi="BIZ UDGothic" w:eastAsia="BIZ UDGothic"/>
           <w:b w:val="0"/>
           <w:i w:val="0"/>
           <w:sz w:val="19"/>
@@ -724,7 +814,7 @@
       </w:r>
       <w:r>
         <w:rPr>
-          <w:rFonts w:ascii="Meiryo UI" w:hAnsi="Meiryo UI" w:eastAsia="Meiryo UI"/>
+          <w:rFonts w:ascii="BIZ UDPGothic" w:hAnsi="BIZ UDPGothic" w:eastAsia="BIZ UDPGothic"/>
           <w:b w:val="0"/>
           <w:i w:val="0"/>
           <w:sz w:val="20"/>
@@ -733,7 +823,7 @@
       </w:r>
       <w:r>
         <w:rPr>
-          <w:rFonts w:ascii="ＭＳ ゴシック" w:hAnsi="ＭＳ ゴシック" w:eastAsia="ＭＳ ゴシック"/>
+          <w:rFonts w:ascii="BIZ UDGothic" w:hAnsi="BIZ UDGothic" w:eastAsia="BIZ UDGothic"/>
           <w:b w:val="0"/>
           <w:i w:val="0"/>
           <w:sz w:val="19"/>
@@ -742,7 +832,7 @@
       </w:r>
       <w:r>
         <w:rPr>
-          <w:rFonts w:ascii="Meiryo UI" w:hAnsi="Meiryo UI" w:eastAsia="Meiryo UI"/>
+          <w:rFonts w:ascii="BIZ UDPGothic" w:hAnsi="BIZ UDPGothic" w:eastAsia="BIZ UDPGothic"/>
           <w:b w:val="0"/>
           <w:i w:val="0"/>
           <w:sz w:val="20"/>
@@ -753,16 +843,29 @@
     <w:p>
       <w:pPr>
         <w:spacing w:before="200" w:after="60"/>
+        <w:pBdr>
+          <w:bottom w:val="single" w:sz="6" w:space="4" w:color="CDD5DD"/>
+        </w:pBdr>
       </w:pPr>
       <w:r>
         <w:rPr>
-          <w:rFonts w:ascii="Meiryo UI" w:hAnsi="Meiryo UI" w:eastAsia="Meiryo UI"/>
+          <w:rFonts w:ascii="BIZ UDGothic" w:hAnsi="BIZ UDGothic" w:eastAsia="BIZ UDGothic"/>
           <w:b/>
           <w:i w:val="0"/>
           <w:color w:val="1F5C99"/>
           <w:sz w:val="30"/>
         </w:rPr>
-        <w:t>3. データ抽象化と差し替え点（核心）</w:t>
+        <w:t xml:space="preserve">3. </w:t>
+      </w:r>
+      <w:r>
+        <w:rPr>
+          <w:rFonts w:ascii="BIZ UDPGothic" w:hAnsi="BIZ UDPGothic" w:eastAsia="BIZ UDPGothic"/>
+          <w:b/>
+          <w:i w:val="0"/>
+          <w:color w:val="20242C"/>
+          <w:sz w:val="30"/>
+        </w:rPr>
+        <w:t>データ抽象化と差し替え点（核心）</w:t>
       </w:r>
     </w:p>
     <w:p>
@@ -771,7 +874,7 @@
       </w:pPr>
       <w:r>
         <w:rPr>
-          <w:rFonts w:ascii="Meiryo UI" w:hAnsi="Meiryo UI" w:eastAsia="Meiryo UI"/>
+          <w:rFonts w:ascii="BIZ UDPGothic" w:hAnsi="BIZ UDPGothic" w:eastAsia="BIZ UDPGothic"/>
           <w:b w:val="0"/>
           <w:i w:val="0"/>
           <w:sz w:val="21"/>
@@ -780,7 +883,7 @@
       </w:r>
       <w:r>
         <w:rPr>
-          <w:rFonts w:ascii="Meiryo UI" w:hAnsi="Meiryo UI" w:eastAsia="Meiryo UI"/>
+          <w:rFonts w:ascii="BIZ UDPGothic" w:hAnsi="BIZ UDPGothic" w:eastAsia="BIZ UDPGothic"/>
           <w:b/>
           <w:i w:val="0"/>
           <w:sz w:val="21"/>
@@ -789,7 +892,7 @@
       </w:r>
       <w:r>
         <w:rPr>
-          <w:rFonts w:ascii="Meiryo UI" w:hAnsi="Meiryo UI" w:eastAsia="Meiryo UI"/>
+          <w:rFonts w:ascii="BIZ UDPGothic" w:hAnsi="BIZ UDPGothic" w:eastAsia="BIZ UDPGothic"/>
           <w:b w:val="0"/>
           <w:i w:val="0"/>
           <w:sz w:val="21"/>
@@ -798,7 +901,7 @@
       </w:r>
       <w:r>
         <w:rPr>
-          <w:rFonts w:ascii="ＭＳ ゴシック" w:hAnsi="ＭＳ ゴシック" w:eastAsia="ＭＳ ゴシック"/>
+          <w:rFonts w:ascii="BIZ UDGothic" w:hAnsi="BIZ UDGothic" w:eastAsia="BIZ UDGothic"/>
           <w:b w:val="0"/>
           <w:i w:val="0"/>
           <w:sz w:val="20"/>
@@ -807,7 +910,7 @@
       </w:r>
       <w:r>
         <w:rPr>
-          <w:rFonts w:ascii="Meiryo UI" w:hAnsi="Meiryo UI" w:eastAsia="Meiryo UI"/>
+          <w:rFonts w:ascii="BIZ UDPGothic" w:hAnsi="BIZ UDPGothic" w:eastAsia="BIZ UDPGothic"/>
           <w:b w:val="0"/>
           <w:i w:val="0"/>
           <w:sz w:val="21"/>
@@ -816,7 +919,7 @@
       </w:r>
       <w:r>
         <w:rPr>
-          <w:rFonts w:ascii="ＭＳ ゴシック" w:hAnsi="ＭＳ ゴシック" w:eastAsia="ＭＳ ゴシック"/>
+          <w:rFonts w:ascii="BIZ UDGothic" w:hAnsi="BIZ UDGothic" w:eastAsia="BIZ UDGothic"/>
           <w:b w:val="0"/>
           <w:i w:val="0"/>
           <w:sz w:val="20"/>
@@ -825,7 +928,7 @@
       </w:r>
       <w:r>
         <w:rPr>
-          <w:rFonts w:ascii="Meiryo UI" w:hAnsi="Meiryo UI" w:eastAsia="Meiryo UI"/>
+          <w:rFonts w:ascii="BIZ UDPGothic" w:hAnsi="BIZ UDPGothic" w:eastAsia="BIZ UDPGothic"/>
           <w:b w:val="0"/>
           <w:i w:val="0"/>
           <w:sz w:val="21"/>
@@ -834,7 +937,7 @@
       </w:r>
       <w:r>
         <w:rPr>
-          <w:rFonts w:ascii="ＭＳ ゴシック" w:hAnsi="ＭＳ ゴシック" w:eastAsia="ＭＳ ゴシック"/>
+          <w:rFonts w:ascii="BIZ UDGothic" w:hAnsi="BIZ UDGothic" w:eastAsia="BIZ UDGothic"/>
           <w:b w:val="0"/>
           <w:i w:val="0"/>
           <w:sz w:val="20"/>
@@ -843,7 +946,7 @@
       </w:r>
       <w:r>
         <w:rPr>
-          <w:rFonts w:ascii="Meiryo UI" w:hAnsi="Meiryo UI" w:eastAsia="Meiryo UI"/>
+          <w:rFonts w:ascii="BIZ UDPGothic" w:hAnsi="BIZ UDPGothic" w:eastAsia="BIZ UDPGothic"/>
           <w:b w:val="0"/>
           <w:i w:val="0"/>
           <w:sz w:val="21"/>
@@ -852,7 +955,7 @@
       </w:r>
       <w:r>
         <w:rPr>
-          <w:rFonts w:ascii="Meiryo UI" w:hAnsi="Meiryo UI" w:eastAsia="Meiryo UI"/>
+          <w:rFonts w:ascii="BIZ UDPGothic" w:hAnsi="BIZ UDPGothic" w:eastAsia="BIZ UDPGothic"/>
           <w:b/>
           <w:i w:val="0"/>
           <w:sz w:val="21"/>
@@ -861,7 +964,7 @@
       </w:r>
       <w:r>
         <w:rPr>
-          <w:rFonts w:ascii="Meiryo UI" w:hAnsi="Meiryo UI" w:eastAsia="Meiryo UI"/>
+          <w:rFonts w:ascii="BIZ UDPGothic" w:hAnsi="BIZ UDPGothic" w:eastAsia="BIZ UDPGothic"/>
           <w:b w:val="0"/>
           <w:i w:val="0"/>
           <w:sz w:val="21"/>
@@ -870,7 +973,7 @@
       </w:r>
       <w:r>
         <w:rPr>
-          <w:rFonts w:ascii="ＭＳ ゴシック" w:hAnsi="ＭＳ ゴシック" w:eastAsia="ＭＳ ゴシック"/>
+          <w:rFonts w:ascii="BIZ UDGothic" w:hAnsi="BIZ UDGothic" w:eastAsia="BIZ UDGothic"/>
           <w:b w:val="0"/>
           <w:i w:val="0"/>
           <w:sz w:val="20"/>
@@ -879,7 +982,7 @@
       </w:r>
       <w:r>
         <w:rPr>
-          <w:rFonts w:ascii="Meiryo UI" w:hAnsi="Meiryo UI" w:eastAsia="Meiryo UI"/>
+          <w:rFonts w:ascii="BIZ UDPGothic" w:hAnsi="BIZ UDPGothic" w:eastAsia="BIZ UDPGothic"/>
           <w:b w:val="0"/>
           <w:i w:val="0"/>
           <w:sz w:val="21"/>
@@ -888,7 +991,7 @@
       </w:r>
       <w:r>
         <w:rPr>
-          <w:rFonts w:ascii="Meiryo UI" w:hAnsi="Meiryo UI" w:eastAsia="Meiryo UI"/>
+          <w:rFonts w:ascii="BIZ UDPGothic" w:hAnsi="BIZ UDPGothic" w:eastAsia="BIZ UDPGothic"/>
           <w:b/>
           <w:i w:val="0"/>
           <w:sz w:val="21"/>
@@ -897,7 +1000,7 @@
       </w:r>
       <w:r>
         <w:rPr>
-          <w:rFonts w:ascii="Meiryo UI" w:hAnsi="Meiryo UI" w:eastAsia="Meiryo UI"/>
+          <w:rFonts w:ascii="BIZ UDPGothic" w:hAnsi="BIZ UDPGothic" w:eastAsia="BIZ UDPGothic"/>
           <w:b w:val="0"/>
           <w:i w:val="0"/>
           <w:sz w:val="21"/>
@@ -906,7 +1009,7 @@
       </w:r>
       <w:r>
         <w:rPr>
-          <w:rFonts w:ascii="ＭＳ ゴシック" w:hAnsi="ＭＳ ゴシック" w:eastAsia="ＭＳ ゴシック"/>
+          <w:rFonts w:ascii="BIZ UDGothic" w:hAnsi="BIZ UDGothic" w:eastAsia="BIZ UDGothic"/>
           <w:b w:val="0"/>
           <w:i w:val="0"/>
           <w:sz w:val="20"/>
@@ -915,7 +1018,7 @@
       </w:r>
       <w:r>
         <w:rPr>
-          <w:rFonts w:ascii="Meiryo UI" w:hAnsi="Meiryo UI" w:eastAsia="Meiryo UI"/>
+          <w:rFonts w:ascii="BIZ UDPGothic" w:hAnsi="BIZ UDPGothic" w:eastAsia="BIZ UDPGothic"/>
           <w:b w:val="0"/>
           <w:i w:val="0"/>
           <w:sz w:val="21"/>
@@ -924,7 +1027,7 @@
       </w:r>
       <w:r>
         <w:rPr>
-          <w:rFonts w:ascii="ＭＳ ゴシック" w:hAnsi="ＭＳ ゴシック" w:eastAsia="ＭＳ ゴシック"/>
+          <w:rFonts w:ascii="BIZ UDGothic" w:hAnsi="BIZ UDGothic" w:eastAsia="BIZ UDGothic"/>
           <w:b w:val="0"/>
           <w:i w:val="0"/>
           <w:sz w:val="20"/>
@@ -933,7 +1036,7 @@
       </w:r>
       <w:r>
         <w:rPr>
-          <w:rFonts w:ascii="Meiryo UI" w:hAnsi="Meiryo UI" w:eastAsia="Meiryo UI"/>
+          <w:rFonts w:ascii="BIZ UDPGothic" w:hAnsi="BIZ UDPGothic" w:eastAsia="BIZ UDPGothic"/>
           <w:b w:val="0"/>
           <w:i w:val="0"/>
           <w:sz w:val="21"/>
@@ -943,7 +1046,6 @@
     </w:p>
     <w:tbl>
       <w:tblPr>
-        <w:tblStyle w:val="LightGrid-Accent1"/>
         <w:tblW w:type="auto" w:w="0"/>
         <w:jc w:val="left"/>
         <w:tblLook w:firstColumn="1" w:firstRow="1" w:lastColumn="0" w:lastRow="0" w:noHBand="0" w:noVBand="1" w:val="04A0"/>
@@ -956,15 +1058,19 @@
         <w:tc>
           <w:tcPr>
             <w:tcW w:type="dxa" w:w="4873"/>
+            <w:tcBorders>
+              <w:bottom w:val="single" w:sz="12" w:space="0" w:color="20242C"/>
+            </w:tcBorders>
           </w:tcPr>
           <w:p>
             <w:r/>
             <w:r>
               <w:rPr>
-                <w:rFonts w:ascii="Meiryo UI" w:hAnsi="Meiryo UI" w:eastAsia="Meiryo UI"/>
+                <w:rFonts w:ascii="BIZ UDPGothic" w:hAnsi="BIZ UDPGothic" w:eastAsia="BIZ UDPGothic"/>
                 <w:b/>
                 <w:i w:val="0"/>
-                <w:sz w:val="19"/>
+                <w:color w:val="1F5C99"/>
+                <w:sz w:val="20"/>
               </w:rPr>
               <w:t>Repository</w:t>
             </w:r>
@@ -973,15 +1079,19 @@
         <w:tc>
           <w:tcPr>
             <w:tcW w:type="dxa" w:w="4873"/>
+            <w:tcBorders>
+              <w:bottom w:val="single" w:sz="12" w:space="0" w:color="20242C"/>
+            </w:tcBorders>
           </w:tcPr>
           <w:p>
             <w:r/>
             <w:r>
               <w:rPr>
-                <w:rFonts w:ascii="Meiryo UI" w:hAnsi="Meiryo UI" w:eastAsia="Meiryo UI"/>
+                <w:rFonts w:ascii="BIZ UDPGothic" w:hAnsi="BIZ UDPGothic" w:eastAsia="BIZ UDPGothic"/>
                 <w:b/>
                 <w:i w:val="0"/>
-                <w:sz w:val="19"/>
+                <w:color w:val="1F5C99"/>
+                <w:sz w:val="20"/>
               </w:rPr>
               <w:t>主なメソッド</w:t>
             </w:r>
@@ -992,12 +1102,15 @@
         <w:tc>
           <w:tcPr>
             <w:tcW w:type="dxa" w:w="4873"/>
+            <w:tcBorders>
+              <w:bottom w:val="single" w:sz="8" w:space="0" w:color="E8ECF0"/>
+            </w:tcBorders>
           </w:tcPr>
           <w:p>
             <w:r/>
             <w:r>
               <w:rPr>
-                <w:rFonts w:ascii="ＭＳ ゴシック" w:hAnsi="ＭＳ ゴシック" w:eastAsia="ＭＳ ゴシック"/>
+                <w:rFonts w:ascii="BIZ UDGothic" w:hAnsi="BIZ UDGothic" w:eastAsia="BIZ UDGothic"/>
                 <w:b w:val="0"/>
                 <w:i w:val="0"/>
                 <w:sz w:val="18"/>
@@ -1009,12 +1122,15 @@
         <w:tc>
           <w:tcPr>
             <w:tcW w:type="dxa" w:w="4873"/>
+            <w:tcBorders>
+              <w:bottom w:val="single" w:sz="8" w:space="0" w:color="E8ECF0"/>
+            </w:tcBorders>
           </w:tcPr>
           <w:p>
             <w:r/>
             <w:r>
               <w:rPr>
-                <w:rFonts w:ascii="ＭＳ ゴシック" w:hAnsi="ＭＳ ゴシック" w:eastAsia="ＭＳ ゴシック"/>
+                <w:rFonts w:ascii="BIZ UDGothic" w:hAnsi="BIZ UDGothic" w:eastAsia="BIZ UDGothic"/>
                 <w:b w:val="0"/>
                 <w:i w:val="0"/>
                 <w:sz w:val="18"/>
@@ -1023,7 +1139,7 @@
             </w:r>
             <w:r>
               <w:rPr>
-                <w:rFonts w:ascii="Meiryo UI" w:hAnsi="Meiryo UI" w:eastAsia="Meiryo UI"/>
+                <w:rFonts w:ascii="BIZ UDPGothic" w:hAnsi="BIZ UDPGothic" w:eastAsia="BIZ UDPGothic"/>
                 <w:b w:val="0"/>
                 <w:i w:val="0"/>
                 <w:sz w:val="19"/>
@@ -1032,7 +1148,7 @@
             </w:r>
             <w:r>
               <w:rPr>
-                <w:rFonts w:ascii="ＭＳ ゴシック" w:hAnsi="ＭＳ ゴシック" w:eastAsia="ＭＳ ゴシック"/>
+                <w:rFonts w:ascii="BIZ UDGothic" w:hAnsi="BIZ UDGothic" w:eastAsia="BIZ UDGothic"/>
                 <w:b w:val="0"/>
                 <w:i w:val="0"/>
                 <w:sz w:val="18"/>
@@ -1041,7 +1157,7 @@
             </w:r>
             <w:r>
               <w:rPr>
-                <w:rFonts w:ascii="Meiryo UI" w:hAnsi="Meiryo UI" w:eastAsia="Meiryo UI"/>
+                <w:rFonts w:ascii="BIZ UDPGothic" w:hAnsi="BIZ UDPGothic" w:eastAsia="BIZ UDPGothic"/>
                 <w:b w:val="0"/>
                 <w:i w:val="0"/>
                 <w:sz w:val="19"/>
@@ -1050,7 +1166,7 @@
             </w:r>
             <w:r>
               <w:rPr>
-                <w:rFonts w:ascii="ＭＳ ゴシック" w:hAnsi="ＭＳ ゴシック" w:eastAsia="ＭＳ ゴシック"/>
+                <w:rFonts w:ascii="BIZ UDGothic" w:hAnsi="BIZ UDGothic" w:eastAsia="BIZ UDGothic"/>
                 <w:b w:val="0"/>
                 <w:i w:val="0"/>
                 <w:sz w:val="18"/>
@@ -1059,7 +1175,7 @@
             </w:r>
             <w:r>
               <w:rPr>
-                <w:rFonts w:ascii="Meiryo UI" w:hAnsi="Meiryo UI" w:eastAsia="Meiryo UI"/>
+                <w:rFonts w:ascii="BIZ UDPGothic" w:hAnsi="BIZ UDPGothic" w:eastAsia="BIZ UDPGothic"/>
                 <w:b w:val="0"/>
                 <w:i w:val="0"/>
                 <w:sz w:val="19"/>
@@ -1068,7 +1184,7 @@
             </w:r>
             <w:r>
               <w:rPr>
-                <w:rFonts w:ascii="ＭＳ ゴシック" w:hAnsi="ＭＳ ゴシック" w:eastAsia="ＭＳ ゴシック"/>
+                <w:rFonts w:ascii="BIZ UDGothic" w:hAnsi="BIZ UDGothic" w:eastAsia="BIZ UDGothic"/>
                 <w:b w:val="0"/>
                 <w:i w:val="0"/>
                 <w:sz w:val="18"/>
@@ -1082,12 +1198,15 @@
         <w:tc>
           <w:tcPr>
             <w:tcW w:type="dxa" w:w="4873"/>
+            <w:tcBorders>
+              <w:bottom w:val="single" w:sz="8" w:space="0" w:color="E8ECF0"/>
+            </w:tcBorders>
           </w:tcPr>
           <w:p>
             <w:r/>
             <w:r>
               <w:rPr>
-                <w:rFonts w:ascii="ＭＳ ゴシック" w:hAnsi="ＭＳ ゴシック" w:eastAsia="ＭＳ ゴシック"/>
+                <w:rFonts w:ascii="BIZ UDGothic" w:hAnsi="BIZ UDGothic" w:eastAsia="BIZ UDGothic"/>
                 <w:b w:val="0"/>
                 <w:i w:val="0"/>
                 <w:sz w:val="18"/>
@@ -1099,12 +1218,15 @@
         <w:tc>
           <w:tcPr>
             <w:tcW w:type="dxa" w:w="4873"/>
+            <w:tcBorders>
+              <w:bottom w:val="single" w:sz="8" w:space="0" w:color="E8ECF0"/>
+            </w:tcBorders>
           </w:tcPr>
           <w:p>
             <w:r/>
             <w:r>
               <w:rPr>
-                <w:rFonts w:ascii="ＭＳ ゴシック" w:hAnsi="ＭＳ ゴシック" w:eastAsia="ＭＳ ゴシック"/>
+                <w:rFonts w:ascii="BIZ UDGothic" w:hAnsi="BIZ UDGothic" w:eastAsia="BIZ UDGothic"/>
                 <w:b w:val="0"/>
                 <w:i w:val="0"/>
                 <w:sz w:val="18"/>
@@ -1113,7 +1235,7 @@
             </w:r>
             <w:r>
               <w:rPr>
-                <w:rFonts w:ascii="Meiryo UI" w:hAnsi="Meiryo UI" w:eastAsia="Meiryo UI"/>
+                <w:rFonts w:ascii="BIZ UDPGothic" w:hAnsi="BIZ UDPGothic" w:eastAsia="BIZ UDPGothic"/>
                 <w:b w:val="0"/>
                 <w:i w:val="0"/>
                 <w:sz w:val="19"/>
@@ -1122,7 +1244,7 @@
             </w:r>
             <w:r>
               <w:rPr>
-                <w:rFonts w:ascii="ＭＳ ゴシック" w:hAnsi="ＭＳ ゴシック" w:eastAsia="ＭＳ ゴシック"/>
+                <w:rFonts w:ascii="BIZ UDGothic" w:hAnsi="BIZ UDGothic" w:eastAsia="BIZ UDGothic"/>
                 <w:b w:val="0"/>
                 <w:i w:val="0"/>
                 <w:sz w:val="18"/>
@@ -1131,7 +1253,7 @@
             </w:r>
             <w:r>
               <w:rPr>
-                <w:rFonts w:ascii="Meiryo UI" w:hAnsi="Meiryo UI" w:eastAsia="Meiryo UI"/>
+                <w:rFonts w:ascii="BIZ UDPGothic" w:hAnsi="BIZ UDPGothic" w:eastAsia="BIZ UDPGothic"/>
                 <w:b w:val="0"/>
                 <w:i w:val="0"/>
                 <w:sz w:val="19"/>
@@ -1140,7 +1262,7 @@
             </w:r>
             <w:r>
               <w:rPr>
-                <w:rFonts w:ascii="ＭＳ ゴシック" w:hAnsi="ＭＳ ゴシック" w:eastAsia="ＭＳ ゴシック"/>
+                <w:rFonts w:ascii="BIZ UDGothic" w:hAnsi="BIZ UDGothic" w:eastAsia="BIZ UDGothic"/>
                 <w:b w:val="0"/>
                 <w:i w:val="0"/>
                 <w:sz w:val="18"/>
@@ -1149,7 +1271,7 @@
             </w:r>
             <w:r>
               <w:rPr>
-                <w:rFonts w:ascii="Meiryo UI" w:hAnsi="Meiryo UI" w:eastAsia="Meiryo UI"/>
+                <w:rFonts w:ascii="BIZ UDPGothic" w:hAnsi="BIZ UDPGothic" w:eastAsia="BIZ UDPGothic"/>
                 <w:b w:val="0"/>
                 <w:i w:val="0"/>
                 <w:sz w:val="19"/>
@@ -1158,7 +1280,7 @@
             </w:r>
             <w:r>
               <w:rPr>
-                <w:rFonts w:ascii="ＭＳ ゴシック" w:hAnsi="ＭＳ ゴシック" w:eastAsia="ＭＳ ゴシック"/>
+                <w:rFonts w:ascii="BIZ UDGothic" w:hAnsi="BIZ UDGothic" w:eastAsia="BIZ UDGothic"/>
                 <w:b w:val="0"/>
                 <w:i w:val="0"/>
                 <w:sz w:val="18"/>
@@ -1167,7 +1289,7 @@
             </w:r>
             <w:r>
               <w:rPr>
-                <w:rFonts w:ascii="Meiryo UI" w:hAnsi="Meiryo UI" w:eastAsia="Meiryo UI"/>
+                <w:rFonts w:ascii="BIZ UDPGothic" w:hAnsi="BIZ UDPGothic" w:eastAsia="BIZ UDPGothic"/>
                 <w:b w:val="0"/>
                 <w:i w:val="0"/>
                 <w:sz w:val="19"/>
@@ -1176,7 +1298,7 @@
             </w:r>
             <w:r>
               <w:rPr>
-                <w:rFonts w:ascii="ＭＳ ゴシック" w:hAnsi="ＭＳ ゴシック" w:eastAsia="ＭＳ ゴシック"/>
+                <w:rFonts w:ascii="BIZ UDGothic" w:hAnsi="BIZ UDGothic" w:eastAsia="BIZ UDGothic"/>
                 <w:b w:val="0"/>
                 <w:i w:val="0"/>
                 <w:sz w:val="18"/>
@@ -1185,7 +1307,7 @@
             </w:r>
             <w:r>
               <w:rPr>
-                <w:rFonts w:ascii="Meiryo UI" w:hAnsi="Meiryo UI" w:eastAsia="Meiryo UI"/>
+                <w:rFonts w:ascii="BIZ UDPGothic" w:hAnsi="BIZ UDPGothic" w:eastAsia="BIZ UDPGothic"/>
                 <w:b w:val="0"/>
                 <w:i w:val="0"/>
                 <w:sz w:val="19"/>
@@ -1194,7 +1316,7 @@
             </w:r>
             <w:r>
               <w:rPr>
-                <w:rFonts w:ascii="ＭＳ ゴシック" w:hAnsi="ＭＳ ゴシック" w:eastAsia="ＭＳ ゴシック"/>
+                <w:rFonts w:ascii="BIZ UDGothic" w:hAnsi="BIZ UDGothic" w:eastAsia="BIZ UDGothic"/>
                 <w:b w:val="0"/>
                 <w:i w:val="0"/>
                 <w:sz w:val="18"/>
@@ -1203,7 +1325,7 @@
             </w:r>
             <w:r>
               <w:rPr>
-                <w:rFonts w:ascii="Meiryo UI" w:hAnsi="Meiryo UI" w:eastAsia="Meiryo UI"/>
+                <w:rFonts w:ascii="BIZ UDPGothic" w:hAnsi="BIZ UDPGothic" w:eastAsia="BIZ UDPGothic"/>
                 <w:b w:val="0"/>
                 <w:i w:val="0"/>
                 <w:sz w:val="19"/>
@@ -1212,7 +1334,7 @@
             </w:r>
             <w:r>
               <w:rPr>
-                <w:rFonts w:ascii="ＭＳ ゴシック" w:hAnsi="ＭＳ ゴシック" w:eastAsia="ＭＳ ゴシック"/>
+                <w:rFonts w:ascii="BIZ UDGothic" w:hAnsi="BIZ UDGothic" w:eastAsia="BIZ UDGothic"/>
                 <w:b w:val="0"/>
                 <w:i w:val="0"/>
                 <w:sz w:val="18"/>
@@ -1221,7 +1343,7 @@
             </w:r>
             <w:r>
               <w:rPr>
-                <w:rFonts w:ascii="Meiryo UI" w:hAnsi="Meiryo UI" w:eastAsia="Meiryo UI"/>
+                <w:rFonts w:ascii="BIZ UDPGothic" w:hAnsi="BIZ UDPGothic" w:eastAsia="BIZ UDPGothic"/>
                 <w:b w:val="0"/>
                 <w:i w:val="0"/>
                 <w:sz w:val="19"/>
@@ -1230,7 +1352,7 @@
             </w:r>
             <w:r>
               <w:rPr>
-                <w:rFonts w:ascii="ＭＳ ゴシック" w:hAnsi="ＭＳ ゴシック" w:eastAsia="ＭＳ ゴシック"/>
+                <w:rFonts w:ascii="BIZ UDGothic" w:hAnsi="BIZ UDGothic" w:eastAsia="BIZ UDGothic"/>
                 <w:b w:val="0"/>
                 <w:i w:val="0"/>
                 <w:sz w:val="18"/>
@@ -1239,7 +1361,7 @@
             </w:r>
             <w:r>
               <w:rPr>
-                <w:rFonts w:ascii="Meiryo UI" w:hAnsi="Meiryo UI" w:eastAsia="Meiryo UI"/>
+                <w:rFonts w:ascii="BIZ UDPGothic" w:hAnsi="BIZ UDPGothic" w:eastAsia="BIZ UDPGothic"/>
                 <w:b w:val="0"/>
                 <w:i w:val="0"/>
                 <w:sz w:val="19"/>
@@ -1248,7 +1370,7 @@
             </w:r>
             <w:r>
               <w:rPr>
-                <w:rFonts w:ascii="ＭＳ ゴシック" w:hAnsi="ＭＳ ゴシック" w:eastAsia="ＭＳ ゴシック"/>
+                <w:rFonts w:ascii="BIZ UDGothic" w:hAnsi="BIZ UDGothic" w:eastAsia="BIZ UDGothic"/>
                 <w:b w:val="0"/>
                 <w:i w:val="0"/>
                 <w:sz w:val="18"/>
@@ -1257,7 +1379,7 @@
             </w:r>
             <w:r>
               <w:rPr>
-                <w:rFonts w:ascii="Meiryo UI" w:hAnsi="Meiryo UI" w:eastAsia="Meiryo UI"/>
+                <w:rFonts w:ascii="BIZ UDPGothic" w:hAnsi="BIZ UDPGothic" w:eastAsia="BIZ UDPGothic"/>
                 <w:b w:val="0"/>
                 <w:i w:val="0"/>
                 <w:sz w:val="19"/>
@@ -1266,7 +1388,7 @@
             </w:r>
             <w:r>
               <w:rPr>
-                <w:rFonts w:ascii="ＭＳ ゴシック" w:hAnsi="ＭＳ ゴシック" w:eastAsia="ＭＳ ゴシック"/>
+                <w:rFonts w:ascii="BIZ UDGothic" w:hAnsi="BIZ UDGothic" w:eastAsia="BIZ UDGothic"/>
                 <w:b w:val="0"/>
                 <w:i w:val="0"/>
                 <w:sz w:val="18"/>
@@ -1280,12 +1402,15 @@
         <w:tc>
           <w:tcPr>
             <w:tcW w:type="dxa" w:w="4873"/>
+            <w:tcBorders>
+              <w:bottom w:val="single" w:sz="8" w:space="0" w:color="E8ECF0"/>
+            </w:tcBorders>
           </w:tcPr>
           <w:p>
             <w:r/>
             <w:r>
               <w:rPr>
-                <w:rFonts w:ascii="ＭＳ ゴシック" w:hAnsi="ＭＳ ゴシック" w:eastAsia="ＭＳ ゴシック"/>
+                <w:rFonts w:ascii="BIZ UDGothic" w:hAnsi="BIZ UDGothic" w:eastAsia="BIZ UDGothic"/>
                 <w:b w:val="0"/>
                 <w:i w:val="0"/>
                 <w:sz w:val="18"/>
@@ -1297,12 +1422,15 @@
         <w:tc>
           <w:tcPr>
             <w:tcW w:type="dxa" w:w="4873"/>
+            <w:tcBorders>
+              <w:bottom w:val="single" w:sz="8" w:space="0" w:color="E8ECF0"/>
+            </w:tcBorders>
           </w:tcPr>
           <w:p>
             <w:r/>
             <w:r>
               <w:rPr>
-                <w:rFonts w:ascii="ＭＳ ゴシック" w:hAnsi="ＭＳ ゴシック" w:eastAsia="ＭＳ ゴシック"/>
+                <w:rFonts w:ascii="BIZ UDGothic" w:hAnsi="BIZ UDGothic" w:eastAsia="BIZ UDGothic"/>
                 <w:b w:val="0"/>
                 <w:i w:val="0"/>
                 <w:sz w:val="18"/>
@@ -1311,7 +1439,7 @@
             </w:r>
             <w:r>
               <w:rPr>
-                <w:rFonts w:ascii="Meiryo UI" w:hAnsi="Meiryo UI" w:eastAsia="Meiryo UI"/>
+                <w:rFonts w:ascii="BIZ UDPGothic" w:hAnsi="BIZ UDPGothic" w:eastAsia="BIZ UDPGothic"/>
                 <w:b w:val="0"/>
                 <w:i w:val="0"/>
                 <w:sz w:val="19"/>
@@ -1320,7 +1448,7 @@
             </w:r>
             <w:r>
               <w:rPr>
-                <w:rFonts w:ascii="ＭＳ ゴシック" w:hAnsi="ＭＳ ゴシック" w:eastAsia="ＭＳ ゴシック"/>
+                <w:rFonts w:ascii="BIZ UDGothic" w:hAnsi="BIZ UDGothic" w:eastAsia="BIZ UDGothic"/>
                 <w:b w:val="0"/>
                 <w:i w:val="0"/>
                 <w:sz w:val="18"/>
@@ -1329,7 +1457,7 @@
             </w:r>
             <w:r>
               <w:rPr>
-                <w:rFonts w:ascii="Meiryo UI" w:hAnsi="Meiryo UI" w:eastAsia="Meiryo UI"/>
+                <w:rFonts w:ascii="BIZ UDPGothic" w:hAnsi="BIZ UDPGothic" w:eastAsia="BIZ UDPGothic"/>
                 <w:b w:val="0"/>
                 <w:i w:val="0"/>
                 <w:sz w:val="19"/>
@@ -1338,7 +1466,7 @@
             </w:r>
             <w:r>
               <w:rPr>
-                <w:rFonts w:ascii="ＭＳ ゴシック" w:hAnsi="ＭＳ ゴシック" w:eastAsia="ＭＳ ゴシック"/>
+                <w:rFonts w:ascii="BIZ UDGothic" w:hAnsi="BIZ UDGothic" w:eastAsia="BIZ UDGothic"/>
                 <w:b w:val="0"/>
                 <w:i w:val="0"/>
                 <w:sz w:val="18"/>
@@ -1347,7 +1475,7 @@
             </w:r>
             <w:r>
               <w:rPr>
-                <w:rFonts w:ascii="Meiryo UI" w:hAnsi="Meiryo UI" w:eastAsia="Meiryo UI"/>
+                <w:rFonts w:ascii="BIZ UDPGothic" w:hAnsi="BIZ UDPGothic" w:eastAsia="BIZ UDPGothic"/>
                 <w:b w:val="0"/>
                 <w:i w:val="0"/>
                 <w:sz w:val="19"/>
@@ -1356,7 +1484,7 @@
             </w:r>
             <w:r>
               <w:rPr>
-                <w:rFonts w:ascii="ＭＳ ゴシック" w:hAnsi="ＭＳ ゴシック" w:eastAsia="ＭＳ ゴシック"/>
+                <w:rFonts w:ascii="BIZ UDGothic" w:hAnsi="BIZ UDGothic" w:eastAsia="BIZ UDGothic"/>
                 <w:b w:val="0"/>
                 <w:i w:val="0"/>
                 <w:sz w:val="18"/>
@@ -1365,7 +1493,7 @@
             </w:r>
             <w:r>
               <w:rPr>
-                <w:rFonts w:ascii="Meiryo UI" w:hAnsi="Meiryo UI" w:eastAsia="Meiryo UI"/>
+                <w:rFonts w:ascii="BIZ UDPGothic" w:hAnsi="BIZ UDPGothic" w:eastAsia="BIZ UDPGothic"/>
                 <w:b w:val="0"/>
                 <w:i w:val="0"/>
                 <w:sz w:val="19"/>
@@ -1374,7 +1502,7 @@
             </w:r>
             <w:r>
               <w:rPr>
-                <w:rFonts w:ascii="ＭＳ ゴシック" w:hAnsi="ＭＳ ゴシック" w:eastAsia="ＭＳ ゴシック"/>
+                <w:rFonts w:ascii="BIZ UDGothic" w:hAnsi="BIZ UDGothic" w:eastAsia="BIZ UDGothic"/>
                 <w:b w:val="0"/>
                 <w:i w:val="0"/>
                 <w:sz w:val="18"/>
@@ -1383,7 +1511,7 @@
             </w:r>
             <w:r>
               <w:rPr>
-                <w:rFonts w:ascii="Meiryo UI" w:hAnsi="Meiryo UI" w:eastAsia="Meiryo UI"/>
+                <w:rFonts w:ascii="BIZ UDPGothic" w:hAnsi="BIZ UDPGothic" w:eastAsia="BIZ UDPGothic"/>
                 <w:b w:val="0"/>
                 <w:i w:val="0"/>
                 <w:sz w:val="19"/>
@@ -1392,7 +1520,7 @@
             </w:r>
             <w:r>
               <w:rPr>
-                <w:rFonts w:ascii="ＭＳ ゴシック" w:hAnsi="ＭＳ ゴシック" w:eastAsia="ＭＳ ゴシック"/>
+                <w:rFonts w:ascii="BIZ UDGothic" w:hAnsi="BIZ UDGothic" w:eastAsia="BIZ UDGothic"/>
                 <w:b w:val="0"/>
                 <w:i w:val="0"/>
                 <w:sz w:val="18"/>
@@ -1406,12 +1534,15 @@
         <w:tc>
           <w:tcPr>
             <w:tcW w:type="dxa" w:w="4873"/>
+            <w:tcBorders>
+              <w:bottom w:val="single" w:sz="8" w:space="0" w:color="E8ECF0"/>
+            </w:tcBorders>
           </w:tcPr>
           <w:p>
             <w:r/>
             <w:r>
               <w:rPr>
-                <w:rFonts w:ascii="ＭＳ ゴシック" w:hAnsi="ＭＳ ゴシック" w:eastAsia="ＭＳ ゴシック"/>
+                <w:rFonts w:ascii="BIZ UDGothic" w:hAnsi="BIZ UDGothic" w:eastAsia="BIZ UDGothic"/>
                 <w:b w:val="0"/>
                 <w:i w:val="0"/>
                 <w:sz w:val="18"/>
@@ -1423,12 +1554,15 @@
         <w:tc>
           <w:tcPr>
             <w:tcW w:type="dxa" w:w="4873"/>
+            <w:tcBorders>
+              <w:bottom w:val="single" w:sz="8" w:space="0" w:color="E8ECF0"/>
+            </w:tcBorders>
           </w:tcPr>
           <w:p>
             <w:r/>
             <w:r>
               <w:rPr>
-                <w:rFonts w:ascii="ＭＳ ゴシック" w:hAnsi="ＭＳ ゴシック" w:eastAsia="ＭＳ ゴシック"/>
+                <w:rFonts w:ascii="BIZ UDGothic" w:hAnsi="BIZ UDGothic" w:eastAsia="BIZ UDGothic"/>
                 <w:b w:val="0"/>
                 <w:i w:val="0"/>
                 <w:sz w:val="18"/>
@@ -1437,7 +1571,7 @@
             </w:r>
             <w:r>
               <w:rPr>
-                <w:rFonts w:ascii="Meiryo UI" w:hAnsi="Meiryo UI" w:eastAsia="Meiryo UI"/>
+                <w:rFonts w:ascii="BIZ UDPGothic" w:hAnsi="BIZ UDPGothic" w:eastAsia="BIZ UDPGothic"/>
                 <w:b w:val="0"/>
                 <w:i w:val="0"/>
                 <w:sz w:val="19"/>
@@ -1446,7 +1580,7 @@
             </w:r>
             <w:r>
               <w:rPr>
-                <w:rFonts w:ascii="ＭＳ ゴシック" w:hAnsi="ＭＳ ゴシック" w:eastAsia="ＭＳ ゴシック"/>
+                <w:rFonts w:ascii="BIZ UDGothic" w:hAnsi="BIZ UDGothic" w:eastAsia="BIZ UDGothic"/>
                 <w:b w:val="0"/>
                 <w:i w:val="0"/>
                 <w:sz w:val="18"/>
@@ -1455,7 +1589,7 @@
             </w:r>
             <w:r>
               <w:rPr>
-                <w:rFonts w:ascii="Meiryo UI" w:hAnsi="Meiryo UI" w:eastAsia="Meiryo UI"/>
+                <w:rFonts w:ascii="BIZ UDPGothic" w:hAnsi="BIZ UDPGothic" w:eastAsia="BIZ UDPGothic"/>
                 <w:b w:val="0"/>
                 <w:i w:val="0"/>
                 <w:sz w:val="19"/>
@@ -1464,7 +1598,7 @@
             </w:r>
             <w:r>
               <w:rPr>
-                <w:rFonts w:ascii="ＭＳ ゴシック" w:hAnsi="ＭＳ ゴシック" w:eastAsia="ＭＳ ゴシック"/>
+                <w:rFonts w:ascii="BIZ UDGothic" w:hAnsi="BIZ UDGothic" w:eastAsia="BIZ UDGothic"/>
                 <w:b w:val="0"/>
                 <w:i w:val="0"/>
                 <w:sz w:val="18"/>
@@ -1473,7 +1607,7 @@
             </w:r>
             <w:r>
               <w:rPr>
-                <w:rFonts w:ascii="Meiryo UI" w:hAnsi="Meiryo UI" w:eastAsia="Meiryo UI"/>
+                <w:rFonts w:ascii="BIZ UDPGothic" w:hAnsi="BIZ UDPGothic" w:eastAsia="BIZ UDPGothic"/>
                 <w:b w:val="0"/>
                 <w:i w:val="0"/>
                 <w:sz w:val="19"/>
@@ -1482,7 +1616,7 @@
             </w:r>
             <w:r>
               <w:rPr>
-                <w:rFonts w:ascii="ＭＳ ゴシック" w:hAnsi="ＭＳ ゴシック" w:eastAsia="ＭＳ ゴシック"/>
+                <w:rFonts w:ascii="BIZ UDGothic" w:hAnsi="BIZ UDGothic" w:eastAsia="BIZ UDGothic"/>
                 <w:b w:val="0"/>
                 <w:i w:val="0"/>
                 <w:sz w:val="18"/>
@@ -1496,12 +1630,15 @@
         <w:tc>
           <w:tcPr>
             <w:tcW w:type="dxa" w:w="4873"/>
+            <w:tcBorders>
+              <w:bottom w:val="single" w:sz="8" w:space="0" w:color="E8ECF0"/>
+            </w:tcBorders>
           </w:tcPr>
           <w:p>
             <w:r/>
             <w:r>
               <w:rPr>
-                <w:rFonts w:ascii="ＭＳ ゴシック" w:hAnsi="ＭＳ ゴシック" w:eastAsia="ＭＳ ゴシック"/>
+                <w:rFonts w:ascii="BIZ UDGothic" w:hAnsi="BIZ UDGothic" w:eastAsia="BIZ UDGothic"/>
                 <w:b w:val="0"/>
                 <w:i w:val="0"/>
                 <w:sz w:val="18"/>
@@ -1513,12 +1650,15 @@
         <w:tc>
           <w:tcPr>
             <w:tcW w:type="dxa" w:w="4873"/>
+            <w:tcBorders>
+              <w:bottom w:val="single" w:sz="8" w:space="0" w:color="E8ECF0"/>
+            </w:tcBorders>
           </w:tcPr>
           <w:p>
             <w:r/>
             <w:r>
               <w:rPr>
-                <w:rFonts w:ascii="ＭＳ ゴシック" w:hAnsi="ＭＳ ゴシック" w:eastAsia="ＭＳ ゴシック"/>
+                <w:rFonts w:ascii="BIZ UDGothic" w:hAnsi="BIZ UDGothic" w:eastAsia="BIZ UDGothic"/>
                 <w:b w:val="0"/>
                 <w:i w:val="0"/>
                 <w:sz w:val="18"/>
@@ -1527,7 +1667,7 @@
             </w:r>
             <w:r>
               <w:rPr>
-                <w:rFonts w:ascii="Meiryo UI" w:hAnsi="Meiryo UI" w:eastAsia="Meiryo UI"/>
+                <w:rFonts w:ascii="BIZ UDPGothic" w:hAnsi="BIZ UDPGothic" w:eastAsia="BIZ UDPGothic"/>
                 <w:b w:val="0"/>
                 <w:i w:val="0"/>
                 <w:sz w:val="19"/>
@@ -1536,7 +1676,7 @@
             </w:r>
             <w:r>
               <w:rPr>
-                <w:rFonts w:ascii="ＭＳ ゴシック" w:hAnsi="ＭＳ ゴシック" w:eastAsia="ＭＳ ゴシック"/>
+                <w:rFonts w:ascii="BIZ UDGothic" w:hAnsi="BIZ UDGothic" w:eastAsia="BIZ UDGothic"/>
                 <w:b w:val="0"/>
                 <w:i w:val="0"/>
                 <w:sz w:val="18"/>
@@ -1545,7 +1685,7 @@
             </w:r>
             <w:r>
               <w:rPr>
-                <w:rFonts w:ascii="Meiryo UI" w:hAnsi="Meiryo UI" w:eastAsia="Meiryo UI"/>
+                <w:rFonts w:ascii="BIZ UDPGothic" w:hAnsi="BIZ UDPGothic" w:eastAsia="BIZ UDPGothic"/>
                 <w:b w:val="0"/>
                 <w:i w:val="0"/>
                 <w:sz w:val="19"/>
@@ -1554,7 +1694,7 @@
             </w:r>
             <w:r>
               <w:rPr>
-                <w:rFonts w:ascii="ＭＳ ゴシック" w:hAnsi="ＭＳ ゴシック" w:eastAsia="ＭＳ ゴシック"/>
+                <w:rFonts w:ascii="BIZ UDGothic" w:hAnsi="BIZ UDGothic" w:eastAsia="BIZ UDGothic"/>
                 <w:b w:val="0"/>
                 <w:i w:val="0"/>
                 <w:sz w:val="18"/>
@@ -1563,7 +1703,7 @@
             </w:r>
             <w:r>
               <w:rPr>
-                <w:rFonts w:ascii="Meiryo UI" w:hAnsi="Meiryo UI" w:eastAsia="Meiryo UI"/>
+                <w:rFonts w:ascii="BIZ UDPGothic" w:hAnsi="BIZ UDPGothic" w:eastAsia="BIZ UDPGothic"/>
                 <w:b w:val="0"/>
                 <w:i w:val="0"/>
                 <w:sz w:val="19"/>
@@ -1572,7 +1712,7 @@
             </w:r>
             <w:r>
               <w:rPr>
-                <w:rFonts w:ascii="ＭＳ ゴシック" w:hAnsi="ＭＳ ゴシック" w:eastAsia="ＭＳ ゴシック"/>
+                <w:rFonts w:ascii="BIZ UDGothic" w:hAnsi="BIZ UDGothic" w:eastAsia="BIZ UDGothic"/>
                 <w:b w:val="0"/>
                 <w:i w:val="0"/>
                 <w:sz w:val="18"/>
@@ -1591,7 +1731,7 @@
       </w:pPr>
       <w:r>
         <w:rPr>
-          <w:rFonts w:ascii="Meiryo UI" w:hAnsi="Meiryo UI" w:eastAsia="Meiryo UI"/>
+          <w:rFonts w:ascii="BIZ UDPGothic" w:hAnsi="BIZ UDPGothic" w:eastAsia="BIZ UDPGothic"/>
           <w:b/>
           <w:i w:val="0"/>
           <w:sz w:val="21"/>
@@ -1600,7 +1740,7 @@
       </w:r>
       <w:r>
         <w:rPr>
-          <w:rFonts w:ascii="Meiryo UI" w:hAnsi="Meiryo UI" w:eastAsia="Meiryo UI"/>
+          <w:rFonts w:ascii="BIZ UDPGothic" w:hAnsi="BIZ UDPGothic" w:eastAsia="BIZ UDPGothic"/>
           <w:b w:val="0"/>
           <w:i w:val="0"/>
           <w:sz w:val="21"/>
@@ -1609,7 +1749,7 @@
       </w:r>
       <w:r>
         <w:rPr>
-          <w:rFonts w:ascii="ＭＳ ゴシック" w:hAnsi="ＭＳ ゴシック" w:eastAsia="ＭＳ ゴシック"/>
+          <w:rFonts w:ascii="BIZ UDGothic" w:hAnsi="BIZ UDGothic" w:eastAsia="BIZ UDGothic"/>
           <w:b w:val="0"/>
           <w:i w:val="0"/>
           <w:sz w:val="20"/>
@@ -1618,7 +1758,7 @@
       </w:r>
       <w:r>
         <w:rPr>
-          <w:rFonts w:ascii="Meiryo UI" w:hAnsi="Meiryo UI" w:eastAsia="Meiryo UI"/>
+          <w:rFonts w:ascii="BIZ UDPGothic" w:hAnsi="BIZ UDPGothic" w:eastAsia="BIZ UDPGothic"/>
           <w:b w:val="0"/>
           <w:i w:val="0"/>
           <w:sz w:val="21"/>
@@ -1634,7 +1774,7 @@
       </w:pPr>
       <w:r>
         <w:rPr>
-          <w:rFonts w:ascii="Meiryo UI" w:hAnsi="Meiryo UI" w:eastAsia="Meiryo UI"/>
+          <w:rFonts w:ascii="BIZ UDPGothic" w:hAnsi="BIZ UDPGothic" w:eastAsia="BIZ UDPGothic"/>
           <w:b/>
           <w:i w:val="0"/>
           <w:sz w:val="21"/>
@@ -1643,7 +1783,7 @@
       </w:r>
       <w:r>
         <w:rPr>
-          <w:rFonts w:ascii="Meiryo UI" w:hAnsi="Meiryo UI" w:eastAsia="Meiryo UI"/>
+          <w:rFonts w:ascii="BIZ UDPGothic" w:hAnsi="BIZ UDPGothic" w:eastAsia="BIZ UDPGothic"/>
           <w:b w:val="0"/>
           <w:i w:val="0"/>
           <w:sz w:val="21"/>
@@ -1654,16 +1794,29 @@
     <w:p>
       <w:pPr>
         <w:spacing w:before="200" w:after="60"/>
+        <w:pBdr>
+          <w:bottom w:val="single" w:sz="6" w:space="4" w:color="CDD5DD"/>
+        </w:pBdr>
       </w:pPr>
       <w:r>
         <w:rPr>
-          <w:rFonts w:ascii="Meiryo UI" w:hAnsi="Meiryo UI" w:eastAsia="Meiryo UI"/>
+          <w:rFonts w:ascii="BIZ UDGothic" w:hAnsi="BIZ UDGothic" w:eastAsia="BIZ UDGothic"/>
           <w:b/>
           <w:i w:val="0"/>
           <w:color w:val="1F5C99"/>
           <w:sz w:val="30"/>
         </w:rPr>
-        <w:t>4. ドメインモデル</w:t>
+        <w:t xml:space="preserve">4. </w:t>
+      </w:r>
+      <w:r>
+        <w:rPr>
+          <w:rFonts w:ascii="BIZ UDPGothic" w:hAnsi="BIZ UDPGothic" w:eastAsia="BIZ UDPGothic"/>
+          <w:b/>
+          <w:i w:val="0"/>
+          <w:color w:val="20242C"/>
+          <w:sz w:val="30"/>
+        </w:rPr>
+        <w:t>ドメインモデル</w:t>
       </w:r>
     </w:p>
     <w:p>
@@ -1672,7 +1825,7 @@
       </w:pPr>
       <w:r>
         <w:rPr>
-          <w:rFonts w:ascii="Meiryo UI" w:hAnsi="Meiryo UI" w:eastAsia="Meiryo UI"/>
+          <w:rFonts w:ascii="BIZ UDPGothic" w:hAnsi="BIZ UDPGothic" w:eastAsia="BIZ UDPGothic"/>
           <w:b w:val="0"/>
           <w:i w:val="0"/>
           <w:sz w:val="21"/>
@@ -1681,7 +1834,7 @@
       </w:r>
       <w:r>
         <w:rPr>
-          <w:rFonts w:ascii="ＭＳ ゴシック" w:hAnsi="ＭＳ ゴシック" w:eastAsia="ＭＳ ゴシック"/>
+          <w:rFonts w:ascii="BIZ UDGothic" w:hAnsi="BIZ UDGothic" w:eastAsia="BIZ UDGothic"/>
           <w:b w:val="0"/>
           <w:i w:val="0"/>
           <w:sz w:val="20"/>
@@ -1690,7 +1843,7 @@
       </w:r>
       <w:r>
         <w:rPr>
-          <w:rFonts w:ascii="Meiryo UI" w:hAnsi="Meiryo UI" w:eastAsia="Meiryo UI"/>
+          <w:rFonts w:ascii="BIZ UDPGothic" w:hAnsi="BIZ UDPGothic" w:eastAsia="BIZ UDPGothic"/>
           <w:b w:val="0"/>
           <w:i w:val="0"/>
           <w:sz w:val="21"/>
@@ -1706,7 +1859,7 @@
       </w:pPr>
       <w:r>
         <w:rPr>
-          <w:rFonts w:ascii="Meiryo UI" w:hAnsi="Meiryo UI" w:eastAsia="Meiryo UI"/>
+          <w:rFonts w:ascii="BIZ UDPGothic" w:hAnsi="BIZ UDPGothic" w:eastAsia="BIZ UDPGothic"/>
           <w:b/>
           <w:i w:val="0"/>
           <w:sz w:val="21"/>
@@ -1715,7 +1868,7 @@
       </w:r>
       <w:r>
         <w:rPr>
-          <w:rFonts w:ascii="Meiryo UI" w:hAnsi="Meiryo UI" w:eastAsia="Meiryo UI"/>
+          <w:rFonts w:ascii="BIZ UDPGothic" w:hAnsi="BIZ UDPGothic" w:eastAsia="BIZ UDPGothic"/>
           <w:b w:val="0"/>
           <w:i w:val="0"/>
           <w:sz w:val="21"/>
@@ -1724,7 +1877,7 @@
       </w:r>
       <w:r>
         <w:rPr>
-          <w:rFonts w:ascii="ＭＳ ゴシック" w:hAnsi="ＭＳ ゴシック" w:eastAsia="ＭＳ ゴシック"/>
+          <w:rFonts w:ascii="BIZ UDGothic" w:hAnsi="BIZ UDGothic" w:eastAsia="BIZ UDGothic"/>
           <w:b w:val="0"/>
           <w:i w:val="0"/>
           <w:sz w:val="20"/>
@@ -1733,7 +1886,7 @@
       </w:r>
       <w:r>
         <w:rPr>
-          <w:rFonts w:ascii="Meiryo UI" w:hAnsi="Meiryo UI" w:eastAsia="Meiryo UI"/>
+          <w:rFonts w:ascii="BIZ UDPGothic" w:hAnsi="BIZ UDPGothic" w:eastAsia="BIZ UDPGothic"/>
           <w:b w:val="0"/>
           <w:i w:val="0"/>
           <w:sz w:val="21"/>
@@ -1742,7 +1895,7 @@
       </w:r>
       <w:r>
         <w:rPr>
-          <w:rFonts w:ascii="ＭＳ ゴシック" w:hAnsi="ＭＳ ゴシック" w:eastAsia="ＭＳ ゴシック"/>
+          <w:rFonts w:ascii="BIZ UDGothic" w:hAnsi="BIZ UDGothic" w:eastAsia="BIZ UDGothic"/>
           <w:b w:val="0"/>
           <w:i w:val="0"/>
           <w:sz w:val="20"/>
@@ -1751,7 +1904,7 @@
       </w:r>
       <w:r>
         <w:rPr>
-          <w:rFonts w:ascii="Meiryo UI" w:hAnsi="Meiryo UI" w:eastAsia="Meiryo UI"/>
+          <w:rFonts w:ascii="BIZ UDPGothic" w:hAnsi="BIZ UDPGothic" w:eastAsia="BIZ UDPGothic"/>
           <w:b w:val="0"/>
           <w:i w:val="0"/>
           <w:sz w:val="21"/>
@@ -1760,7 +1913,7 @@
       </w:r>
       <w:r>
         <w:rPr>
-          <w:rFonts w:ascii="ＭＳ ゴシック" w:hAnsi="ＭＳ ゴシック" w:eastAsia="ＭＳ ゴシック"/>
+          <w:rFonts w:ascii="BIZ UDGothic" w:hAnsi="BIZ UDGothic" w:eastAsia="BIZ UDGothic"/>
           <w:b w:val="0"/>
           <w:i w:val="0"/>
           <w:sz w:val="20"/>
@@ -1769,7 +1922,7 @@
       </w:r>
       <w:r>
         <w:rPr>
-          <w:rFonts w:ascii="Meiryo UI" w:hAnsi="Meiryo UI" w:eastAsia="Meiryo UI"/>
+          <w:rFonts w:ascii="BIZ UDPGothic" w:hAnsi="BIZ UDPGothic" w:eastAsia="BIZ UDPGothic"/>
           <w:b w:val="0"/>
           <w:i w:val="0"/>
           <w:sz w:val="21"/>
@@ -1778,7 +1931,7 @@
       </w:r>
       <w:r>
         <w:rPr>
-          <w:rFonts w:ascii="ＭＳ ゴシック" w:hAnsi="ＭＳ ゴシック" w:eastAsia="ＭＳ ゴシック"/>
+          <w:rFonts w:ascii="BIZ UDGothic" w:hAnsi="BIZ UDGothic" w:eastAsia="BIZ UDGothic"/>
           <w:b w:val="0"/>
           <w:i w:val="0"/>
           <w:sz w:val="20"/>
@@ -1787,7 +1940,7 @@
       </w:r>
       <w:r>
         <w:rPr>
-          <w:rFonts w:ascii="Meiryo UI" w:hAnsi="Meiryo UI" w:eastAsia="Meiryo UI"/>
+          <w:rFonts w:ascii="BIZ UDPGothic" w:hAnsi="BIZ UDPGothic" w:eastAsia="BIZ UDPGothic"/>
           <w:b w:val="0"/>
           <w:i w:val="0"/>
           <w:sz w:val="21"/>
@@ -1796,7 +1949,7 @@
       </w:r>
       <w:r>
         <w:rPr>
-          <w:rFonts w:ascii="ＭＳ ゴシック" w:hAnsi="ＭＳ ゴシック" w:eastAsia="ＭＳ ゴシック"/>
+          <w:rFonts w:ascii="BIZ UDGothic" w:hAnsi="BIZ UDGothic" w:eastAsia="BIZ UDGothic"/>
           <w:b w:val="0"/>
           <w:i w:val="0"/>
           <w:sz w:val="20"/>
@@ -1805,7 +1958,7 @@
       </w:r>
       <w:r>
         <w:rPr>
-          <w:rFonts w:ascii="Meiryo UI" w:hAnsi="Meiryo UI" w:eastAsia="Meiryo UI"/>
+          <w:rFonts w:ascii="BIZ UDPGothic" w:hAnsi="BIZ UDPGothic" w:eastAsia="BIZ UDPGothic"/>
           <w:b w:val="0"/>
           <w:i w:val="0"/>
           <w:sz w:val="21"/>
@@ -1814,7 +1967,7 @@
       </w:r>
       <w:r>
         <w:rPr>
-          <w:rFonts w:ascii="ＭＳ ゴシック" w:hAnsi="ＭＳ ゴシック" w:eastAsia="ＭＳ ゴシック"/>
+          <w:rFonts w:ascii="BIZ UDGothic" w:hAnsi="BIZ UDGothic" w:eastAsia="BIZ UDGothic"/>
           <w:b w:val="0"/>
           <w:i w:val="0"/>
           <w:sz w:val="20"/>
@@ -1823,7 +1976,7 @@
       </w:r>
       <w:r>
         <w:rPr>
-          <w:rFonts w:ascii="Meiryo UI" w:hAnsi="Meiryo UI" w:eastAsia="Meiryo UI"/>
+          <w:rFonts w:ascii="BIZ UDPGothic" w:hAnsi="BIZ UDPGothic" w:eastAsia="BIZ UDPGothic"/>
           <w:b w:val="0"/>
           <w:i w:val="0"/>
           <w:sz w:val="21"/>
@@ -1839,7 +1992,7 @@
       </w:pPr>
       <w:r>
         <w:rPr>
-          <w:rFonts w:ascii="ＭＳ ゴシック" w:hAnsi="ＭＳ ゴシック" w:eastAsia="ＭＳ ゴシック"/>
+          <w:rFonts w:ascii="BIZ UDGothic" w:hAnsi="BIZ UDGothic" w:eastAsia="BIZ UDGothic"/>
           <w:b w:val="0"/>
           <w:i w:val="0"/>
           <w:sz w:val="20"/>
@@ -1848,7 +2001,7 @@
       </w:r>
       <w:r>
         <w:rPr>
-          <w:rFonts w:ascii="Meiryo UI" w:hAnsi="Meiryo UI" w:eastAsia="Meiryo UI"/>
+          <w:rFonts w:ascii="BIZ UDPGothic" w:hAnsi="BIZ UDPGothic" w:eastAsia="BIZ UDPGothic"/>
           <w:b w:val="0"/>
           <w:i w:val="0"/>
           <w:sz w:val="21"/>
@@ -1857,7 +2010,7 @@
       </w:r>
       <w:r>
         <w:rPr>
-          <w:rFonts w:ascii="ＭＳ ゴシック" w:hAnsi="ＭＳ ゴシック" w:eastAsia="ＭＳ ゴシック"/>
+          <w:rFonts w:ascii="BIZ UDGothic" w:hAnsi="BIZ UDGothic" w:eastAsia="BIZ UDGothic"/>
           <w:b w:val="0"/>
           <w:i w:val="0"/>
           <w:sz w:val="20"/>
@@ -1866,7 +2019,7 @@
       </w:r>
       <w:r>
         <w:rPr>
-          <w:rFonts w:ascii="Meiryo UI" w:hAnsi="Meiryo UI" w:eastAsia="Meiryo UI"/>
+          <w:rFonts w:ascii="BIZ UDPGothic" w:hAnsi="BIZ UDPGothic" w:eastAsia="BIZ UDPGothic"/>
           <w:b w:val="0"/>
           <w:i w:val="0"/>
           <w:sz w:val="21"/>
@@ -1875,7 +2028,7 @@
       </w:r>
       <w:r>
         <w:rPr>
-          <w:rFonts w:ascii="ＭＳ ゴシック" w:hAnsi="ＭＳ ゴシック" w:eastAsia="ＭＳ ゴシック"/>
+          <w:rFonts w:ascii="BIZ UDGothic" w:hAnsi="BIZ UDGothic" w:eastAsia="BIZ UDGothic"/>
           <w:b w:val="0"/>
           <w:i w:val="0"/>
           <w:sz w:val="20"/>
@@ -1884,7 +2037,7 @@
       </w:r>
       <w:r>
         <w:rPr>
-          <w:rFonts w:ascii="Meiryo UI" w:hAnsi="Meiryo UI" w:eastAsia="Meiryo UI"/>
+          <w:rFonts w:ascii="BIZ UDPGothic" w:hAnsi="BIZ UDPGothic" w:eastAsia="BIZ UDPGothic"/>
           <w:b w:val="0"/>
           <w:i w:val="0"/>
           <w:sz w:val="21"/>
@@ -1893,7 +2046,7 @@
       </w:r>
       <w:r>
         <w:rPr>
-          <w:rFonts w:ascii="ＭＳ ゴシック" w:hAnsi="ＭＳ ゴシック" w:eastAsia="ＭＳ ゴシック"/>
+          <w:rFonts w:ascii="BIZ UDGothic" w:hAnsi="BIZ UDGothic" w:eastAsia="BIZ UDGothic"/>
           <w:b w:val="0"/>
           <w:i w:val="0"/>
           <w:sz w:val="20"/>
@@ -1902,7 +2055,7 @@
       </w:r>
       <w:r>
         <w:rPr>
-          <w:rFonts w:ascii="Meiryo UI" w:hAnsi="Meiryo UI" w:eastAsia="Meiryo UI"/>
+          <w:rFonts w:ascii="BIZ UDPGothic" w:hAnsi="BIZ UDPGothic" w:eastAsia="BIZ UDPGothic"/>
           <w:b w:val="0"/>
           <w:i w:val="0"/>
           <w:sz w:val="21"/>
@@ -1911,7 +2064,7 @@
       </w:r>
       <w:r>
         <w:rPr>
-          <w:rFonts w:ascii="ＭＳ ゴシック" w:hAnsi="ＭＳ ゴシック" w:eastAsia="ＭＳ ゴシック"/>
+          <w:rFonts w:ascii="BIZ UDGothic" w:hAnsi="BIZ UDGothic" w:eastAsia="BIZ UDGothic"/>
           <w:b w:val="0"/>
           <w:i w:val="0"/>
           <w:sz w:val="20"/>
@@ -1920,7 +2073,7 @@
       </w:r>
       <w:r>
         <w:rPr>
-          <w:rFonts w:ascii="Meiryo UI" w:hAnsi="Meiryo UI" w:eastAsia="Meiryo UI"/>
+          <w:rFonts w:ascii="BIZ UDPGothic" w:hAnsi="BIZ UDPGothic" w:eastAsia="BIZ UDPGothic"/>
           <w:b w:val="0"/>
           <w:i w:val="0"/>
           <w:sz w:val="21"/>
@@ -1929,7 +2082,7 @@
       </w:r>
       <w:r>
         <w:rPr>
-          <w:rFonts w:ascii="ＭＳ ゴシック" w:hAnsi="ＭＳ ゴシック" w:eastAsia="ＭＳ ゴシック"/>
+          <w:rFonts w:ascii="BIZ UDGothic" w:hAnsi="BIZ UDGothic" w:eastAsia="BIZ UDGothic"/>
           <w:b w:val="0"/>
           <w:i w:val="0"/>
           <w:sz w:val="20"/>
@@ -1938,7 +2091,7 @@
       </w:r>
       <w:r>
         <w:rPr>
-          <w:rFonts w:ascii="Meiryo UI" w:hAnsi="Meiryo UI" w:eastAsia="Meiryo UI"/>
+          <w:rFonts w:ascii="BIZ UDPGothic" w:hAnsi="BIZ UDPGothic" w:eastAsia="BIZ UDPGothic"/>
           <w:b w:val="0"/>
           <w:i w:val="0"/>
           <w:sz w:val="21"/>
@@ -1947,7 +2100,7 @@
       </w:r>
       <w:r>
         <w:rPr>
-          <w:rFonts w:ascii="ＭＳ ゴシック" w:hAnsi="ＭＳ ゴシック" w:eastAsia="ＭＳ ゴシック"/>
+          <w:rFonts w:ascii="BIZ UDGothic" w:hAnsi="BIZ UDGothic" w:eastAsia="BIZ UDGothic"/>
           <w:b w:val="0"/>
           <w:i w:val="0"/>
           <w:sz w:val="20"/>
@@ -1956,7 +2109,7 @@
       </w:r>
       <w:r>
         <w:rPr>
-          <w:rFonts w:ascii="Meiryo UI" w:hAnsi="Meiryo UI" w:eastAsia="Meiryo UI"/>
+          <w:rFonts w:ascii="BIZ UDPGothic" w:hAnsi="BIZ UDPGothic" w:eastAsia="BIZ UDPGothic"/>
           <w:b w:val="0"/>
           <w:i w:val="0"/>
           <w:sz w:val="21"/>
@@ -1972,7 +2125,7 @@
       </w:pPr>
       <w:r>
         <w:rPr>
-          <w:rFonts w:ascii="ＭＳ ゴシック" w:hAnsi="ＭＳ ゴシック" w:eastAsia="ＭＳ ゴシック"/>
+          <w:rFonts w:ascii="BIZ UDGothic" w:hAnsi="BIZ UDGothic" w:eastAsia="BIZ UDGothic"/>
           <w:b w:val="0"/>
           <w:i w:val="0"/>
           <w:sz w:val="20"/>
@@ -1981,7 +2134,7 @@
       </w:r>
       <w:r>
         <w:rPr>
-          <w:rFonts w:ascii="Meiryo UI" w:hAnsi="Meiryo UI" w:eastAsia="Meiryo UI"/>
+          <w:rFonts w:ascii="BIZ UDPGothic" w:hAnsi="BIZ UDPGothic" w:eastAsia="BIZ UDPGothic"/>
           <w:b w:val="0"/>
           <w:i w:val="0"/>
           <w:sz w:val="21"/>
@@ -1990,7 +2143,7 @@
       </w:r>
       <w:r>
         <w:rPr>
-          <w:rFonts w:ascii="ＭＳ ゴシック" w:hAnsi="ＭＳ ゴシック" w:eastAsia="ＭＳ ゴシック"/>
+          <w:rFonts w:ascii="BIZ UDGothic" w:hAnsi="BIZ UDGothic" w:eastAsia="BIZ UDGothic"/>
           <w:b w:val="0"/>
           <w:i w:val="0"/>
           <w:sz w:val="20"/>
@@ -1999,7 +2152,7 @@
       </w:r>
       <w:r>
         <w:rPr>
-          <w:rFonts w:ascii="Meiryo UI" w:hAnsi="Meiryo UI" w:eastAsia="Meiryo UI"/>
+          <w:rFonts w:ascii="BIZ UDPGothic" w:hAnsi="BIZ UDPGothic" w:eastAsia="BIZ UDPGothic"/>
           <w:b w:val="0"/>
           <w:i w:val="0"/>
           <w:sz w:val="21"/>
@@ -2008,7 +2161,7 @@
       </w:r>
       <w:r>
         <w:rPr>
-          <w:rFonts w:ascii="ＭＳ ゴシック" w:hAnsi="ＭＳ ゴシック" w:eastAsia="ＭＳ ゴシック"/>
+          <w:rFonts w:ascii="BIZ UDGothic" w:hAnsi="BIZ UDGothic" w:eastAsia="BIZ UDGothic"/>
           <w:b w:val="0"/>
           <w:i w:val="0"/>
           <w:sz w:val="20"/>
@@ -2017,7 +2170,7 @@
       </w:r>
       <w:r>
         <w:rPr>
-          <w:rFonts w:ascii="Meiryo UI" w:hAnsi="Meiryo UI" w:eastAsia="Meiryo UI"/>
+          <w:rFonts w:ascii="BIZ UDPGothic" w:hAnsi="BIZ UDPGothic" w:eastAsia="BIZ UDPGothic"/>
           <w:b w:val="0"/>
           <w:i w:val="0"/>
           <w:sz w:val="21"/>
@@ -2026,7 +2179,7 @@
       </w:r>
       <w:r>
         <w:rPr>
-          <w:rFonts w:ascii="ＭＳ ゴシック" w:hAnsi="ＭＳ ゴシック" w:eastAsia="ＭＳ ゴシック"/>
+          <w:rFonts w:ascii="BIZ UDGothic" w:hAnsi="BIZ UDGothic" w:eastAsia="BIZ UDGothic"/>
           <w:b w:val="0"/>
           <w:i w:val="0"/>
           <w:sz w:val="20"/>
@@ -2035,7 +2188,7 @@
       </w:r>
       <w:r>
         <w:rPr>
-          <w:rFonts w:ascii="Meiryo UI" w:hAnsi="Meiryo UI" w:eastAsia="Meiryo UI"/>
+          <w:rFonts w:ascii="BIZ UDPGothic" w:hAnsi="BIZ UDPGothic" w:eastAsia="BIZ UDPGothic"/>
           <w:b w:val="0"/>
           <w:i w:val="0"/>
           <w:sz w:val="21"/>
@@ -2044,7 +2197,7 @@
       </w:r>
       <w:r>
         <w:rPr>
-          <w:rFonts w:ascii="ＭＳ ゴシック" w:hAnsi="ＭＳ ゴシック" w:eastAsia="ＭＳ ゴシック"/>
+          <w:rFonts w:ascii="BIZ UDGothic" w:hAnsi="BIZ UDGothic" w:eastAsia="BIZ UDGothic"/>
           <w:b w:val="0"/>
           <w:i w:val="0"/>
           <w:sz w:val="20"/>
@@ -2053,7 +2206,7 @@
       </w:r>
       <w:r>
         <w:rPr>
-          <w:rFonts w:ascii="Meiryo UI" w:hAnsi="Meiryo UI" w:eastAsia="Meiryo UI"/>
+          <w:rFonts w:ascii="BIZ UDPGothic" w:hAnsi="BIZ UDPGothic" w:eastAsia="BIZ UDPGothic"/>
           <w:b w:val="0"/>
           <w:i w:val="0"/>
           <w:sz w:val="21"/>
@@ -2069,7 +2222,7 @@
       </w:pPr>
       <w:r>
         <w:rPr>
-          <w:rFonts w:ascii="ＭＳ ゴシック" w:hAnsi="ＭＳ ゴシック" w:eastAsia="ＭＳ ゴシック"/>
+          <w:rFonts w:ascii="BIZ UDGothic" w:hAnsi="BIZ UDGothic" w:eastAsia="BIZ UDGothic"/>
           <w:b w:val="0"/>
           <w:i w:val="0"/>
           <w:sz w:val="20"/>
@@ -2078,7 +2231,7 @@
       </w:r>
       <w:r>
         <w:rPr>
-          <w:rFonts w:ascii="Meiryo UI" w:hAnsi="Meiryo UI" w:eastAsia="Meiryo UI"/>
+          <w:rFonts w:ascii="BIZ UDPGothic" w:hAnsi="BIZ UDPGothic" w:eastAsia="BIZ UDPGothic"/>
           <w:b w:val="0"/>
           <w:i w:val="0"/>
           <w:sz w:val="21"/>
@@ -2094,7 +2247,7 @@
       </w:pPr>
       <w:r>
         <w:rPr>
-          <w:rFonts w:ascii="ＭＳ ゴシック" w:hAnsi="ＭＳ ゴシック" w:eastAsia="ＭＳ ゴシック"/>
+          <w:rFonts w:ascii="BIZ UDGothic" w:hAnsi="BIZ UDGothic" w:eastAsia="BIZ UDGothic"/>
           <w:b w:val="0"/>
           <w:i w:val="0"/>
           <w:sz w:val="20"/>
@@ -2103,7 +2256,7 @@
       </w:r>
       <w:r>
         <w:rPr>
-          <w:rFonts w:ascii="Meiryo UI" w:hAnsi="Meiryo UI" w:eastAsia="Meiryo UI"/>
+          <w:rFonts w:ascii="BIZ UDPGothic" w:hAnsi="BIZ UDPGothic" w:eastAsia="BIZ UDPGothic"/>
           <w:b w:val="0"/>
           <w:i w:val="0"/>
           <w:sz w:val="21"/>
@@ -2119,7 +2272,7 @@
       </w:pPr>
       <w:r>
         <w:rPr>
-          <w:rFonts w:ascii="Meiryo UI" w:hAnsi="Meiryo UI" w:eastAsia="Meiryo UI"/>
+          <w:rFonts w:ascii="BIZ UDPGothic" w:hAnsi="BIZ UDPGothic" w:eastAsia="BIZ UDPGothic"/>
           <w:b/>
           <w:i w:val="0"/>
           <w:sz w:val="21"/>
@@ -2128,7 +2281,7 @@
       </w:r>
       <w:r>
         <w:rPr>
-          <w:rFonts w:ascii="Meiryo UI" w:hAnsi="Meiryo UI" w:eastAsia="Meiryo UI"/>
+          <w:rFonts w:ascii="BIZ UDPGothic" w:hAnsi="BIZ UDPGothic" w:eastAsia="BIZ UDPGothic"/>
           <w:b w:val="0"/>
           <w:i w:val="0"/>
           <w:sz w:val="21"/>
@@ -2137,7 +2290,7 @@
       </w:r>
       <w:r>
         <w:rPr>
-          <w:rFonts w:ascii="ＭＳ ゴシック" w:hAnsi="ＭＳ ゴシック" w:eastAsia="ＭＳ ゴシック"/>
+          <w:rFonts w:ascii="BIZ UDGothic" w:hAnsi="BIZ UDGothic" w:eastAsia="BIZ UDGothic"/>
           <w:b w:val="0"/>
           <w:i w:val="0"/>
           <w:sz w:val="20"/>
@@ -2146,7 +2299,7 @@
       </w:r>
       <w:r>
         <w:rPr>
-          <w:rFonts w:ascii="Meiryo UI" w:hAnsi="Meiryo UI" w:eastAsia="Meiryo UI"/>
+          <w:rFonts w:ascii="BIZ UDPGothic" w:hAnsi="BIZ UDPGothic" w:eastAsia="BIZ UDPGothic"/>
           <w:b w:val="0"/>
           <w:i w:val="0"/>
           <w:sz w:val="21"/>
@@ -2155,7 +2308,7 @@
       </w:r>
       <w:r>
         <w:rPr>
-          <w:rFonts w:ascii="ＭＳ ゴシック" w:hAnsi="ＭＳ ゴシック" w:eastAsia="ＭＳ ゴシック"/>
+          <w:rFonts w:ascii="BIZ UDGothic" w:hAnsi="BIZ UDGothic" w:eastAsia="BIZ UDGothic"/>
           <w:b w:val="0"/>
           <w:i w:val="0"/>
           <w:sz w:val="20"/>
@@ -2164,7 +2317,7 @@
       </w:r>
       <w:r>
         <w:rPr>
-          <w:rFonts w:ascii="Meiryo UI" w:hAnsi="Meiryo UI" w:eastAsia="Meiryo UI"/>
+          <w:rFonts w:ascii="BIZ UDPGothic" w:hAnsi="BIZ UDPGothic" w:eastAsia="BIZ UDPGothic"/>
           <w:b w:val="0"/>
           <w:i w:val="0"/>
           <w:sz w:val="21"/>
@@ -2173,7 +2326,7 @@
       </w:r>
       <w:r>
         <w:rPr>
-          <w:rFonts w:ascii="ＭＳ ゴシック" w:hAnsi="ＭＳ ゴシック" w:eastAsia="ＭＳ ゴシック"/>
+          <w:rFonts w:ascii="BIZ UDGothic" w:hAnsi="BIZ UDGothic" w:eastAsia="BIZ UDGothic"/>
           <w:b w:val="0"/>
           <w:i w:val="0"/>
           <w:sz w:val="20"/>
@@ -2182,7 +2335,7 @@
       </w:r>
       <w:r>
         <w:rPr>
-          <w:rFonts w:ascii="Meiryo UI" w:hAnsi="Meiryo UI" w:eastAsia="Meiryo UI"/>
+          <w:rFonts w:ascii="BIZ UDPGothic" w:hAnsi="BIZ UDPGothic" w:eastAsia="BIZ UDPGothic"/>
           <w:b w:val="0"/>
           <w:i w:val="0"/>
           <w:sz w:val="21"/>
@@ -2191,7 +2344,7 @@
       </w:r>
       <w:r>
         <w:rPr>
-          <w:rFonts w:ascii="ＭＳ ゴシック" w:hAnsi="ＭＳ ゴシック" w:eastAsia="ＭＳ ゴシック"/>
+          <w:rFonts w:ascii="BIZ UDGothic" w:hAnsi="BIZ UDGothic" w:eastAsia="BIZ UDGothic"/>
           <w:b w:val="0"/>
           <w:i w:val="0"/>
           <w:sz w:val="20"/>
@@ -2200,7 +2353,7 @@
       </w:r>
       <w:r>
         <w:rPr>
-          <w:rFonts w:ascii="Meiryo UI" w:hAnsi="Meiryo UI" w:eastAsia="Meiryo UI"/>
+          <w:rFonts w:ascii="BIZ UDPGothic" w:hAnsi="BIZ UDPGothic" w:eastAsia="BIZ UDPGothic"/>
           <w:b w:val="0"/>
           <w:i w:val="0"/>
           <w:sz w:val="21"/>
@@ -2209,7 +2362,7 @@
       </w:r>
       <w:r>
         <w:rPr>
-          <w:rFonts w:ascii="ＭＳ ゴシック" w:hAnsi="ＭＳ ゴシック" w:eastAsia="ＭＳ ゴシック"/>
+          <w:rFonts w:ascii="BIZ UDGothic" w:hAnsi="BIZ UDGothic" w:eastAsia="BIZ UDGothic"/>
           <w:b w:val="0"/>
           <w:i w:val="0"/>
           <w:sz w:val="20"/>
@@ -2218,7 +2371,7 @@
       </w:r>
       <w:r>
         <w:rPr>
-          <w:rFonts w:ascii="Meiryo UI" w:hAnsi="Meiryo UI" w:eastAsia="Meiryo UI"/>
+          <w:rFonts w:ascii="BIZ UDPGothic" w:hAnsi="BIZ UDPGothic" w:eastAsia="BIZ UDPGothic"/>
           <w:b w:val="0"/>
           <w:i w:val="0"/>
           <w:sz w:val="21"/>
@@ -2227,7 +2380,7 @@
       </w:r>
       <w:r>
         <w:rPr>
-          <w:rFonts w:ascii="ＭＳ ゴシック" w:hAnsi="ＭＳ ゴシック" w:eastAsia="ＭＳ ゴシック"/>
+          <w:rFonts w:ascii="BIZ UDGothic" w:hAnsi="BIZ UDGothic" w:eastAsia="BIZ UDGothic"/>
           <w:b w:val="0"/>
           <w:i w:val="0"/>
           <w:sz w:val="20"/>
@@ -2236,7 +2389,7 @@
       </w:r>
       <w:r>
         <w:rPr>
-          <w:rFonts w:ascii="Meiryo UI" w:hAnsi="Meiryo UI" w:eastAsia="Meiryo UI"/>
+          <w:rFonts w:ascii="BIZ UDPGothic" w:hAnsi="BIZ UDPGothic" w:eastAsia="BIZ UDPGothic"/>
           <w:b w:val="0"/>
           <w:i w:val="0"/>
           <w:sz w:val="21"/>
@@ -2252,7 +2405,7 @@
       </w:pPr>
       <w:r>
         <w:rPr>
-          <w:rFonts w:ascii="Meiryo UI" w:hAnsi="Meiryo UI" w:eastAsia="Meiryo UI"/>
+          <w:rFonts w:ascii="BIZ UDPGothic" w:hAnsi="BIZ UDPGothic" w:eastAsia="BIZ UDPGothic"/>
           <w:b/>
           <w:i w:val="0"/>
           <w:sz w:val="21"/>
@@ -2261,7 +2414,7 @@
       </w:r>
       <w:r>
         <w:rPr>
-          <w:rFonts w:ascii="Meiryo UI" w:hAnsi="Meiryo UI" w:eastAsia="Meiryo UI"/>
+          <w:rFonts w:ascii="BIZ UDPGothic" w:hAnsi="BIZ UDPGothic" w:eastAsia="BIZ UDPGothic"/>
           <w:b w:val="0"/>
           <w:i w:val="0"/>
           <w:sz w:val="21"/>
@@ -2270,7 +2423,7 @@
       </w:r>
       <w:r>
         <w:rPr>
-          <w:rFonts w:ascii="ＭＳ ゴシック" w:hAnsi="ＭＳ ゴシック" w:eastAsia="ＭＳ ゴシック"/>
+          <w:rFonts w:ascii="BIZ UDGothic" w:hAnsi="BIZ UDGothic" w:eastAsia="BIZ UDGothic"/>
           <w:b w:val="0"/>
           <w:i w:val="0"/>
           <w:sz w:val="20"/>
@@ -2279,7 +2432,7 @@
       </w:r>
       <w:r>
         <w:rPr>
-          <w:rFonts w:ascii="Meiryo UI" w:hAnsi="Meiryo UI" w:eastAsia="Meiryo UI"/>
+          <w:rFonts w:ascii="BIZ UDPGothic" w:hAnsi="BIZ UDPGothic" w:eastAsia="BIZ UDPGothic"/>
           <w:b w:val="0"/>
           <w:i w:val="0"/>
           <w:sz w:val="21"/>
@@ -2288,7 +2441,7 @@
       </w:r>
       <w:r>
         <w:rPr>
-          <w:rFonts w:ascii="ＭＳ ゴシック" w:hAnsi="ＭＳ ゴシック" w:eastAsia="ＭＳ ゴシック"/>
+          <w:rFonts w:ascii="BIZ UDGothic" w:hAnsi="BIZ UDGothic" w:eastAsia="BIZ UDGothic"/>
           <w:b w:val="0"/>
           <w:i w:val="0"/>
           <w:sz w:val="20"/>
@@ -2297,7 +2450,7 @@
       </w:r>
       <w:r>
         <w:rPr>
-          <w:rFonts w:ascii="Meiryo UI" w:hAnsi="Meiryo UI" w:eastAsia="Meiryo UI"/>
+          <w:rFonts w:ascii="BIZ UDPGothic" w:hAnsi="BIZ UDPGothic" w:eastAsia="BIZ UDPGothic"/>
           <w:b w:val="0"/>
           <w:i w:val="0"/>
           <w:sz w:val="21"/>
@@ -2306,7 +2459,7 @@
       </w:r>
       <w:r>
         <w:rPr>
-          <w:rFonts w:ascii="ＭＳ ゴシック" w:hAnsi="ＭＳ ゴシック" w:eastAsia="ＭＳ ゴシック"/>
+          <w:rFonts w:ascii="BIZ UDGothic" w:hAnsi="BIZ UDGothic" w:eastAsia="BIZ UDGothic"/>
           <w:b w:val="0"/>
           <w:i w:val="0"/>
           <w:sz w:val="20"/>
@@ -2315,7 +2468,7 @@
       </w:r>
       <w:r>
         <w:rPr>
-          <w:rFonts w:ascii="Meiryo UI" w:hAnsi="Meiryo UI" w:eastAsia="Meiryo UI"/>
+          <w:rFonts w:ascii="BIZ UDPGothic" w:hAnsi="BIZ UDPGothic" w:eastAsia="BIZ UDPGothic"/>
           <w:b w:val="0"/>
           <w:i w:val="0"/>
           <w:sz w:val="21"/>
@@ -2324,7 +2477,7 @@
       </w:r>
       <w:r>
         <w:rPr>
-          <w:rFonts w:ascii="ＭＳ ゴシック" w:hAnsi="ＭＳ ゴシック" w:eastAsia="ＭＳ ゴシック"/>
+          <w:rFonts w:ascii="BIZ UDGothic" w:hAnsi="BIZ UDGothic" w:eastAsia="BIZ UDGothic"/>
           <w:b w:val="0"/>
           <w:i w:val="0"/>
           <w:sz w:val="20"/>
@@ -2333,7 +2486,7 @@
       </w:r>
       <w:r>
         <w:rPr>
-          <w:rFonts w:ascii="Meiryo UI" w:hAnsi="Meiryo UI" w:eastAsia="Meiryo UI"/>
+          <w:rFonts w:ascii="BIZ UDPGothic" w:hAnsi="BIZ UDPGothic" w:eastAsia="BIZ UDPGothic"/>
           <w:b w:val="0"/>
           <w:i w:val="0"/>
           <w:sz w:val="21"/>
@@ -2349,7 +2502,7 @@
       </w:pPr>
       <w:r>
         <w:rPr>
-          <w:rFonts w:ascii="Meiryo UI" w:hAnsi="Meiryo UI" w:eastAsia="Meiryo UI"/>
+          <w:rFonts w:ascii="BIZ UDPGothic" w:hAnsi="BIZ UDPGothic" w:eastAsia="BIZ UDPGothic"/>
           <w:b/>
           <w:i w:val="0"/>
           <w:sz w:val="21"/>
@@ -2358,7 +2511,7 @@
       </w:r>
       <w:r>
         <w:rPr>
-          <w:rFonts w:ascii="Meiryo UI" w:hAnsi="Meiryo UI" w:eastAsia="Meiryo UI"/>
+          <w:rFonts w:ascii="BIZ UDPGothic" w:hAnsi="BIZ UDPGothic" w:eastAsia="BIZ UDPGothic"/>
           <w:b w:val="0"/>
           <w:i w:val="0"/>
           <w:sz w:val="21"/>
@@ -2367,7 +2520,7 @@
       </w:r>
       <w:r>
         <w:rPr>
-          <w:rFonts w:ascii="ＭＳ ゴシック" w:hAnsi="ＭＳ ゴシック" w:eastAsia="ＭＳ ゴシック"/>
+          <w:rFonts w:ascii="BIZ UDGothic" w:hAnsi="BIZ UDGothic" w:eastAsia="BIZ UDGothic"/>
           <w:b w:val="0"/>
           <w:i w:val="0"/>
           <w:sz w:val="20"/>
@@ -2376,7 +2529,7 @@
       </w:r>
       <w:r>
         <w:rPr>
-          <w:rFonts w:ascii="Meiryo UI" w:hAnsi="Meiryo UI" w:eastAsia="Meiryo UI"/>
+          <w:rFonts w:ascii="BIZ UDPGothic" w:hAnsi="BIZ UDPGothic" w:eastAsia="BIZ UDPGothic"/>
           <w:b w:val="0"/>
           <w:i w:val="0"/>
           <w:sz w:val="21"/>
@@ -2385,7 +2538,7 @@
       </w:r>
       <w:r>
         <w:rPr>
-          <w:rFonts w:ascii="ＭＳ ゴシック" w:hAnsi="ＭＳ ゴシック" w:eastAsia="ＭＳ ゴシック"/>
+          <w:rFonts w:ascii="BIZ UDGothic" w:hAnsi="BIZ UDGothic" w:eastAsia="BIZ UDGothic"/>
           <w:b w:val="0"/>
           <w:i w:val="0"/>
           <w:sz w:val="20"/>
@@ -2394,7 +2547,7 @@
       </w:r>
       <w:r>
         <w:rPr>
-          <w:rFonts w:ascii="Meiryo UI" w:hAnsi="Meiryo UI" w:eastAsia="Meiryo UI"/>
+          <w:rFonts w:ascii="BIZ UDPGothic" w:hAnsi="BIZ UDPGothic" w:eastAsia="BIZ UDPGothic"/>
           <w:b w:val="0"/>
           <w:i w:val="0"/>
           <w:sz w:val="21"/>
@@ -2410,7 +2563,7 @@
       </w:pPr>
       <w:r>
         <w:rPr>
-          <w:rFonts w:ascii="Meiryo UI" w:hAnsi="Meiryo UI" w:eastAsia="Meiryo UI"/>
+          <w:rFonts w:ascii="BIZ UDPGothic" w:hAnsi="BIZ UDPGothic" w:eastAsia="BIZ UDPGothic"/>
           <w:b/>
           <w:i w:val="0"/>
           <w:sz w:val="21"/>
@@ -2419,7 +2572,7 @@
       </w:r>
       <w:r>
         <w:rPr>
-          <w:rFonts w:ascii="Meiryo UI" w:hAnsi="Meiryo UI" w:eastAsia="Meiryo UI"/>
+          <w:rFonts w:ascii="BIZ UDPGothic" w:hAnsi="BIZ UDPGothic" w:eastAsia="BIZ UDPGothic"/>
           <w:b w:val="0"/>
           <w:i w:val="0"/>
           <w:sz w:val="21"/>
@@ -2428,7 +2581,7 @@
       </w:r>
       <w:r>
         <w:rPr>
-          <w:rFonts w:ascii="ＭＳ ゴシック" w:hAnsi="ＭＳ ゴシック" w:eastAsia="ＭＳ ゴシック"/>
+          <w:rFonts w:ascii="BIZ UDGothic" w:hAnsi="BIZ UDGothic" w:eastAsia="BIZ UDGothic"/>
           <w:b w:val="0"/>
           <w:i w:val="0"/>
           <w:sz w:val="20"/>
@@ -2437,7 +2590,7 @@
       </w:r>
       <w:r>
         <w:rPr>
-          <w:rFonts w:ascii="Meiryo UI" w:hAnsi="Meiryo UI" w:eastAsia="Meiryo UI"/>
+          <w:rFonts w:ascii="BIZ UDPGothic" w:hAnsi="BIZ UDPGothic" w:eastAsia="BIZ UDPGothic"/>
           <w:b w:val="0"/>
           <w:i w:val="0"/>
           <w:sz w:val="21"/>
@@ -2446,7 +2599,7 @@
       </w:r>
       <w:r>
         <w:rPr>
-          <w:rFonts w:ascii="ＭＳ ゴシック" w:hAnsi="ＭＳ ゴシック" w:eastAsia="ＭＳ ゴシック"/>
+          <w:rFonts w:ascii="BIZ UDGothic" w:hAnsi="BIZ UDGothic" w:eastAsia="BIZ UDGothic"/>
           <w:b w:val="0"/>
           <w:i w:val="0"/>
           <w:sz w:val="20"/>
@@ -2455,7 +2608,7 @@
       </w:r>
       <w:r>
         <w:rPr>
-          <w:rFonts w:ascii="Meiryo UI" w:hAnsi="Meiryo UI" w:eastAsia="Meiryo UI"/>
+          <w:rFonts w:ascii="BIZ UDPGothic" w:hAnsi="BIZ UDPGothic" w:eastAsia="BIZ UDPGothic"/>
           <w:b w:val="0"/>
           <w:i w:val="0"/>
           <w:sz w:val="21"/>
@@ -2464,7 +2617,7 @@
       </w:r>
       <w:r>
         <w:rPr>
-          <w:rFonts w:ascii="ＭＳ ゴシック" w:hAnsi="ＭＳ ゴシック" w:eastAsia="ＭＳ ゴシック"/>
+          <w:rFonts w:ascii="BIZ UDGothic" w:hAnsi="BIZ UDGothic" w:eastAsia="BIZ UDGothic"/>
           <w:b w:val="0"/>
           <w:i w:val="0"/>
           <w:sz w:val="20"/>
@@ -2473,7 +2626,7 @@
       </w:r>
       <w:r>
         <w:rPr>
-          <w:rFonts w:ascii="Meiryo UI" w:hAnsi="Meiryo UI" w:eastAsia="Meiryo UI"/>
+          <w:rFonts w:ascii="BIZ UDPGothic" w:hAnsi="BIZ UDPGothic" w:eastAsia="BIZ UDPGothic"/>
           <w:b w:val="0"/>
           <w:i w:val="0"/>
           <w:sz w:val="21"/>
@@ -2489,7 +2642,7 @@
       </w:pPr>
       <w:r>
         <w:rPr>
-          <w:rFonts w:ascii="Meiryo UI" w:hAnsi="Meiryo UI" w:eastAsia="Meiryo UI"/>
+          <w:rFonts w:ascii="BIZ UDPGothic" w:hAnsi="BIZ UDPGothic" w:eastAsia="BIZ UDPGothic"/>
           <w:b/>
           <w:i w:val="0"/>
           <w:sz w:val="21"/>
@@ -2498,7 +2651,7 @@
       </w:r>
       <w:r>
         <w:rPr>
-          <w:rFonts w:ascii="Meiryo UI" w:hAnsi="Meiryo UI" w:eastAsia="Meiryo UI"/>
+          <w:rFonts w:ascii="BIZ UDPGothic" w:hAnsi="BIZ UDPGothic" w:eastAsia="BIZ UDPGothic"/>
           <w:b w:val="0"/>
           <w:i w:val="0"/>
           <w:sz w:val="21"/>
@@ -2507,7 +2660,7 @@
       </w:r>
       <w:r>
         <w:rPr>
-          <w:rFonts w:ascii="ＭＳ ゴシック" w:hAnsi="ＭＳ ゴシック" w:eastAsia="ＭＳ ゴシック"/>
+          <w:rFonts w:ascii="BIZ UDGothic" w:hAnsi="BIZ UDGothic" w:eastAsia="BIZ UDGothic"/>
           <w:b w:val="0"/>
           <w:i w:val="0"/>
           <w:sz w:val="20"/>
@@ -2516,7 +2669,7 @@
       </w:r>
       <w:r>
         <w:rPr>
-          <w:rFonts w:ascii="Meiryo UI" w:hAnsi="Meiryo UI" w:eastAsia="Meiryo UI"/>
+          <w:rFonts w:ascii="BIZ UDPGothic" w:hAnsi="BIZ UDPGothic" w:eastAsia="BIZ UDPGothic"/>
           <w:b w:val="0"/>
           <w:i w:val="0"/>
           <w:sz w:val="21"/>
@@ -2525,7 +2678,7 @@
       </w:r>
       <w:r>
         <w:rPr>
-          <w:rFonts w:ascii="ＭＳ ゴシック" w:hAnsi="ＭＳ ゴシック" w:eastAsia="ＭＳ ゴシック"/>
+          <w:rFonts w:ascii="BIZ UDGothic" w:hAnsi="BIZ UDGothic" w:eastAsia="BIZ UDGothic"/>
           <w:b w:val="0"/>
           <w:i w:val="0"/>
           <w:sz w:val="20"/>
@@ -2534,7 +2687,7 @@
       </w:r>
       <w:r>
         <w:rPr>
-          <w:rFonts w:ascii="Meiryo UI" w:hAnsi="Meiryo UI" w:eastAsia="Meiryo UI"/>
+          <w:rFonts w:ascii="BIZ UDPGothic" w:hAnsi="BIZ UDPGothic" w:eastAsia="BIZ UDPGothic"/>
           <w:b w:val="0"/>
           <w:i w:val="0"/>
           <w:sz w:val="21"/>
@@ -2543,7 +2696,7 @@
       </w:r>
       <w:r>
         <w:rPr>
-          <w:rFonts w:ascii="ＭＳ ゴシック" w:hAnsi="ＭＳ ゴシック" w:eastAsia="ＭＳ ゴシック"/>
+          <w:rFonts w:ascii="BIZ UDGothic" w:hAnsi="BIZ UDGothic" w:eastAsia="BIZ UDGothic"/>
           <w:b w:val="0"/>
           <w:i w:val="0"/>
           <w:sz w:val="20"/>
@@ -2552,7 +2705,7 @@
       </w:r>
       <w:r>
         <w:rPr>
-          <w:rFonts w:ascii="Meiryo UI" w:hAnsi="Meiryo UI" w:eastAsia="Meiryo UI"/>
+          <w:rFonts w:ascii="BIZ UDPGothic" w:hAnsi="BIZ UDPGothic" w:eastAsia="BIZ UDPGothic"/>
           <w:b w:val="0"/>
           <w:i w:val="0"/>
           <w:sz w:val="21"/>
@@ -2561,7 +2714,7 @@
       </w:r>
       <w:r>
         <w:rPr>
-          <w:rFonts w:ascii="ＭＳ ゴシック" w:hAnsi="ＭＳ ゴシック" w:eastAsia="ＭＳ ゴシック"/>
+          <w:rFonts w:ascii="BIZ UDGothic" w:hAnsi="BIZ UDGothic" w:eastAsia="BIZ UDGothic"/>
           <w:b w:val="0"/>
           <w:i w:val="0"/>
           <w:sz w:val="20"/>
@@ -2570,7 +2723,7 @@
       </w:r>
       <w:r>
         <w:rPr>
-          <w:rFonts w:ascii="Meiryo UI" w:hAnsi="Meiryo UI" w:eastAsia="Meiryo UI"/>
+          <w:rFonts w:ascii="BIZ UDPGothic" w:hAnsi="BIZ UDPGothic" w:eastAsia="BIZ UDPGothic"/>
           <w:b w:val="0"/>
           <w:i w:val="0"/>
           <w:sz w:val="21"/>
@@ -2579,7 +2732,7 @@
       </w:r>
       <w:r>
         <w:rPr>
-          <w:rFonts w:ascii="ＭＳ ゴシック" w:hAnsi="ＭＳ ゴシック" w:eastAsia="ＭＳ ゴシック"/>
+          <w:rFonts w:ascii="BIZ UDGothic" w:hAnsi="BIZ UDGothic" w:eastAsia="BIZ UDGothic"/>
           <w:b w:val="0"/>
           <w:i w:val="0"/>
           <w:sz w:val="20"/>
@@ -2588,7 +2741,7 @@
       </w:r>
       <w:r>
         <w:rPr>
-          <w:rFonts w:ascii="Meiryo UI" w:hAnsi="Meiryo UI" w:eastAsia="Meiryo UI"/>
+          <w:rFonts w:ascii="BIZ UDPGothic" w:hAnsi="BIZ UDPGothic" w:eastAsia="BIZ UDPGothic"/>
           <w:b w:val="0"/>
           <w:i w:val="0"/>
           <w:sz w:val="21"/>
@@ -2597,7 +2750,7 @@
       </w:r>
       <w:r>
         <w:rPr>
-          <w:rFonts w:ascii="ＭＳ ゴシック" w:hAnsi="ＭＳ ゴシック" w:eastAsia="ＭＳ ゴシック"/>
+          <w:rFonts w:ascii="BIZ UDGothic" w:hAnsi="BIZ UDGothic" w:eastAsia="BIZ UDGothic"/>
           <w:b w:val="0"/>
           <w:i w:val="0"/>
           <w:sz w:val="20"/>
@@ -2606,7 +2759,7 @@
       </w:r>
       <w:r>
         <w:rPr>
-          <w:rFonts w:ascii="Meiryo UI" w:hAnsi="Meiryo UI" w:eastAsia="Meiryo UI"/>
+          <w:rFonts w:ascii="BIZ UDPGothic" w:hAnsi="BIZ UDPGothic" w:eastAsia="BIZ UDPGothic"/>
           <w:b w:val="0"/>
           <w:i w:val="0"/>
           <w:sz w:val="21"/>
@@ -2615,7 +2768,7 @@
       </w:r>
       <w:r>
         <w:rPr>
-          <w:rFonts w:ascii="ＭＳ ゴシック" w:hAnsi="ＭＳ ゴシック" w:eastAsia="ＭＳ ゴシック"/>
+          <w:rFonts w:ascii="BIZ UDGothic" w:hAnsi="BIZ UDGothic" w:eastAsia="BIZ UDGothic"/>
           <w:b w:val="0"/>
           <w:i w:val="0"/>
           <w:sz w:val="20"/>
@@ -2624,7 +2777,7 @@
       </w:r>
       <w:r>
         <w:rPr>
-          <w:rFonts w:ascii="Meiryo UI" w:hAnsi="Meiryo UI" w:eastAsia="Meiryo UI"/>
+          <w:rFonts w:ascii="BIZ UDPGothic" w:hAnsi="BIZ UDPGothic" w:eastAsia="BIZ UDPGothic"/>
           <w:b w:val="0"/>
           <w:i w:val="0"/>
           <w:sz w:val="21"/>
@@ -2633,7 +2786,7 @@
       </w:r>
       <w:r>
         <w:rPr>
-          <w:rFonts w:ascii="ＭＳ ゴシック" w:hAnsi="ＭＳ ゴシック" w:eastAsia="ＭＳ ゴシック"/>
+          <w:rFonts w:ascii="BIZ UDGothic" w:hAnsi="BIZ UDGothic" w:eastAsia="BIZ UDGothic"/>
           <w:b w:val="0"/>
           <w:i w:val="0"/>
           <w:sz w:val="20"/>
@@ -2642,7 +2795,7 @@
       </w:r>
       <w:r>
         <w:rPr>
-          <w:rFonts w:ascii="Meiryo UI" w:hAnsi="Meiryo UI" w:eastAsia="Meiryo UI"/>
+          <w:rFonts w:ascii="BIZ UDPGothic" w:hAnsi="BIZ UDPGothic" w:eastAsia="BIZ UDPGothic"/>
           <w:b w:val="0"/>
           <w:i w:val="0"/>
           <w:sz w:val="21"/>
@@ -2653,16 +2806,29 @@
     <w:p>
       <w:pPr>
         <w:spacing w:before="200" w:after="60"/>
+        <w:pBdr>
+          <w:bottom w:val="single" w:sz="6" w:space="4" w:color="CDD5DD"/>
+        </w:pBdr>
       </w:pPr>
       <w:r>
         <w:rPr>
-          <w:rFonts w:ascii="Meiryo UI" w:hAnsi="Meiryo UI" w:eastAsia="Meiryo UI"/>
+          <w:rFonts w:ascii="BIZ UDGothic" w:hAnsi="BIZ UDGothic" w:eastAsia="BIZ UDGothic"/>
           <w:b/>
           <w:i w:val="0"/>
           <w:color w:val="1F5C99"/>
           <w:sz w:val="30"/>
         </w:rPr>
-        <w:t>5. Jinja2 タグ保護 + Nunjucks プレビュー</w:t>
+        <w:t xml:space="preserve">5. </w:t>
+      </w:r>
+      <w:r>
+        <w:rPr>
+          <w:rFonts w:ascii="BIZ UDPGothic" w:hAnsi="BIZ UDPGothic" w:eastAsia="BIZ UDPGothic"/>
+          <w:b/>
+          <w:i w:val="0"/>
+          <w:color w:val="20242C"/>
+          <w:sz w:val="30"/>
+        </w:rPr>
+        <w:t>Jinja2 タグ保護 + Nunjucks プレビュー</w:t>
       </w:r>
     </w:p>
     <w:p>
@@ -2671,7 +2837,7 @@
       </w:pPr>
       <w:r>
         <w:rPr>
-          <w:rFonts w:ascii="Meiryo UI" w:hAnsi="Meiryo UI" w:eastAsia="Meiryo UI"/>
+          <w:rFonts w:ascii="BIZ UDPGothic" w:hAnsi="BIZ UDPGothic" w:eastAsia="BIZ UDPGothic"/>
           <w:b w:val="0"/>
           <w:i w:val="0"/>
           <w:sz w:val="21"/>
@@ -2680,7 +2846,7 @@
       </w:r>
       <w:r>
         <w:rPr>
-          <w:rFonts w:ascii="ＭＳ ゴシック" w:hAnsi="ＭＳ ゴシック" w:eastAsia="ＭＳ ゴシック"/>
+          <w:rFonts w:ascii="BIZ UDGothic" w:hAnsi="BIZ UDGothic" w:eastAsia="BIZ UDGothic"/>
           <w:b w:val="0"/>
           <w:i w:val="0"/>
           <w:sz w:val="20"/>
@@ -2689,7 +2855,7 @@
       </w:r>
       <w:r>
         <w:rPr>
-          <w:rFonts w:ascii="Meiryo UI" w:hAnsi="Meiryo UI" w:eastAsia="Meiryo UI"/>
+          <w:rFonts w:ascii="BIZ UDPGothic" w:hAnsi="BIZ UDPGothic" w:eastAsia="BIZ UDPGothic"/>
           <w:b w:val="0"/>
           <w:i w:val="0"/>
           <w:sz w:val="21"/>
@@ -2698,7 +2864,7 @@
       </w:r>
       <w:r>
         <w:rPr>
-          <w:rFonts w:ascii="ＭＳ ゴシック" w:hAnsi="ＭＳ ゴシック" w:eastAsia="ＭＳ ゴシック"/>
+          <w:rFonts w:ascii="BIZ UDGothic" w:hAnsi="BIZ UDGothic" w:eastAsia="BIZ UDGothic"/>
           <w:b w:val="0"/>
           <w:i w:val="0"/>
           <w:sz w:val="20"/>
@@ -2707,7 +2873,7 @@
       </w:r>
       <w:r>
         <w:rPr>
-          <w:rFonts w:ascii="Meiryo UI" w:hAnsi="Meiryo UI" w:eastAsia="Meiryo UI"/>
+          <w:rFonts w:ascii="BIZ UDPGothic" w:hAnsi="BIZ UDPGothic" w:eastAsia="BIZ UDPGothic"/>
           <w:b w:val="0"/>
           <w:i w:val="0"/>
           <w:sz w:val="21"/>
@@ -2716,7 +2882,7 @@
       </w:r>
       <w:r>
         <w:rPr>
-          <w:rFonts w:ascii="ＭＳ ゴシック" w:hAnsi="ＭＳ ゴシック" w:eastAsia="ＭＳ ゴシック"/>
+          <w:rFonts w:ascii="BIZ UDGothic" w:hAnsi="BIZ UDGothic" w:eastAsia="BIZ UDGothic"/>
           <w:b w:val="0"/>
           <w:i w:val="0"/>
           <w:sz w:val="20"/>
@@ -2725,7 +2891,7 @@
       </w:r>
       <w:r>
         <w:rPr>
-          <w:rFonts w:ascii="Meiryo UI" w:hAnsi="Meiryo UI" w:eastAsia="Meiryo UI"/>
+          <w:rFonts w:ascii="BIZ UDPGothic" w:hAnsi="BIZ UDPGothic" w:eastAsia="BIZ UDPGothic"/>
           <w:b w:val="0"/>
           <w:i w:val="0"/>
           <w:sz w:val="21"/>
@@ -2741,7 +2907,7 @@
       </w:pPr>
       <w:r>
         <w:rPr>
-          <w:rFonts w:ascii="ＭＳ ゴシック" w:hAnsi="ＭＳ ゴシック" w:eastAsia="ＭＳ ゴシック"/>
+          <w:rFonts w:ascii="BIZ UDGothic" w:hAnsi="BIZ UDGothic" w:eastAsia="BIZ UDGothic"/>
           <w:b w:val="0"/>
           <w:i w:val="0"/>
           <w:sz w:val="20"/>
@@ -2750,7 +2916,7 @@
       </w:r>
       <w:r>
         <w:rPr>
-          <w:rFonts w:ascii="Meiryo UI" w:hAnsi="Meiryo UI" w:eastAsia="Meiryo UI"/>
+          <w:rFonts w:ascii="BIZ UDPGothic" w:hAnsi="BIZ UDPGothic" w:eastAsia="BIZ UDPGothic"/>
           <w:b w:val="0"/>
           <w:i w:val="0"/>
           <w:sz w:val="21"/>
@@ -2759,7 +2925,7 @@
       </w:r>
       <w:r>
         <w:rPr>
-          <w:rFonts w:ascii="Meiryo UI" w:hAnsi="Meiryo UI" w:eastAsia="Meiryo UI"/>
+          <w:rFonts w:ascii="BIZ UDPGothic" w:hAnsi="BIZ UDPGothic" w:eastAsia="BIZ UDPGothic"/>
           <w:b/>
           <w:i w:val="0"/>
           <w:sz w:val="21"/>
@@ -2768,7 +2934,7 @@
       </w:r>
       <w:r>
         <w:rPr>
-          <w:rFonts w:ascii="Meiryo UI" w:hAnsi="Meiryo UI" w:eastAsia="Meiryo UI"/>
+          <w:rFonts w:ascii="BIZ UDPGothic" w:hAnsi="BIZ UDPGothic" w:eastAsia="BIZ UDPGothic"/>
           <w:b w:val="0"/>
           <w:i w:val="0"/>
           <w:sz w:val="21"/>
@@ -2777,7 +2943,7 @@
       </w:r>
       <w:r>
         <w:rPr>
-          <w:rFonts w:ascii="Meiryo UI" w:hAnsi="Meiryo UI" w:eastAsia="Meiryo UI"/>
+          <w:rFonts w:ascii="BIZ UDPGothic" w:hAnsi="BIZ UDPGothic" w:eastAsia="BIZ UDPGothic"/>
           <w:b/>
           <w:i w:val="0"/>
           <w:sz w:val="21"/>
@@ -2786,7 +2952,7 @@
       </w:r>
       <w:r>
         <w:rPr>
-          <w:rFonts w:ascii="Meiryo UI" w:hAnsi="Meiryo UI" w:eastAsia="Meiryo UI"/>
+          <w:rFonts w:ascii="BIZ UDPGothic" w:hAnsi="BIZ UDPGothic" w:eastAsia="BIZ UDPGothic"/>
           <w:b w:val="0"/>
           <w:i w:val="0"/>
           <w:sz w:val="21"/>
@@ -2802,7 +2968,7 @@
       </w:pPr>
       <w:r>
         <w:rPr>
-          <w:rFonts w:ascii="ＭＳ ゴシック" w:hAnsi="ＭＳ ゴシック" w:eastAsia="ＭＳ ゴシック"/>
+          <w:rFonts w:ascii="BIZ UDGothic" w:hAnsi="BIZ UDGothic" w:eastAsia="BIZ UDGothic"/>
           <w:b w:val="0"/>
           <w:i w:val="0"/>
           <w:sz w:val="20"/>
@@ -2811,7 +2977,7 @@
       </w:r>
       <w:r>
         <w:rPr>
-          <w:rFonts w:ascii="Meiryo UI" w:hAnsi="Meiryo UI" w:eastAsia="Meiryo UI"/>
+          <w:rFonts w:ascii="BIZ UDPGothic" w:hAnsi="BIZ UDPGothic" w:eastAsia="BIZ UDPGothic"/>
           <w:b w:val="0"/>
           <w:i w:val="0"/>
           <w:sz w:val="21"/>
@@ -2822,16 +2988,29 @@
     <w:p>
       <w:pPr>
         <w:spacing w:before="200" w:after="60"/>
+        <w:pBdr>
+          <w:bottom w:val="single" w:sz="6" w:space="4" w:color="CDD5DD"/>
+        </w:pBdr>
       </w:pPr>
       <w:r>
         <w:rPr>
-          <w:rFonts w:ascii="Meiryo UI" w:hAnsi="Meiryo UI" w:eastAsia="Meiryo UI"/>
+          <w:rFonts w:ascii="BIZ UDGothic" w:hAnsi="BIZ UDGothic" w:eastAsia="BIZ UDGothic"/>
           <w:b/>
           <w:i w:val="0"/>
           <w:color w:val="1F5C99"/>
           <w:sz w:val="30"/>
         </w:rPr>
-        <w:t>6. GrapesJS 連携・エディタ画面構成</w:t>
+        <w:t xml:space="preserve">6. </w:t>
+      </w:r>
+      <w:r>
+        <w:rPr>
+          <w:rFonts w:ascii="BIZ UDPGothic" w:hAnsi="BIZ UDPGothic" w:eastAsia="BIZ UDPGothic"/>
+          <w:b/>
+          <w:i w:val="0"/>
+          <w:color w:val="20242C"/>
+          <w:sz w:val="30"/>
+        </w:rPr>
+        <w:t>GrapesJS 連携</w:t>
       </w:r>
     </w:p>
     <w:p>
@@ -2842,7 +3021,7 @@
       </w:pPr>
       <w:r>
         <w:rPr>
-          <w:rFonts w:ascii="ＭＳ ゴシック" w:hAnsi="ＭＳ ゴシック" w:eastAsia="ＭＳ ゴシック"/>
+          <w:rFonts w:ascii="BIZ UDGothic" w:hAnsi="BIZ UDGothic" w:eastAsia="BIZ UDGothic"/>
           <w:b w:val="0"/>
           <w:i w:val="0"/>
           <w:sz w:val="20"/>
@@ -2851,7 +3030,7 @@
       </w:r>
       <w:r>
         <w:rPr>
-          <w:rFonts w:ascii="Meiryo UI" w:hAnsi="Meiryo UI" w:eastAsia="Meiryo UI"/>
+          <w:rFonts w:ascii="BIZ UDPGothic" w:hAnsi="BIZ UDPGothic" w:eastAsia="BIZ UDPGothic"/>
           <w:b w:val="0"/>
           <w:i w:val="0"/>
           <w:sz w:val="21"/>
@@ -2867,7 +3046,7 @@
       </w:pPr>
       <w:r>
         <w:rPr>
-          <w:rFonts w:ascii="ＭＳ ゴシック" w:hAnsi="ＭＳ ゴシック" w:eastAsia="ＭＳ ゴシック"/>
+          <w:rFonts w:ascii="BIZ UDGothic" w:hAnsi="BIZ UDGothic" w:eastAsia="BIZ UDGothic"/>
           <w:b w:val="0"/>
           <w:i w:val="0"/>
           <w:sz w:val="20"/>
@@ -2876,7 +3055,7 @@
       </w:r>
       <w:r>
         <w:rPr>
-          <w:rFonts w:ascii="Meiryo UI" w:hAnsi="Meiryo UI" w:eastAsia="Meiryo UI"/>
+          <w:rFonts w:ascii="BIZ UDPGothic" w:hAnsi="BIZ UDPGothic" w:eastAsia="BIZ UDPGothic"/>
           <w:b w:val="0"/>
           <w:i w:val="0"/>
           <w:sz w:val="21"/>
@@ -2892,7 +3071,7 @@
       </w:pPr>
       <w:r>
         <w:rPr>
-          <w:rFonts w:ascii="Meiryo UI" w:hAnsi="Meiryo UI" w:eastAsia="Meiryo UI"/>
+          <w:rFonts w:ascii="BIZ UDPGothic" w:hAnsi="BIZ UDPGothic" w:eastAsia="BIZ UDPGothic"/>
           <w:b w:val="0"/>
           <w:i w:val="0"/>
           <w:sz w:val="21"/>
@@ -2901,7 +3080,7 @@
       </w:r>
       <w:r>
         <w:rPr>
-          <w:rFonts w:ascii="ＭＳ ゴシック" w:hAnsi="ＭＳ ゴシック" w:eastAsia="ＭＳ ゴシック"/>
+          <w:rFonts w:ascii="BIZ UDGothic" w:hAnsi="BIZ UDGothic" w:eastAsia="BIZ UDGothic"/>
           <w:b w:val="0"/>
           <w:i w:val="0"/>
           <w:sz w:val="20"/>
@@ -2910,7 +3089,7 @@
       </w:r>
       <w:r>
         <w:rPr>
-          <w:rFonts w:ascii="Meiryo UI" w:hAnsi="Meiryo UI" w:eastAsia="Meiryo UI"/>
+          <w:rFonts w:ascii="BIZ UDPGothic" w:hAnsi="BIZ UDPGothic" w:eastAsia="BIZ UDPGothic"/>
           <w:b w:val="0"/>
           <w:i w:val="0"/>
           <w:sz w:val="21"/>
@@ -2926,7 +3105,7 @@
       </w:pPr>
       <w:r>
         <w:rPr>
-          <w:rFonts w:ascii="Meiryo UI" w:hAnsi="Meiryo UI" w:eastAsia="Meiryo UI"/>
+          <w:rFonts w:ascii="BIZ UDPGothic" w:hAnsi="BIZ UDPGothic" w:eastAsia="BIZ UDPGothic"/>
           <w:b w:val="0"/>
           <w:i w:val="0"/>
           <w:sz w:val="21"/>
@@ -2935,7 +3114,7 @@
       </w:r>
       <w:r>
         <w:rPr>
-          <w:rFonts w:ascii="ＭＳ ゴシック" w:hAnsi="ＭＳ ゴシック" w:eastAsia="ＭＳ ゴシック"/>
+          <w:rFonts w:ascii="BIZ UDGothic" w:hAnsi="BIZ UDGothic" w:eastAsia="BIZ UDGothic"/>
           <w:b w:val="0"/>
           <w:i w:val="0"/>
           <w:sz w:val="20"/>
@@ -2944,7 +3123,7 @@
       </w:r>
       <w:r>
         <w:rPr>
-          <w:rFonts w:ascii="Meiryo UI" w:hAnsi="Meiryo UI" w:eastAsia="Meiryo UI"/>
+          <w:rFonts w:ascii="BIZ UDPGothic" w:hAnsi="BIZ UDPGothic" w:eastAsia="BIZ UDPGothic"/>
           <w:b w:val="0"/>
           <w:i w:val="0"/>
           <w:sz w:val="21"/>
@@ -2953,7 +3132,7 @@
       </w:r>
       <w:r>
         <w:rPr>
-          <w:rFonts w:ascii="ＭＳ ゴシック" w:hAnsi="ＭＳ ゴシック" w:eastAsia="ＭＳ ゴシック"/>
+          <w:rFonts w:ascii="BIZ UDGothic" w:hAnsi="BIZ UDGothic" w:eastAsia="BIZ UDGothic"/>
           <w:b w:val="0"/>
           <w:i w:val="0"/>
           <w:sz w:val="20"/>
@@ -2962,7 +3141,7 @@
       </w:r>
       <w:r>
         <w:rPr>
-          <w:rFonts w:ascii="Meiryo UI" w:hAnsi="Meiryo UI" w:eastAsia="Meiryo UI"/>
+          <w:rFonts w:ascii="BIZ UDPGothic" w:hAnsi="BIZ UDPGothic" w:eastAsia="BIZ UDPGothic"/>
           <w:b w:val="0"/>
           <w:i w:val="0"/>
           <w:sz w:val="21"/>
@@ -2971,7 +3150,7 @@
       </w:r>
       <w:r>
         <w:rPr>
-          <w:rFonts w:ascii="ＭＳ ゴシック" w:hAnsi="ＭＳ ゴシック" w:eastAsia="ＭＳ ゴシック"/>
+          <w:rFonts w:ascii="BIZ UDGothic" w:hAnsi="BIZ UDGothic" w:eastAsia="BIZ UDGothic"/>
           <w:b w:val="0"/>
           <w:i w:val="0"/>
           <w:sz w:val="20"/>
@@ -2980,7 +3159,7 @@
       </w:r>
       <w:r>
         <w:rPr>
-          <w:rFonts w:ascii="Meiryo UI" w:hAnsi="Meiryo UI" w:eastAsia="Meiryo UI"/>
+          <w:rFonts w:ascii="BIZ UDPGothic" w:hAnsi="BIZ UDPGothic" w:eastAsia="BIZ UDPGothic"/>
           <w:b w:val="0"/>
           <w:i w:val="0"/>
           <w:sz w:val="21"/>
@@ -2990,25 +3169,30 @@
     </w:p>
     <w:p>
       <w:pPr>
-        <w:spacing w:after="80"/>
+        <w:spacing w:before="200" w:after="60"/>
+        <w:pBdr>
+          <w:bottom w:val="single" w:sz="6" w:space="4" w:color="CDD5DD"/>
+        </w:pBdr>
       </w:pPr>
       <w:r>
         <w:rPr>
-          <w:rFonts w:ascii="ＭＳ ゴシック" w:hAnsi="ＭＳ ゴシック" w:eastAsia="ＭＳ ゴシック"/>
-          <w:b w:val="0"/>
-          <w:i w:val="0"/>
-          <w:sz w:val="20"/>
-        </w:rPr>
-        <w:t>EditorView.vue</w:t>
-      </w:r>
-      <w:r>
-        <w:rPr>
-          <w:rFonts w:ascii="Meiryo UI" w:hAnsi="Meiryo UI" w:eastAsia="Meiryo UI"/>
-          <w:b w:val="0"/>
-          <w:i w:val="0"/>
-          <w:sz w:val="21"/>
-        </w:rPr>
-        <w:t xml:space="preserve"> は 3 ペイン構成。</w:t>
+          <w:rFonts w:ascii="BIZ UDGothic" w:hAnsi="BIZ UDGothic" w:eastAsia="BIZ UDGothic"/>
+          <w:b/>
+          <w:i w:val="0"/>
+          <w:color w:val="1F5C99"/>
+          <w:sz w:val="30"/>
+        </w:rPr>
+        <w:t xml:space="preserve">7. </w:t>
+      </w:r>
+      <w:r>
+        <w:rPr>
+          <w:rFonts w:ascii="BIZ UDPGothic" w:hAnsi="BIZ UDPGothic" w:eastAsia="BIZ UDPGothic"/>
+          <w:b/>
+          <w:i w:val="0"/>
+          <w:color w:val="20242C"/>
+          <w:sz w:val="30"/>
+        </w:rPr>
+        <w:t>プレビュー / PDF（vivliostyle）</w:t>
       </w:r>
     </w:p>
     <w:p>
@@ -3019,39 +3203,75 @@
       </w:pPr>
       <w:r>
         <w:rPr>
-          <w:rFonts w:ascii="Meiryo UI" w:hAnsi="Meiryo UI" w:eastAsia="Meiryo UI"/>
-          <w:b/>
+          <w:rFonts w:ascii="BIZ UDGothic" w:hAnsi="BIZ UDGothic" w:eastAsia="BIZ UDGothic"/>
+          <w:b w:val="0"/>
+          <w:i w:val="0"/>
+          <w:sz w:val="20"/>
+        </w:rPr>
+        <w:t>server/src/vivliostyle/build.ts</w:t>
+      </w:r>
+      <w:r>
+        <w:rPr>
+          <w:rFonts w:ascii="BIZ UDPGothic" w:hAnsi="BIZ UDPGothic" w:eastAsia="BIZ UDPGothic"/>
+          <w:b w:val="0"/>
           <w:i w:val="0"/>
           <w:sz w:val="21"/>
         </w:rPr>
-        <w:t>トップバー</w:t>
-      </w:r>
-      <w:r>
-        <w:rPr>
-          <w:rFonts w:ascii="Meiryo UI" w:hAnsi="Meiryo UI" w:eastAsia="Meiryo UI"/>
+        <w:t xml:space="preserve">: </w:t>
+      </w:r>
+      <w:r>
+        <w:rPr>
+          <w:rFonts w:ascii="BIZ UDGothic" w:hAnsi="BIZ UDGothic" w:eastAsia="BIZ UDGothic"/>
           <w:b w:val="0"/>
           <w:i w:val="0"/>
+          <w:sz w:val="20"/>
+        </w:rPr>
+        <w:t>@vivliostyle/cli</w:t>
+      </w:r>
+      <w:r>
+        <w:rPr>
+          <w:rFonts w:ascii="BIZ UDPGothic" w:hAnsi="BIZ UDPGothic" w:eastAsia="BIZ UDPGothic"/>
+          <w:b w:val="0"/>
+          <w:i w:val="0"/>
           <w:sz w:val="21"/>
         </w:rPr>
-        <w:t xml:space="preserve"> </w:t>
-      </w:r>
-      <w:r>
-        <w:rPr>
-          <w:rFonts w:ascii="ＭＳ ゴシック" w:hAnsi="ＭＳ ゴシック" w:eastAsia="ＭＳ ゴシック"/>
+        <w:t xml:space="preserve"> で PDF を生成（</w:t>
+      </w:r>
+      <w:r>
+        <w:rPr>
+          <w:rFonts w:ascii="BIZ UDGothic" w:hAnsi="BIZ UDGothic" w:eastAsia="BIZ UDGothic"/>
           <w:b w:val="0"/>
           <w:i w:val="0"/>
           <w:sz w:val="20"/>
         </w:rPr>
-        <w:t>EditorTopBar</w:t>
-      </w:r>
-      <w:r>
-        <w:rPr>
-          <w:rFonts w:ascii="Meiryo UI" w:hAnsi="Meiryo UI" w:eastAsia="Meiryo UI"/>
+        <w:t>/api/build</w:t>
+      </w:r>
+      <w:r>
+        <w:rPr>
+          <w:rFonts w:ascii="BIZ UDPGothic" w:hAnsi="BIZ UDPGothic" w:eastAsia="BIZ UDPGothic"/>
           <w:b w:val="0"/>
           <w:i w:val="0"/>
           <w:sz w:val="21"/>
         </w:rPr>
-        <w:t>: ファンド名・属性・undo/redo・ズーム・自動保存ステータス・プレビュー遷移。</w:t>
+        <w:t xml:space="preserve"> が入口、</w:t>
+      </w:r>
+      <w:r>
+        <w:rPr>
+          <w:rFonts w:ascii="BIZ UDGothic" w:hAnsi="BIZ UDGothic" w:eastAsia="BIZ UDGothic"/>
+          <w:b w:val="0"/>
+          <w:i w:val="0"/>
+          <w:sz w:val="20"/>
+        </w:rPr>
+        <w:t>/pdf</w:t>
+      </w:r>
+      <w:r>
+        <w:rPr>
+          <w:rFonts w:ascii="BIZ UDPGothic" w:hAnsi="BIZ UDPGothic" w:eastAsia="BIZ UDPGothic"/>
+          <w:b w:val="0"/>
+          <w:i w:val="0"/>
+          <w:sz w:val="21"/>
+        </w:rPr>
+        <w:t xml:space="preserve"> 相当を集約）。</w:t>
       </w:r>
     </w:p>
     <w:p>
@@ -3062,57 +3282,21 @@
       </w:pPr>
       <w:r>
         <w:rPr>
-          <w:rFonts w:ascii="Meiryo UI" w:hAnsi="Meiryo UI" w:eastAsia="Meiryo UI"/>
-          <w:b/>
+          <w:rFonts w:ascii="BIZ UDGothic" w:hAnsi="BIZ UDGothic" w:eastAsia="BIZ UDGothic"/>
+          <w:b w:val="0"/>
+          <w:i w:val="0"/>
+          <w:sz w:val="20"/>
+        </w:rPr>
+        <w:t>server/src/vivliostyle/previewManager.ts</w:t>
+      </w:r>
+      <w:r>
+        <w:rPr>
+          <w:rFonts w:ascii="BIZ UDPGothic" w:hAnsi="BIZ UDPGothic" w:eastAsia="BIZ UDPGothic"/>
+          <w:b w:val="0"/>
           <w:i w:val="0"/>
           <w:sz w:val="21"/>
         </w:rPr>
-        <w:t>左ペイン</w:t>
-      </w:r>
-      <w:r>
-        <w:rPr>
-          <w:rFonts w:ascii="Meiryo UI" w:hAnsi="Meiryo UI" w:eastAsia="Meiryo UI"/>
-          <w:b w:val="0"/>
-          <w:i w:val="0"/>
-          <w:sz w:val="21"/>
-        </w:rPr>
-        <w:t xml:space="preserve"> </w:t>
-      </w:r>
-      <w:r>
-        <w:rPr>
-          <w:rFonts w:ascii="ＭＳ ゴシック" w:hAnsi="ＭＳ ゴシック" w:eastAsia="ＭＳ ゴシック"/>
-          <w:b w:val="0"/>
-          <w:i w:val="0"/>
-          <w:sz w:val="20"/>
-        </w:rPr>
-        <w:t>PartTree</w:t>
-      </w:r>
-      <w:r>
-        <w:rPr>
-          <w:rFonts w:ascii="Meiryo UI" w:hAnsi="Meiryo UI" w:eastAsia="Meiryo UI"/>
-          <w:b w:val="0"/>
-          <w:i w:val="0"/>
-          <w:sz w:val="21"/>
-        </w:rPr>
-        <w:t xml:space="preserve">: 「パーツを追加」トグル（カスケード分類 + 検索でパーツを挿入）と「編集を許可」トグルを 1 コンポーネントに統合（旧 </w:t>
-      </w:r>
-      <w:r>
-        <w:rPr>
-          <w:rFonts w:ascii="ＭＳ ゴシック" w:hAnsi="ＭＳ ゴシック" w:eastAsia="ＭＳ ゴシック"/>
-          <w:b w:val="0"/>
-          <w:i w:val="0"/>
-          <w:sz w:val="20"/>
-        </w:rPr>
-        <w:t>PartToolbar.vue</w:t>
-      </w:r>
-      <w:r>
-        <w:rPr>
-          <w:rFonts w:ascii="Meiryo UI" w:hAnsi="Meiryo UI" w:eastAsia="Meiryo UI"/>
-          <w:b w:val="0"/>
-          <w:i w:val="0"/>
-          <w:sz w:val="21"/>
-        </w:rPr>
-        <w:t xml:space="preserve"> は廃止）。</w:t>
+        <w:t>: プレビューを Vite proxy + stdout 捕捉で管理。</w:t>
       </w:r>
     </w:p>
     <w:p>
@@ -3123,39 +3307,57 @@
       </w:pPr>
       <w:r>
         <w:rPr>
-          <w:rFonts w:ascii="Meiryo UI" w:hAnsi="Meiryo UI" w:eastAsia="Meiryo UI"/>
-          <w:b/>
+          <w:rFonts w:ascii="BIZ UDGothic" w:hAnsi="BIZ UDGothic" w:eastAsia="BIZ UDGothic"/>
+          <w:b w:val="0"/>
+          <w:i w:val="0"/>
+          <w:sz w:val="20"/>
+        </w:rPr>
+        <w:t>server/src/generate/pyTemplate.ts</w:t>
+      </w:r>
+      <w:r>
+        <w:rPr>
+          <w:rFonts w:ascii="BIZ UDPGothic" w:hAnsi="BIZ UDPGothic" w:eastAsia="BIZ UDPGothic"/>
+          <w:b w:val="0"/>
           <w:i w:val="0"/>
           <w:sz w:val="21"/>
         </w:rPr>
-        <w:t>中央キャンバス</w:t>
-      </w:r>
-      <w:r>
-        <w:rPr>
-          <w:rFonts w:ascii="Meiryo UI" w:hAnsi="Meiryo UI" w:eastAsia="Meiryo UI"/>
+        <w:t xml:space="preserve">: 既存 Python 生成器を </w:t>
+      </w:r>
+      <w:r>
+        <w:rPr>
+          <w:rFonts w:ascii="BIZ UDGothic" w:hAnsi="BIZ UDGothic" w:eastAsia="BIZ UDGothic"/>
           <w:b w:val="0"/>
           <w:i w:val="0"/>
+          <w:sz w:val="20"/>
+        </w:rPr>
+        <w:t>child_process</w:t>
+      </w:r>
+      <w:r>
+        <w:rPr>
+          <w:rFonts w:ascii="BIZ UDPGothic" w:hAnsi="BIZ UDPGothic" w:eastAsia="BIZ UDPGothic"/>
+          <w:b w:val="0"/>
+          <w:i w:val="0"/>
           <w:sz w:val="21"/>
         </w:rPr>
-        <w:t>: A4 紙面の GrapesJS iframe。編集許可時のみ選択ブロックに幅/余白のドラッグハンドルを重ねる（</w:t>
-      </w:r>
-      <w:r>
-        <w:rPr>
-          <w:rFonts w:ascii="ＭＳ ゴシック" w:hAnsi="ＭＳ ゴシック" w:eastAsia="ＭＳ ゴシック"/>
+        <w:t xml:space="preserve"> で呼ぶアダプタ（</w:t>
+      </w:r>
+      <w:r>
+        <w:rPr>
+          <w:rFonts w:ascii="BIZ UDGothic" w:hAnsi="BIZ UDGothic" w:eastAsia="BIZ UDGothic"/>
           <w:b w:val="0"/>
           <w:i w:val="0"/>
           <w:sz w:val="20"/>
         </w:rPr>
-        <w:t>useGeomHandles</w:t>
-      </w:r>
-      <w:r>
-        <w:rPr>
-          <w:rFonts w:ascii="Meiryo UI" w:hAnsi="Meiryo UI" w:eastAsia="Meiryo UI"/>
+        <w:t>/api/generate</w:t>
+      </w:r>
+      <w:r>
+        <w:rPr>
+          <w:rFonts w:ascii="BIZ UDPGothic" w:hAnsi="BIZ UDPGothic" w:eastAsia="BIZ UDPGothic"/>
           <w:b w:val="0"/>
           <w:i w:val="0"/>
           <w:sz w:val="21"/>
         </w:rPr>
-        <w:t xml:space="preserve"> がズーム非依存で resize/margin を処理）。</w:t>
+        <w:t>）。</w:t>
       </w:r>
     </w:p>
     <w:p>
@@ -3166,445 +3368,58 @@
       </w:pPr>
       <w:r>
         <w:rPr>
-          <w:rFonts w:ascii="Meiryo UI" w:hAnsi="Meiryo UI" w:eastAsia="Meiryo UI"/>
-          <w:b/>
+          <w:rFonts w:ascii="BIZ UDPGothic" w:hAnsi="BIZ UDPGothic" w:eastAsia="BIZ UDPGothic"/>
+          <w:b w:val="0"/>
           <w:i w:val="0"/>
           <w:sz w:val="21"/>
         </w:rPr>
-        <w:t>右ペイン</w:t>
-      </w:r>
-      <w:r>
-        <w:rPr>
-          <w:rFonts w:ascii="Meiryo UI" w:hAnsi="Meiryo UI" w:eastAsia="Meiryo UI"/>
+        <w:t xml:space="preserve">PDF 出力時は </w:t>
+      </w:r>
+      <w:r>
+        <w:rPr>
+          <w:rFonts w:ascii="BIZ UDGothic" w:hAnsi="BIZ UDGothic" w:eastAsia="BIZ UDGothic"/>
           <w:b w:val="0"/>
           <w:i w:val="0"/>
+          <w:sz w:val="20"/>
+        </w:rPr>
+        <w:t>HistoryRepository.recordPdfExport</w:t>
+      </w:r>
+      <w:r>
+        <w:rPr>
+          <w:rFonts w:ascii="BIZ UDPGothic" w:hAnsi="BIZ UDPGothic" w:eastAsia="BIZ UDPGothic"/>
+          <w:b w:val="0"/>
+          <w:i w:val="0"/>
           <w:sz w:val="21"/>
         </w:rPr>
-        <w:t xml:space="preserve"> </w:t>
-      </w:r>
-      <w:r>
-        <w:rPr>
-          <w:rFonts w:ascii="ＭＳ ゴシック" w:hAnsi="ＭＳ ゴシック" w:eastAsia="ＭＳ ゴシック"/>
-          <w:b w:val="0"/>
-          <w:i w:val="0"/>
-          <w:sz w:val="20"/>
-        </w:rPr>
-        <w:t>Inspector</w:t>
-      </w:r>
-      <w:r>
-        <w:rPr>
-          <w:rFonts w:ascii="Meiryo UI" w:hAnsi="Meiryo UI" w:eastAsia="Meiryo UI"/>
-          <w:b w:val="0"/>
-          <w:i w:val="0"/>
-          <w:sz w:val="21"/>
-        </w:rPr>
-        <w:t>: 選択要素のプロパティを</w:t>
-      </w:r>
-      <w:r>
-        <w:rPr>
-          <w:rFonts w:ascii="Meiryo UI" w:hAnsi="Meiryo UI" w:eastAsia="Meiryo UI"/>
-          <w:b/>
-          <w:i w:val="0"/>
-          <w:sz w:val="21"/>
-        </w:rPr>
-        <w:t>直接編集</w:t>
-      </w:r>
-      <w:r>
-        <w:rPr>
-          <w:rFonts w:ascii="Meiryo UI" w:hAnsi="Meiryo UI" w:eastAsia="Meiryo UI"/>
-          <w:b w:val="0"/>
-          <w:i w:val="0"/>
-          <w:sz w:val="21"/>
-        </w:rPr>
-        <w:t>（セクション折りたたみ式）+ 履歴表示。</w:t>
-      </w:r>
-      <w:r>
-        <w:rPr>
-          <w:rFonts w:ascii="ＭＳ ゴシック" w:hAnsi="ＭＳ ゴシック" w:eastAsia="ＭＳ ゴシック"/>
-          <w:b w:val="0"/>
-          <w:i w:val="0"/>
-          <w:sz w:val="20"/>
-        </w:rPr>
-        <w:t>apply</w:t>
-      </w:r>
-      <w:r>
-        <w:rPr>
-          <w:rFonts w:ascii="Meiryo UI" w:hAnsi="Meiryo UI" w:eastAsia="Meiryo UI"/>
-          <w:b w:val="0"/>
-          <w:i w:val="0"/>
-          <w:sz w:val="21"/>
-        </w:rPr>
-        <w:t xml:space="preserve">（geom 反映）/ </w:t>
-      </w:r>
-      <w:r>
-        <w:rPr>
-          <w:rFonts w:ascii="ＭＳ ゴシック" w:hAnsi="ＭＳ ゴシック" w:eastAsia="ＭＳ ゴシック"/>
-          <w:b w:val="0"/>
-          <w:i w:val="0"/>
-          <w:sz w:val="20"/>
-        </w:rPr>
-        <w:t>move</w:t>
-      </w:r>
-      <w:r>
-        <w:rPr>
-          <w:rFonts w:ascii="Meiryo UI" w:hAnsi="Meiryo UI" w:eastAsia="Meiryo UI"/>
-          <w:b w:val="0"/>
-          <w:i w:val="0"/>
-          <w:sz w:val="21"/>
-        </w:rPr>
-        <w:t xml:space="preserve">（パーツ上下移動）/ </w:t>
-      </w:r>
-      <w:r>
-        <w:rPr>
-          <w:rFonts w:ascii="ＭＳ ゴシック" w:hAnsi="ＭＳ ゴシック" w:eastAsia="ＭＳ ゴシック"/>
-          <w:b w:val="0"/>
-          <w:i w:val="0"/>
-          <w:sz w:val="20"/>
-        </w:rPr>
-        <w:t>reset</w:t>
-      </w:r>
-      <w:r>
-        <w:rPr>
-          <w:rFonts w:ascii="Meiryo UI" w:hAnsi="Meiryo UI" w:eastAsia="Meiryo UI"/>
-          <w:b w:val="0"/>
-          <w:i w:val="0"/>
-          <w:sz w:val="21"/>
-        </w:rPr>
-        <w:t xml:space="preserve"> / </w:t>
-      </w:r>
-      <w:r>
-        <w:rPr>
-          <w:rFonts w:ascii="ＭＳ ゴシック" w:hAnsi="ＭＳ ゴシック" w:eastAsia="ＭＳ ゴシック"/>
-          <w:b w:val="0"/>
-          <w:i w:val="0"/>
-          <w:sz w:val="20"/>
-        </w:rPr>
-        <w:t>del</w:t>
-      </w:r>
-      <w:r>
-        <w:rPr>
-          <w:rFonts w:ascii="Meiryo UI" w:hAnsi="Meiryo UI" w:eastAsia="Meiryo UI"/>
-          <w:b w:val="0"/>
-          <w:i w:val="0"/>
-          <w:sz w:val="21"/>
-        </w:rPr>
-        <w:t>（削除）を emit する。</w:t>
-      </w:r>
-    </w:p>
-    <w:p>
-      <w:pPr>
-        <w:spacing w:before="80" w:after="120"/>
-        <w:shd w:val="clear" w:color="auto" w:fill="EAF2FB"/>
-      </w:pPr>
-      <w:r>
-        <w:rPr>
-          <w:rFonts w:ascii="Meiryo UI" w:hAnsi="Meiryo UI" w:eastAsia="Meiryo UI"/>
-          <w:b w:val="0"/>
-          <w:i w:val="0"/>
-          <w:sz w:val="20"/>
-        </w:rPr>
-        <w:t xml:space="preserve">レイアウト編集はキャンバス上のドラッグハンドルと右ペイン </w:t>
-      </w:r>
-      <w:r>
-        <w:rPr>
-          <w:rFonts w:ascii="ＭＳ ゴシック" w:hAnsi="ＭＳ ゴシック" w:eastAsia="ＭＳ ゴシック"/>
-          <w:b w:val="0"/>
-          <w:i w:val="0"/>
-          <w:sz w:val="19"/>
-        </w:rPr>
-        <w:t>Inspector</w:t>
-      </w:r>
-      <w:r>
-        <w:rPr>
-          <w:rFonts w:ascii="Meiryo UI" w:hAnsi="Meiryo UI" w:eastAsia="Meiryo UI"/>
-          <w:b w:val="0"/>
-          <w:i w:val="0"/>
-          <w:sz w:val="20"/>
-        </w:rPr>
-        <w:t xml:space="preserve"> の双方で行う（中央のフローティングツールバーは廃止）。</w:t>
-      </w:r>
-      <w:r>
-        <w:rPr>
-          <w:rFonts w:ascii="ＭＳ ゴシック" w:hAnsi="ＭＳ ゴシック" w:eastAsia="ＭＳ ゴシック"/>
-          <w:b w:val="0"/>
-          <w:i w:val="0"/>
-          <w:sz w:val="19"/>
-        </w:rPr>
-        <w:t>890e713</w:t>
-      </w:r>
-      <w:r>
-        <w:rPr>
-          <w:rFonts w:ascii="Meiryo UI" w:hAnsi="Meiryo UI" w:eastAsia="Meiryo UI"/>
-          <w:b w:val="0"/>
-          <w:i w:val="0"/>
-          <w:sz w:val="20"/>
-        </w:rPr>
-        <w:t xml:space="preserve"> で Inspector を編集可能化・折りたたみ化し、</w:t>
-      </w:r>
-      <w:r>
-        <w:rPr>
-          <w:rFonts w:ascii="ＭＳ ゴシック" w:hAnsi="ＭＳ ゴシック" w:eastAsia="ＭＳ ゴシック"/>
-          <w:b w:val="0"/>
-          <w:i w:val="0"/>
-          <w:sz w:val="19"/>
-        </w:rPr>
-        <w:t>PartToolbar.vue</w:t>
-      </w:r>
-      <w:r>
-        <w:rPr>
-          <w:rFonts w:ascii="Meiryo UI" w:hAnsi="Meiryo UI" w:eastAsia="Meiryo UI"/>
-          <w:b w:val="0"/>
-          <w:i w:val="0"/>
-          <w:sz w:val="20"/>
-        </w:rPr>
-        <w:t xml:space="preserve"> を </w:t>
-      </w:r>
-      <w:r>
-        <w:rPr>
-          <w:rFonts w:ascii="ＭＳ ゴシック" w:hAnsi="ＭＳ ゴシック" w:eastAsia="ＭＳ ゴシック"/>
-          <w:b w:val="0"/>
-          <w:i w:val="0"/>
-          <w:sz w:val="19"/>
-        </w:rPr>
-        <w:t>PartTree.vue</w:t>
-      </w:r>
-      <w:r>
-        <w:rPr>
-          <w:rFonts w:ascii="Meiryo UI" w:hAnsi="Meiryo UI" w:eastAsia="Meiryo UI"/>
-          <w:b w:val="0"/>
-          <w:i w:val="0"/>
-          <w:sz w:val="20"/>
-        </w:rPr>
-        <w:t xml:space="preserve"> へ統合した。</w:t>
+        <w:t xml:space="preserve"> で履歴に記録する。</w:t>
       </w:r>
     </w:p>
     <w:p>
       <w:pPr>
         <w:spacing w:before="200" w:after="60"/>
+        <w:pBdr>
+          <w:bottom w:val="single" w:sz="6" w:space="4" w:color="CDD5DD"/>
+        </w:pBdr>
       </w:pPr>
       <w:r>
         <w:rPr>
-          <w:rFonts w:ascii="Meiryo UI" w:hAnsi="Meiryo UI" w:eastAsia="Meiryo UI"/>
+          <w:rFonts w:ascii="BIZ UDGothic" w:hAnsi="BIZ UDGothic" w:eastAsia="BIZ UDGothic"/>
           <w:b/>
           <w:i w:val="0"/>
           <w:color w:val="1F5C99"/>
           <w:sz w:val="30"/>
         </w:rPr>
-        <w:t>7. プレビュー / PDF（vivliostyle）</w:t>
-      </w:r>
-    </w:p>
-    <w:p>
-      <w:pPr>
-        <w:pStyle w:val="ListBullet"/>
-        <w:spacing w:after="40"/>
-        <w:ind w:left="340"/>
-      </w:pPr>
-      <w:r>
-        <w:rPr>
-          <w:rFonts w:ascii="ＭＳ ゴシック" w:hAnsi="ＭＳ ゴシック" w:eastAsia="ＭＳ ゴシック"/>
-          <w:b w:val="0"/>
-          <w:i w:val="0"/>
-          <w:sz w:val="20"/>
-        </w:rPr>
-        <w:t>server/src/vivliostyle/build.ts</w:t>
-      </w:r>
-      <w:r>
-        <w:rPr>
-          <w:rFonts w:ascii="Meiryo UI" w:hAnsi="Meiryo UI" w:eastAsia="Meiryo UI"/>
-          <w:b w:val="0"/>
-          <w:i w:val="0"/>
-          <w:sz w:val="21"/>
-        </w:rPr>
-        <w:t xml:space="preserve">: </w:t>
-      </w:r>
-      <w:r>
-        <w:rPr>
-          <w:rFonts w:ascii="ＭＳ ゴシック" w:hAnsi="ＭＳ ゴシック" w:eastAsia="ＭＳ ゴシック"/>
-          <w:b w:val="0"/>
-          <w:i w:val="0"/>
-          <w:sz w:val="20"/>
-        </w:rPr>
-        <w:t>@vivliostyle/cli</w:t>
-      </w:r>
-      <w:r>
-        <w:rPr>
-          <w:rFonts w:ascii="Meiryo UI" w:hAnsi="Meiryo UI" w:eastAsia="Meiryo UI"/>
-          <w:b w:val="0"/>
-          <w:i w:val="0"/>
-          <w:sz w:val="21"/>
-        </w:rPr>
-        <w:t xml:space="preserve"> で PDF を生成（</w:t>
-      </w:r>
-      <w:r>
-        <w:rPr>
-          <w:rFonts w:ascii="ＭＳ ゴシック" w:hAnsi="ＭＳ ゴシック" w:eastAsia="ＭＳ ゴシック"/>
-          <w:b w:val="0"/>
-          <w:i w:val="0"/>
-          <w:sz w:val="20"/>
-        </w:rPr>
-        <w:t>/api/build</w:t>
-      </w:r>
-      <w:r>
-        <w:rPr>
-          <w:rFonts w:ascii="Meiryo UI" w:hAnsi="Meiryo UI" w:eastAsia="Meiryo UI"/>
-          <w:b w:val="0"/>
-          <w:i w:val="0"/>
-          <w:sz w:val="21"/>
-        </w:rPr>
-        <w:t xml:space="preserve"> が入口、</w:t>
-      </w:r>
-      <w:r>
-        <w:rPr>
-          <w:rFonts w:ascii="ＭＳ ゴシック" w:hAnsi="ＭＳ ゴシック" w:eastAsia="ＭＳ ゴシック"/>
-          <w:b w:val="0"/>
-          <w:i w:val="0"/>
-          <w:sz w:val="20"/>
-        </w:rPr>
-        <w:t>/pdf</w:t>
-      </w:r>
-      <w:r>
-        <w:rPr>
-          <w:rFonts w:ascii="Meiryo UI" w:hAnsi="Meiryo UI" w:eastAsia="Meiryo UI"/>
-          <w:b w:val="0"/>
-          <w:i w:val="0"/>
-          <w:sz w:val="21"/>
-        </w:rPr>
-        <w:t xml:space="preserve"> 相当を集約）。</w:t>
-      </w:r>
-    </w:p>
-    <w:p>
-      <w:pPr>
-        <w:pStyle w:val="ListBullet"/>
-        <w:spacing w:after="40"/>
-        <w:ind w:left="340"/>
-      </w:pPr>
-      <w:r>
-        <w:rPr>
-          <w:rFonts w:ascii="ＭＳ ゴシック" w:hAnsi="ＭＳ ゴシック" w:eastAsia="ＭＳ ゴシック"/>
-          <w:b w:val="0"/>
-          <w:i w:val="0"/>
-          <w:sz w:val="20"/>
-        </w:rPr>
-        <w:t>server/src/vivliostyle/previewManager.ts</w:t>
-      </w:r>
-      <w:r>
-        <w:rPr>
-          <w:rFonts w:ascii="Meiryo UI" w:hAnsi="Meiryo UI" w:eastAsia="Meiryo UI"/>
-          <w:b w:val="0"/>
-          <w:i w:val="0"/>
-          <w:sz w:val="21"/>
-        </w:rPr>
-        <w:t>: プレビューを Vite proxy + stdout 捕捉で管理。</w:t>
-      </w:r>
-    </w:p>
-    <w:p>
-      <w:pPr>
-        <w:pStyle w:val="ListBullet"/>
-        <w:spacing w:after="40"/>
-        <w:ind w:left="340"/>
-      </w:pPr>
-      <w:r>
-        <w:rPr>
-          <w:rFonts w:ascii="ＭＳ ゴシック" w:hAnsi="ＭＳ ゴシック" w:eastAsia="ＭＳ ゴシック"/>
-          <w:b w:val="0"/>
-          <w:i w:val="0"/>
-          <w:sz w:val="20"/>
-        </w:rPr>
-        <w:t>server/src/generate/pyTemplate.ts</w:t>
-      </w:r>
-      <w:r>
-        <w:rPr>
-          <w:rFonts w:ascii="Meiryo UI" w:hAnsi="Meiryo UI" w:eastAsia="Meiryo UI"/>
-          <w:b w:val="0"/>
-          <w:i w:val="0"/>
-          <w:sz w:val="21"/>
-        </w:rPr>
-        <w:t xml:space="preserve">: 既存 Python 生成器を </w:t>
-      </w:r>
-      <w:r>
-        <w:rPr>
-          <w:rFonts w:ascii="ＭＳ ゴシック" w:hAnsi="ＭＳ ゴシック" w:eastAsia="ＭＳ ゴシック"/>
-          <w:b w:val="0"/>
-          <w:i w:val="0"/>
-          <w:sz w:val="20"/>
-        </w:rPr>
-        <w:t>child_process</w:t>
-      </w:r>
-      <w:r>
-        <w:rPr>
-          <w:rFonts w:ascii="Meiryo UI" w:hAnsi="Meiryo UI" w:eastAsia="Meiryo UI"/>
-          <w:b w:val="0"/>
-          <w:i w:val="0"/>
-          <w:sz w:val="21"/>
-        </w:rPr>
-        <w:t xml:space="preserve"> で呼ぶアダプタ（</w:t>
-      </w:r>
-      <w:r>
-        <w:rPr>
-          <w:rFonts w:ascii="ＭＳ ゴシック" w:hAnsi="ＭＳ ゴシック" w:eastAsia="ＭＳ ゴシック"/>
-          <w:b w:val="0"/>
-          <w:i w:val="0"/>
-          <w:sz w:val="20"/>
-        </w:rPr>
-        <w:t>/api/generate</w:t>
-      </w:r>
-      <w:r>
-        <w:rPr>
-          <w:rFonts w:ascii="Meiryo UI" w:hAnsi="Meiryo UI" w:eastAsia="Meiryo UI"/>
-          <w:b w:val="0"/>
-          <w:i w:val="0"/>
-          <w:sz w:val="21"/>
-        </w:rPr>
-        <w:t>）。</w:t>
-      </w:r>
-    </w:p>
-    <w:p>
-      <w:pPr>
-        <w:pStyle w:val="ListBullet"/>
-        <w:spacing w:after="40"/>
-        <w:ind w:left="340"/>
-      </w:pPr>
-      <w:r>
-        <w:rPr>
-          <w:rFonts w:ascii="Meiryo UI" w:hAnsi="Meiryo UI" w:eastAsia="Meiryo UI"/>
-          <w:b w:val="0"/>
-          <w:i w:val="0"/>
-          <w:sz w:val="21"/>
-        </w:rPr>
-        <w:t xml:space="preserve">PDF 出力時は </w:t>
-      </w:r>
-      <w:r>
-        <w:rPr>
-          <w:rFonts w:ascii="ＭＳ ゴシック" w:hAnsi="ＭＳ ゴシック" w:eastAsia="ＭＳ ゴシック"/>
-          <w:b w:val="0"/>
-          <w:i w:val="0"/>
-          <w:sz w:val="20"/>
-        </w:rPr>
-        <w:t>HistoryRepository.recordPdfExport</w:t>
-      </w:r>
-      <w:r>
-        <w:rPr>
-          <w:rFonts w:ascii="Meiryo UI" w:hAnsi="Meiryo UI" w:eastAsia="Meiryo UI"/>
-          <w:b w:val="0"/>
-          <w:i w:val="0"/>
-          <w:sz w:val="21"/>
-        </w:rPr>
-        <w:t xml:space="preserve"> で履歴に記録する。</w:t>
-      </w:r>
-    </w:p>
-    <w:p>
-      <w:pPr>
-        <w:spacing w:before="200" w:after="60"/>
-      </w:pPr>
-      <w:r>
-        <w:rPr>
-          <w:rFonts w:ascii="Meiryo UI" w:hAnsi="Meiryo UI" w:eastAsia="Meiryo UI"/>
+        <w:t xml:space="preserve">8. </w:t>
+      </w:r>
+      <w:r>
+        <w:rPr>
+          <w:rFonts w:ascii="BIZ UDPGothic" w:hAnsi="BIZ UDPGothic" w:eastAsia="BIZ UDPGothic"/>
           <w:b/>
           <w:i w:val="0"/>
-          <w:color w:val="1F5C99"/>
+          <w:color w:val="20242C"/>
           <w:sz w:val="30"/>
         </w:rPr>
-        <w:t>8. フェーズ2: REST + SQL Server（重点）</w:t>
+        <w:t>フェーズ2: REST + SQL Server（重点）</w:t>
       </w:r>
     </w:p>
     <w:p>
@@ -3613,7 +3428,7 @@
       </w:pPr>
       <w:r>
         <w:rPr>
-          <w:rFonts w:ascii="Meiryo UI" w:hAnsi="Meiryo UI" w:eastAsia="Meiryo UI"/>
+          <w:rFonts w:ascii="BIZ UDPGothic" w:hAnsi="BIZ UDPGothic" w:eastAsia="BIZ UDPGothic"/>
           <w:b w:val="0"/>
           <w:i w:val="0"/>
           <w:sz w:val="21"/>
@@ -3627,18 +3442,27 @@
       </w:pPr>
       <w:r>
         <w:rPr>
-          <w:rFonts w:ascii="Meiryo UI" w:hAnsi="Meiryo UI" w:eastAsia="Meiryo UI"/>
+          <w:rFonts w:ascii="BIZ UDGothic" w:hAnsi="BIZ UDGothic" w:eastAsia="BIZ UDGothic"/>
           <w:b/>
           <w:i w:val="0"/>
+          <w:color w:val="1F5C99"/>
+          <w:sz w:val="26"/>
+        </w:rPr>
+        <w:t xml:space="preserve">8.1 </w:t>
+      </w:r>
+      <w:r>
+        <w:rPr>
+          <w:rFonts w:ascii="BIZ UDPGothic" w:hAnsi="BIZ UDPGothic" w:eastAsia="BIZ UDPGothic"/>
+          <w:b/>
+          <w:i w:val="0"/>
           <w:color w:val="20242C"/>
-          <w:sz w:val="25"/>
-        </w:rPr>
-        <w:t>8.1 REST API エンドポイント（抜粋）</w:t>
+          <w:sz w:val="26"/>
+        </w:rPr>
+        <w:t>REST API エンドポイント（抜粋）</w:t>
       </w:r>
     </w:p>
     <w:tbl>
       <w:tblPr>
-        <w:tblStyle w:val="LightGrid-Accent1"/>
         <w:tblW w:type="auto" w:w="0"/>
         <w:jc w:val="left"/>
         <w:tblLook w:firstColumn="1" w:firstRow="1" w:lastColumn="0" w:lastRow="0" w:noHBand="0" w:noVBand="1" w:val="04A0"/>
@@ -3651,15 +3475,19 @@
         <w:tc>
           <w:tcPr>
             <w:tcW w:type="dxa" w:w="4873"/>
+            <w:tcBorders>
+              <w:bottom w:val="single" w:sz="12" w:space="0" w:color="20242C"/>
+            </w:tcBorders>
           </w:tcPr>
           <w:p>
             <w:r/>
             <w:r>
               <w:rPr>
-                <w:rFonts w:ascii="Meiryo UI" w:hAnsi="Meiryo UI" w:eastAsia="Meiryo UI"/>
+                <w:rFonts w:ascii="BIZ UDPGothic" w:hAnsi="BIZ UDPGothic" w:eastAsia="BIZ UDPGothic"/>
                 <w:b/>
                 <w:i w:val="0"/>
-                <w:sz w:val="19"/>
+                <w:color w:val="1F5C99"/>
+                <w:sz w:val="20"/>
               </w:rPr>
               <w:t>メソッド/パス</w:t>
             </w:r>
@@ -3668,15 +3496,19 @@
         <w:tc>
           <w:tcPr>
             <w:tcW w:type="dxa" w:w="4873"/>
+            <w:tcBorders>
+              <w:bottom w:val="single" w:sz="12" w:space="0" w:color="20242C"/>
+            </w:tcBorders>
           </w:tcPr>
           <w:p>
             <w:r/>
             <w:r>
               <w:rPr>
-                <w:rFonts w:ascii="Meiryo UI" w:hAnsi="Meiryo UI" w:eastAsia="Meiryo UI"/>
+                <w:rFonts w:ascii="BIZ UDPGothic" w:hAnsi="BIZ UDPGothic" w:eastAsia="BIZ UDPGothic"/>
                 <w:b/>
                 <w:i w:val="0"/>
-                <w:sz w:val="19"/>
+                <w:color w:val="1F5C99"/>
+                <w:sz w:val="20"/>
               </w:rPr>
               <w:t>役割</w:t>
             </w:r>
@@ -3687,12 +3519,15 @@
         <w:tc>
           <w:tcPr>
             <w:tcW w:type="dxa" w:w="4873"/>
+            <w:tcBorders>
+              <w:bottom w:val="single" w:sz="8" w:space="0" w:color="E8ECF0"/>
+            </w:tcBorders>
           </w:tcPr>
           <w:p>
             <w:r/>
             <w:r>
               <w:rPr>
-                <w:rFonts w:ascii="ＭＳ ゴシック" w:hAnsi="ＭＳ ゴシック" w:eastAsia="ＭＳ ゴシック"/>
+                <w:rFonts w:ascii="BIZ UDGothic" w:hAnsi="BIZ UDGothic" w:eastAsia="BIZ UDGothic"/>
                 <w:b w:val="0"/>
                 <w:i w:val="0"/>
                 <w:sz w:val="18"/>
@@ -3704,12 +3539,15 @@
         <w:tc>
           <w:tcPr>
             <w:tcW w:type="dxa" w:w="4873"/>
+            <w:tcBorders>
+              <w:bottom w:val="single" w:sz="8" w:space="0" w:color="E8ECF0"/>
+            </w:tcBorders>
           </w:tcPr>
           <w:p>
             <w:r/>
             <w:r>
               <w:rPr>
-                <w:rFonts w:ascii="Meiryo UI" w:hAnsi="Meiryo UI" w:eastAsia="Meiryo UI"/>
+                <w:rFonts w:ascii="BIZ UDPGothic" w:hAnsi="BIZ UDPGothic" w:eastAsia="BIZ UDPGothic"/>
                 <w:b w:val="0"/>
                 <w:i w:val="0"/>
                 <w:sz w:val="19"/>
@@ -3718,7 +3556,7 @@
             </w:r>
             <w:r>
               <w:rPr>
-                <w:rFonts w:ascii="ＭＳ ゴシック" w:hAnsi="ＭＳ ゴシック" w:eastAsia="ＭＳ ゴシック"/>
+                <w:rFonts w:ascii="BIZ UDGothic" w:hAnsi="BIZ UDGothic" w:eastAsia="BIZ UDGothic"/>
                 <w:b w:val="0"/>
                 <w:i w:val="0"/>
                 <w:sz w:val="18"/>
@@ -3732,12 +3570,15 @@
         <w:tc>
           <w:tcPr>
             <w:tcW w:type="dxa" w:w="4873"/>
+            <w:tcBorders>
+              <w:bottom w:val="single" w:sz="8" w:space="0" w:color="E8ECF0"/>
+            </w:tcBorders>
           </w:tcPr>
           <w:p>
             <w:r/>
             <w:r>
               <w:rPr>
-                <w:rFonts w:ascii="ＭＳ ゴシック" w:hAnsi="ＭＳ ゴシック" w:eastAsia="ＭＳ ゴシック"/>
+                <w:rFonts w:ascii="BIZ UDGothic" w:hAnsi="BIZ UDGothic" w:eastAsia="BIZ UDGothic"/>
                 <w:b w:val="0"/>
                 <w:i w:val="0"/>
                 <w:sz w:val="18"/>
@@ -3749,12 +3590,15 @@
         <w:tc>
           <w:tcPr>
             <w:tcW w:type="dxa" w:w="4873"/>
+            <w:tcBorders>
+              <w:bottom w:val="single" w:sz="8" w:space="0" w:color="E8ECF0"/>
+            </w:tcBorders>
           </w:tcPr>
           <w:p>
             <w:r/>
             <w:r>
               <w:rPr>
-                <w:rFonts w:ascii="ＭＳ ゴシック" w:hAnsi="ＭＳ ゴシック" w:eastAsia="ＭＳ ゴシック"/>
+                <w:rFonts w:ascii="BIZ UDGothic" w:hAnsi="BIZ UDGothic" w:eastAsia="BIZ UDGothic"/>
                 <w:b w:val="0"/>
                 <w:i w:val="0"/>
                 <w:sz w:val="18"/>
@@ -3763,7 +3607,7 @@
             </w:r>
             <w:r>
               <w:rPr>
-                <w:rFonts w:ascii="Meiryo UI" w:hAnsi="Meiryo UI" w:eastAsia="Meiryo UI"/>
+                <w:rFonts w:ascii="BIZ UDPGothic" w:hAnsi="BIZ UDPGothic" w:eastAsia="BIZ UDPGothic"/>
                 <w:b w:val="0"/>
                 <w:i w:val="0"/>
                 <w:sz w:val="19"/>
@@ -3777,12 +3621,15 @@
         <w:tc>
           <w:tcPr>
             <w:tcW w:type="dxa" w:w="4873"/>
+            <w:tcBorders>
+              <w:bottom w:val="single" w:sz="8" w:space="0" w:color="E8ECF0"/>
+            </w:tcBorders>
           </w:tcPr>
           <w:p>
             <w:r/>
             <w:r>
               <w:rPr>
-                <w:rFonts w:ascii="ＭＳ ゴシック" w:hAnsi="ＭＳ ゴシック" w:eastAsia="ＭＳ ゴシック"/>
+                <w:rFonts w:ascii="BIZ UDGothic" w:hAnsi="BIZ UDGothic" w:eastAsia="BIZ UDGothic"/>
                 <w:b w:val="0"/>
                 <w:i w:val="0"/>
                 <w:sz w:val="18"/>
@@ -3794,12 +3641,15 @@
         <w:tc>
           <w:tcPr>
             <w:tcW w:type="dxa" w:w="4873"/>
+            <w:tcBorders>
+              <w:bottom w:val="single" w:sz="8" w:space="0" w:color="E8ECF0"/>
+            </w:tcBorders>
           </w:tcPr>
           <w:p>
             <w:r/>
             <w:r>
               <w:rPr>
-                <w:rFonts w:ascii="ＭＳ ゴシック" w:hAnsi="ＭＳ ゴシック" w:eastAsia="ＭＳ ゴシック"/>
+                <w:rFonts w:ascii="BIZ UDGothic" w:hAnsi="BIZ UDGothic" w:eastAsia="BIZ UDGothic"/>
                 <w:b w:val="0"/>
                 <w:i w:val="0"/>
                 <w:sz w:val="18"/>
@@ -3808,7 +3658,7 @@
             </w:r>
             <w:r>
               <w:rPr>
-                <w:rFonts w:ascii="Meiryo UI" w:hAnsi="Meiryo UI" w:eastAsia="Meiryo UI"/>
+                <w:rFonts w:ascii="BIZ UDPGothic" w:hAnsi="BIZ UDPGothic" w:eastAsia="BIZ UDPGothic"/>
                 <w:b w:val="0"/>
                 <w:i w:val="0"/>
                 <w:sz w:val="19"/>
@@ -3822,12 +3672,15 @@
         <w:tc>
           <w:tcPr>
             <w:tcW w:type="dxa" w:w="4873"/>
+            <w:tcBorders>
+              <w:bottom w:val="single" w:sz="8" w:space="0" w:color="E8ECF0"/>
+            </w:tcBorders>
           </w:tcPr>
           <w:p>
             <w:r/>
             <w:r>
               <w:rPr>
-                <w:rFonts w:ascii="ＭＳ ゴシック" w:hAnsi="ＭＳ ゴシック" w:eastAsia="ＭＳ ゴシック"/>
+                <w:rFonts w:ascii="BIZ UDGothic" w:hAnsi="BIZ UDGothic" w:eastAsia="BIZ UDGothic"/>
                 <w:b w:val="0"/>
                 <w:i w:val="0"/>
                 <w:sz w:val="18"/>
@@ -3839,12 +3692,15 @@
         <w:tc>
           <w:tcPr>
             <w:tcW w:type="dxa" w:w="4873"/>
+            <w:tcBorders>
+              <w:bottom w:val="single" w:sz="8" w:space="0" w:color="E8ECF0"/>
+            </w:tcBorders>
           </w:tcPr>
           <w:p>
             <w:r/>
             <w:r>
               <w:rPr>
-                <w:rFonts w:ascii="Meiryo UI" w:hAnsi="Meiryo UI" w:eastAsia="Meiryo UI"/>
+                <w:rFonts w:ascii="BIZ UDPGothic" w:hAnsi="BIZ UDPGothic" w:eastAsia="BIZ UDPGothic"/>
                 <w:b w:val="0"/>
                 <w:i w:val="0"/>
                 <w:sz w:val="19"/>
@@ -3858,12 +3714,15 @@
         <w:tc>
           <w:tcPr>
             <w:tcW w:type="dxa" w:w="4873"/>
+            <w:tcBorders>
+              <w:bottom w:val="single" w:sz="8" w:space="0" w:color="E8ECF0"/>
+            </w:tcBorders>
           </w:tcPr>
           <w:p>
             <w:r/>
             <w:r>
               <w:rPr>
-                <w:rFonts w:ascii="ＭＳ ゴシック" w:hAnsi="ＭＳ ゴシック" w:eastAsia="ＭＳ ゴシック"/>
+                <w:rFonts w:ascii="BIZ UDGothic" w:hAnsi="BIZ UDGothic" w:eastAsia="BIZ UDGothic"/>
                 <w:b w:val="0"/>
                 <w:i w:val="0"/>
                 <w:sz w:val="18"/>
@@ -3875,12 +3734,15 @@
         <w:tc>
           <w:tcPr>
             <w:tcW w:type="dxa" w:w="4873"/>
+            <w:tcBorders>
+              <w:bottom w:val="single" w:sz="8" w:space="0" w:color="E8ECF0"/>
+            </w:tcBorders>
           </w:tcPr>
           <w:p>
             <w:r/>
             <w:r>
               <w:rPr>
-                <w:rFonts w:ascii="ＭＳ ゴシック" w:hAnsi="ＭＳ ゴシック" w:eastAsia="ＭＳ ゴシック"/>
+                <w:rFonts w:ascii="BIZ UDGothic" w:hAnsi="BIZ UDGothic" w:eastAsia="BIZ UDGothic"/>
                 <w:b w:val="0"/>
                 <w:i w:val="0"/>
                 <w:sz w:val="18"/>
@@ -3889,7 +3751,7 @@
             </w:r>
             <w:r>
               <w:rPr>
-                <w:rFonts w:ascii="Meiryo UI" w:hAnsi="Meiryo UI" w:eastAsia="Meiryo UI"/>
+                <w:rFonts w:ascii="BIZ UDPGothic" w:hAnsi="BIZ UDPGothic" w:eastAsia="BIZ UDPGothic"/>
                 <w:b w:val="0"/>
                 <w:i w:val="0"/>
                 <w:sz w:val="19"/>
@@ -3903,12 +3765,15 @@
         <w:tc>
           <w:tcPr>
             <w:tcW w:type="dxa" w:w="4873"/>
+            <w:tcBorders>
+              <w:bottom w:val="single" w:sz="8" w:space="0" w:color="E8ECF0"/>
+            </w:tcBorders>
           </w:tcPr>
           <w:p>
             <w:r/>
             <w:r>
               <w:rPr>
-                <w:rFonts w:ascii="ＭＳ ゴシック" w:hAnsi="ＭＳ ゴシック" w:eastAsia="ＭＳ ゴシック"/>
+                <w:rFonts w:ascii="BIZ UDGothic" w:hAnsi="BIZ UDGothic" w:eastAsia="BIZ UDGothic"/>
                 <w:b w:val="0"/>
                 <w:i w:val="0"/>
                 <w:sz w:val="18"/>
@@ -3920,12 +3785,15 @@
         <w:tc>
           <w:tcPr>
             <w:tcW w:type="dxa" w:w="4873"/>
+            <w:tcBorders>
+              <w:bottom w:val="single" w:sz="8" w:space="0" w:color="E8ECF0"/>
+            </w:tcBorders>
           </w:tcPr>
           <w:p>
             <w:r/>
             <w:r>
               <w:rPr>
-                <w:rFonts w:ascii="Meiryo UI" w:hAnsi="Meiryo UI" w:eastAsia="Meiryo UI"/>
+                <w:rFonts w:ascii="BIZ UDPGothic" w:hAnsi="BIZ UDPGothic" w:eastAsia="BIZ UDPGothic"/>
                 <w:b w:val="0"/>
                 <w:i w:val="0"/>
                 <w:sz w:val="19"/>
@@ -3939,12 +3807,15 @@
         <w:tc>
           <w:tcPr>
             <w:tcW w:type="dxa" w:w="4873"/>
+            <w:tcBorders>
+              <w:bottom w:val="single" w:sz="8" w:space="0" w:color="E8ECF0"/>
+            </w:tcBorders>
           </w:tcPr>
           <w:p>
             <w:r/>
             <w:r>
               <w:rPr>
-                <w:rFonts w:ascii="ＭＳ ゴシック" w:hAnsi="ＭＳ ゴシック" w:eastAsia="ＭＳ ゴシック"/>
+                <w:rFonts w:ascii="BIZ UDGothic" w:hAnsi="BIZ UDGothic" w:eastAsia="BIZ UDGothic"/>
                 <w:b w:val="0"/>
                 <w:i w:val="0"/>
                 <w:sz w:val="18"/>
@@ -3956,12 +3827,15 @@
         <w:tc>
           <w:tcPr>
             <w:tcW w:type="dxa" w:w="4873"/>
+            <w:tcBorders>
+              <w:bottom w:val="single" w:sz="8" w:space="0" w:color="E8ECF0"/>
+            </w:tcBorders>
           </w:tcPr>
           <w:p>
             <w:r/>
             <w:r>
               <w:rPr>
-                <w:rFonts w:ascii="Meiryo UI" w:hAnsi="Meiryo UI" w:eastAsia="Meiryo UI"/>
+                <w:rFonts w:ascii="BIZ UDPGothic" w:hAnsi="BIZ UDPGothic" w:eastAsia="BIZ UDPGothic"/>
                 <w:b w:val="0"/>
                 <w:i w:val="0"/>
                 <w:sz w:val="19"/>
@@ -3970,7 +3844,7 @@
             </w:r>
             <w:r>
               <w:rPr>
-                <w:rFonts w:ascii="ＭＳ ゴシック" w:hAnsi="ＭＳ ゴシック" w:eastAsia="ＭＳ ゴシック"/>
+                <w:rFonts w:ascii="BIZ UDGothic" w:hAnsi="BIZ UDGothic" w:eastAsia="BIZ UDGothic"/>
                 <w:b w:val="0"/>
                 <w:i w:val="0"/>
                 <w:sz w:val="18"/>
@@ -3979,7 +3853,7 @@
             </w:r>
             <w:r>
               <w:rPr>
-                <w:rFonts w:ascii="Meiryo UI" w:hAnsi="Meiryo UI" w:eastAsia="Meiryo UI"/>
+                <w:rFonts w:ascii="BIZ UDPGothic" w:hAnsi="BIZ UDPGothic" w:eastAsia="BIZ UDPGothic"/>
                 <w:b w:val="0"/>
                 <w:i w:val="0"/>
                 <w:sz w:val="19"/>
@@ -3988,7 +3862,7 @@
             </w:r>
             <w:r>
               <w:rPr>
-                <w:rFonts w:ascii="ＭＳ ゴシック" w:hAnsi="ＭＳ ゴシック" w:eastAsia="ＭＳ ゴシック"/>
+                <w:rFonts w:ascii="BIZ UDGothic" w:hAnsi="BIZ UDGothic" w:eastAsia="BIZ UDGothic"/>
                 <w:b w:val="0"/>
                 <w:i w:val="0"/>
                 <w:sz w:val="18"/>
@@ -3997,7 +3871,7 @@
             </w:r>
             <w:r>
               <w:rPr>
-                <w:rFonts w:ascii="Meiryo UI" w:hAnsi="Meiryo UI" w:eastAsia="Meiryo UI"/>
+                <w:rFonts w:ascii="BIZ UDPGothic" w:hAnsi="BIZ UDPGothic" w:eastAsia="BIZ UDPGothic"/>
                 <w:b w:val="0"/>
                 <w:i w:val="0"/>
                 <w:sz w:val="19"/>
@@ -4011,12 +3885,15 @@
         <w:tc>
           <w:tcPr>
             <w:tcW w:type="dxa" w:w="4873"/>
+            <w:tcBorders>
+              <w:bottom w:val="single" w:sz="8" w:space="0" w:color="E8ECF0"/>
+            </w:tcBorders>
           </w:tcPr>
           <w:p>
             <w:r/>
             <w:r>
               <w:rPr>
-                <w:rFonts w:ascii="ＭＳ ゴシック" w:hAnsi="ＭＳ ゴシック" w:eastAsia="ＭＳ ゴシック"/>
+                <w:rFonts w:ascii="BIZ UDGothic" w:hAnsi="BIZ UDGothic" w:eastAsia="BIZ UDGothic"/>
                 <w:b w:val="0"/>
                 <w:i w:val="0"/>
                 <w:sz w:val="18"/>
@@ -4028,12 +3905,15 @@
         <w:tc>
           <w:tcPr>
             <w:tcW w:type="dxa" w:w="4873"/>
+            <w:tcBorders>
+              <w:bottom w:val="single" w:sz="8" w:space="0" w:color="E8ECF0"/>
+            </w:tcBorders>
           </w:tcPr>
           <w:p>
             <w:r/>
             <w:r>
               <w:rPr>
-                <w:rFonts w:ascii="ＭＳ ゴシック" w:hAnsi="ＭＳ ゴシック" w:eastAsia="ＭＳ ゴシック"/>
+                <w:rFonts w:ascii="BIZ UDGothic" w:hAnsi="BIZ UDGothic" w:eastAsia="BIZ UDGothic"/>
                 <w:b w:val="0"/>
                 <w:i w:val="0"/>
                 <w:sz w:val="18"/>
@@ -4047,12 +3927,15 @@
         <w:tc>
           <w:tcPr>
             <w:tcW w:type="dxa" w:w="4873"/>
+            <w:tcBorders>
+              <w:bottom w:val="single" w:sz="8" w:space="0" w:color="E8ECF0"/>
+            </w:tcBorders>
           </w:tcPr>
           <w:p>
             <w:r/>
             <w:r>
               <w:rPr>
-                <w:rFonts w:ascii="ＭＳ ゴシック" w:hAnsi="ＭＳ ゴシック" w:eastAsia="ＭＳ ゴシック"/>
+                <w:rFonts w:ascii="BIZ UDGothic" w:hAnsi="BIZ UDGothic" w:eastAsia="BIZ UDGothic"/>
                 <w:b w:val="0"/>
                 <w:i w:val="0"/>
                 <w:sz w:val="18"/>
@@ -4064,12 +3947,15 @@
         <w:tc>
           <w:tcPr>
             <w:tcW w:type="dxa" w:w="4873"/>
+            <w:tcBorders>
+              <w:bottom w:val="single" w:sz="8" w:space="0" w:color="E8ECF0"/>
+            </w:tcBorders>
           </w:tcPr>
           <w:p>
             <w:r/>
             <w:r>
               <w:rPr>
-                <w:rFonts w:ascii="Meiryo UI" w:hAnsi="Meiryo UI" w:eastAsia="Meiryo UI"/>
+                <w:rFonts w:ascii="BIZ UDPGothic" w:hAnsi="BIZ UDPGothic" w:eastAsia="BIZ UDPGothic"/>
                 <w:b w:val="0"/>
                 <w:i w:val="0"/>
                 <w:sz w:val="19"/>
@@ -4078,7 +3964,7 @@
             </w:r>
             <w:r>
               <w:rPr>
-                <w:rFonts w:ascii="ＭＳ ゴシック" w:hAnsi="ＭＳ ゴシック" w:eastAsia="ＭＳ ゴシック"/>
+                <w:rFonts w:ascii="BIZ UDGothic" w:hAnsi="BIZ UDGothic" w:eastAsia="BIZ UDGothic"/>
                 <w:b w:val="0"/>
                 <w:i w:val="0"/>
                 <w:sz w:val="18"/>
@@ -4087,7 +3973,7 @@
             </w:r>
             <w:r>
               <w:rPr>
-                <w:rFonts w:ascii="Meiryo UI" w:hAnsi="Meiryo UI" w:eastAsia="Meiryo UI"/>
+                <w:rFonts w:ascii="BIZ UDPGothic" w:hAnsi="BIZ UDPGothic" w:eastAsia="BIZ UDPGothic"/>
                 <w:b w:val="0"/>
                 <w:i w:val="0"/>
                 <w:sz w:val="19"/>
@@ -4101,12 +3987,15 @@
         <w:tc>
           <w:tcPr>
             <w:tcW w:type="dxa" w:w="4873"/>
+            <w:tcBorders>
+              <w:bottom w:val="single" w:sz="8" w:space="0" w:color="E8ECF0"/>
+            </w:tcBorders>
           </w:tcPr>
           <w:p>
             <w:r/>
             <w:r>
               <w:rPr>
-                <w:rFonts w:ascii="ＭＳ ゴシック" w:hAnsi="ＭＳ ゴシック" w:eastAsia="ＭＳ ゴシック"/>
+                <w:rFonts w:ascii="BIZ UDGothic" w:hAnsi="BIZ UDGothic" w:eastAsia="BIZ UDGothic"/>
                 <w:b w:val="0"/>
                 <w:i w:val="0"/>
                 <w:sz w:val="18"/>
@@ -4118,12 +4007,15 @@
         <w:tc>
           <w:tcPr>
             <w:tcW w:type="dxa" w:w="4873"/>
+            <w:tcBorders>
+              <w:bottom w:val="single" w:sz="8" w:space="0" w:color="E8ECF0"/>
+            </w:tcBorders>
           </w:tcPr>
           <w:p>
             <w:r/>
             <w:r>
               <w:rPr>
-                <w:rFonts w:ascii="Meiryo UI" w:hAnsi="Meiryo UI" w:eastAsia="Meiryo UI"/>
+                <w:rFonts w:ascii="BIZ UDPGothic" w:hAnsi="BIZ UDPGothic" w:eastAsia="BIZ UDPGothic"/>
                 <w:b w:val="0"/>
                 <w:i w:val="0"/>
                 <w:sz w:val="19"/>
@@ -4137,12 +4029,15 @@
         <w:tc>
           <w:tcPr>
             <w:tcW w:type="dxa" w:w="4873"/>
+            <w:tcBorders>
+              <w:bottom w:val="single" w:sz="8" w:space="0" w:color="E8ECF0"/>
+            </w:tcBorders>
           </w:tcPr>
           <w:p>
             <w:r/>
             <w:r>
               <w:rPr>
-                <w:rFonts w:ascii="ＭＳ ゴシック" w:hAnsi="ＭＳ ゴシック" w:eastAsia="ＭＳ ゴシック"/>
+                <w:rFonts w:ascii="BIZ UDGothic" w:hAnsi="BIZ UDGothic" w:eastAsia="BIZ UDGothic"/>
                 <w:b w:val="0"/>
                 <w:i w:val="0"/>
                 <w:sz w:val="18"/>
@@ -4154,12 +4049,15 @@
         <w:tc>
           <w:tcPr>
             <w:tcW w:type="dxa" w:w="4873"/>
+            <w:tcBorders>
+              <w:bottom w:val="single" w:sz="8" w:space="0" w:color="E8ECF0"/>
+            </w:tcBorders>
           </w:tcPr>
           <w:p>
             <w:r/>
             <w:r>
               <w:rPr>
-                <w:rFonts w:ascii="Meiryo UI" w:hAnsi="Meiryo UI" w:eastAsia="Meiryo UI"/>
+                <w:rFonts w:ascii="BIZ UDPGothic" w:hAnsi="BIZ UDPGothic" w:eastAsia="BIZ UDPGothic"/>
                 <w:b w:val="0"/>
                 <w:i w:val="0"/>
                 <w:sz w:val="19"/>
@@ -4173,12 +4071,15 @@
         <w:tc>
           <w:tcPr>
             <w:tcW w:type="dxa" w:w="4873"/>
+            <w:tcBorders>
+              <w:bottom w:val="single" w:sz="8" w:space="0" w:color="E8ECF0"/>
+            </w:tcBorders>
           </w:tcPr>
           <w:p>
             <w:r/>
             <w:r>
               <w:rPr>
-                <w:rFonts w:ascii="ＭＳ ゴシック" w:hAnsi="ＭＳ ゴシック" w:eastAsia="ＭＳ ゴシック"/>
+                <w:rFonts w:ascii="BIZ UDGothic" w:hAnsi="BIZ UDGothic" w:eastAsia="BIZ UDGothic"/>
                 <w:b w:val="0"/>
                 <w:i w:val="0"/>
                 <w:sz w:val="18"/>
@@ -4187,7 +4088,7 @@
             </w:r>
             <w:r>
               <w:rPr>
-                <w:rFonts w:ascii="Meiryo UI" w:hAnsi="Meiryo UI" w:eastAsia="Meiryo UI"/>
+                <w:rFonts w:ascii="BIZ UDPGothic" w:hAnsi="BIZ UDPGothic" w:eastAsia="BIZ UDPGothic"/>
                 <w:b w:val="0"/>
                 <w:i w:val="0"/>
                 <w:sz w:val="19"/>
@@ -4196,7 +4097,7 @@
             </w:r>
             <w:r>
               <w:rPr>
-                <w:rFonts w:ascii="ＭＳ ゴシック" w:hAnsi="ＭＳ ゴシック" w:eastAsia="ＭＳ ゴシック"/>
+                <w:rFonts w:ascii="BIZ UDGothic" w:hAnsi="BIZ UDGothic" w:eastAsia="BIZ UDGothic"/>
                 <w:b w:val="0"/>
                 <w:i w:val="0"/>
                 <w:sz w:val="18"/>
@@ -4208,12 +4109,15 @@
         <w:tc>
           <w:tcPr>
             <w:tcW w:type="dxa" w:w="4873"/>
+            <w:tcBorders>
+              <w:bottom w:val="single" w:sz="8" w:space="0" w:color="E8ECF0"/>
+            </w:tcBorders>
           </w:tcPr>
           <w:p>
             <w:r/>
             <w:r>
               <w:rPr>
-                <w:rFonts w:ascii="Meiryo UI" w:hAnsi="Meiryo UI" w:eastAsia="Meiryo UI"/>
+                <w:rFonts w:ascii="BIZ UDPGothic" w:hAnsi="BIZ UDPGothic" w:eastAsia="BIZ UDPGothic"/>
                 <w:b w:val="0"/>
                 <w:i w:val="0"/>
                 <w:sz w:val="19"/>
@@ -4227,12 +4131,15 @@
         <w:tc>
           <w:tcPr>
             <w:tcW w:type="dxa" w:w="4873"/>
+            <w:tcBorders>
+              <w:bottom w:val="single" w:sz="8" w:space="0" w:color="E8ECF0"/>
+            </w:tcBorders>
           </w:tcPr>
           <w:p>
             <w:r/>
             <w:r>
               <w:rPr>
-                <w:rFonts w:ascii="ＭＳ ゴシック" w:hAnsi="ＭＳ ゴシック" w:eastAsia="ＭＳ ゴシック"/>
+                <w:rFonts w:ascii="BIZ UDGothic" w:hAnsi="BIZ UDGothic" w:eastAsia="BIZ UDGothic"/>
                 <w:b w:val="0"/>
                 <w:i w:val="0"/>
                 <w:sz w:val="18"/>
@@ -4241,7 +4148,7 @@
             </w:r>
             <w:r>
               <w:rPr>
-                <w:rFonts w:ascii="Meiryo UI" w:hAnsi="Meiryo UI" w:eastAsia="Meiryo UI"/>
+                <w:rFonts w:ascii="BIZ UDPGothic" w:hAnsi="BIZ UDPGothic" w:eastAsia="BIZ UDPGothic"/>
                 <w:b w:val="0"/>
                 <w:i w:val="0"/>
                 <w:sz w:val="19"/>
@@ -4250,7 +4157,7 @@
             </w:r>
             <w:r>
               <w:rPr>
-                <w:rFonts w:ascii="ＭＳ ゴシック" w:hAnsi="ＭＳ ゴシック" w:eastAsia="ＭＳ ゴシック"/>
+                <w:rFonts w:ascii="BIZ UDGothic" w:hAnsi="BIZ UDGothic" w:eastAsia="BIZ UDGothic"/>
                 <w:b w:val="0"/>
                 <w:i w:val="0"/>
                 <w:sz w:val="18"/>
@@ -4262,12 +4169,15 @@
         <w:tc>
           <w:tcPr>
             <w:tcW w:type="dxa" w:w="4873"/>
+            <w:tcBorders>
+              <w:bottom w:val="single" w:sz="8" w:space="0" w:color="E8ECF0"/>
+            </w:tcBorders>
           </w:tcPr>
           <w:p>
             <w:r/>
             <w:r>
               <w:rPr>
-                <w:rFonts w:ascii="Meiryo UI" w:hAnsi="Meiryo UI" w:eastAsia="Meiryo UI"/>
+                <w:rFonts w:ascii="BIZ UDPGothic" w:hAnsi="BIZ UDPGothic" w:eastAsia="BIZ UDPGothic"/>
                 <w:b w:val="0"/>
                 <w:i w:val="0"/>
                 <w:sz w:val="19"/>
@@ -4281,12 +4191,15 @@
         <w:tc>
           <w:tcPr>
             <w:tcW w:type="dxa" w:w="4873"/>
+            <w:tcBorders>
+              <w:bottom w:val="single" w:sz="8" w:space="0" w:color="E8ECF0"/>
+            </w:tcBorders>
           </w:tcPr>
           <w:p>
             <w:r/>
             <w:r>
               <w:rPr>
-                <w:rFonts w:ascii="ＭＳ ゴシック" w:hAnsi="ＭＳ ゴシック" w:eastAsia="ＭＳ ゴシック"/>
+                <w:rFonts w:ascii="BIZ UDGothic" w:hAnsi="BIZ UDGothic" w:eastAsia="BIZ UDGothic"/>
                 <w:b w:val="0"/>
                 <w:i w:val="0"/>
                 <w:sz w:val="18"/>
@@ -4295,7 +4208,7 @@
             </w:r>
             <w:r>
               <w:rPr>
-                <w:rFonts w:ascii="Meiryo UI" w:hAnsi="Meiryo UI" w:eastAsia="Meiryo UI"/>
+                <w:rFonts w:ascii="BIZ UDPGothic" w:hAnsi="BIZ UDPGothic" w:eastAsia="BIZ UDPGothic"/>
                 <w:b w:val="0"/>
                 <w:i w:val="0"/>
                 <w:sz w:val="19"/>
@@ -4304,7 +4217,7 @@
             </w:r>
             <w:r>
               <w:rPr>
-                <w:rFonts w:ascii="ＭＳ ゴシック" w:hAnsi="ＭＳ ゴシック" w:eastAsia="ＭＳ ゴシック"/>
+                <w:rFonts w:ascii="BIZ UDGothic" w:hAnsi="BIZ UDGothic" w:eastAsia="BIZ UDGothic"/>
                 <w:b w:val="0"/>
                 <w:i w:val="0"/>
                 <w:sz w:val="18"/>
@@ -4313,7 +4226,7 @@
             </w:r>
             <w:r>
               <w:rPr>
-                <w:rFonts w:ascii="Meiryo UI" w:hAnsi="Meiryo UI" w:eastAsia="Meiryo UI"/>
+                <w:rFonts w:ascii="BIZ UDPGothic" w:hAnsi="BIZ UDPGothic" w:eastAsia="BIZ UDPGothic"/>
                 <w:b w:val="0"/>
                 <w:i w:val="0"/>
                 <w:sz w:val="19"/>
@@ -4322,7 +4235,7 @@
             </w:r>
             <w:r>
               <w:rPr>
-                <w:rFonts w:ascii="ＭＳ ゴシック" w:hAnsi="ＭＳ ゴシック" w:eastAsia="ＭＳ ゴシック"/>
+                <w:rFonts w:ascii="BIZ UDGothic" w:hAnsi="BIZ UDGothic" w:eastAsia="BIZ UDGothic"/>
                 <w:b w:val="0"/>
                 <w:i w:val="0"/>
                 <w:sz w:val="18"/>
@@ -4334,12 +4247,15 @@
         <w:tc>
           <w:tcPr>
             <w:tcW w:type="dxa" w:w="4873"/>
+            <w:tcBorders>
+              <w:bottom w:val="single" w:sz="8" w:space="0" w:color="E8ECF0"/>
+            </w:tcBorders>
           </w:tcPr>
           <w:p>
             <w:r/>
             <w:r>
               <w:rPr>
-                <w:rFonts w:ascii="Meiryo UI" w:hAnsi="Meiryo UI" w:eastAsia="Meiryo UI"/>
+                <w:rFonts w:ascii="BIZ UDPGothic" w:hAnsi="BIZ UDPGothic" w:eastAsia="BIZ UDPGothic"/>
                 <w:b w:val="0"/>
                 <w:i w:val="0"/>
                 <w:sz w:val="19"/>
@@ -4353,12 +4269,15 @@
         <w:tc>
           <w:tcPr>
             <w:tcW w:type="dxa" w:w="4873"/>
+            <w:tcBorders>
+              <w:bottom w:val="single" w:sz="8" w:space="0" w:color="E8ECF0"/>
+            </w:tcBorders>
           </w:tcPr>
           <w:p>
             <w:r/>
             <w:r>
               <w:rPr>
-                <w:rFonts w:ascii="ＭＳ ゴシック" w:hAnsi="ＭＳ ゴシック" w:eastAsia="ＭＳ ゴシック"/>
+                <w:rFonts w:ascii="BIZ UDGothic" w:hAnsi="BIZ UDGothic" w:eastAsia="BIZ UDGothic"/>
                 <w:b w:val="0"/>
                 <w:i w:val="0"/>
                 <w:sz w:val="18"/>
@@ -4370,12 +4289,15 @@
         <w:tc>
           <w:tcPr>
             <w:tcW w:type="dxa" w:w="4873"/>
+            <w:tcBorders>
+              <w:bottom w:val="single" w:sz="8" w:space="0" w:color="E8ECF0"/>
+            </w:tcBorders>
           </w:tcPr>
           <w:p>
             <w:r/>
             <w:r>
               <w:rPr>
-                <w:rFonts w:ascii="Meiryo UI" w:hAnsi="Meiryo UI" w:eastAsia="Meiryo UI"/>
+                <w:rFonts w:ascii="BIZ UDPGothic" w:hAnsi="BIZ UDPGothic" w:eastAsia="BIZ UDPGothic"/>
                 <w:b w:val="0"/>
                 <w:i w:val="0"/>
                 <w:sz w:val="19"/>
@@ -4389,12 +4311,15 @@
         <w:tc>
           <w:tcPr>
             <w:tcW w:type="dxa" w:w="4873"/>
+            <w:tcBorders>
+              <w:bottom w:val="single" w:sz="8" w:space="0" w:color="E8ECF0"/>
+            </w:tcBorders>
           </w:tcPr>
           <w:p>
             <w:r/>
             <w:r>
               <w:rPr>
-                <w:rFonts w:ascii="ＭＳ ゴシック" w:hAnsi="ＭＳ ゴシック" w:eastAsia="ＭＳ ゴシック"/>
+                <w:rFonts w:ascii="BIZ UDGothic" w:hAnsi="BIZ UDGothic" w:eastAsia="BIZ UDGothic"/>
                 <w:b w:val="0"/>
                 <w:i w:val="0"/>
                 <w:sz w:val="18"/>
@@ -4403,7 +4328,7 @@
             </w:r>
             <w:r>
               <w:rPr>
-                <w:rFonts w:ascii="Meiryo UI" w:hAnsi="Meiryo UI" w:eastAsia="Meiryo UI"/>
+                <w:rFonts w:ascii="BIZ UDPGothic" w:hAnsi="BIZ UDPGothic" w:eastAsia="BIZ UDPGothic"/>
                 <w:b w:val="0"/>
                 <w:i w:val="0"/>
                 <w:sz w:val="19"/>
@@ -4412,7 +4337,7 @@
             </w:r>
             <w:r>
               <w:rPr>
-                <w:rFonts w:ascii="ＭＳ ゴシック" w:hAnsi="ＭＳ ゴシック" w:eastAsia="ＭＳ ゴシック"/>
+                <w:rFonts w:ascii="BIZ UDGothic" w:hAnsi="BIZ UDGothic" w:eastAsia="BIZ UDGothic"/>
                 <w:b w:val="0"/>
                 <w:i w:val="0"/>
                 <w:sz w:val="18"/>
@@ -4424,12 +4349,15 @@
         <w:tc>
           <w:tcPr>
             <w:tcW w:type="dxa" w:w="4873"/>
+            <w:tcBorders>
+              <w:bottom w:val="single" w:sz="8" w:space="0" w:color="E8ECF0"/>
+            </w:tcBorders>
           </w:tcPr>
           <w:p>
             <w:r/>
             <w:r>
               <w:rPr>
-                <w:rFonts w:ascii="Meiryo UI" w:hAnsi="Meiryo UI" w:eastAsia="Meiryo UI"/>
+                <w:rFonts w:ascii="BIZ UDPGothic" w:hAnsi="BIZ UDPGothic" w:eastAsia="BIZ UDPGothic"/>
                 <w:b w:val="0"/>
                 <w:i w:val="0"/>
                 <w:sz w:val="19"/>
@@ -4446,13 +4374,23 @@
       </w:pPr>
       <w:r>
         <w:rPr>
-          <w:rFonts w:ascii="Meiryo UI" w:hAnsi="Meiryo UI" w:eastAsia="Meiryo UI"/>
+          <w:rFonts w:ascii="BIZ UDGothic" w:hAnsi="BIZ UDGothic" w:eastAsia="BIZ UDGothic"/>
           <w:b/>
           <w:i w:val="0"/>
+          <w:color w:val="1F5C99"/>
+          <w:sz w:val="26"/>
+        </w:rPr>
+        <w:t xml:space="preserve">8.2 </w:t>
+      </w:r>
+      <w:r>
+        <w:rPr>
+          <w:rFonts w:ascii="BIZ UDPGothic" w:hAnsi="BIZ UDPGothic" w:eastAsia="BIZ UDPGothic"/>
+          <w:b/>
+          <w:i w:val="0"/>
           <w:color w:val="20242C"/>
-          <w:sz w:val="25"/>
-        </w:rPr>
-        <w:t>8.2 認証</w:t>
+          <w:sz w:val="26"/>
+        </w:rPr>
+        <w:t>認証</w:t>
       </w:r>
     </w:p>
     <w:p>
@@ -4463,7 +4401,7 @@
       </w:pPr>
       <w:r>
         <w:rPr>
-          <w:rFonts w:ascii="ＭＳ ゴシック" w:hAnsi="ＭＳ ゴシック" w:eastAsia="ＭＳ ゴシック"/>
+          <w:rFonts w:ascii="BIZ UDGothic" w:hAnsi="BIZ UDGothic" w:eastAsia="BIZ UDGothic"/>
           <w:b w:val="0"/>
           <w:i w:val="0"/>
           <w:sz w:val="20"/>
@@ -4472,7 +4410,7 @@
       </w:r>
       <w:r>
         <w:rPr>
-          <w:rFonts w:ascii="Meiryo UI" w:hAnsi="Meiryo UI" w:eastAsia="Meiryo UI"/>
+          <w:rFonts w:ascii="BIZ UDPGothic" w:hAnsi="BIZ UDPGothic" w:eastAsia="BIZ UDPGothic"/>
           <w:b w:val="0"/>
           <w:i w:val="0"/>
           <w:sz w:val="21"/>
@@ -4488,7 +4426,7 @@
       </w:pPr>
       <w:r>
         <w:rPr>
-          <w:rFonts w:ascii="Meiryo UI" w:hAnsi="Meiryo UI" w:eastAsia="Meiryo UI"/>
+          <w:rFonts w:ascii="BIZ UDPGothic" w:hAnsi="BIZ UDPGothic" w:eastAsia="BIZ UDPGothic"/>
           <w:b w:val="0"/>
           <w:i w:val="0"/>
           <w:sz w:val="21"/>
@@ -4497,7 +4435,7 @@
       </w:r>
       <w:r>
         <w:rPr>
-          <w:rFonts w:ascii="ＭＳ ゴシック" w:hAnsi="ＭＳ ゴシック" w:eastAsia="ＭＳ ゴシック"/>
+          <w:rFonts w:ascii="BIZ UDGothic" w:hAnsi="BIZ UDGothic" w:eastAsia="BIZ UDGothic"/>
           <w:b w:val="0"/>
           <w:i w:val="0"/>
           <w:sz w:val="20"/>
@@ -4506,7 +4444,7 @@
       </w:r>
       <w:r>
         <w:rPr>
-          <w:rFonts w:ascii="Meiryo UI" w:hAnsi="Meiryo UI" w:eastAsia="Meiryo UI"/>
+          <w:rFonts w:ascii="BIZ UDPGothic" w:hAnsi="BIZ UDPGothic" w:eastAsia="BIZ UDPGothic"/>
           <w:b w:val="0"/>
           <w:i w:val="0"/>
           <w:sz w:val="21"/>
@@ -4520,13 +4458,23 @@
       </w:pPr>
       <w:r>
         <w:rPr>
-          <w:rFonts w:ascii="Meiryo UI" w:hAnsi="Meiryo UI" w:eastAsia="Meiryo UI"/>
+          <w:rFonts w:ascii="BIZ UDGothic" w:hAnsi="BIZ UDGothic" w:eastAsia="BIZ UDGothic"/>
           <w:b/>
           <w:i w:val="0"/>
+          <w:color w:val="1F5C99"/>
+          <w:sz w:val="26"/>
+        </w:rPr>
+        <w:t xml:space="preserve">8.3 </w:t>
+      </w:r>
+      <w:r>
+        <w:rPr>
+          <w:rFonts w:ascii="BIZ UDPGothic" w:hAnsi="BIZ UDPGothic" w:eastAsia="BIZ UDPGothic"/>
+          <w:b/>
+          <w:i w:val="0"/>
           <w:color w:val="20242C"/>
-          <w:sz w:val="25"/>
-        </w:rPr>
-        <w:t>8.3 DB アクセス層</w:t>
+          <w:sz w:val="26"/>
+        </w:rPr>
+        <w:t>DB アクセス層</w:t>
       </w:r>
     </w:p>
     <w:p>
@@ -4537,7 +4485,7 @@
       </w:pPr>
       <w:r>
         <w:rPr>
-          <w:rFonts w:ascii="Meiryo UI" w:hAnsi="Meiryo UI" w:eastAsia="Meiryo UI"/>
+          <w:rFonts w:ascii="BIZ UDPGothic" w:hAnsi="BIZ UDPGothic" w:eastAsia="BIZ UDPGothic"/>
           <w:b w:val="0"/>
           <w:i w:val="0"/>
           <w:sz w:val="21"/>
@@ -4546,7 +4494,7 @@
       </w:r>
       <w:r>
         <w:rPr>
-          <w:rFonts w:ascii="Meiryo UI" w:hAnsi="Meiryo UI" w:eastAsia="Meiryo UI"/>
+          <w:rFonts w:ascii="BIZ UDPGothic" w:hAnsi="BIZ UDPGothic" w:eastAsia="BIZ UDPGothic"/>
           <w:b/>
           <w:i w:val="0"/>
           <w:sz w:val="21"/>
@@ -4555,7 +4503,7 @@
       </w:r>
       <w:r>
         <w:rPr>
-          <w:rFonts w:ascii="Meiryo UI" w:hAnsi="Meiryo UI" w:eastAsia="Meiryo UI"/>
+          <w:rFonts w:ascii="BIZ UDPGothic" w:hAnsi="BIZ UDPGothic" w:eastAsia="BIZ UDPGothic"/>
           <w:b w:val="0"/>
           <w:i w:val="0"/>
           <w:sz w:val="21"/>
@@ -4564,7 +4512,7 @@
       </w:r>
       <w:r>
         <w:rPr>
-          <w:rFonts w:ascii="ＭＳ ゴシック" w:hAnsi="ＭＳ ゴシック" w:eastAsia="ＭＳ ゴシック"/>
+          <w:rFonts w:ascii="BIZ UDGothic" w:hAnsi="BIZ UDGothic" w:eastAsia="BIZ UDGothic"/>
           <w:b w:val="0"/>
           <w:i w:val="0"/>
           <w:sz w:val="20"/>
@@ -4573,7 +4521,7 @@
       </w:r>
       <w:r>
         <w:rPr>
-          <w:rFonts w:ascii="Meiryo UI" w:hAnsi="Meiryo UI" w:eastAsia="Meiryo UI"/>
+          <w:rFonts w:ascii="BIZ UDPGothic" w:hAnsi="BIZ UDPGothic" w:eastAsia="BIZ UDPGothic"/>
           <w:b w:val="0"/>
           <w:i w:val="0"/>
           <w:sz w:val="21"/>
@@ -4582,7 +4530,7 @@
       </w:r>
       <w:r>
         <w:rPr>
-          <w:rFonts w:ascii="ＭＳ ゴシック" w:hAnsi="ＭＳ ゴシック" w:eastAsia="ＭＳ ゴシック"/>
+          <w:rFonts w:ascii="BIZ UDGothic" w:hAnsi="BIZ UDGothic" w:eastAsia="BIZ UDGothic"/>
           <w:b w:val="0"/>
           <w:i w:val="0"/>
           <w:sz w:val="20"/>
@@ -4591,7 +4539,7 @@
       </w:r>
       <w:r>
         <w:rPr>
-          <w:rFonts w:ascii="Meiryo UI" w:hAnsi="Meiryo UI" w:eastAsia="Meiryo UI"/>
+          <w:rFonts w:ascii="BIZ UDPGothic" w:hAnsi="BIZ UDPGothic" w:eastAsia="BIZ UDPGothic"/>
           <w:b w:val="0"/>
           <w:i w:val="0"/>
           <w:sz w:val="21"/>
@@ -4600,7 +4548,7 @@
       </w:r>
       <w:r>
         <w:rPr>
-          <w:rFonts w:ascii="ＭＳ ゴシック" w:hAnsi="ＭＳ ゴシック" w:eastAsia="ＭＳ ゴシック"/>
+          <w:rFonts w:ascii="BIZ UDGothic" w:hAnsi="BIZ UDGothic" w:eastAsia="BIZ UDGothic"/>
           <w:b w:val="0"/>
           <w:i w:val="0"/>
           <w:sz w:val="20"/>
@@ -4609,7 +4557,7 @@
       </w:r>
       <w:r>
         <w:rPr>
-          <w:rFonts w:ascii="Meiryo UI" w:hAnsi="Meiryo UI" w:eastAsia="Meiryo UI"/>
+          <w:rFonts w:ascii="BIZ UDPGothic" w:hAnsi="BIZ UDPGothic" w:eastAsia="BIZ UDPGothic"/>
           <w:b w:val="0"/>
           <w:i w:val="0"/>
           <w:sz w:val="21"/>
@@ -4625,7 +4573,7 @@
       </w:pPr>
       <w:r>
         <w:rPr>
-          <w:rFonts w:ascii="Meiryo UI" w:hAnsi="Meiryo UI" w:eastAsia="Meiryo UI"/>
+          <w:rFonts w:ascii="BIZ UDPGothic" w:hAnsi="BIZ UDPGothic" w:eastAsia="BIZ UDPGothic"/>
           <w:b/>
           <w:i w:val="0"/>
           <w:sz w:val="21"/>
@@ -4634,7 +4582,7 @@
       </w:r>
       <w:r>
         <w:rPr>
-          <w:rFonts w:ascii="Meiryo UI" w:hAnsi="Meiryo UI" w:eastAsia="Meiryo UI"/>
+          <w:rFonts w:ascii="BIZ UDPGothic" w:hAnsi="BIZ UDPGothic" w:eastAsia="BIZ UDPGothic"/>
           <w:b w:val="0"/>
           <w:i w:val="0"/>
           <w:sz w:val="21"/>
@@ -4643,7 +4591,7 @@
       </w:r>
       <w:r>
         <w:rPr>
-          <w:rFonts w:ascii="ＭＳ ゴシック" w:hAnsi="ＭＳ ゴシック" w:eastAsia="ＭＳ ゴシック"/>
+          <w:rFonts w:ascii="BIZ UDGothic" w:hAnsi="BIZ UDGothic" w:eastAsia="BIZ UDGothic"/>
           <w:b w:val="0"/>
           <w:i w:val="0"/>
           <w:sz w:val="20"/>
@@ -4652,7 +4600,7 @@
       </w:r>
       <w:r>
         <w:rPr>
-          <w:rFonts w:ascii="Meiryo UI" w:hAnsi="Meiryo UI" w:eastAsia="Meiryo UI"/>
+          <w:rFonts w:ascii="BIZ UDPGothic" w:hAnsi="BIZ UDPGothic" w:eastAsia="BIZ UDPGothic"/>
           <w:b w:val="0"/>
           <w:i w:val="0"/>
           <w:sz w:val="21"/>
@@ -4661,7 +4609,7 @@
       </w:r>
       <w:r>
         <w:rPr>
-          <w:rFonts w:ascii="ＭＳ ゴシック" w:hAnsi="ＭＳ ゴシック" w:eastAsia="ＭＳ ゴシック"/>
+          <w:rFonts w:ascii="BIZ UDGothic" w:hAnsi="BIZ UDGothic" w:eastAsia="BIZ UDGothic"/>
           <w:b w:val="0"/>
           <w:i w:val="0"/>
           <w:sz w:val="20"/>
@@ -4670,7 +4618,7 @@
       </w:r>
       <w:r>
         <w:rPr>
-          <w:rFonts w:ascii="Meiryo UI" w:hAnsi="Meiryo UI" w:eastAsia="Meiryo UI"/>
+          <w:rFonts w:ascii="BIZ UDPGothic" w:hAnsi="BIZ UDPGothic" w:eastAsia="BIZ UDPGothic"/>
           <w:b w:val="0"/>
           <w:i w:val="0"/>
           <w:sz w:val="21"/>
@@ -4680,7 +4628,6 @@
     </w:p>
     <w:tbl>
       <w:tblPr>
-        <w:tblStyle w:val="LightGrid-Accent1"/>
         <w:tblW w:type="auto" w:w="0"/>
         <w:jc w:val="left"/>
         <w:tblLook w:firstColumn="1" w:firstRow="1" w:lastColumn="0" w:lastRow="0" w:noHBand="0" w:noVBand="1" w:val="04A0"/>
@@ -4693,15 +4640,19 @@
         <w:tc>
           <w:tcPr>
             <w:tcW w:type="dxa" w:w="4873"/>
+            <w:tcBorders>
+              <w:bottom w:val="single" w:sz="12" w:space="0" w:color="20242C"/>
+            </w:tcBorders>
           </w:tcPr>
           <w:p>
             <w:r/>
             <w:r>
               <w:rPr>
-                <w:rFonts w:ascii="Meiryo UI" w:hAnsi="Meiryo UI" w:eastAsia="Meiryo UI"/>
+                <w:rFonts w:ascii="BIZ UDPGothic" w:hAnsi="BIZ UDPGothic" w:eastAsia="BIZ UDPGothic"/>
                 <w:b/>
                 <w:i w:val="0"/>
-                <w:sz w:val="19"/>
+                <w:color w:val="1F5C99"/>
+                <w:sz w:val="20"/>
               </w:rPr>
               <w:t>キー</w:t>
             </w:r>
@@ -4710,15 +4661,19 @@
         <w:tc>
           <w:tcPr>
             <w:tcW w:type="dxa" w:w="4873"/>
+            <w:tcBorders>
+              <w:bottom w:val="single" w:sz="12" w:space="0" w:color="20242C"/>
+            </w:tcBorders>
           </w:tcPr>
           <w:p>
             <w:r/>
             <w:r>
               <w:rPr>
-                <w:rFonts w:ascii="Meiryo UI" w:hAnsi="Meiryo UI" w:eastAsia="Meiryo UI"/>
+                <w:rFonts w:ascii="BIZ UDPGothic" w:hAnsi="BIZ UDPGothic" w:eastAsia="BIZ UDPGothic"/>
                 <w:b/>
                 <w:i w:val="0"/>
-                <w:sz w:val="19"/>
+                <w:color w:val="1F5C99"/>
+                <w:sz w:val="20"/>
               </w:rPr>
               <w:t>sproc 名</w:t>
             </w:r>
@@ -4729,12 +4684,15 @@
         <w:tc>
           <w:tcPr>
             <w:tcW w:type="dxa" w:w="4873"/>
+            <w:tcBorders>
+              <w:bottom w:val="single" w:sz="8" w:space="0" w:color="E8ECF0"/>
+            </w:tcBorders>
           </w:tcPr>
           <w:p>
             <w:r/>
             <w:r>
               <w:rPr>
-                <w:rFonts w:ascii="Meiryo UI" w:hAnsi="Meiryo UI" w:eastAsia="Meiryo UI"/>
+                <w:rFonts w:ascii="BIZ UDPGothic" w:hAnsi="BIZ UDPGothic" w:eastAsia="BIZ UDPGothic"/>
                 <w:b w:val="0"/>
                 <w:i w:val="0"/>
                 <w:sz w:val="19"/>
@@ -4746,12 +4704,15 @@
         <w:tc>
           <w:tcPr>
             <w:tcW w:type="dxa" w:w="4873"/>
+            <w:tcBorders>
+              <w:bottom w:val="single" w:sz="8" w:space="0" w:color="E8ECF0"/>
+            </w:tcBorders>
           </w:tcPr>
           <w:p>
             <w:r/>
             <w:r>
               <w:rPr>
-                <w:rFonts w:ascii="ＭＳ ゴシック" w:hAnsi="ＭＳ ゴシック" w:eastAsia="ＭＳ ゴシック"/>
+                <w:rFonts w:ascii="BIZ UDGothic" w:hAnsi="BIZ UDGothic" w:eastAsia="BIZ UDGothic"/>
                 <w:b w:val="0"/>
                 <w:i w:val="0"/>
                 <w:sz w:val="18"/>
@@ -4765,12 +4726,15 @@
         <w:tc>
           <w:tcPr>
             <w:tcW w:type="dxa" w:w="4873"/>
+            <w:tcBorders>
+              <w:bottom w:val="single" w:sz="8" w:space="0" w:color="E8ECF0"/>
+            </w:tcBorders>
           </w:tcPr>
           <w:p>
             <w:r/>
             <w:r>
               <w:rPr>
-                <w:rFonts w:ascii="Meiryo UI" w:hAnsi="Meiryo UI" w:eastAsia="Meiryo UI"/>
+                <w:rFonts w:ascii="BIZ UDPGothic" w:hAnsi="BIZ UDPGothic" w:eastAsia="BIZ UDPGothic"/>
                 <w:b w:val="0"/>
                 <w:i w:val="0"/>
                 <w:sz w:val="19"/>
@@ -4782,12 +4746,15 @@
         <w:tc>
           <w:tcPr>
             <w:tcW w:type="dxa" w:w="4873"/>
+            <w:tcBorders>
+              <w:bottom w:val="single" w:sz="8" w:space="0" w:color="E8ECF0"/>
+            </w:tcBorders>
           </w:tcPr>
           <w:p>
             <w:r/>
             <w:r>
               <w:rPr>
-                <w:rFonts w:ascii="ＭＳ ゴシック" w:hAnsi="ＭＳ ゴシック" w:eastAsia="ＭＳ ゴシック"/>
+                <w:rFonts w:ascii="BIZ UDGothic" w:hAnsi="BIZ UDGothic" w:eastAsia="BIZ UDGothic"/>
                 <w:b w:val="0"/>
                 <w:i w:val="0"/>
                 <w:sz w:val="18"/>
@@ -4801,12 +4768,15 @@
         <w:tc>
           <w:tcPr>
             <w:tcW w:type="dxa" w:w="4873"/>
+            <w:tcBorders>
+              <w:bottom w:val="single" w:sz="8" w:space="0" w:color="E8ECF0"/>
+            </w:tcBorders>
           </w:tcPr>
           <w:p>
             <w:r/>
             <w:r>
               <w:rPr>
-                <w:rFonts w:ascii="Meiryo UI" w:hAnsi="Meiryo UI" w:eastAsia="Meiryo UI"/>
+                <w:rFonts w:ascii="BIZ UDPGothic" w:hAnsi="BIZ UDPGothic" w:eastAsia="BIZ UDPGothic"/>
                 <w:b w:val="0"/>
                 <w:i w:val="0"/>
                 <w:sz w:val="19"/>
@@ -4818,12 +4788,15 @@
         <w:tc>
           <w:tcPr>
             <w:tcW w:type="dxa" w:w="4873"/>
+            <w:tcBorders>
+              <w:bottom w:val="single" w:sz="8" w:space="0" w:color="E8ECF0"/>
+            </w:tcBorders>
           </w:tcPr>
           <w:p>
             <w:r/>
             <w:r>
               <w:rPr>
-                <w:rFonts w:ascii="ＭＳ ゴシック" w:hAnsi="ＭＳ ゴシック" w:eastAsia="ＭＳ ゴシック"/>
+                <w:rFonts w:ascii="BIZ UDGothic" w:hAnsi="BIZ UDGothic" w:eastAsia="BIZ UDGothic"/>
                 <w:b w:val="0"/>
                 <w:i w:val="0"/>
                 <w:sz w:val="18"/>
@@ -4837,12 +4810,15 @@
         <w:tc>
           <w:tcPr>
             <w:tcW w:type="dxa" w:w="4873"/>
+            <w:tcBorders>
+              <w:bottom w:val="single" w:sz="8" w:space="0" w:color="E8ECF0"/>
+            </w:tcBorders>
           </w:tcPr>
           <w:p>
             <w:r/>
             <w:r>
               <w:rPr>
-                <w:rFonts w:ascii="Meiryo UI" w:hAnsi="Meiryo UI" w:eastAsia="Meiryo UI"/>
+                <w:rFonts w:ascii="BIZ UDPGothic" w:hAnsi="BIZ UDPGothic" w:eastAsia="BIZ UDPGothic"/>
                 <w:b w:val="0"/>
                 <w:i w:val="0"/>
                 <w:sz w:val="19"/>
@@ -4854,12 +4830,15 @@
         <w:tc>
           <w:tcPr>
             <w:tcW w:type="dxa" w:w="4873"/>
+            <w:tcBorders>
+              <w:bottom w:val="single" w:sz="8" w:space="0" w:color="E8ECF0"/>
+            </w:tcBorders>
           </w:tcPr>
           <w:p>
             <w:r/>
             <w:r>
               <w:rPr>
-                <w:rFonts w:ascii="ＭＳ ゴシック" w:hAnsi="ＭＳ ゴシック" w:eastAsia="ＭＳ ゴシック"/>
+                <w:rFonts w:ascii="BIZ UDGothic" w:hAnsi="BIZ UDGothic" w:eastAsia="BIZ UDGothic"/>
                 <w:b w:val="0"/>
                 <w:i w:val="0"/>
                 <w:sz w:val="18"/>
@@ -4873,12 +4852,15 @@
         <w:tc>
           <w:tcPr>
             <w:tcW w:type="dxa" w:w="4873"/>
+            <w:tcBorders>
+              <w:bottom w:val="single" w:sz="8" w:space="0" w:color="E8ECF0"/>
+            </w:tcBorders>
           </w:tcPr>
           <w:p>
             <w:r/>
             <w:r>
               <w:rPr>
-                <w:rFonts w:ascii="Meiryo UI" w:hAnsi="Meiryo UI" w:eastAsia="Meiryo UI"/>
+                <w:rFonts w:ascii="BIZ UDPGothic" w:hAnsi="BIZ UDPGothic" w:eastAsia="BIZ UDPGothic"/>
                 <w:b w:val="0"/>
                 <w:i w:val="0"/>
                 <w:sz w:val="19"/>
@@ -4890,12 +4872,15 @@
         <w:tc>
           <w:tcPr>
             <w:tcW w:type="dxa" w:w="4873"/>
+            <w:tcBorders>
+              <w:bottom w:val="single" w:sz="8" w:space="0" w:color="E8ECF0"/>
+            </w:tcBorders>
           </w:tcPr>
           <w:p>
             <w:r/>
             <w:r>
               <w:rPr>
-                <w:rFonts w:ascii="ＭＳ ゴシック" w:hAnsi="ＭＳ ゴシック" w:eastAsia="ＭＳ ゴシック"/>
+                <w:rFonts w:ascii="BIZ UDGothic" w:hAnsi="BIZ UDGothic" w:eastAsia="BIZ UDGothic"/>
                 <w:b w:val="0"/>
                 <w:i w:val="0"/>
                 <w:sz w:val="18"/>
@@ -4909,12 +4894,15 @@
         <w:tc>
           <w:tcPr>
             <w:tcW w:type="dxa" w:w="4873"/>
+            <w:tcBorders>
+              <w:bottom w:val="single" w:sz="8" w:space="0" w:color="E8ECF0"/>
+            </w:tcBorders>
           </w:tcPr>
           <w:p>
             <w:r/>
             <w:r>
               <w:rPr>
-                <w:rFonts w:ascii="Meiryo UI" w:hAnsi="Meiryo UI" w:eastAsia="Meiryo UI"/>
+                <w:rFonts w:ascii="BIZ UDPGothic" w:hAnsi="BIZ UDPGothic" w:eastAsia="BIZ UDPGothic"/>
                 <w:b w:val="0"/>
                 <w:i w:val="0"/>
                 <w:sz w:val="19"/>
@@ -4926,12 +4914,15 @@
         <w:tc>
           <w:tcPr>
             <w:tcW w:type="dxa" w:w="4873"/>
+            <w:tcBorders>
+              <w:bottom w:val="single" w:sz="8" w:space="0" w:color="E8ECF0"/>
+            </w:tcBorders>
           </w:tcPr>
           <w:p>
             <w:r/>
             <w:r>
               <w:rPr>
-                <w:rFonts w:ascii="ＭＳ ゴシック" w:hAnsi="ＭＳ ゴシック" w:eastAsia="ＭＳ ゴシック"/>
+                <w:rFonts w:ascii="BIZ UDGothic" w:hAnsi="BIZ UDGothic" w:eastAsia="BIZ UDGothic"/>
                 <w:b w:val="0"/>
                 <w:i w:val="0"/>
                 <w:sz w:val="18"/>
@@ -4945,12 +4936,15 @@
         <w:tc>
           <w:tcPr>
             <w:tcW w:type="dxa" w:w="4873"/>
+            <w:tcBorders>
+              <w:bottom w:val="single" w:sz="8" w:space="0" w:color="E8ECF0"/>
+            </w:tcBorders>
           </w:tcPr>
           <w:p>
             <w:r/>
             <w:r>
               <w:rPr>
-                <w:rFonts w:ascii="Meiryo UI" w:hAnsi="Meiryo UI" w:eastAsia="Meiryo UI"/>
+                <w:rFonts w:ascii="BIZ UDPGothic" w:hAnsi="BIZ UDPGothic" w:eastAsia="BIZ UDPGothic"/>
                 <w:b w:val="0"/>
                 <w:i w:val="0"/>
                 <w:sz w:val="19"/>
@@ -4962,12 +4956,15 @@
         <w:tc>
           <w:tcPr>
             <w:tcW w:type="dxa" w:w="4873"/>
+            <w:tcBorders>
+              <w:bottom w:val="single" w:sz="8" w:space="0" w:color="E8ECF0"/>
+            </w:tcBorders>
           </w:tcPr>
           <w:p>
             <w:r/>
             <w:r>
               <w:rPr>
-                <w:rFonts w:ascii="ＭＳ ゴシック" w:hAnsi="ＭＳ ゴシック" w:eastAsia="ＭＳ ゴシック"/>
+                <w:rFonts w:ascii="BIZ UDGothic" w:hAnsi="BIZ UDGothic" w:eastAsia="BIZ UDGothic"/>
                 <w:b w:val="0"/>
                 <w:i w:val="0"/>
                 <w:sz w:val="18"/>
@@ -4986,7 +4983,7 @@
       </w:pPr>
       <w:r>
         <w:rPr>
-          <w:rFonts w:ascii="ＭＳ ゴシック" w:hAnsi="ＭＳ ゴシック" w:eastAsia="ＭＳ ゴシック"/>
+          <w:rFonts w:ascii="BIZ UDGothic" w:hAnsi="BIZ UDGothic" w:eastAsia="BIZ UDGothic"/>
           <w:b w:val="0"/>
           <w:i w:val="0"/>
           <w:sz w:val="20"/>
@@ -4995,7 +4992,7 @@
       </w:r>
       <w:r>
         <w:rPr>
-          <w:rFonts w:ascii="Meiryo UI" w:hAnsi="Meiryo UI" w:eastAsia="Meiryo UI"/>
+          <w:rFonts w:ascii="BIZ UDPGothic" w:hAnsi="BIZ UDPGothic" w:eastAsia="BIZ UDPGothic"/>
           <w:b w:val="0"/>
           <w:i w:val="0"/>
           <w:sz w:val="21"/>
@@ -5004,7 +5001,7 @@
       </w:r>
       <w:r>
         <w:rPr>
-          <w:rFonts w:ascii="ＭＳ ゴシック" w:hAnsi="ＭＳ ゴシック" w:eastAsia="ＭＳ ゴシック"/>
+          <w:rFonts w:ascii="BIZ UDGothic" w:hAnsi="BIZ UDGothic" w:eastAsia="BIZ UDGothic"/>
           <w:b w:val="0"/>
           <w:i w:val="0"/>
           <w:sz w:val="20"/>
@@ -5013,7 +5010,7 @@
       </w:r>
       <w:r>
         <w:rPr>
-          <w:rFonts w:ascii="Meiryo UI" w:hAnsi="Meiryo UI" w:eastAsia="Meiryo UI"/>
+          <w:rFonts w:ascii="BIZ UDPGothic" w:hAnsi="BIZ UDPGothic" w:eastAsia="BIZ UDPGothic"/>
           <w:b w:val="0"/>
           <w:i w:val="0"/>
           <w:sz w:val="21"/>
@@ -5022,7 +5019,7 @@
       </w:r>
       <w:r>
         <w:rPr>
-          <w:rFonts w:ascii="ＭＳ ゴシック" w:hAnsi="ＭＳ ゴシック" w:eastAsia="ＭＳ ゴシック"/>
+          <w:rFonts w:ascii="BIZ UDGothic" w:hAnsi="BIZ UDGothic" w:eastAsia="BIZ UDGothic"/>
           <w:b w:val="0"/>
           <w:i w:val="0"/>
           <w:sz w:val="20"/>
@@ -5031,7 +5028,7 @@
       </w:r>
       <w:r>
         <w:rPr>
-          <w:rFonts w:ascii="Meiryo UI" w:hAnsi="Meiryo UI" w:eastAsia="Meiryo UI"/>
+          <w:rFonts w:ascii="BIZ UDPGothic" w:hAnsi="BIZ UDPGothic" w:eastAsia="BIZ UDPGothic"/>
           <w:b w:val="0"/>
           <w:i w:val="0"/>
           <w:sz w:val="21"/>
@@ -5040,7 +5037,7 @@
       </w:r>
       <w:r>
         <w:rPr>
-          <w:rFonts w:ascii="ＭＳ ゴシック" w:hAnsi="ＭＳ ゴシック" w:eastAsia="ＭＳ ゴシック"/>
+          <w:rFonts w:ascii="BIZ UDGothic" w:hAnsi="BIZ UDGothic" w:eastAsia="BIZ UDGothic"/>
           <w:b w:val="0"/>
           <w:i w:val="0"/>
           <w:sz w:val="20"/>
@@ -5049,7 +5046,7 @@
       </w:r>
       <w:r>
         <w:rPr>
-          <w:rFonts w:ascii="Meiryo UI" w:hAnsi="Meiryo UI" w:eastAsia="Meiryo UI"/>
+          <w:rFonts w:ascii="BIZ UDPGothic" w:hAnsi="BIZ UDPGothic" w:eastAsia="BIZ UDPGothic"/>
           <w:b w:val="0"/>
           <w:i w:val="0"/>
           <w:sz w:val="21"/>
@@ -5058,7 +5055,7 @@
       </w:r>
       <w:r>
         <w:rPr>
-          <w:rFonts w:ascii="ＭＳ ゴシック" w:hAnsi="ＭＳ ゴシック" w:eastAsia="ＭＳ ゴシック"/>
+          <w:rFonts w:ascii="BIZ UDGothic" w:hAnsi="BIZ UDGothic" w:eastAsia="BIZ UDGothic"/>
           <w:b w:val="0"/>
           <w:i w:val="0"/>
           <w:sz w:val="20"/>
@@ -5067,7 +5064,7 @@
       </w:r>
       <w:r>
         <w:rPr>
-          <w:rFonts w:ascii="Meiryo UI" w:hAnsi="Meiryo UI" w:eastAsia="Meiryo UI"/>
+          <w:rFonts w:ascii="BIZ UDPGothic" w:hAnsi="BIZ UDPGothic" w:eastAsia="BIZ UDPGothic"/>
           <w:b w:val="0"/>
           <w:i w:val="0"/>
           <w:sz w:val="21"/>
@@ -5076,7 +5073,7 @@
       </w:r>
       <w:r>
         <w:rPr>
-          <w:rFonts w:ascii="ＭＳ ゴシック" w:hAnsi="ＭＳ ゴシック" w:eastAsia="ＭＳ ゴシック"/>
+          <w:rFonts w:ascii="BIZ UDGothic" w:hAnsi="BIZ UDGothic" w:eastAsia="BIZ UDGothic"/>
           <w:b w:val="0"/>
           <w:i w:val="0"/>
           <w:sz w:val="20"/>
@@ -5085,7 +5082,7 @@
       </w:r>
       <w:r>
         <w:rPr>
-          <w:rFonts w:ascii="Meiryo UI" w:hAnsi="Meiryo UI" w:eastAsia="Meiryo UI"/>
+          <w:rFonts w:ascii="BIZ UDPGothic" w:hAnsi="BIZ UDPGothic" w:eastAsia="BIZ UDPGothic"/>
           <w:b w:val="0"/>
           <w:i w:val="0"/>
           <w:sz w:val="21"/>
@@ -5101,7 +5098,7 @@
       </w:pPr>
       <w:r>
         <w:rPr>
-          <w:rFonts w:ascii="Meiryo UI" w:hAnsi="Meiryo UI" w:eastAsia="Meiryo UI"/>
+          <w:rFonts w:ascii="BIZ UDPGothic" w:hAnsi="BIZ UDPGothic" w:eastAsia="BIZ UDPGothic"/>
           <w:b w:val="0"/>
           <w:i w:val="0"/>
           <w:sz w:val="21"/>
@@ -5110,7 +5107,7 @@
       </w:r>
       <w:r>
         <w:rPr>
-          <w:rFonts w:ascii="ＭＳ ゴシック" w:hAnsi="ＭＳ ゴシック" w:eastAsia="ＭＳ ゴシック"/>
+          <w:rFonts w:ascii="BIZ UDGothic" w:hAnsi="BIZ UDGothic" w:eastAsia="BIZ UDGothic"/>
           <w:b w:val="0"/>
           <w:i w:val="0"/>
           <w:sz w:val="20"/>
@@ -5119,7 +5116,7 @@
       </w:r>
       <w:r>
         <w:rPr>
-          <w:rFonts w:ascii="Meiryo UI" w:hAnsi="Meiryo UI" w:eastAsia="Meiryo UI"/>
+          <w:rFonts w:ascii="BIZ UDPGothic" w:hAnsi="BIZ UDPGothic" w:eastAsia="BIZ UDPGothic"/>
           <w:b w:val="0"/>
           <w:i w:val="0"/>
           <w:sz w:val="21"/>
@@ -5128,7 +5125,7 @@
       </w:r>
       <w:r>
         <w:rPr>
-          <w:rFonts w:ascii="ＭＳ ゴシック" w:hAnsi="ＭＳ ゴシック" w:eastAsia="ＭＳ ゴシック"/>
+          <w:rFonts w:ascii="BIZ UDGothic" w:hAnsi="BIZ UDGothic" w:eastAsia="BIZ UDGothic"/>
           <w:b w:val="0"/>
           <w:i w:val="0"/>
           <w:sz w:val="20"/>
@@ -5137,7 +5134,7 @@
       </w:r>
       <w:r>
         <w:rPr>
-          <w:rFonts w:ascii="Meiryo UI" w:hAnsi="Meiryo UI" w:eastAsia="Meiryo UI"/>
+          <w:rFonts w:ascii="BIZ UDPGothic" w:hAnsi="BIZ UDPGothic" w:eastAsia="BIZ UDPGothic"/>
           <w:b w:val="0"/>
           <w:i w:val="0"/>
           <w:sz w:val="21"/>
@@ -5146,7 +5143,7 @@
       </w:r>
       <w:r>
         <w:rPr>
-          <w:rFonts w:ascii="ＭＳ ゴシック" w:hAnsi="ＭＳ ゴシック" w:eastAsia="ＭＳ ゴシック"/>
+          <w:rFonts w:ascii="BIZ UDGothic" w:hAnsi="BIZ UDGothic" w:eastAsia="BIZ UDGothic"/>
           <w:b w:val="0"/>
           <w:i w:val="0"/>
           <w:sz w:val="20"/>
@@ -5155,7 +5152,7 @@
       </w:r>
       <w:r>
         <w:rPr>
-          <w:rFonts w:ascii="Meiryo UI" w:hAnsi="Meiryo UI" w:eastAsia="Meiryo UI"/>
+          <w:rFonts w:ascii="BIZ UDPGothic" w:hAnsi="BIZ UDPGothic" w:eastAsia="BIZ UDPGothic"/>
           <w:b w:val="0"/>
           <w:i w:val="0"/>
           <w:sz w:val="21"/>
@@ -5164,7 +5161,7 @@
       </w:r>
       <w:r>
         <w:rPr>
-          <w:rFonts w:ascii="ＭＳ ゴシック" w:hAnsi="ＭＳ ゴシック" w:eastAsia="ＭＳ ゴシック"/>
+          <w:rFonts w:ascii="BIZ UDGothic" w:hAnsi="BIZ UDGothic" w:eastAsia="BIZ UDGothic"/>
           <w:b w:val="0"/>
           <w:i w:val="0"/>
           <w:sz w:val="20"/>
@@ -5173,7 +5170,7 @@
       </w:r>
       <w:r>
         <w:rPr>
-          <w:rFonts w:ascii="Meiryo UI" w:hAnsi="Meiryo UI" w:eastAsia="Meiryo UI"/>
+          <w:rFonts w:ascii="BIZ UDPGothic" w:hAnsi="BIZ UDPGothic" w:eastAsia="BIZ UDPGothic"/>
           <w:b w:val="0"/>
           <w:i w:val="0"/>
           <w:sz w:val="21"/>
@@ -5182,7 +5179,7 @@
       </w:r>
       <w:r>
         <w:rPr>
-          <w:rFonts w:ascii="ＭＳ ゴシック" w:hAnsi="ＭＳ ゴシック" w:eastAsia="ＭＳ ゴシック"/>
+          <w:rFonts w:ascii="BIZ UDGothic" w:hAnsi="BIZ UDGothic" w:eastAsia="BIZ UDGothic"/>
           <w:b w:val="0"/>
           <w:i w:val="0"/>
           <w:sz w:val="20"/>
@@ -5191,7 +5188,7 @@
       </w:r>
       <w:r>
         <w:rPr>
-          <w:rFonts w:ascii="Meiryo UI" w:hAnsi="Meiryo UI" w:eastAsia="Meiryo UI"/>
+          <w:rFonts w:ascii="BIZ UDPGothic" w:hAnsi="BIZ UDPGothic" w:eastAsia="BIZ UDPGothic"/>
           <w:b w:val="0"/>
           <w:i w:val="0"/>
           <w:sz w:val="21"/>
@@ -5202,16 +5199,29 @@
     <w:p>
       <w:pPr>
         <w:spacing w:before="200" w:after="60"/>
+        <w:pBdr>
+          <w:bottom w:val="single" w:sz="6" w:space="4" w:color="CDD5DD"/>
+        </w:pBdr>
       </w:pPr>
       <w:r>
         <w:rPr>
-          <w:rFonts w:ascii="Meiryo UI" w:hAnsi="Meiryo UI" w:eastAsia="Meiryo UI"/>
+          <w:rFonts w:ascii="BIZ UDGothic" w:hAnsi="BIZ UDGothic" w:eastAsia="BIZ UDGothic"/>
           <w:b/>
           <w:i w:val="0"/>
           <w:color w:val="1F5C99"/>
           <w:sz w:val="30"/>
         </w:rPr>
-        <w:t>9. 技術スタック</w:t>
+        <w:t xml:space="preserve">9. </w:t>
+      </w:r>
+      <w:r>
+        <w:rPr>
+          <w:rFonts w:ascii="BIZ UDPGothic" w:hAnsi="BIZ UDPGothic" w:eastAsia="BIZ UDPGothic"/>
+          <w:b/>
+          <w:i w:val="0"/>
+          <w:color w:val="20242C"/>
+          <w:sz w:val="30"/>
+        </w:rPr>
+        <w:t>技術スタック</w:t>
       </w:r>
     </w:p>
     <w:p>
@@ -5222,7 +5232,7 @@
       </w:pPr>
       <w:r>
         <w:rPr>
-          <w:rFonts w:ascii="Meiryo UI" w:hAnsi="Meiryo UI" w:eastAsia="Meiryo UI"/>
+          <w:rFonts w:ascii="BIZ UDPGothic" w:hAnsi="BIZ UDPGothic" w:eastAsia="BIZ UDPGothic"/>
           <w:b/>
           <w:i w:val="0"/>
           <w:sz w:val="21"/>
@@ -5231,7 +5241,7 @@
       </w:r>
       <w:r>
         <w:rPr>
-          <w:rFonts w:ascii="Meiryo UI" w:hAnsi="Meiryo UI" w:eastAsia="Meiryo UI"/>
+          <w:rFonts w:ascii="BIZ UDPGothic" w:hAnsi="BIZ UDPGothic" w:eastAsia="BIZ UDPGothic"/>
           <w:b w:val="0"/>
           <w:i w:val="0"/>
           <w:sz w:val="21"/>
@@ -5240,7 +5250,7 @@
       </w:r>
       <w:r>
         <w:rPr>
-          <w:rFonts w:ascii="ＭＳ ゴシック" w:hAnsi="ＭＳ ゴシック" w:eastAsia="ＭＳ ゴシック"/>
+          <w:rFonts w:ascii="BIZ UDGothic" w:hAnsi="BIZ UDGothic" w:eastAsia="BIZ UDGothic"/>
           <w:b w:val="0"/>
           <w:i w:val="0"/>
           <w:sz w:val="20"/>
@@ -5249,7 +5259,7 @@
       </w:r>
       <w:r>
         <w:rPr>
-          <w:rFonts w:ascii="Meiryo UI" w:hAnsi="Meiryo UI" w:eastAsia="Meiryo UI"/>
+          <w:rFonts w:ascii="BIZ UDPGothic" w:hAnsi="BIZ UDPGothic" w:eastAsia="BIZ UDPGothic"/>
           <w:b w:val="0"/>
           <w:i w:val="0"/>
           <w:sz w:val="21"/>
@@ -5258,7 +5268,7 @@
       </w:r>
       <w:r>
         <w:rPr>
-          <w:rFonts w:ascii="ＭＳ ゴシック" w:hAnsi="ＭＳ ゴシック" w:eastAsia="ＭＳ ゴシック"/>
+          <w:rFonts w:ascii="BIZ UDGothic" w:hAnsi="BIZ UDGothic" w:eastAsia="BIZ UDGothic"/>
           <w:b w:val="0"/>
           <w:i w:val="0"/>
           <w:sz w:val="20"/>
@@ -5267,7 +5277,7 @@
       </w:r>
       <w:r>
         <w:rPr>
-          <w:rFonts w:ascii="Meiryo UI" w:hAnsi="Meiryo UI" w:eastAsia="Meiryo UI"/>
+          <w:rFonts w:ascii="BIZ UDPGothic" w:hAnsi="BIZ UDPGothic" w:eastAsia="BIZ UDPGothic"/>
           <w:b w:val="0"/>
           <w:i w:val="0"/>
           <w:sz w:val="21"/>
@@ -5283,7 +5293,7 @@
       </w:pPr>
       <w:r>
         <w:rPr>
-          <w:rFonts w:ascii="Meiryo UI" w:hAnsi="Meiryo UI" w:eastAsia="Meiryo UI"/>
+          <w:rFonts w:ascii="BIZ UDPGothic" w:hAnsi="BIZ UDPGothic" w:eastAsia="BIZ UDPGothic"/>
           <w:b/>
           <w:i w:val="0"/>
           <w:sz w:val="21"/>
@@ -5292,7 +5302,7 @@
       </w:r>
       <w:r>
         <w:rPr>
-          <w:rFonts w:ascii="Meiryo UI" w:hAnsi="Meiryo UI" w:eastAsia="Meiryo UI"/>
+          <w:rFonts w:ascii="BIZ UDPGothic" w:hAnsi="BIZ UDPGothic" w:eastAsia="BIZ UDPGothic"/>
           <w:b w:val="0"/>
           <w:i w:val="0"/>
           <w:sz w:val="21"/>
@@ -5308,7 +5318,7 @@
       </w:pPr>
       <w:r>
         <w:rPr>
-          <w:rFonts w:ascii="Meiryo UI" w:hAnsi="Meiryo UI" w:eastAsia="Meiryo UI"/>
+          <w:rFonts w:ascii="BIZ UDPGothic" w:hAnsi="BIZ UDPGothic" w:eastAsia="BIZ UDPGothic"/>
           <w:b/>
           <w:i w:val="0"/>
           <w:sz w:val="21"/>
@@ -5317,7 +5327,7 @@
       </w:r>
       <w:r>
         <w:rPr>
-          <w:rFonts w:ascii="Meiryo UI" w:hAnsi="Meiryo UI" w:eastAsia="Meiryo UI"/>
+          <w:rFonts w:ascii="BIZ UDPGothic" w:hAnsi="BIZ UDPGothic" w:eastAsia="BIZ UDPGothic"/>
           <w:b w:val="0"/>
           <w:i w:val="0"/>
           <w:sz w:val="21"/>
@@ -5333,7 +5343,7 @@
       </w:pPr>
       <w:r>
         <w:rPr>
-          <w:rFonts w:ascii="Meiryo UI" w:hAnsi="Meiryo UI" w:eastAsia="Meiryo UI"/>
+          <w:rFonts w:ascii="BIZ UDPGothic" w:hAnsi="BIZ UDPGothic" w:eastAsia="BIZ UDPGothic"/>
           <w:b/>
           <w:i w:val="0"/>
           <w:sz w:val="21"/>
@@ -5342,7 +5352,7 @@
       </w:r>
       <w:r>
         <w:rPr>
-          <w:rFonts w:ascii="Meiryo UI" w:hAnsi="Meiryo UI" w:eastAsia="Meiryo UI"/>
+          <w:rFonts w:ascii="BIZ UDPGothic" w:hAnsi="BIZ UDPGothic" w:eastAsia="BIZ UDPGothic"/>
           <w:b w:val="0"/>
           <w:i w:val="0"/>
           <w:sz w:val="21"/>
@@ -5353,30 +5363,46 @@
     <w:p>
       <w:pPr>
         <w:spacing w:before="200" w:after="60"/>
+        <w:pBdr>
+          <w:bottom w:val="single" w:sz="6" w:space="4" w:color="CDD5DD"/>
+        </w:pBdr>
       </w:pPr>
       <w:r>
         <w:rPr>
-          <w:rFonts w:ascii="Meiryo UI" w:hAnsi="Meiryo UI" w:eastAsia="Meiryo UI"/>
+          <w:rFonts w:ascii="BIZ UDGothic" w:hAnsi="BIZ UDGothic" w:eastAsia="BIZ UDGothic"/>
           <w:b/>
           <w:i w:val="0"/>
           <w:color w:val="1F5C99"/>
           <w:sz w:val="30"/>
         </w:rPr>
-        <w:t>10. ビルド・テスト・型チェック</w:t>
+        <w:t xml:space="preserve">10. </w:t>
+      </w:r>
+      <w:r>
+        <w:rPr>
+          <w:rFonts w:ascii="BIZ UDPGothic" w:hAnsi="BIZ UDPGothic" w:eastAsia="BIZ UDPGothic"/>
+          <w:b/>
+          <w:i w:val="0"/>
+          <w:color w:val="20242C"/>
+          <w:sz w:val="30"/>
+        </w:rPr>
+        <w:t>ビルド・テスト・型チェック</w:t>
       </w:r>
     </w:p>
     <w:p>
       <w:pPr>
         <w:spacing w:before="60" w:after="120"/>
         <w:ind w:left="170"/>
-        <w:shd w:val="clear" w:color="auto" w:fill="F2F4F7"/>
+        <w:shd w:val="clear" w:color="auto" w:fill="F4F6F8"/>
+        <w:pBdr>
+          <w:left w:val="single" w:sz="16" w:space="6" w:color="C4CCD4"/>
+        </w:pBdr>
       </w:pPr>
       <w:r>
         <w:rPr>
-          <w:rFonts w:ascii="ＭＳ ゴシック" w:hAnsi="ＭＳ ゴシック" w:eastAsia="ＭＳ ゴシック"/>
+          <w:rFonts w:ascii="BIZ UDGothic" w:hAnsi="BIZ UDGothic" w:eastAsia="BIZ UDGothic"/>
           <w:b w:val="0"/>
           <w:i w:val="0"/>
-          <w:sz w:val="17"/>
+          <w:sz w:val="18"/>
         </w:rPr>
         <w:t>npm run build</w:t>
         <w:br/>
@@ -5390,11 +5416,24 @@
     <w:p>
       <w:pPr>
         <w:spacing w:before="80" w:after="120"/>
-        <w:shd w:val="clear" w:color="auto" w:fill="EAF2FB"/>
+        <w:ind w:left="113"/>
+        <w:pBdr>
+          <w:left w:val="single" w:sz="16" w:space="8" w:color="1F5C99"/>
+        </w:pBdr>
       </w:pPr>
       <w:r>
         <w:rPr>
-          <w:rFonts w:ascii="ＭＳ ゴシック" w:hAnsi="ＭＳ ゴシック" w:eastAsia="ＭＳ ゴシック"/>
+          <w:rFonts w:ascii="BIZ UDGothic" w:hAnsi="BIZ UDGothic" w:eastAsia="BIZ UDGothic"/>
+          <w:b/>
+          <w:i w:val="0"/>
+          <w:color w:val="1F5C99"/>
+          <w:sz w:val="19"/>
+        </w:rPr>
+        <w:t xml:space="preserve">INFO — </w:t>
+      </w:r>
+      <w:r>
+        <w:rPr>
+          <w:rFonts w:ascii="BIZ UDGothic" w:hAnsi="BIZ UDGothic" w:eastAsia="BIZ UDGothic"/>
           <w:b w:val="0"/>
           <w:i w:val="0"/>
           <w:sz w:val="19"/>
@@ -5403,7 +5442,7 @@
       </w:r>
       <w:r>
         <w:rPr>
-          <w:rFonts w:ascii="Meiryo UI" w:hAnsi="Meiryo UI" w:eastAsia="Meiryo UI"/>
+          <w:rFonts w:ascii="BIZ UDPGothic" w:hAnsi="BIZ UDPGothic" w:eastAsia="BIZ UDPGothic"/>
           <w:b w:val="0"/>
           <w:i w:val="0"/>
           <w:sz w:val="20"/>
@@ -5412,7 +5451,7 @@
       </w:r>
       <w:r>
         <w:rPr>
-          <w:rFonts w:ascii="ＭＳ ゴシック" w:hAnsi="ＭＳ ゴシック" w:eastAsia="ＭＳ ゴシック"/>
+          <w:rFonts w:ascii="BIZ UDGothic" w:hAnsi="BIZ UDGothic" w:eastAsia="BIZ UDGothic"/>
           <w:b w:val="0"/>
           <w:i w:val="0"/>
           <w:sz w:val="19"/>
@@ -5421,7 +5460,7 @@
       </w:r>
       <w:r>
         <w:rPr>
-          <w:rFonts w:ascii="Meiryo UI" w:hAnsi="Meiryo UI" w:eastAsia="Meiryo UI"/>
+          <w:rFonts w:ascii="BIZ UDPGothic" w:hAnsi="BIZ UDPGothic" w:eastAsia="BIZ UDPGothic"/>
           <w:b w:val="0"/>
           <w:i w:val="0"/>
           <w:sz w:val="20"/>
@@ -5437,7 +5476,7 @@
       </w:pPr>
       <w:r>
         <w:rPr>
-          <w:rFonts w:ascii="Meiryo UI" w:hAnsi="Meiryo UI" w:eastAsia="Meiryo UI"/>
+          <w:rFonts w:ascii="BIZ UDPGothic" w:hAnsi="BIZ UDPGothic" w:eastAsia="BIZ UDPGothic"/>
           <w:b w:val="0"/>
           <w:i w:val="0"/>
           <w:sz w:val="21"/>
@@ -5446,7 +5485,7 @@
       </w:r>
       <w:r>
         <w:rPr>
-          <w:rFonts w:ascii="ＭＳ ゴシック" w:hAnsi="ＭＳ ゴシック" w:eastAsia="ＭＳ ゴシック"/>
+          <w:rFonts w:ascii="BIZ UDGothic" w:hAnsi="BIZ UDGothic" w:eastAsia="BIZ UDGothic"/>
           <w:b w:val="0"/>
           <w:i w:val="0"/>
           <w:sz w:val="20"/>
@@ -5455,7 +5494,7 @@
       </w:r>
       <w:r>
         <w:rPr>
-          <w:rFonts w:ascii="Meiryo UI" w:hAnsi="Meiryo UI" w:eastAsia="Meiryo UI"/>
+          <w:rFonts w:ascii="BIZ UDPGothic" w:hAnsi="BIZ UDPGothic" w:eastAsia="BIZ UDPGothic"/>
           <w:b w:val="0"/>
           <w:i w:val="0"/>
           <w:sz w:val="21"/>
@@ -5471,7 +5510,7 @@
       </w:pPr>
       <w:r>
         <w:rPr>
-          <w:rFonts w:ascii="Meiryo UI" w:hAnsi="Meiryo UI" w:eastAsia="Meiryo UI"/>
+          <w:rFonts w:ascii="BIZ UDPGothic" w:hAnsi="BIZ UDPGothic" w:eastAsia="BIZ UDPGothic"/>
           <w:b w:val="0"/>
           <w:i w:val="0"/>
           <w:sz w:val="21"/>
@@ -5480,7 +5519,7 @@
       </w:r>
       <w:r>
         <w:rPr>
-          <w:rFonts w:ascii="ＭＳ ゴシック" w:hAnsi="ＭＳ ゴシック" w:eastAsia="ＭＳ ゴシック"/>
+          <w:rFonts w:ascii="BIZ UDGothic" w:hAnsi="BIZ UDGothic" w:eastAsia="BIZ UDGothic"/>
           <w:b w:val="0"/>
           <w:i w:val="0"/>
           <w:sz w:val="20"/>
@@ -5489,7 +5528,7 @@
       </w:r>
       <w:r>
         <w:rPr>
-          <w:rFonts w:ascii="Meiryo UI" w:hAnsi="Meiryo UI" w:eastAsia="Meiryo UI"/>
+          <w:rFonts w:ascii="BIZ UDPGothic" w:hAnsi="BIZ UDPGothic" w:eastAsia="BIZ UDPGothic"/>
           <w:b w:val="0"/>
           <w:i w:val="0"/>
           <w:sz w:val="21"/>
@@ -5498,7 +5537,7 @@
       </w:r>
       <w:r>
         <w:rPr>
-          <w:rFonts w:ascii="ＭＳ ゴシック" w:hAnsi="ＭＳ ゴシック" w:eastAsia="ＭＳ ゴシック"/>
+          <w:rFonts w:ascii="BIZ UDGothic" w:hAnsi="BIZ UDGothic" w:eastAsia="BIZ UDGothic"/>
           <w:b w:val="0"/>
           <w:i w:val="0"/>
           <w:sz w:val="20"/>
@@ -5507,7 +5546,7 @@
       </w:r>
       <w:r>
         <w:rPr>
-          <w:rFonts w:ascii="Meiryo UI" w:hAnsi="Meiryo UI" w:eastAsia="Meiryo UI"/>
+          <w:rFonts w:ascii="BIZ UDPGothic" w:hAnsi="BIZ UDPGothic" w:eastAsia="BIZ UDPGothic"/>
           <w:b w:val="0"/>
           <w:i w:val="0"/>
           <w:sz w:val="21"/>
@@ -5516,7 +5555,7 @@
       </w:r>
       <w:r>
         <w:rPr>
-          <w:rFonts w:ascii="ＭＳ ゴシック" w:hAnsi="ＭＳ ゴシック" w:eastAsia="ＭＳ ゴシック"/>
+          <w:rFonts w:ascii="BIZ UDGothic" w:hAnsi="BIZ UDGothic" w:eastAsia="BIZ UDGothic"/>
           <w:b w:val="0"/>
           <w:i w:val="0"/>
           <w:sz w:val="20"/>
@@ -5525,7 +5564,7 @@
       </w:r>
       <w:r>
         <w:rPr>
-          <w:rFonts w:ascii="Meiryo UI" w:hAnsi="Meiryo UI" w:eastAsia="Meiryo UI"/>
+          <w:rFonts w:ascii="BIZ UDPGothic" w:hAnsi="BIZ UDPGothic" w:eastAsia="BIZ UDPGothic"/>
           <w:b w:val="0"/>
           <w:i w:val="0"/>
           <w:sz w:val="21"/>
@@ -5907,7 +5946,7 @@
     <w:qFormat/>
     <w:rsid w:val="00FC693F"/>
     <w:rPr>
-      <w:rFonts w:ascii="Meiryo UI" w:hAnsi="Meiryo UI" w:eastAsia="Meiryo UI"/>
+      <w:rFonts w:ascii="BIZ UDPGothic" w:hAnsi="BIZ UDPGothic" w:eastAsia="BIZ UDPGothic"/>
       <w:sz w:val="21"/>
     </w:rPr>
   </w:style>

--- a/docs/editor/Editor_設計書.docx
+++ b/docs/editor/Editor_設計書.docx
@@ -4578,7 +4578,7 @@
           <w:i w:val="0"/>
           <w:sz w:val="21"/>
         </w:rPr>
-        <w:t>7 ゲートウェイ sproc</w:t>
+        <w:t>6 ゲートウェイ sproc</w:t>
       </w:r>
       <w:r>
         <w:rPr>
@@ -4718,48 +4718,6 @@
                 <w:sz w:val="18"/>
               </w:rPr>
               <w:t>[ug01].[Rep1_運報自動化_Editor_usp_テンプレート]</w:t>
-            </w:r>
-          </w:p>
-        </w:tc>
-      </w:tr>
-      <w:tr>
-        <w:tc>
-          <w:tcPr>
-            <w:tcW w:type="dxa" w:w="4873"/>
-            <w:tcBorders>
-              <w:bottom w:val="single" w:sz="8" w:space="0" w:color="E8ECF0"/>
-            </w:tcBorders>
-          </w:tcPr>
-          <w:p>
-            <w:r/>
-            <w:r>
-              <w:rPr>
-                <w:rFonts w:ascii="BIZ UDPGothic" w:hAnsi="BIZ UDPGothic" w:eastAsia="BIZ UDPGothic"/>
-                <w:b w:val="0"/>
-                <w:i w:val="0"/>
-                <w:sz w:val="19"/>
-              </w:rPr>
-              <w:t>history</w:t>
-            </w:r>
-          </w:p>
-        </w:tc>
-        <w:tc>
-          <w:tcPr>
-            <w:tcW w:type="dxa" w:w="4873"/>
-            <w:tcBorders>
-              <w:bottom w:val="single" w:sz="8" w:space="0" w:color="E8ECF0"/>
-            </w:tcBorders>
-          </w:tcPr>
-          <w:p>
-            <w:r/>
-            <w:r>
-              <w:rPr>
-                <w:rFonts w:ascii="BIZ UDGothic" w:hAnsi="BIZ UDGothic" w:eastAsia="BIZ UDGothic"/>
-                <w:b w:val="0"/>
-                <w:i w:val="0"/>
-                <w:sz w:val="18"/>
-              </w:rPr>
-              <w:t>[ug01].[Rep1_運報自動化_Editor_usp_履歴]</w:t>
             </w:r>
           </w:p>
         </w:tc>

--- a/docs/editor/Editor_設計書.docx
+++ b/docs/editor/Editor_設計書.docx
@@ -428,7 +428,7 @@
           <w:color w:val="20242C"/>
           <w:sz w:val="30"/>
         </w:rPr>
-        <w:t>全体アーキテクチャ（npm workspaces）</w:t>
+        <w:t>全体アーキテクチャ（pnpm workspaces）</w:t>
       </w:r>
     </w:p>
     <w:p>
@@ -4454,6 +4454,225 @@
     </w:p>
     <w:p>
       <w:pPr>
+        <w:pStyle w:val="ListBullet"/>
+        <w:spacing w:after="40"/>
+        <w:ind w:left="340"/>
+      </w:pPr>
+      <w:r>
+        <w:rPr>
+          <w:rFonts w:ascii="BIZ UDPGothic" w:hAnsi="BIZ UDPGothic" w:eastAsia="BIZ UDPGothic"/>
+          <w:b/>
+          <w:i w:val="0"/>
+          <w:sz w:val="21"/>
+        </w:rPr>
+        <w:t>REST 起動時失効</w:t>
+      </w:r>
+      <w:r>
+        <w:rPr>
+          <w:rFonts w:ascii="BIZ UDPGothic" w:hAnsi="BIZ UDPGothic" w:eastAsia="BIZ UDPGothic"/>
+          <w:b w:val="0"/>
+          <w:i w:val="0"/>
+          <w:sz w:val="21"/>
+        </w:rPr>
+        <w:t xml:space="preserve">: </w:t>
+      </w:r>
+      <w:r>
+        <w:rPr>
+          <w:rFonts w:ascii="BIZ UDGothic" w:hAnsi="BIZ UDGothic" w:eastAsia="BIZ UDGothic"/>
+          <w:b w:val="0"/>
+          <w:i w:val="0"/>
+          <w:sz w:val="20"/>
+        </w:rPr>
+        <w:t>AUTH_REQUIRED=true</w:t>
+      </w:r>
+      <w:r>
+        <w:rPr>
+          <w:rFonts w:ascii="BIZ UDPGothic" w:hAnsi="BIZ UDPGothic" w:eastAsia="BIZ UDPGothic"/>
+          <w:b w:val="0"/>
+          <w:i w:val="0"/>
+          <w:sz w:val="21"/>
+        </w:rPr>
+        <w:t xml:space="preserve"> のとき </w:t>
+      </w:r>
+      <w:r>
+        <w:rPr>
+          <w:rFonts w:ascii="BIZ UDGothic" w:hAnsi="BIZ UDGothic" w:eastAsia="BIZ UDGothic"/>
+          <w:b w:val="0"/>
+          <w:i w:val="0"/>
+          <w:sz w:val="20"/>
+        </w:rPr>
+        <w:t>app.ts</w:t>
+      </w:r>
+      <w:r>
+        <w:rPr>
+          <w:rFonts w:ascii="BIZ UDPGothic" w:hAnsi="BIZ UDPGothic" w:eastAsia="BIZ UDPGothic"/>
+          <w:b w:val="0"/>
+          <w:i w:val="0"/>
+          <w:sz w:val="21"/>
+        </w:rPr>
+        <w:t xml:space="preserve"> 起動フックがセッション sproc の </w:t>
+      </w:r>
+      <w:r>
+        <w:rPr>
+          <w:rFonts w:ascii="BIZ UDGothic" w:hAnsi="BIZ UDGothic" w:eastAsia="BIZ UDGothic"/>
+          <w:b w:val="0"/>
+          <w:i w:val="0"/>
+          <w:sz w:val="20"/>
+        </w:rPr>
+        <w:t>全失効</w:t>
+      </w:r>
+      <w:r>
+        <w:rPr>
+          <w:rFonts w:ascii="BIZ UDPGothic" w:hAnsi="BIZ UDPGothic" w:eastAsia="BIZ UDPGothic"/>
+          <w:b w:val="0"/>
+          <w:i w:val="0"/>
+          <w:sz w:val="21"/>
+        </w:rPr>
+        <w:t xml:space="preserve"> を呼び、サーバ再起動で全セッションを無効化（</w:t>
+      </w:r>
+      <w:r>
+        <w:rPr>
+          <w:rFonts w:ascii="BIZ UDGothic" w:hAnsi="BIZ UDGothic" w:eastAsia="BIZ UDGothic"/>
+          <w:b w:val="0"/>
+          <w:i w:val="0"/>
+          <w:sz w:val="20"/>
+        </w:rPr>
+        <w:t>invalidateAllSessions</w:t>
+      </w:r>
+      <w:r>
+        <w:rPr>
+          <w:rFonts w:ascii="BIZ UDPGothic" w:hAnsi="BIZ UDPGothic" w:eastAsia="BIZ UDPGothic"/>
+          <w:b w:val="0"/>
+          <w:i w:val="0"/>
+          <w:sz w:val="21"/>
+        </w:rPr>
+        <w:t>）。</w:t>
+      </w:r>
+    </w:p>
+    <w:p>
+      <w:pPr>
+        <w:pStyle w:val="ListBullet"/>
+        <w:spacing w:after="40"/>
+        <w:ind w:left="340"/>
+      </w:pPr>
+      <w:r>
+        <w:rPr>
+          <w:rFonts w:ascii="BIZ UDPGothic" w:hAnsi="BIZ UDPGothic" w:eastAsia="BIZ UDPGothic"/>
+          <w:b/>
+          <w:i w:val="0"/>
+          <w:sz w:val="21"/>
+        </w:rPr>
+        <w:t>フロント側のガード</w:t>
+      </w:r>
+      <w:r>
+        <w:rPr>
+          <w:rFonts w:ascii="BIZ UDPGothic" w:hAnsi="BIZ UDPGothic" w:eastAsia="BIZ UDPGothic"/>
+          <w:b w:val="0"/>
+          <w:i w:val="0"/>
+          <w:sz w:val="21"/>
+        </w:rPr>
+        <w:t xml:space="preserve">: </w:t>
+      </w:r>
+      <w:r>
+        <w:rPr>
+          <w:rFonts w:ascii="BIZ UDGothic" w:hAnsi="BIZ UDGothic" w:eastAsia="BIZ UDGothic"/>
+          <w:b w:val="0"/>
+          <w:i w:val="0"/>
+          <w:sz w:val="20"/>
+        </w:rPr>
+        <w:t>web/src/router/index.ts</w:t>
+      </w:r>
+      <w:r>
+        <w:rPr>
+          <w:rFonts w:ascii="BIZ UDPGothic" w:hAnsi="BIZ UDPGothic" w:eastAsia="BIZ UDPGothic"/>
+          <w:b w:val="0"/>
+          <w:i w:val="0"/>
+          <w:sz w:val="21"/>
+        </w:rPr>
+        <w:t xml:space="preserve"> の </w:t>
+      </w:r>
+      <w:r>
+        <w:rPr>
+          <w:rFonts w:ascii="BIZ UDGothic" w:hAnsi="BIZ UDGothic" w:eastAsia="BIZ UDGothic"/>
+          <w:b w:val="0"/>
+          <w:i w:val="0"/>
+          <w:sz w:val="20"/>
+        </w:rPr>
+        <w:t>authGuard</w:t>
+      </w:r>
+      <w:r>
+        <w:rPr>
+          <w:rFonts w:ascii="BIZ UDPGothic" w:hAnsi="BIZ UDPGothic" w:eastAsia="BIZ UDPGothic"/>
+          <w:b w:val="0"/>
+          <w:i w:val="0"/>
+          <w:sz w:val="21"/>
+        </w:rPr>
+        <w:t>（</w:t>
+      </w:r>
+      <w:r>
+        <w:rPr>
+          <w:rFonts w:ascii="BIZ UDGothic" w:hAnsi="BIZ UDGothic" w:eastAsia="BIZ UDGothic"/>
+          <w:b w:val="0"/>
+          <w:i w:val="0"/>
+          <w:sz w:val="20"/>
+        </w:rPr>
+        <w:t>beforeEach</w:t>
+      </w:r>
+      <w:r>
+        <w:rPr>
+          <w:rFonts w:ascii="BIZ UDPGothic" w:hAnsi="BIZ UDPGothic" w:eastAsia="BIZ UDPGothic"/>
+          <w:b w:val="0"/>
+          <w:i w:val="0"/>
+          <w:sz w:val="21"/>
+        </w:rPr>
+        <w:t xml:space="preserve"> 本体・テスト容易化のため auth ストアを引数注入）が、public 以外の直 URL/ブックマーク入場でも未認証なら login へ送る。</w:t>
+      </w:r>
+    </w:p>
+    <w:p>
+      <w:pPr>
+        <w:pStyle w:val="ListBullet"/>
+        <w:spacing w:after="40"/>
+        <w:ind w:left="340"/>
+      </w:pPr>
+      <w:r>
+        <w:rPr>
+          <w:rFonts w:ascii="BIZ UDPGothic" w:hAnsi="BIZ UDPGothic" w:eastAsia="BIZ UDPGothic"/>
+          <w:b/>
+          <w:i w:val="0"/>
+          <w:sz w:val="21"/>
+        </w:rPr>
+        <w:t>ローカルモードの再起動失効</w:t>
+      </w:r>
+      <w:r>
+        <w:rPr>
+          <w:rFonts w:ascii="BIZ UDPGothic" w:hAnsi="BIZ UDPGothic" w:eastAsia="BIZ UDPGothic"/>
+          <w:b w:val="0"/>
+          <w:i w:val="0"/>
+          <w:sz w:val="21"/>
+        </w:rPr>
+        <w:t xml:space="preserve">: </w:t>
+      </w:r>
+      <w:r>
+        <w:rPr>
+          <w:rFonts w:ascii="BIZ UDGothic" w:hAnsi="BIZ UDGothic" w:eastAsia="BIZ UDGothic"/>
+          <w:b w:val="0"/>
+          <w:i w:val="0"/>
+          <w:sz w:val="20"/>
+        </w:rPr>
+        <w:t>web/src/lib/appEpoch.ts</w:t>
+      </w:r>
+      <w:r>
+        <w:rPr>
+          <w:rFonts w:ascii="BIZ UDPGothic" w:hAnsi="BIZ UDPGothic" w:eastAsia="BIZ UDPGothic"/>
+          <w:b w:val="0"/>
+          <w:i w:val="0"/>
+          <w:sz w:val="21"/>
+        </w:rPr>
+        <w:t xml:space="preserve"> が配信側の起動 epoch（SPA shell に注入）とログイン時 epoch の食い違いを検知し、サーバ/dev 再起動で旧セッションを破棄して再ログインを強制（REST の起動時失効と等価の挙動）。再ログイン画面には再起動バナーを表示する。</w:t>
+      </w:r>
+    </w:p>
+    <w:p>
+      <w:pPr>
         <w:spacing w:before="140" w:after="60"/>
       </w:pPr>
       <w:r>
@@ -5348,6 +5567,56 @@
     </w:p>
     <w:p>
       <w:pPr>
+        <w:spacing w:after="80"/>
+      </w:pPr>
+      <w:r>
+        <w:rPr>
+          <w:rFonts w:ascii="BIZ UDPGothic" w:hAnsi="BIZ UDPGothic" w:eastAsia="BIZ UDPGothic"/>
+          <w:b w:val="0"/>
+          <w:i w:val="0"/>
+          <w:sz w:val="21"/>
+        </w:rPr>
+        <w:t xml:space="preserve">コマンドはリポジトリルートから </w:t>
+      </w:r>
+      <w:r>
+        <w:rPr>
+          <w:rFonts w:ascii="BIZ UDGothic" w:hAnsi="BIZ UDGothic" w:eastAsia="BIZ UDGothic"/>
+          <w:b w:val="0"/>
+          <w:i w:val="0"/>
+          <w:sz w:val="20"/>
+        </w:rPr>
+        <w:t>pnpm</w:t>
+      </w:r>
+      <w:r>
+        <w:rPr>
+          <w:rFonts w:ascii="BIZ UDPGothic" w:hAnsi="BIZ UDPGothic" w:eastAsia="BIZ UDPGothic"/>
+          <w:b w:val="0"/>
+          <w:i w:val="0"/>
+          <w:sz w:val="21"/>
+        </w:rPr>
+        <w:t xml:space="preserve"> で実行する（editor 単体の </w:t>
+      </w:r>
+      <w:r>
+        <w:rPr>
+          <w:rFonts w:ascii="BIZ UDGothic" w:hAnsi="BIZ UDGothic" w:eastAsia="BIZ UDGothic"/>
+          <w:b w:val="0"/>
+          <w:i w:val="0"/>
+          <w:sz w:val="20"/>
+        </w:rPr>
+        <w:t>package.json</w:t>
+      </w:r>
+      <w:r>
+        <w:rPr>
+          <w:rFonts w:ascii="BIZ UDPGothic" w:hAnsi="BIZ UDPGothic" w:eastAsia="BIZ UDPGothic"/>
+          <w:b w:val="0"/>
+          <w:i w:val="0"/>
+          <w:sz w:val="21"/>
+        </w:rPr>
+        <w:t xml:space="preserve"> は無い）。</w:t>
+      </w:r>
+    </w:p>
+    <w:p>
+      <w:pPr>
         <w:spacing w:before="60" w:after="120"/>
         <w:ind w:left="170"/>
         <w:shd w:val="clear" w:color="auto" w:fill="F4F6F8"/>
@@ -5362,7 +5631,7 @@
           <w:i w:val="0"/>
           <w:sz w:val="18"/>
         </w:rPr>
-        <w:t>npm run build</w:t>
+        <w:t>pnpm build</w:t>
         <w:br/>
         <w:t xml:space="preserve">  → pnpm --filter @editor/shared run build</w:t>
         <w:br/>
@@ -5448,7 +5717,7 @@
           <w:i w:val="0"/>
           <w:sz w:val="20"/>
         </w:rPr>
-        <w:t>npm test</w:t>
+        <w:t>pnpm test</w:t>
       </w:r>
       <w:r>
         <w:rPr>
@@ -5482,7 +5751,7 @@
           <w:i w:val="0"/>
           <w:sz w:val="20"/>
         </w:rPr>
-        <w:t>npm run check</w:t>
+        <w:t>pnpm check</w:t>
       </w:r>
       <w:r>
         <w:rPr>
@@ -5500,7 +5769,7 @@
           <w:i w:val="0"/>
           <w:sz w:val="20"/>
         </w:rPr>
-        <w:t>npm run ci</w:t>
+        <w:t>pnpm ci</w:t>
       </w:r>
       <w:r>
         <w:rPr>
@@ -5518,7 +5787,7 @@
           <w:i w:val="0"/>
           <w:sz w:val="20"/>
         </w:rPr>
-        <w:t>check:ci → typecheck → test:coverage → build → test:e2e</w:t>
+        <w:t>check:comments → check:ci → typecheck → test:coverage → build → test:e2e</w:t>
       </w:r>
       <w:r>
         <w:rPr>
@@ -5527,7 +5796,7 @@
           <w:i w:val="0"/>
           <w:sz w:val="21"/>
         </w:rPr>
-        <w:t>）。</w:t>
+        <w:t>、pre-push でローカル実行）。</w:t>
       </w:r>
     </w:p>
     <w:sectPr>

--- a/docs/editor/Editor_設計書.docx
+++ b/docs/editor/Editor_設計書.docx
@@ -148,6 +148,8 @@
     </w:p>
     <w:p>
       <w:pPr>
+        <w:keepNext/>
+        <w:keepLines/>
         <w:spacing w:before="200" w:after="60"/>
         <w:pBdr>
           <w:bottom w:val="single" w:sz="6" w:space="4" w:color="CDD5DD"/>
@@ -405,6 +407,8 @@
     </w:p>
     <w:p>
       <w:pPr>
+        <w:keepNext/>
+        <w:keepLines/>
         <w:spacing w:before="200" w:after="60"/>
         <w:pBdr>
           <w:bottom w:val="single" w:sz="6" w:space="4" w:color="CDD5DD"/>
@@ -769,6 +773,7 @@
     </w:tbl>
     <w:p>
       <w:pPr>
+        <w:keepLines/>
         <w:spacing w:before="80" w:after="120"/>
         <w:ind w:left="113"/>
         <w:pBdr>
@@ -842,6 +847,8 @@
     </w:p>
     <w:p>
       <w:pPr>
+        <w:keepNext/>
+        <w:keepLines/>
         <w:spacing w:before="200" w:after="60"/>
         <w:pBdr>
           <w:bottom w:val="single" w:sz="6" w:space="4" w:color="CDD5DD"/>
@@ -1793,6 +1800,8 @@
     </w:p>
     <w:p>
       <w:pPr>
+        <w:keepNext/>
+        <w:keepLines/>
         <w:spacing w:before="200" w:after="60"/>
         <w:pBdr>
           <w:bottom w:val="single" w:sz="6" w:space="4" w:color="CDD5DD"/>
@@ -2805,6 +2814,8 @@
     </w:p>
     <w:p>
       <w:pPr>
+        <w:keepNext/>
+        <w:keepLines/>
         <w:spacing w:before="200" w:after="60"/>
         <w:pBdr>
           <w:bottom w:val="single" w:sz="6" w:space="4" w:color="CDD5DD"/>
@@ -2987,6 +2998,8 @@
     </w:p>
     <w:p>
       <w:pPr>
+        <w:keepNext/>
+        <w:keepLines/>
         <w:spacing w:before="200" w:after="60"/>
         <w:pBdr>
           <w:bottom w:val="single" w:sz="6" w:space="4" w:color="CDD5DD"/>
@@ -3169,6 +3182,8 @@
     </w:p>
     <w:p>
       <w:pPr>
+        <w:keepNext/>
+        <w:keepLines/>
         <w:spacing w:before="200" w:after="60"/>
         <w:pBdr>
           <w:bottom w:val="single" w:sz="6" w:space="4" w:color="CDD5DD"/>
@@ -3396,6 +3411,8 @@
     </w:p>
     <w:p>
       <w:pPr>
+        <w:keepNext/>
+        <w:keepLines/>
         <w:spacing w:before="200" w:after="60"/>
         <w:pBdr>
           <w:bottom w:val="single" w:sz="6" w:space="4" w:color="CDD5DD"/>
@@ -3438,6 +3455,8 @@
     </w:p>
     <w:p>
       <w:pPr>
+        <w:keepNext/>
+        <w:keepLines/>
         <w:spacing w:before="140" w:after="60"/>
       </w:pPr>
       <w:r>
@@ -4370,6 +4389,8 @@
     </w:tbl>
     <w:p>
       <w:pPr>
+        <w:keepNext/>
+        <w:keepLines/>
         <w:spacing w:before="140" w:after="60"/>
       </w:pPr>
       <w:r>
@@ -4673,6 +4694,8 @@
     </w:p>
     <w:p>
       <w:pPr>
+        <w:keepNext/>
+        <w:keepLines/>
         <w:spacing w:before="140" w:after="60"/>
       </w:pPr>
       <w:r>
@@ -5375,6 +5398,8 @@
     </w:p>
     <w:p>
       <w:pPr>
+        <w:keepNext/>
+        <w:keepLines/>
         <w:spacing w:before="200" w:after="60"/>
         <w:pBdr>
           <w:bottom w:val="single" w:sz="6" w:space="4" w:color="CDD5DD"/>
@@ -5539,6 +5564,8 @@
     </w:p>
     <w:p>
       <w:pPr>
+        <w:keepNext/>
+        <w:keepLines/>
         <w:spacing w:before="200" w:after="60"/>
         <w:pBdr>
           <w:bottom w:val="single" w:sz="6" w:space="4" w:color="CDD5DD"/>
@@ -5620,6 +5647,7 @@
         <w:spacing w:before="60" w:after="120"/>
         <w:ind w:left="170"/>
         <w:shd w:val="clear" w:color="auto" w:fill="F4F6F8"/>
+        <w:keepLines/>
         <w:pBdr>
           <w:left w:val="single" w:sz="16" w:space="6" w:color="C4CCD4"/>
         </w:pBdr>
@@ -5642,6 +5670,7 @@
     </w:p>
     <w:p>
       <w:pPr>
+        <w:keepLines/>
         <w:spacing w:before="80" w:after="120"/>
         <w:ind w:left="113"/>
         <w:pBdr>
@@ -6172,6 +6201,9 @@
     <w:name w:val="Normal"/>
     <w:qFormat/>
     <w:rsid w:val="00FC693F"/>
+    <w:pPr>
+      <w:widowControl/>
+    </w:pPr>
     <w:rPr>
       <w:rFonts w:ascii="BIZ UDPGothic" w:hAnsi="BIZ UDPGothic" w:eastAsia="BIZ UDPGothic"/>
       <w:sz w:val="21"/>

--- a/docs/editor/Editor_設計書.docx
+++ b/docs/editor/Editor_設計書.docx
@@ -148,6 +148,8 @@
     </w:p>
     <w:p>
       <w:pPr>
+        <w:keepNext/>
+        <w:keepLines/>
         <w:spacing w:before="200" w:after="60"/>
         <w:pBdr>
           <w:bottom w:val="single" w:sz="6" w:space="4" w:color="CDD5DD"/>
@@ -405,6 +407,8 @@
     </w:p>
     <w:p>
       <w:pPr>
+        <w:keepNext/>
+        <w:keepLines/>
         <w:spacing w:before="200" w:after="60"/>
         <w:pBdr>
           <w:bottom w:val="single" w:sz="6" w:space="4" w:color="CDD5DD"/>
@@ -428,7 +432,7 @@
           <w:color w:val="20242C"/>
           <w:sz w:val="30"/>
         </w:rPr>
-        <w:t>全体アーキテクチャ（npm workspaces）</w:t>
+        <w:t>全体アーキテクチャ（pnpm workspaces）</w:t>
       </w:r>
     </w:p>
     <w:p>
@@ -769,6 +773,7 @@
     </w:tbl>
     <w:p>
       <w:pPr>
+        <w:keepLines/>
         <w:spacing w:before="80" w:after="120"/>
         <w:ind w:left="113"/>
         <w:pBdr>
@@ -842,6 +847,8 @@
     </w:p>
     <w:p>
       <w:pPr>
+        <w:keepNext/>
+        <w:keepLines/>
         <w:spacing w:before="200" w:after="60"/>
         <w:pBdr>
           <w:bottom w:val="single" w:sz="6" w:space="4" w:color="CDD5DD"/>
@@ -1793,6 +1800,8 @@
     </w:p>
     <w:p>
       <w:pPr>
+        <w:keepNext/>
+        <w:keepLines/>
         <w:spacing w:before="200" w:after="60"/>
         <w:pBdr>
           <w:bottom w:val="single" w:sz="6" w:space="4" w:color="CDD5DD"/>
@@ -2805,6 +2814,8 @@
     </w:p>
     <w:p>
       <w:pPr>
+        <w:keepNext/>
+        <w:keepLines/>
         <w:spacing w:before="200" w:after="60"/>
         <w:pBdr>
           <w:bottom w:val="single" w:sz="6" w:space="4" w:color="CDD5DD"/>
@@ -2987,6 +2998,8 @@
     </w:p>
     <w:p>
       <w:pPr>
+        <w:keepNext/>
+        <w:keepLines/>
         <w:spacing w:before="200" w:after="60"/>
         <w:pBdr>
           <w:bottom w:val="single" w:sz="6" w:space="4" w:color="CDD5DD"/>
@@ -3169,6 +3182,8 @@
     </w:p>
     <w:p>
       <w:pPr>
+        <w:keepNext/>
+        <w:keepLines/>
         <w:spacing w:before="200" w:after="60"/>
         <w:pBdr>
           <w:bottom w:val="single" w:sz="6" w:space="4" w:color="CDD5DD"/>
@@ -3396,6 +3411,8 @@
     </w:p>
     <w:p>
       <w:pPr>
+        <w:keepNext/>
+        <w:keepLines/>
         <w:spacing w:before="200" w:after="60"/>
         <w:pBdr>
           <w:bottom w:val="single" w:sz="6" w:space="4" w:color="CDD5DD"/>
@@ -3438,6 +3455,8 @@
     </w:p>
     <w:p>
       <w:pPr>
+        <w:keepNext/>
+        <w:keepLines/>
         <w:spacing w:before="140" w:after="60"/>
       </w:pPr>
       <w:r>
@@ -4370,6 +4389,8 @@
     </w:tbl>
     <w:p>
       <w:pPr>
+        <w:keepNext/>
+        <w:keepLines/>
         <w:spacing w:before="140" w:after="60"/>
       </w:pPr>
       <w:r>
@@ -4454,27 +4475,99 @@
     </w:p>
     <w:p>
       <w:pPr>
-        <w:spacing w:before="140" w:after="60"/>
+        <w:pStyle w:val="ListBullet"/>
+        <w:spacing w:after="40"/>
+        <w:ind w:left="340"/>
       </w:pPr>
-      <w:r>
-        <w:rPr>
-          <w:rFonts w:ascii="BIZ UDGothic" w:hAnsi="BIZ UDGothic" w:eastAsia="BIZ UDGothic"/>
-          <w:b/>
-          <w:i w:val="0"/>
-          <w:color w:val="1F5C99"/>
-          <w:sz w:val="26"/>
-        </w:rPr>
-        <w:t xml:space="preserve">8.3 </w:t>
-      </w:r>
       <w:r>
         <w:rPr>
           <w:rFonts w:ascii="BIZ UDPGothic" w:hAnsi="BIZ UDPGothic" w:eastAsia="BIZ UDPGothic"/>
           <w:b/>
           <w:i w:val="0"/>
-          <w:color w:val="20242C"/>
-          <w:sz w:val="26"/>
-        </w:rPr>
-        <w:t>DB アクセス層</w:t>
+          <w:sz w:val="21"/>
+        </w:rPr>
+        <w:t>REST 起動時失効</w:t>
+      </w:r>
+      <w:r>
+        <w:rPr>
+          <w:rFonts w:ascii="BIZ UDPGothic" w:hAnsi="BIZ UDPGothic" w:eastAsia="BIZ UDPGothic"/>
+          <w:b w:val="0"/>
+          <w:i w:val="0"/>
+          <w:sz w:val="21"/>
+        </w:rPr>
+        <w:t xml:space="preserve">: </w:t>
+      </w:r>
+      <w:r>
+        <w:rPr>
+          <w:rFonts w:ascii="BIZ UDGothic" w:hAnsi="BIZ UDGothic" w:eastAsia="BIZ UDGothic"/>
+          <w:b w:val="0"/>
+          <w:i w:val="0"/>
+          <w:sz w:val="20"/>
+        </w:rPr>
+        <w:t>AUTH_REQUIRED=true</w:t>
+      </w:r>
+      <w:r>
+        <w:rPr>
+          <w:rFonts w:ascii="BIZ UDPGothic" w:hAnsi="BIZ UDPGothic" w:eastAsia="BIZ UDPGothic"/>
+          <w:b w:val="0"/>
+          <w:i w:val="0"/>
+          <w:sz w:val="21"/>
+        </w:rPr>
+        <w:t xml:space="preserve"> のとき </w:t>
+      </w:r>
+      <w:r>
+        <w:rPr>
+          <w:rFonts w:ascii="BIZ UDGothic" w:hAnsi="BIZ UDGothic" w:eastAsia="BIZ UDGothic"/>
+          <w:b w:val="0"/>
+          <w:i w:val="0"/>
+          <w:sz w:val="20"/>
+        </w:rPr>
+        <w:t>app.ts</w:t>
+      </w:r>
+      <w:r>
+        <w:rPr>
+          <w:rFonts w:ascii="BIZ UDPGothic" w:hAnsi="BIZ UDPGothic" w:eastAsia="BIZ UDPGothic"/>
+          <w:b w:val="0"/>
+          <w:i w:val="0"/>
+          <w:sz w:val="21"/>
+        </w:rPr>
+        <w:t xml:space="preserve"> 起動フックがセッション sproc の </w:t>
+      </w:r>
+      <w:r>
+        <w:rPr>
+          <w:rFonts w:ascii="BIZ UDGothic" w:hAnsi="BIZ UDGothic" w:eastAsia="BIZ UDGothic"/>
+          <w:b w:val="0"/>
+          <w:i w:val="0"/>
+          <w:sz w:val="20"/>
+        </w:rPr>
+        <w:t>全失効</w:t>
+      </w:r>
+      <w:r>
+        <w:rPr>
+          <w:rFonts w:ascii="BIZ UDPGothic" w:hAnsi="BIZ UDPGothic" w:eastAsia="BIZ UDPGothic"/>
+          <w:b w:val="0"/>
+          <w:i w:val="0"/>
+          <w:sz w:val="21"/>
+        </w:rPr>
+        <w:t xml:space="preserve"> を呼び、サーバ再起動で全セッションを無効化（</w:t>
+      </w:r>
+      <w:r>
+        <w:rPr>
+          <w:rFonts w:ascii="BIZ UDGothic" w:hAnsi="BIZ UDGothic" w:eastAsia="BIZ UDGothic"/>
+          <w:b w:val="0"/>
+          <w:i w:val="0"/>
+          <w:sz w:val="20"/>
+        </w:rPr>
+        <w:t>invalidateAllSessions</w:t>
+      </w:r>
+      <w:r>
+        <w:rPr>
+          <w:rFonts w:ascii="BIZ UDPGothic" w:hAnsi="BIZ UDPGothic" w:eastAsia="BIZ UDPGothic"/>
+          <w:b w:val="0"/>
+          <w:i w:val="0"/>
+          <w:sz w:val="21"/>
+        </w:rPr>
+        <w:t>）。</w:t>
       </w:r>
     </w:p>
     <w:p>
@@ -4486,20 +4579,11 @@
       <w:r>
         <w:rPr>
           <w:rFonts w:ascii="BIZ UDPGothic" w:hAnsi="BIZ UDPGothic" w:eastAsia="BIZ UDPGothic"/>
-          <w:b w:val="0"/>
+          <w:b/>
           <w:i w:val="0"/>
           <w:sz w:val="21"/>
         </w:rPr>
-        <w:t xml:space="preserve">ターゲット: </w:t>
-      </w:r>
-      <w:r>
-        <w:rPr>
-          <w:rFonts w:ascii="BIZ UDPGothic" w:hAnsi="BIZ UDPGothic" w:eastAsia="BIZ UDPGothic"/>
-          <w:b/>
-          <w:i w:val="0"/>
-          <w:sz w:val="21"/>
-        </w:rPr>
-        <w:t>SQL Server 2012</w:t>
+        <w:t>フロント側のガード</w:t>
       </w:r>
       <w:r>
         <w:rPr>
@@ -4508,7 +4592,7 @@
           <w:i w:val="0"/>
           <w:sz w:val="21"/>
         </w:rPr>
-        <w:t xml:space="preserve">、DB </w:t>
+        <w:t xml:space="preserve">: </w:t>
       </w:r>
       <w:r>
         <w:rPr>
@@ -4517,7 +4601,7 @@
           <w:i w:val="0"/>
           <w:sz w:val="20"/>
         </w:rPr>
-        <w:t>usrap</w:t>
+        <w:t>web/src/router/index.ts</w:t>
       </w:r>
       <w:r>
         <w:rPr>
@@ -4526,7 +4610,7 @@
           <w:i w:val="0"/>
           <w:sz w:val="21"/>
         </w:rPr>
-        <w:t xml:space="preserve">、既存スキーマ </w:t>
+        <w:t xml:space="preserve"> の </w:t>
       </w:r>
       <w:r>
         <w:rPr>
@@ -4535,7 +4619,7 @@
           <w:i w:val="0"/>
           <w:sz w:val="20"/>
         </w:rPr>
-        <w:t>ug01</w:t>
+        <w:t>authGuard</w:t>
       </w:r>
       <w:r>
         <w:rPr>
@@ -4544,7 +4628,7 @@
           <w:i w:val="0"/>
           <w:sz w:val="21"/>
         </w:rPr>
-        <w:t xml:space="preserve">、テーブル接頭辞 </w:t>
+        <w:t>（</w:t>
       </w:r>
       <w:r>
         <w:rPr>
@@ -4553,7 +4637,7 @@
           <w:i w:val="0"/>
           <w:sz w:val="20"/>
         </w:rPr>
-        <w:t>Rep1_運報自動化_Editor_</w:t>
+        <w:t>beforeEach</w:t>
       </w:r>
       <w:r>
         <w:rPr>
@@ -4562,7 +4646,7 @@
           <w:i w:val="0"/>
           <w:sz w:val="21"/>
         </w:rPr>
-        <w:t>。</w:t>
+        <w:t xml:space="preserve"> 本体・テスト容易化のため auth ストアを引数注入）が、public 以外の直 URL/ブックマーク入場でも未認証なら login へ送る。</w:t>
       </w:r>
     </w:p>
     <w:p>
@@ -4578,7 +4662,165 @@
           <w:i w:val="0"/>
           <w:sz w:val="21"/>
         </w:rPr>
-        <w:t>7 ゲートウェイ sproc</w:t>
+        <w:t>ローカルモードの再起動失効</w:t>
+      </w:r>
+      <w:r>
+        <w:rPr>
+          <w:rFonts w:ascii="BIZ UDPGothic" w:hAnsi="BIZ UDPGothic" w:eastAsia="BIZ UDPGothic"/>
+          <w:b w:val="0"/>
+          <w:i w:val="0"/>
+          <w:sz w:val="21"/>
+        </w:rPr>
+        <w:t xml:space="preserve">: </w:t>
+      </w:r>
+      <w:r>
+        <w:rPr>
+          <w:rFonts w:ascii="BIZ UDGothic" w:hAnsi="BIZ UDGothic" w:eastAsia="BIZ UDGothic"/>
+          <w:b w:val="0"/>
+          <w:i w:val="0"/>
+          <w:sz w:val="20"/>
+        </w:rPr>
+        <w:t>web/src/lib/appEpoch.ts</w:t>
+      </w:r>
+      <w:r>
+        <w:rPr>
+          <w:rFonts w:ascii="BIZ UDPGothic" w:hAnsi="BIZ UDPGothic" w:eastAsia="BIZ UDPGothic"/>
+          <w:b w:val="0"/>
+          <w:i w:val="0"/>
+          <w:sz w:val="21"/>
+        </w:rPr>
+        <w:t xml:space="preserve"> が配信側の起動 epoch（SPA shell に注入）とログイン時 epoch の食い違いを検知し、サーバ/dev 再起動で旧セッションを破棄して再ログインを強制（REST の起動時失効と等価の挙動）。再ログイン画面には再起動バナーを表示する。</w:t>
+      </w:r>
+    </w:p>
+    <w:p>
+      <w:pPr>
+        <w:keepNext/>
+        <w:keepLines/>
+        <w:spacing w:before="140" w:after="60"/>
+      </w:pPr>
+      <w:r>
+        <w:rPr>
+          <w:rFonts w:ascii="BIZ UDGothic" w:hAnsi="BIZ UDGothic" w:eastAsia="BIZ UDGothic"/>
+          <w:b/>
+          <w:i w:val="0"/>
+          <w:color w:val="1F5C99"/>
+          <w:sz w:val="26"/>
+        </w:rPr>
+        <w:t xml:space="preserve">8.3 </w:t>
+      </w:r>
+      <w:r>
+        <w:rPr>
+          <w:rFonts w:ascii="BIZ UDPGothic" w:hAnsi="BIZ UDPGothic" w:eastAsia="BIZ UDPGothic"/>
+          <w:b/>
+          <w:i w:val="0"/>
+          <w:color w:val="20242C"/>
+          <w:sz w:val="26"/>
+        </w:rPr>
+        <w:t>DB アクセス層</w:t>
+      </w:r>
+    </w:p>
+    <w:p>
+      <w:pPr>
+        <w:pStyle w:val="ListBullet"/>
+        <w:spacing w:after="40"/>
+        <w:ind w:left="340"/>
+      </w:pPr>
+      <w:r>
+        <w:rPr>
+          <w:rFonts w:ascii="BIZ UDPGothic" w:hAnsi="BIZ UDPGothic" w:eastAsia="BIZ UDPGothic"/>
+          <w:b w:val="0"/>
+          <w:i w:val="0"/>
+          <w:sz w:val="21"/>
+        </w:rPr>
+        <w:t xml:space="preserve">ターゲット: </w:t>
+      </w:r>
+      <w:r>
+        <w:rPr>
+          <w:rFonts w:ascii="BIZ UDPGothic" w:hAnsi="BIZ UDPGothic" w:eastAsia="BIZ UDPGothic"/>
+          <w:b/>
+          <w:i w:val="0"/>
+          <w:sz w:val="21"/>
+        </w:rPr>
+        <w:t>SQL Server 2012</w:t>
+      </w:r>
+      <w:r>
+        <w:rPr>
+          <w:rFonts w:ascii="BIZ UDPGothic" w:hAnsi="BIZ UDPGothic" w:eastAsia="BIZ UDPGothic"/>
+          <w:b w:val="0"/>
+          <w:i w:val="0"/>
+          <w:sz w:val="21"/>
+        </w:rPr>
+        <w:t xml:space="preserve">、DB </w:t>
+      </w:r>
+      <w:r>
+        <w:rPr>
+          <w:rFonts w:ascii="BIZ UDGothic" w:hAnsi="BIZ UDGothic" w:eastAsia="BIZ UDGothic"/>
+          <w:b w:val="0"/>
+          <w:i w:val="0"/>
+          <w:sz w:val="20"/>
+        </w:rPr>
+        <w:t>usrap</w:t>
+      </w:r>
+      <w:r>
+        <w:rPr>
+          <w:rFonts w:ascii="BIZ UDPGothic" w:hAnsi="BIZ UDPGothic" w:eastAsia="BIZ UDPGothic"/>
+          <w:b w:val="0"/>
+          <w:i w:val="0"/>
+          <w:sz w:val="21"/>
+        </w:rPr>
+        <w:t xml:space="preserve">、既存スキーマ </w:t>
+      </w:r>
+      <w:r>
+        <w:rPr>
+          <w:rFonts w:ascii="BIZ UDGothic" w:hAnsi="BIZ UDGothic" w:eastAsia="BIZ UDGothic"/>
+          <w:b w:val="0"/>
+          <w:i w:val="0"/>
+          <w:sz w:val="20"/>
+        </w:rPr>
+        <w:t>ug01</w:t>
+      </w:r>
+      <w:r>
+        <w:rPr>
+          <w:rFonts w:ascii="BIZ UDPGothic" w:hAnsi="BIZ UDPGothic" w:eastAsia="BIZ UDPGothic"/>
+          <w:b w:val="0"/>
+          <w:i w:val="0"/>
+          <w:sz w:val="21"/>
+        </w:rPr>
+        <w:t xml:space="preserve">、テーブル接頭辞 </w:t>
+      </w:r>
+      <w:r>
+        <w:rPr>
+          <w:rFonts w:ascii="BIZ UDGothic" w:hAnsi="BIZ UDGothic" w:eastAsia="BIZ UDGothic"/>
+          <w:b w:val="0"/>
+          <w:i w:val="0"/>
+          <w:sz w:val="20"/>
+        </w:rPr>
+        <w:t>Rep1_運報自動化_Editor_</w:t>
+      </w:r>
+      <w:r>
+        <w:rPr>
+          <w:rFonts w:ascii="BIZ UDPGothic" w:hAnsi="BIZ UDPGothic" w:eastAsia="BIZ UDPGothic"/>
+          <w:b w:val="0"/>
+          <w:i w:val="0"/>
+          <w:sz w:val="21"/>
+        </w:rPr>
+        <w:t>。</w:t>
+      </w:r>
+    </w:p>
+    <w:p>
+      <w:pPr>
+        <w:pStyle w:val="ListBullet"/>
+        <w:spacing w:after="40"/>
+        <w:ind w:left="340"/>
+      </w:pPr>
+      <w:r>
+        <w:rPr>
+          <w:rFonts w:ascii="BIZ UDPGothic" w:hAnsi="BIZ UDPGothic" w:eastAsia="BIZ UDPGothic"/>
+          <w:b/>
+          <w:i w:val="0"/>
+          <w:sz w:val="21"/>
+        </w:rPr>
+        <w:t>6 ゲートウェイ sproc</w:t>
       </w:r>
       <w:r>
         <w:rPr>
@@ -4718,48 +4960,6 @@
                 <w:sz w:val="18"/>
               </w:rPr>
               <w:t>[ug01].[Rep1_運報自動化_Editor_usp_テンプレート]</w:t>
-            </w:r>
-          </w:p>
-        </w:tc>
-      </w:tr>
-      <w:tr>
-        <w:tc>
-          <w:tcPr>
-            <w:tcW w:type="dxa" w:w="4873"/>
-            <w:tcBorders>
-              <w:bottom w:val="single" w:sz="8" w:space="0" w:color="E8ECF0"/>
-            </w:tcBorders>
-          </w:tcPr>
-          <w:p>
-            <w:r/>
-            <w:r>
-              <w:rPr>
-                <w:rFonts w:ascii="BIZ UDPGothic" w:hAnsi="BIZ UDPGothic" w:eastAsia="BIZ UDPGothic"/>
-                <w:b w:val="0"/>
-                <w:i w:val="0"/>
-                <w:sz w:val="19"/>
-              </w:rPr>
-              <w:t>history</w:t>
-            </w:r>
-          </w:p>
-        </w:tc>
-        <w:tc>
-          <w:tcPr>
-            <w:tcW w:type="dxa" w:w="4873"/>
-            <w:tcBorders>
-              <w:bottom w:val="single" w:sz="8" w:space="0" w:color="E8ECF0"/>
-            </w:tcBorders>
-          </w:tcPr>
-          <w:p>
-            <w:r/>
-            <w:r>
-              <w:rPr>
-                <w:rFonts w:ascii="BIZ UDGothic" w:hAnsi="BIZ UDGothic" w:eastAsia="BIZ UDGothic"/>
-                <w:b w:val="0"/>
-                <w:i w:val="0"/>
-                <w:sz w:val="18"/>
-              </w:rPr>
-              <w:t>[ug01].[Rep1_運報自動化_Editor_usp_履歴]</w:t>
             </w:r>
           </w:p>
         </w:tc>
@@ -5198,6 +5398,8 @@
     </w:p>
     <w:p>
       <w:pPr>
+        <w:keepNext/>
+        <w:keepLines/>
         <w:spacing w:before="200" w:after="60"/>
         <w:pBdr>
           <w:bottom w:val="single" w:sz="6" w:space="4" w:color="CDD5DD"/>
@@ -5362,6 +5564,8 @@
     </w:p>
     <w:p>
       <w:pPr>
+        <w:keepNext/>
+        <w:keepLines/>
         <w:spacing w:before="200" w:after="60"/>
         <w:pBdr>
           <w:bottom w:val="single" w:sz="6" w:space="4" w:color="CDD5DD"/>
@@ -5386,6 +5590,56 @@
           <w:sz w:val="30"/>
         </w:rPr>
         <w:t>ビルド・テスト・型チェック</w:t>
+      </w:r>
+    </w:p>
+    <w:p>
+      <w:pPr>
+        <w:spacing w:after="80"/>
+      </w:pPr>
+      <w:r>
+        <w:rPr>
+          <w:rFonts w:ascii="BIZ UDPGothic" w:hAnsi="BIZ UDPGothic" w:eastAsia="BIZ UDPGothic"/>
+          <w:b w:val="0"/>
+          <w:i w:val="0"/>
+          <w:sz w:val="21"/>
+        </w:rPr>
+        <w:t xml:space="preserve">コマンドはリポジトリルートから </w:t>
+      </w:r>
+      <w:r>
+        <w:rPr>
+          <w:rFonts w:ascii="BIZ UDGothic" w:hAnsi="BIZ UDGothic" w:eastAsia="BIZ UDGothic"/>
+          <w:b w:val="0"/>
+          <w:i w:val="0"/>
+          <w:sz w:val="20"/>
+        </w:rPr>
+        <w:t>pnpm</w:t>
+      </w:r>
+      <w:r>
+        <w:rPr>
+          <w:rFonts w:ascii="BIZ UDPGothic" w:hAnsi="BIZ UDPGothic" w:eastAsia="BIZ UDPGothic"/>
+          <w:b w:val="0"/>
+          <w:i w:val="0"/>
+          <w:sz w:val="21"/>
+        </w:rPr>
+        <w:t xml:space="preserve"> で実行する（editor 単体の </w:t>
+      </w:r>
+      <w:r>
+        <w:rPr>
+          <w:rFonts w:ascii="BIZ UDGothic" w:hAnsi="BIZ UDGothic" w:eastAsia="BIZ UDGothic"/>
+          <w:b w:val="0"/>
+          <w:i w:val="0"/>
+          <w:sz w:val="20"/>
+        </w:rPr>
+        <w:t>package.json</w:t>
+      </w:r>
+      <w:r>
+        <w:rPr>
+          <w:rFonts w:ascii="BIZ UDPGothic" w:hAnsi="BIZ UDPGothic" w:eastAsia="BIZ UDPGothic"/>
+          <w:b w:val="0"/>
+          <w:i w:val="0"/>
+          <w:sz w:val="21"/>
+        </w:rPr>
+        <w:t xml:space="preserve"> は無い）。</w:t>
       </w:r>
     </w:p>
     <w:p>
@@ -5393,6 +5647,7 @@
         <w:spacing w:before="60" w:after="120"/>
         <w:ind w:left="170"/>
         <w:shd w:val="clear" w:color="auto" w:fill="F4F6F8"/>
+        <w:keepLines/>
         <w:pBdr>
           <w:left w:val="single" w:sz="16" w:space="6" w:color="C4CCD4"/>
         </w:pBdr>
@@ -5404,7 +5659,7 @@
           <w:i w:val="0"/>
           <w:sz w:val="18"/>
         </w:rPr>
-        <w:t>npm run build</w:t>
+        <w:t>pnpm build</w:t>
         <w:br/>
         <w:t xml:space="preserve">  → pnpm --filter @editor/shared run build</w:t>
         <w:br/>
@@ -5415,6 +5670,7 @@
     </w:p>
     <w:p>
       <w:pPr>
+        <w:keepLines/>
         <w:spacing w:before="80" w:after="120"/>
         <w:ind w:left="113"/>
         <w:pBdr>
@@ -5490,7 +5746,7 @@
           <w:i w:val="0"/>
           <w:sz w:val="20"/>
         </w:rPr>
-        <w:t>npm test</w:t>
+        <w:t>pnpm test</w:t>
       </w:r>
       <w:r>
         <w:rPr>
@@ -5524,7 +5780,7 @@
           <w:i w:val="0"/>
           <w:sz w:val="20"/>
         </w:rPr>
-        <w:t>npm run check</w:t>
+        <w:t>pnpm check</w:t>
       </w:r>
       <w:r>
         <w:rPr>
@@ -5542,7 +5798,7 @@
           <w:i w:val="0"/>
           <w:sz w:val="20"/>
         </w:rPr>
-        <w:t>npm run ci</w:t>
+        <w:t>pnpm ci</w:t>
       </w:r>
       <w:r>
         <w:rPr>
@@ -5560,7 +5816,7 @@
           <w:i w:val="0"/>
           <w:sz w:val="20"/>
         </w:rPr>
-        <w:t>check:ci → typecheck → test:coverage → build → test:e2e</w:t>
+        <w:t>check:comments → check:ci → typecheck → test:coverage → build → test:e2e</w:t>
       </w:r>
       <w:r>
         <w:rPr>
@@ -5569,7 +5825,7 @@
           <w:i w:val="0"/>
           <w:sz w:val="21"/>
         </w:rPr>
-        <w:t>）。</w:t>
+        <w:t>、pre-push でローカル実行）。</w:t>
       </w:r>
     </w:p>
     <w:sectPr>
@@ -5945,6 +6201,9 @@
     <w:name w:val="Normal"/>
     <w:qFormat/>
     <w:rsid w:val="00FC693F"/>
+    <w:pPr>
+      <w:widowControl/>
+    </w:pPr>
     <w:rPr>
       <w:rFonts w:ascii="BIZ UDPGothic" w:hAnsi="BIZ UDPGothic" w:eastAsia="BIZ UDPGothic"/>
       <w:sz w:val="21"/>

--- a/docs/editor/Editor_設計書.docx
+++ b/docs/editor/Editor_設計書.docx
@@ -455,7 +455,7 @@
           <w:i w:val="0"/>
           <w:sz w:val="20"/>
         </w:rPr>
-        <w:t>pnpm@11.5.3+</w:t>
+        <w:t>pnpm@11.8.0+</w:t>
       </w:r>
       <w:r>
         <w:rPr>
@@ -5559,7 +5559,43 @@
           <w:i w:val="0"/>
           <w:sz w:val="21"/>
         </w:rPr>
-        <w:t>: Biome（husky + lint-staged でコミット時自動修正）。</w:t>
+        <w:t>: Biome（husky + lint-staged でコミット時自動修正）。未使用 export/依存の検出は knip（</w:t>
+      </w:r>
+      <w:r>
+        <w:rPr>
+          <w:rFonts w:ascii="BIZ UDGothic" w:hAnsi="BIZ UDGothic" w:eastAsia="BIZ UDGothic"/>
+          <w:b w:val="0"/>
+          <w:i w:val="0"/>
+          <w:sz w:val="20"/>
+        </w:rPr>
+        <w:t>knip.json</w:t>
+      </w:r>
+      <w:r>
+        <w:rPr>
+          <w:rFonts w:ascii="BIZ UDPGothic" w:hAnsi="BIZ UDPGothic" w:eastAsia="BIZ UDPGothic"/>
+          <w:b w:val="0"/>
+          <w:i w:val="0"/>
+          <w:sz w:val="21"/>
+        </w:rPr>
+        <w:t xml:space="preserve"> / </w:t>
+      </w:r>
+      <w:r>
+        <w:rPr>
+          <w:rFonts w:ascii="BIZ UDGothic" w:hAnsi="BIZ UDGothic" w:eastAsia="BIZ UDGothic"/>
+          <w:b w:val="0"/>
+          <w:i w:val="0"/>
+          <w:sz w:val="20"/>
+        </w:rPr>
+        <w:t>pnpm knip</w:t>
+      </w:r>
+      <w:r>
+        <w:rPr>
+          <w:rFonts w:ascii="BIZ UDPGothic" w:hAnsi="BIZ UDPGothic" w:eastAsia="BIZ UDPGothic"/>
+          <w:b w:val="0"/>
+          <w:i w:val="0"/>
+          <w:sz w:val="21"/>
+        </w:rPr>
+        <w:t>）。</w:t>
       </w:r>
     </w:p>
     <w:p>
@@ -5661,11 +5697,9 @@
         </w:rPr>
         <w:t>pnpm build</w:t>
         <w:br/>
-        <w:t xml:space="preserve">  → pnpm --filter @editor/shared run build</w:t>
+        <w:t xml:space="preserve">  → tsc -b editor/server          (project references で @editor/shared → server を一括ビルド)</w:t>
         <w:br/>
-        <w:t xml:space="preserve">  → pnpm --filter server run build  (tsc -p tsconfig.json)</w:t>
-        <w:br/>
-        <w:t xml:space="preserve">  → pnpm --filter web run build     (vue-tsc -b &amp;&amp; vite build)</w:t>
+        <w:t xml:space="preserve">  → pnpm --filter web run build    (vue-tsc -b &amp;&amp; vite build)</w:t>
       </w:r>
     </w:p>
     <w:p>
@@ -5703,7 +5737,7 @@
           <w:i w:val="0"/>
           <w:sz w:val="20"/>
         </w:rPr>
-        <w:t xml:space="preserve"> は </w:t>
+        <w:t>（</w:t>
       </w:r>
       <w:r>
         <w:rPr>
@@ -5712,6 +5746,24 @@
           <w:i w:val="0"/>
           <w:sz w:val="19"/>
         </w:rPr>
+        <w:t>tsc -b editor/server &amp;&amp; pnpm --filter web --filter pie-chart --filter graph-editor run typecheck</w:t>
+      </w:r>
+      <w:r>
+        <w:rPr>
+          <w:rFonts w:ascii="BIZ UDPGothic" w:hAnsi="BIZ UDPGothic" w:eastAsia="BIZ UDPGothic"/>
+          <w:b w:val="0"/>
+          <w:i w:val="0"/>
+          <w:sz w:val="20"/>
+        </w:rPr>
+        <w:t xml:space="preserve">）は project references で </w:t>
+      </w:r>
+      <w:r>
+        <w:rPr>
+          <w:rFonts w:ascii="BIZ UDGothic" w:hAnsi="BIZ UDGothic" w:eastAsia="BIZ UDGothic"/>
+          <w:b w:val="0"/>
+          <w:i w:val="0"/>
+          <w:sz w:val="19"/>
+        </w:rPr>
         <w:t>@editor/shared</w:t>
       </w:r>
       <w:r>
@@ -5721,7 +5773,7 @@
           <w:i w:val="0"/>
           <w:sz w:val="20"/>
         </w:rPr>
-        <w:t xml:space="preserve"> を先にビルドしておく必要がある（exports → dist の型解決のため）。</w:t>
+        <w:t xml:space="preserve"> を先にビルドする（exports → dist の型解決のため）。</w:t>
       </w:r>
     </w:p>
     <w:p>
@@ -5755,7 +5807,169 @@
           <w:i w:val="0"/>
           <w:sz w:val="21"/>
         </w:rPr>
-        <w:t>（vitest）。カバレッジは include 列挙＝テスト済みのみを対象に 80% 閾値。</w:t>
+        <w:t>（</w:t>
+      </w:r>
+      <w:r>
+        <w:rPr>
+          <w:rFonts w:ascii="BIZ UDGothic" w:hAnsi="BIZ UDGothic" w:eastAsia="BIZ UDGothic"/>
+          <w:b w:val="0"/>
+          <w:i w:val="0"/>
+          <w:sz w:val="20"/>
+        </w:rPr>
+        <w:t>vitest run</w:t>
+      </w:r>
+      <w:r>
+        <w:rPr>
+          <w:rFonts w:ascii="BIZ UDPGothic" w:hAnsi="BIZ UDPGothic" w:eastAsia="BIZ UDPGothic"/>
+          <w:b w:val="0"/>
+          <w:i w:val="0"/>
+          <w:sz w:val="21"/>
+        </w:rPr>
+        <w:t xml:space="preserve">）。Vitest はラン全体で coverage を 1 つしか持てないため、設定はルート </w:t>
+      </w:r>
+      <w:r>
+        <w:rPr>
+          <w:rFonts w:ascii="BIZ UDGothic" w:hAnsi="BIZ UDGothic" w:eastAsia="BIZ UDGothic"/>
+          <w:b w:val="0"/>
+          <w:i w:val="0"/>
+          <w:sz w:val="20"/>
+        </w:rPr>
+        <w:t>vitest.config.ts</w:t>
+      </w:r>
+      <w:r>
+        <w:rPr>
+          <w:rFonts w:ascii="BIZ UDPGothic" w:hAnsi="BIZ UDPGothic" w:eastAsia="BIZ UDPGothic"/>
+          <w:b w:val="0"/>
+          <w:i w:val="0"/>
+          <w:sz w:val="21"/>
+        </w:rPr>
+        <w:t xml:space="preserve"> に</w:t>
+      </w:r>
+      <w:r>
+        <w:rPr>
+          <w:rFonts w:ascii="BIZ UDPGothic" w:hAnsi="BIZ UDPGothic" w:eastAsia="BIZ UDPGothic"/>
+          <w:b/>
+          <w:i w:val="0"/>
+          <w:sz w:val="21"/>
+        </w:rPr>
+        <w:t>集約</w:t>
+      </w:r>
+      <w:r>
+        <w:rPr>
+          <w:rFonts w:ascii="BIZ UDPGothic" w:hAnsi="BIZ UDPGothic" w:eastAsia="BIZ UDPGothic"/>
+          <w:b w:val="0"/>
+          <w:i w:val="0"/>
+          <w:sz w:val="21"/>
+        </w:rPr>
+        <w:t>し（</w:t>
+      </w:r>
+      <w:r>
+        <w:rPr>
+          <w:rFonts w:ascii="BIZ UDGothic" w:hAnsi="BIZ UDGothic" w:eastAsia="BIZ UDGothic"/>
+          <w:b w:val="0"/>
+          <w:i w:val="0"/>
+          <w:sz w:val="20"/>
+        </w:rPr>
+        <w:t>projects</w:t>
+      </w:r>
+      <w:r>
+        <w:rPr>
+          <w:rFonts w:ascii="BIZ UDPGothic" w:hAnsi="BIZ UDPGothic" w:eastAsia="BIZ UDPGothic"/>
+          <w:b w:val="0"/>
+          <w:i w:val="0"/>
+          <w:sz w:val="21"/>
+        </w:rPr>
+        <w:t xml:space="preserve"> で各パッケージの環境を束ね、</w:t>
+      </w:r>
+      <w:r>
+        <w:rPr>
+          <w:rFonts w:ascii="BIZ UDGothic" w:hAnsi="BIZ UDGothic" w:eastAsia="BIZ UDGothic"/>
+          <w:b w:val="0"/>
+          <w:i w:val="0"/>
+          <w:sz w:val="20"/>
+        </w:rPr>
+        <w:t>include</w:t>
+      </w:r>
+      <w:r>
+        <w:rPr>
+          <w:rFonts w:ascii="BIZ UDPGothic" w:hAnsi="BIZ UDPGothic" w:eastAsia="BIZ UDPGothic"/>
+          <w:b w:val="0"/>
+          <w:i w:val="0"/>
+          <w:sz w:val="21"/>
+        </w:rPr>
+        <w:t xml:space="preserve"> を一本化）、カバレッジは </w:t>
+      </w:r>
+      <w:r>
+        <w:rPr>
+          <w:rFonts w:ascii="BIZ UDGothic" w:hAnsi="BIZ UDGothic" w:eastAsia="BIZ UDGothic"/>
+          <w:b w:val="0"/>
+          <w:i w:val="0"/>
+          <w:sz w:val="20"/>
+        </w:rPr>
+        <w:t>pnpm test:coverage</w:t>
+      </w:r>
+      <w:r>
+        <w:rPr>
+          <w:rFonts w:ascii="BIZ UDPGothic" w:hAnsi="BIZ UDPGothic" w:eastAsia="BIZ UDPGothic"/>
+          <w:b w:val="0"/>
+          <w:i w:val="0"/>
+          <w:sz w:val="21"/>
+        </w:rPr>
+        <w:t>（</w:t>
+      </w:r>
+      <w:r>
+        <w:rPr>
+          <w:rFonts w:ascii="BIZ UDGothic" w:hAnsi="BIZ UDGothic" w:eastAsia="BIZ UDGothic"/>
+          <w:b w:val="0"/>
+          <w:i w:val="0"/>
+          <w:sz w:val="20"/>
+        </w:rPr>
+        <w:t>vitest run --coverage</w:t>
+      </w:r>
+      <w:r>
+        <w:rPr>
+          <w:rFonts w:ascii="BIZ UDPGothic" w:hAnsi="BIZ UDPGothic" w:eastAsia="BIZ UDPGothic"/>
+          <w:b w:val="0"/>
+          <w:i w:val="0"/>
+          <w:sz w:val="21"/>
+        </w:rPr>
+        <w:t>）で取る。閾値は include 列挙＝テスト済みのみを対象に</w:t>
+      </w:r>
+      <w:r>
+        <w:rPr>
+          <w:rFonts w:ascii="BIZ UDPGothic" w:hAnsi="BIZ UDPGothic" w:eastAsia="BIZ UDPGothic"/>
+          <w:b/>
+          <w:i w:val="0"/>
+          <w:sz w:val="21"/>
+        </w:rPr>
+        <w:t>全指標 85%</w:t>
+      </w:r>
+      <w:r>
+        <w:rPr>
+          <w:rFonts w:ascii="BIZ UDPGothic" w:hAnsi="BIZ UDPGothic" w:eastAsia="BIZ UDPGothic"/>
+          <w:b w:val="0"/>
+          <w:i w:val="0"/>
+          <w:sz w:val="21"/>
+        </w:rPr>
+        <w:t>。</w:t>
+      </w:r>
+      <w:r>
+        <w:rPr>
+          <w:rFonts w:ascii="BIZ UDGothic" w:hAnsi="BIZ UDGothic" w:eastAsia="BIZ UDGothic"/>
+          <w:b w:val="0"/>
+          <w:i w:val="0"/>
+          <w:sz w:val="20"/>
+        </w:rPr>
+        <w:t>server/src/middleware/auth.ts</w:t>
+      </w:r>
+      <w:r>
+        <w:rPr>
+          <w:rFonts w:ascii="BIZ UDPGothic" w:hAnsi="BIZ UDPGothic" w:eastAsia="BIZ UDPGothic"/>
+          <w:b w:val="0"/>
+          <w:i w:val="0"/>
+          <w:sz w:val="21"/>
+        </w:rPr>
+        <w:t xml:space="preserve"> はフェーズ2（DB セッション）未テストのため exclude。</w:t>
       </w:r>
     </w:p>
     <w:p>

--- a/docs/editor/Editor_設計書.docx
+++ b/docs/editor/Editor_設計書.docx
@@ -151,6 +151,7 @@
         <w:keepNext/>
         <w:keepLines/>
         <w:spacing w:before="200" w:after="60"/>
+        <w:outlineLvl w:val="0"/>
         <w:pBdr>
           <w:bottom w:val="single" w:sz="6" w:space="4" w:color="CDD5DD"/>
         </w:pBdr>
@@ -410,6 +411,7 @@
         <w:keepNext/>
         <w:keepLines/>
         <w:spacing w:before="200" w:after="60"/>
+        <w:outlineLvl w:val="0"/>
         <w:pBdr>
           <w:bottom w:val="single" w:sz="6" w:space="4" w:color="CDD5DD"/>
         </w:pBdr>
@@ -496,12 +498,16 @@
         <w:gridCol w:w="4873"/>
       </w:tblGrid>
       <w:tr>
+        <w:trPr>
+          <w:tblHeader/>
+        </w:trPr>
         <w:tc>
           <w:tcPr>
             <w:tcW w:type="dxa" w:w="4873"/>
             <w:tcBorders>
               <w:bottom w:val="single" w:sz="12" w:space="0" w:color="20242C"/>
             </w:tcBorders>
+            <w:shd w:val="clear" w:color="auto" w:fill="F4F6F8"/>
           </w:tcPr>
           <w:p>
             <w:r/>
@@ -523,6 +529,7 @@
             <w:tcBorders>
               <w:bottom w:val="single" w:sz="12" w:space="0" w:color="20242C"/>
             </w:tcBorders>
+            <w:shd w:val="clear" w:color="auto" w:fill="F4F6F8"/>
           </w:tcPr>
           <w:p>
             <w:r/>
@@ -540,6 +547,9 @@
         </w:tc>
       </w:tr>
       <w:tr>
+        <w:trPr>
+          <w:cantSplit/>
+        </w:trPr>
         <w:tc>
           <w:tcPr>
             <w:tcW w:type="dxa" w:w="4873"/>
@@ -645,6 +655,9 @@
         </w:tc>
       </w:tr>
       <w:tr>
+        <w:trPr>
+          <w:cantSplit/>
+        </w:trPr>
         <w:tc>
           <w:tcPr>
             <w:tcW w:type="dxa" w:w="4873"/>
@@ -687,6 +700,9 @@
         </w:tc>
       </w:tr>
       <w:tr>
+        <w:trPr>
+          <w:cantSplit/>
+        </w:trPr>
         <w:tc>
           <w:tcPr>
             <w:tcW w:type="dxa" w:w="4873"/>
@@ -729,6 +745,9 @@
         </w:tc>
       </w:tr>
       <w:tr>
+        <w:trPr>
+          <w:cantSplit/>
+        </w:trPr>
         <w:tc>
           <w:tcPr>
             <w:tcW w:type="dxa" w:w="4873"/>
@@ -850,6 +869,7 @@
         <w:keepNext/>
         <w:keepLines/>
         <w:spacing w:before="200" w:after="60"/>
+        <w:outlineLvl w:val="0"/>
         <w:pBdr>
           <w:bottom w:val="single" w:sz="6" w:space="4" w:color="CDD5DD"/>
         </w:pBdr>
@@ -1062,12 +1082,16 @@
         <w:gridCol w:w="4873"/>
       </w:tblGrid>
       <w:tr>
+        <w:trPr>
+          <w:tblHeader/>
+        </w:trPr>
         <w:tc>
           <w:tcPr>
             <w:tcW w:type="dxa" w:w="4873"/>
             <w:tcBorders>
               <w:bottom w:val="single" w:sz="12" w:space="0" w:color="20242C"/>
             </w:tcBorders>
+            <w:shd w:val="clear" w:color="auto" w:fill="F4F6F8"/>
           </w:tcPr>
           <w:p>
             <w:r/>
@@ -1089,6 +1113,7 @@
             <w:tcBorders>
               <w:bottom w:val="single" w:sz="12" w:space="0" w:color="20242C"/>
             </w:tcBorders>
+            <w:shd w:val="clear" w:color="auto" w:fill="F4F6F8"/>
           </w:tcPr>
           <w:p>
             <w:r/>
@@ -1106,6 +1131,9 @@
         </w:tc>
       </w:tr>
       <w:tr>
+        <w:trPr>
+          <w:cantSplit/>
+        </w:trPr>
         <w:tc>
           <w:tcPr>
             <w:tcW w:type="dxa" w:w="4873"/>
@@ -1202,6 +1230,9 @@
         </w:tc>
       </w:tr>
       <w:tr>
+        <w:trPr>
+          <w:cantSplit/>
+        </w:trPr>
         <w:tc>
           <w:tcPr>
             <w:tcW w:type="dxa" w:w="4873"/>
@@ -1406,6 +1437,9 @@
         </w:tc>
       </w:tr>
       <w:tr>
+        <w:trPr>
+          <w:cantSplit/>
+        </w:trPr>
         <w:tc>
           <w:tcPr>
             <w:tcW w:type="dxa" w:w="4873"/>
@@ -1538,6 +1572,9 @@
         </w:tc>
       </w:tr>
       <w:tr>
+        <w:trPr>
+          <w:cantSplit/>
+        </w:trPr>
         <w:tc>
           <w:tcPr>
             <w:tcW w:type="dxa" w:w="4873"/>
@@ -1634,6 +1671,9 @@
         </w:tc>
       </w:tr>
       <w:tr>
+        <w:trPr>
+          <w:cantSplit/>
+        </w:trPr>
         <w:tc>
           <w:tcPr>
             <w:tcW w:type="dxa" w:w="4873"/>
@@ -1803,6 +1843,7 @@
         <w:keepNext/>
         <w:keepLines/>
         <w:spacing w:before="200" w:after="60"/>
+        <w:outlineLvl w:val="0"/>
         <w:pBdr>
           <w:bottom w:val="single" w:sz="6" w:space="4" w:color="CDD5DD"/>
         </w:pBdr>
@@ -2817,6 +2858,7 @@
         <w:keepNext/>
         <w:keepLines/>
         <w:spacing w:before="200" w:after="60"/>
+        <w:outlineLvl w:val="0"/>
         <w:pBdr>
           <w:bottom w:val="single" w:sz="6" w:space="4" w:color="CDD5DD"/>
         </w:pBdr>
@@ -3001,6 +3043,7 @@
         <w:keepNext/>
         <w:keepLines/>
         <w:spacing w:before="200" w:after="60"/>
+        <w:outlineLvl w:val="0"/>
         <w:pBdr>
           <w:bottom w:val="single" w:sz="6" w:space="4" w:color="CDD5DD"/>
         </w:pBdr>
@@ -3185,6 +3228,7 @@
         <w:keepNext/>
         <w:keepLines/>
         <w:spacing w:before="200" w:after="60"/>
+        <w:outlineLvl w:val="0"/>
         <w:pBdr>
           <w:bottom w:val="single" w:sz="6" w:space="4" w:color="CDD5DD"/>
         </w:pBdr>
@@ -3414,6 +3458,7 @@
         <w:keepNext/>
         <w:keepLines/>
         <w:spacing w:before="200" w:after="60"/>
+        <w:outlineLvl w:val="0"/>
         <w:pBdr>
           <w:bottom w:val="single" w:sz="6" w:space="4" w:color="CDD5DD"/>
         </w:pBdr>
@@ -3458,6 +3503,7 @@
         <w:keepNext/>
         <w:keepLines/>
         <w:spacing w:before="140" w:after="60"/>
+        <w:outlineLvl w:val="1"/>
       </w:pPr>
       <w:r>
         <w:rPr>
@@ -3491,12 +3537,16 @@
         <w:gridCol w:w="4873"/>
       </w:tblGrid>
       <w:tr>
+        <w:trPr>
+          <w:tblHeader/>
+        </w:trPr>
         <w:tc>
           <w:tcPr>
             <w:tcW w:type="dxa" w:w="4873"/>
             <w:tcBorders>
               <w:bottom w:val="single" w:sz="12" w:space="0" w:color="20242C"/>
             </w:tcBorders>
+            <w:shd w:val="clear" w:color="auto" w:fill="F4F6F8"/>
           </w:tcPr>
           <w:p>
             <w:r/>
@@ -3518,6 +3568,7 @@
             <w:tcBorders>
               <w:bottom w:val="single" w:sz="12" w:space="0" w:color="20242C"/>
             </w:tcBorders>
+            <w:shd w:val="clear" w:color="auto" w:fill="F4F6F8"/>
           </w:tcPr>
           <w:p>
             <w:r/>
@@ -3535,6 +3586,9 @@
         </w:tc>
       </w:tr>
       <w:tr>
+        <w:trPr>
+          <w:cantSplit/>
+        </w:trPr>
         <w:tc>
           <w:tcPr>
             <w:tcW w:type="dxa" w:w="4873"/>
@@ -3586,12 +3640,16 @@
         </w:tc>
       </w:tr>
       <w:tr>
+        <w:trPr>
+          <w:cantSplit/>
+        </w:trPr>
         <w:tc>
           <w:tcPr>
             <w:tcW w:type="dxa" w:w="4873"/>
             <w:tcBorders>
               <w:bottom w:val="single" w:sz="8" w:space="0" w:color="E8ECF0"/>
             </w:tcBorders>
+            <w:shd w:val="clear" w:color="auto" w:fill="F5F8FB"/>
           </w:tcPr>
           <w:p>
             <w:r/>
@@ -3612,6 +3670,7 @@
             <w:tcBorders>
               <w:bottom w:val="single" w:sz="8" w:space="0" w:color="E8ECF0"/>
             </w:tcBorders>
+            <w:shd w:val="clear" w:color="auto" w:fill="F5F8FB"/>
           </w:tcPr>
           <w:p>
             <w:r/>
@@ -3637,6 +3696,9 @@
         </w:tc>
       </w:tr>
       <w:tr>
+        <w:trPr>
+          <w:cantSplit/>
+        </w:trPr>
         <w:tc>
           <w:tcPr>
             <w:tcW w:type="dxa" w:w="4873"/>
@@ -3688,12 +3750,16 @@
         </w:tc>
       </w:tr>
       <w:tr>
+        <w:trPr>
+          <w:cantSplit/>
+        </w:trPr>
         <w:tc>
           <w:tcPr>
             <w:tcW w:type="dxa" w:w="4873"/>
             <w:tcBorders>
               <w:bottom w:val="single" w:sz="8" w:space="0" w:color="E8ECF0"/>
             </w:tcBorders>
+            <w:shd w:val="clear" w:color="auto" w:fill="F5F8FB"/>
           </w:tcPr>
           <w:p>
             <w:r/>
@@ -3714,6 +3780,7 @@
             <w:tcBorders>
               <w:bottom w:val="single" w:sz="8" w:space="0" w:color="E8ECF0"/>
             </w:tcBorders>
+            <w:shd w:val="clear" w:color="auto" w:fill="F5F8FB"/>
           </w:tcPr>
           <w:p>
             <w:r/>
@@ -3730,6 +3797,9 @@
         </w:tc>
       </w:tr>
       <w:tr>
+        <w:trPr>
+          <w:cantSplit/>
+        </w:trPr>
         <w:tc>
           <w:tcPr>
             <w:tcW w:type="dxa" w:w="4873"/>
@@ -3781,12 +3851,16 @@
         </w:tc>
       </w:tr>
       <w:tr>
+        <w:trPr>
+          <w:cantSplit/>
+        </w:trPr>
         <w:tc>
           <w:tcPr>
             <w:tcW w:type="dxa" w:w="4873"/>
             <w:tcBorders>
               <w:bottom w:val="single" w:sz="8" w:space="0" w:color="E8ECF0"/>
             </w:tcBorders>
+            <w:shd w:val="clear" w:color="auto" w:fill="F5F8FB"/>
           </w:tcPr>
           <w:p>
             <w:r/>
@@ -3807,6 +3881,7 @@
             <w:tcBorders>
               <w:bottom w:val="single" w:sz="8" w:space="0" w:color="E8ECF0"/>
             </w:tcBorders>
+            <w:shd w:val="clear" w:color="auto" w:fill="F5F8FB"/>
           </w:tcPr>
           <w:p>
             <w:r/>
@@ -3823,6 +3898,9 @@
         </w:tc>
       </w:tr>
       <w:tr>
+        <w:trPr>
+          <w:cantSplit/>
+        </w:trPr>
         <w:tc>
           <w:tcPr>
             <w:tcW w:type="dxa" w:w="4873"/>
@@ -3901,12 +3979,16 @@
         </w:tc>
       </w:tr>
       <w:tr>
+        <w:trPr>
+          <w:cantSplit/>
+        </w:trPr>
         <w:tc>
           <w:tcPr>
             <w:tcW w:type="dxa" w:w="4873"/>
             <w:tcBorders>
               <w:bottom w:val="single" w:sz="8" w:space="0" w:color="E8ECF0"/>
             </w:tcBorders>
+            <w:shd w:val="clear" w:color="auto" w:fill="F5F8FB"/>
           </w:tcPr>
           <w:p>
             <w:r/>
@@ -3927,6 +4009,7 @@
             <w:tcBorders>
               <w:bottom w:val="single" w:sz="8" w:space="0" w:color="E8ECF0"/>
             </w:tcBorders>
+            <w:shd w:val="clear" w:color="auto" w:fill="F5F8FB"/>
           </w:tcPr>
           <w:p>
             <w:r/>
@@ -3943,6 +4026,9 @@
         </w:tc>
       </w:tr>
       <w:tr>
+        <w:trPr>
+          <w:cantSplit/>
+        </w:trPr>
         <w:tc>
           <w:tcPr>
             <w:tcW w:type="dxa" w:w="4873"/>
@@ -4003,12 +4089,16 @@
         </w:tc>
       </w:tr>
       <w:tr>
+        <w:trPr>
+          <w:cantSplit/>
+        </w:trPr>
         <w:tc>
           <w:tcPr>
             <w:tcW w:type="dxa" w:w="4873"/>
             <w:tcBorders>
               <w:bottom w:val="single" w:sz="8" w:space="0" w:color="E8ECF0"/>
             </w:tcBorders>
+            <w:shd w:val="clear" w:color="auto" w:fill="F5F8FB"/>
           </w:tcPr>
           <w:p>
             <w:r/>
@@ -4029,6 +4119,7 @@
             <w:tcBorders>
               <w:bottom w:val="single" w:sz="8" w:space="0" w:color="E8ECF0"/>
             </w:tcBorders>
+            <w:shd w:val="clear" w:color="auto" w:fill="F5F8FB"/>
           </w:tcPr>
           <w:p>
             <w:r/>
@@ -4045,6 +4136,9 @@
         </w:tc>
       </w:tr>
       <w:tr>
+        <w:trPr>
+          <w:cantSplit/>
+        </w:trPr>
         <w:tc>
           <w:tcPr>
             <w:tcW w:type="dxa" w:w="4873"/>
@@ -4087,12 +4181,16 @@
         </w:tc>
       </w:tr>
       <w:tr>
+        <w:trPr>
+          <w:cantSplit/>
+        </w:trPr>
         <w:tc>
           <w:tcPr>
             <w:tcW w:type="dxa" w:w="4873"/>
             <w:tcBorders>
               <w:bottom w:val="single" w:sz="8" w:space="0" w:color="E8ECF0"/>
             </w:tcBorders>
+            <w:shd w:val="clear" w:color="auto" w:fill="F5F8FB"/>
           </w:tcPr>
           <w:p>
             <w:r/>
@@ -4131,6 +4229,7 @@
             <w:tcBorders>
               <w:bottom w:val="single" w:sz="8" w:space="0" w:color="E8ECF0"/>
             </w:tcBorders>
+            <w:shd w:val="clear" w:color="auto" w:fill="F5F8FB"/>
           </w:tcPr>
           <w:p>
             <w:r/>
@@ -4147,6 +4246,9 @@
         </w:tc>
       </w:tr>
       <w:tr>
+        <w:trPr>
+          <w:cantSplit/>
+        </w:trPr>
         <w:tc>
           <w:tcPr>
             <w:tcW w:type="dxa" w:w="4873"/>
@@ -4207,12 +4309,16 @@
         </w:tc>
       </w:tr>
       <w:tr>
+        <w:trPr>
+          <w:cantSplit/>
+        </w:trPr>
         <w:tc>
           <w:tcPr>
             <w:tcW w:type="dxa" w:w="4873"/>
             <w:tcBorders>
               <w:bottom w:val="single" w:sz="8" w:space="0" w:color="E8ECF0"/>
             </w:tcBorders>
+            <w:shd w:val="clear" w:color="auto" w:fill="F5F8FB"/>
           </w:tcPr>
           <w:p>
             <w:r/>
@@ -4269,6 +4375,7 @@
             <w:tcBorders>
               <w:bottom w:val="single" w:sz="8" w:space="0" w:color="E8ECF0"/>
             </w:tcBorders>
+            <w:shd w:val="clear" w:color="auto" w:fill="F5F8FB"/>
           </w:tcPr>
           <w:p>
             <w:r/>
@@ -4285,6 +4392,9 @@
         </w:tc>
       </w:tr>
       <w:tr>
+        <w:trPr>
+          <w:cantSplit/>
+        </w:trPr>
         <w:tc>
           <w:tcPr>
             <w:tcW w:type="dxa" w:w="4873"/>
@@ -4327,12 +4437,16 @@
         </w:tc>
       </w:tr>
       <w:tr>
+        <w:trPr>
+          <w:cantSplit/>
+        </w:trPr>
         <w:tc>
           <w:tcPr>
             <w:tcW w:type="dxa" w:w="4873"/>
             <w:tcBorders>
               <w:bottom w:val="single" w:sz="8" w:space="0" w:color="E8ECF0"/>
             </w:tcBorders>
+            <w:shd w:val="clear" w:color="auto" w:fill="F5F8FB"/>
           </w:tcPr>
           <w:p>
             <w:r/>
@@ -4371,6 +4485,7 @@
             <w:tcBorders>
               <w:bottom w:val="single" w:sz="8" w:space="0" w:color="E8ECF0"/>
             </w:tcBorders>
+            <w:shd w:val="clear" w:color="auto" w:fill="F5F8FB"/>
           </w:tcPr>
           <w:p>
             <w:r/>
@@ -4392,6 +4507,7 @@
         <w:keepNext/>
         <w:keepLines/>
         <w:spacing w:before="140" w:after="60"/>
+        <w:outlineLvl w:val="1"/>
       </w:pPr>
       <w:r>
         <w:rPr>
@@ -4697,6 +4813,7 @@
         <w:keepNext/>
         <w:keepLines/>
         <w:spacing w:before="140" w:after="60"/>
+        <w:outlineLvl w:val="1"/>
       </w:pPr>
       <w:r>
         <w:rPr>
@@ -4879,12 +4996,16 @@
         <w:gridCol w:w="4873"/>
       </w:tblGrid>
       <w:tr>
+        <w:trPr>
+          <w:tblHeader/>
+        </w:trPr>
         <w:tc>
           <w:tcPr>
             <w:tcW w:type="dxa" w:w="4873"/>
             <w:tcBorders>
               <w:bottom w:val="single" w:sz="12" w:space="0" w:color="20242C"/>
             </w:tcBorders>
+            <w:shd w:val="clear" w:color="auto" w:fill="F4F6F8"/>
           </w:tcPr>
           <w:p>
             <w:r/>
@@ -4906,6 +5027,7 @@
             <w:tcBorders>
               <w:bottom w:val="single" w:sz="12" w:space="0" w:color="20242C"/>
             </w:tcBorders>
+            <w:shd w:val="clear" w:color="auto" w:fill="F4F6F8"/>
           </w:tcPr>
           <w:p>
             <w:r/>
@@ -4923,6 +5045,9 @@
         </w:tc>
       </w:tr>
       <w:tr>
+        <w:trPr>
+          <w:cantSplit/>
+        </w:trPr>
         <w:tc>
           <w:tcPr>
             <w:tcW w:type="dxa" w:w="4873"/>
@@ -4965,6 +5090,9 @@
         </w:tc>
       </w:tr>
       <w:tr>
+        <w:trPr>
+          <w:cantSplit/>
+        </w:trPr>
         <w:tc>
           <w:tcPr>
             <w:tcW w:type="dxa" w:w="4873"/>
@@ -5007,6 +5135,9 @@
         </w:tc>
       </w:tr>
       <w:tr>
+        <w:trPr>
+          <w:cantSplit/>
+        </w:trPr>
         <w:tc>
           <w:tcPr>
             <w:tcW w:type="dxa" w:w="4873"/>
@@ -5049,6 +5180,9 @@
         </w:tc>
       </w:tr>
       <w:tr>
+        <w:trPr>
+          <w:cantSplit/>
+        </w:trPr>
         <w:tc>
           <w:tcPr>
             <w:tcW w:type="dxa" w:w="4873"/>
@@ -5091,6 +5225,9 @@
         </w:tc>
       </w:tr>
       <w:tr>
+        <w:trPr>
+          <w:cantSplit/>
+        </w:trPr>
         <w:tc>
           <w:tcPr>
             <w:tcW w:type="dxa" w:w="4873"/>
@@ -5133,6 +5270,9 @@
         </w:tc>
       </w:tr>
       <w:tr>
+        <w:trPr>
+          <w:cantSplit/>
+        </w:trPr>
         <w:tc>
           <w:tcPr>
             <w:tcW w:type="dxa" w:w="4873"/>
@@ -5401,6 +5541,7 @@
         <w:keepNext/>
         <w:keepLines/>
         <w:spacing w:before="200" w:after="60"/>
+        <w:outlineLvl w:val="0"/>
         <w:pBdr>
           <w:bottom w:val="single" w:sz="6" w:space="4" w:color="CDD5DD"/>
         </w:pBdr>
@@ -5603,6 +5744,7 @@
         <w:keepNext/>
         <w:keepLines/>
         <w:spacing w:before="200" w:after="60"/>
+        <w:outlineLvl w:val="0"/>
         <w:pBdr>
           <w:bottom w:val="single" w:sz="6" w:space="4" w:color="CDD5DD"/>
         </w:pBdr>
@@ -6043,6 +6185,7 @@
       </w:r>
     </w:p>
     <w:sectPr>
+      <w:footerReference w:type="default" r:id="rId9"/>
       <w:pgSz w:w="12240" w:h="15840"/>
       <w:pgMar w:top="1134" w:right="1247" w:bottom="1134" w:left="1247" w:header="720" w:footer="720" w:gutter="0"/>
       <w:cols w:space="720"/>
@@ -6050,6 +6193,76 @@
     </w:sectPr>
   </w:body>
 </w:document>
+</file>
+
+<file path=word/footer1.xml><?xml version="1.0" encoding="utf-8"?>
+<w:ftr xmlns:m="http://schemas.openxmlformats.org/officeDocument/2006/math" xmlns:mc="http://schemas.openxmlformats.org/markup-compatibility/2006" xmlns:mo="http://schemas.microsoft.com/office/mac/office/2008/main" xmlns:mv="urn:schemas-microsoft-com:mac:vml" xmlns:o="urn:schemas-microsoft-com:office:office" xmlns:r="http://schemas.openxmlformats.org/officeDocument/2006/relationships" xmlns:v="urn:schemas-microsoft-com:vml" xmlns:w10="urn:schemas-microsoft-com:office:word" xmlns:w14="http://schemas.microsoft.com/office/word/2010/wordml" xmlns:w="http://schemas.openxmlformats.org/wordprocessingml/2006/main" xmlns:wne="http://schemas.microsoft.com/office/word/2006/wordml" xmlns:wp14="http://schemas.microsoft.com/office/word/2010/wordprocessingDrawing" xmlns:wp="http://schemas.openxmlformats.org/drawingml/2006/wordprocessingDrawing" xmlns:wpc="http://schemas.microsoft.com/office/word/2010/wordprocessingCanvas" xmlns:wpg="http://schemas.microsoft.com/office/word/2010/wordprocessingGroup" xmlns:wpi="http://schemas.microsoft.com/office/word/2010/wordprocessingInk" xmlns:wps="http://schemas.microsoft.com/office/word/2010/wordprocessingShape" mc:Ignorable="w14 wp14">
+  <w:p>
+    <w:pPr>
+      <w:pBdr>
+        <w:top w:val="single" w:sz="4" w:space="4" w:color="CDD5DD"/>
+      </w:pBdr>
+      <w:tabs>
+        <w:tab w:pos="9746" w:val="right"/>
+      </w:tabs>
+    </w:pPr>
+    <w:r>
+      <w:rPr>
+        <w:rFonts w:ascii="BIZ UDPGothic" w:hAnsi="BIZ UDPGothic" w:eastAsia="BIZ UDPGothic"/>
+        <w:b w:val="0"/>
+        <w:i w:val="0"/>
+        <w:color w:val="606874"/>
+        <w:sz w:val="16"/>
+      </w:rPr>
+      <w:t>Editor 詳細設計書　v1.0</w:t>
+    </w:r>
+    <w:r>
+      <w:tab/>
+    </w:r>
+    <w:r>
+      <w:fldChar w:fldCharType="begin"/>
+    </w:r>
+    <w:r>
+      <w:rPr>
+        <w:rFonts w:ascii="BIZ UDGothic" w:hAnsi="BIZ UDGothic" w:eastAsia="BIZ UDGothic"/>
+        <w:b w:val="0"/>
+        <w:i w:val="0"/>
+        <w:color w:val="606874"/>
+        <w:sz w:val="16"/>
+      </w:rPr>
+      <w:instrText xml:space="preserve"> PAGE </w:instrText>
+    </w:r>
+    <w:r>
+      <w:fldChar w:fldCharType="end"/>
+    </w:r>
+    <w:r>
+      <w:rPr>
+        <w:rFonts w:ascii="BIZ UDGothic" w:hAnsi="BIZ UDGothic" w:eastAsia="BIZ UDGothic"/>
+        <w:b w:val="0"/>
+        <w:i w:val="0"/>
+        <w:color w:val="606874"/>
+        <w:sz w:val="16"/>
+      </w:rPr>
+      <w:t xml:space="preserve"> / </w:t>
+    </w:r>
+    <w:r>
+      <w:fldChar w:fldCharType="begin"/>
+    </w:r>
+    <w:r>
+      <w:rPr>
+        <w:rFonts w:ascii="BIZ UDGothic" w:hAnsi="BIZ UDGothic" w:eastAsia="BIZ UDGothic"/>
+        <w:b w:val="0"/>
+        <w:i w:val="0"/>
+        <w:color w:val="606874"/>
+        <w:sz w:val="16"/>
+      </w:rPr>
+      <w:instrText xml:space="preserve"> NUMPAGES </w:instrText>
+    </w:r>
+    <w:r>
+      <w:fldChar w:fldCharType="end"/>
+    </w:r>
+  </w:p>
+</w:ftr>
 </file>
 
 <file path=word/numbering.xml><?xml version="1.0" encoding="utf-8"?>

--- a/docs/editor/Editor_設計書.docx
+++ b/docs/editor/Editor_設計書.docx
@@ -62,6 +62,439 @@
     </w:p>
     <w:p>
       <w:pPr>
+        <w:spacing w:before="200" w:after="120"/>
+        <w:pBdr>
+          <w:bottom w:val="single" w:sz="6" w:space="4" w:color="CDD5DD"/>
+        </w:pBdr>
+      </w:pPr>
+      <w:r>
+        <w:rPr>
+          <w:rFonts w:ascii="BIZ UDPGothic" w:hAnsi="BIZ UDPGothic" w:eastAsia="BIZ UDPGothic"/>
+          <w:b/>
+          <w:i w:val="0"/>
+          <w:color w:val="20242C"/>
+          <w:sz w:val="30"/>
+        </w:rPr>
+        <w:t>目次</w:t>
+      </w:r>
+    </w:p>
+    <w:p>
+      <w:pPr>
+        <w:spacing w:after="40"/>
+      </w:pPr>
+      <w:r>
+        <w:rPr>
+          <w:rFonts w:ascii="BIZ UDGothic" w:hAnsi="BIZ UDGothic" w:eastAsia="BIZ UDGothic"/>
+          <w:b/>
+          <w:i w:val="0"/>
+          <w:color w:val="1F5C99"/>
+          <w:sz w:val="21"/>
+        </w:rPr>
+        <w:t xml:space="preserve">1. </w:t>
+      </w:r>
+      <w:r>
+        <w:rPr>
+          <w:rFonts w:ascii="BIZ UDPGothic" w:hAnsi="BIZ UDPGothic" w:eastAsia="BIZ UDPGothic"/>
+          <w:b/>
+          <w:i w:val="0"/>
+          <w:color w:val="20242C"/>
+          <w:sz w:val="21"/>
+        </w:rPr>
+        <w:t>概要・目的</w:t>
+      </w:r>
+    </w:p>
+    <w:p>
+      <w:pPr>
+        <w:spacing w:after="40"/>
+      </w:pPr>
+      <w:r>
+        <w:rPr>
+          <w:rFonts w:ascii="BIZ UDGothic" w:hAnsi="BIZ UDGothic" w:eastAsia="BIZ UDGothic"/>
+          <w:b/>
+          <w:i w:val="0"/>
+          <w:color w:val="1F5C99"/>
+          <w:sz w:val="21"/>
+        </w:rPr>
+        <w:t xml:space="preserve">2. </w:t>
+      </w:r>
+      <w:r>
+        <w:rPr>
+          <w:rFonts w:ascii="BIZ UDPGothic" w:hAnsi="BIZ UDPGothic" w:eastAsia="BIZ UDPGothic"/>
+          <w:b/>
+          <w:i w:val="0"/>
+          <w:color w:val="20242C"/>
+          <w:sz w:val="21"/>
+        </w:rPr>
+        <w:t>全体アーキテクチャ（pnpm workspaces）</w:t>
+      </w:r>
+    </w:p>
+    <w:p>
+      <w:pPr>
+        <w:spacing w:after="40"/>
+      </w:pPr>
+      <w:r>
+        <w:rPr>
+          <w:rFonts w:ascii="BIZ UDGothic" w:hAnsi="BIZ UDGothic" w:eastAsia="BIZ UDGothic"/>
+          <w:b/>
+          <w:i w:val="0"/>
+          <w:color w:val="1F5C99"/>
+          <w:sz w:val="21"/>
+        </w:rPr>
+        <w:t xml:space="preserve">3. </w:t>
+      </w:r>
+      <w:r>
+        <w:rPr>
+          <w:rFonts w:ascii="BIZ UDPGothic" w:hAnsi="BIZ UDPGothic" w:eastAsia="BIZ UDPGothic"/>
+          <w:b/>
+          <w:i w:val="0"/>
+          <w:color w:val="20242C"/>
+          <w:sz w:val="21"/>
+        </w:rPr>
+        <w:t>データ抽象化とドメインモデル</w:t>
+      </w:r>
+    </w:p>
+    <w:p>
+      <w:pPr>
+        <w:spacing w:after="40"/>
+        <w:ind w:left="283"/>
+      </w:pPr>
+      <w:r>
+        <w:rPr>
+          <w:rFonts w:ascii="BIZ UDGothic" w:hAnsi="BIZ UDGothic" w:eastAsia="BIZ UDGothic"/>
+          <w:b w:val="0"/>
+          <w:i w:val="0"/>
+          <w:color w:val="606874"/>
+          <w:sz w:val="19"/>
+        </w:rPr>
+        <w:t xml:space="preserve">3.1 </w:t>
+      </w:r>
+      <w:r>
+        <w:rPr>
+          <w:rFonts w:ascii="BIZ UDPGothic" w:hAnsi="BIZ UDPGothic" w:eastAsia="BIZ UDPGothic"/>
+          <w:b w:val="0"/>
+          <w:i w:val="0"/>
+          <w:color w:val="606874"/>
+          <w:sz w:val="19"/>
+        </w:rPr>
+        <w:t>Repository 契約と差し替え点（核心）</w:t>
+      </w:r>
+    </w:p>
+    <w:p>
+      <w:pPr>
+        <w:spacing w:after="40"/>
+        <w:ind w:left="283"/>
+      </w:pPr>
+      <w:r>
+        <w:rPr>
+          <w:rFonts w:ascii="BIZ UDGothic" w:hAnsi="BIZ UDGothic" w:eastAsia="BIZ UDGothic"/>
+          <w:b w:val="0"/>
+          <w:i w:val="0"/>
+          <w:color w:val="606874"/>
+          <w:sz w:val="19"/>
+        </w:rPr>
+        <w:t xml:space="preserve">3.2 </w:t>
+      </w:r>
+      <w:r>
+        <w:rPr>
+          <w:rFonts w:ascii="BIZ UDPGothic" w:hAnsi="BIZ UDPGothic" w:eastAsia="BIZ UDPGothic"/>
+          <w:b w:val="0"/>
+          <w:i w:val="0"/>
+          <w:color w:val="606874"/>
+          <w:sz w:val="19"/>
+        </w:rPr>
+        <w:t>ドメインモデル</w:t>
+      </w:r>
+    </w:p>
+    <w:p>
+      <w:pPr>
+        <w:spacing w:after="40"/>
+      </w:pPr>
+      <w:r>
+        <w:rPr>
+          <w:rFonts w:ascii="BIZ UDGothic" w:hAnsi="BIZ UDGothic" w:eastAsia="BIZ UDGothic"/>
+          <w:b/>
+          <w:i w:val="0"/>
+          <w:color w:val="1F5C99"/>
+          <w:sz w:val="21"/>
+        </w:rPr>
+        <w:t xml:space="preserve">4. </w:t>
+      </w:r>
+      <w:r>
+        <w:rPr>
+          <w:rFonts w:ascii="BIZ UDPGothic" w:hAnsi="BIZ UDPGothic" w:eastAsia="BIZ UDPGothic"/>
+          <w:b/>
+          <w:i w:val="0"/>
+          <w:color w:val="20242C"/>
+          <w:sz w:val="21"/>
+        </w:rPr>
+        <w:t>フロントエンド編集系</w:t>
+      </w:r>
+    </w:p>
+    <w:p>
+      <w:pPr>
+        <w:spacing w:after="40"/>
+        <w:ind w:left="283"/>
+      </w:pPr>
+      <w:r>
+        <w:rPr>
+          <w:rFonts w:ascii="BIZ UDGothic" w:hAnsi="BIZ UDGothic" w:eastAsia="BIZ UDGothic"/>
+          <w:b w:val="0"/>
+          <w:i w:val="0"/>
+          <w:color w:val="606874"/>
+          <w:sz w:val="19"/>
+        </w:rPr>
+        <w:t xml:space="preserve">4.1 </w:t>
+      </w:r>
+      <w:r>
+        <w:rPr>
+          <w:rFonts w:ascii="BIZ UDPGothic" w:hAnsi="BIZ UDPGothic" w:eastAsia="BIZ UDPGothic"/>
+          <w:b w:val="0"/>
+          <w:i w:val="0"/>
+          <w:color w:val="606874"/>
+          <w:sz w:val="19"/>
+        </w:rPr>
+        <w:t>Jinja2 タグ保護 + Nunjucks プレビュー</w:t>
+      </w:r>
+    </w:p>
+    <w:p>
+      <w:pPr>
+        <w:spacing w:after="40"/>
+        <w:ind w:left="283"/>
+      </w:pPr>
+      <w:r>
+        <w:rPr>
+          <w:rFonts w:ascii="BIZ UDGothic" w:hAnsi="BIZ UDGothic" w:eastAsia="BIZ UDGothic"/>
+          <w:b w:val="0"/>
+          <w:i w:val="0"/>
+          <w:color w:val="606874"/>
+          <w:sz w:val="19"/>
+        </w:rPr>
+        <w:t xml:space="preserve">4.2 </w:t>
+      </w:r>
+      <w:r>
+        <w:rPr>
+          <w:rFonts w:ascii="BIZ UDPGothic" w:hAnsi="BIZ UDPGothic" w:eastAsia="BIZ UDPGothic"/>
+          <w:b w:val="0"/>
+          <w:i w:val="0"/>
+          <w:color w:val="606874"/>
+          <w:sz w:val="19"/>
+        </w:rPr>
+        <w:t>GrapesJS 連携</w:t>
+      </w:r>
+    </w:p>
+    <w:p>
+      <w:pPr>
+        <w:spacing w:after="40"/>
+        <w:ind w:left="283"/>
+      </w:pPr>
+      <w:r>
+        <w:rPr>
+          <w:rFonts w:ascii="BIZ UDGothic" w:hAnsi="BIZ UDGothic" w:eastAsia="BIZ UDGothic"/>
+          <w:b w:val="0"/>
+          <w:i w:val="0"/>
+          <w:color w:val="606874"/>
+          <w:sz w:val="19"/>
+        </w:rPr>
+        <w:t xml:space="preserve">4.3 </w:t>
+      </w:r>
+      <w:r>
+        <w:rPr>
+          <w:rFonts w:ascii="BIZ UDPGothic" w:hAnsi="BIZ UDPGothic" w:eastAsia="BIZ UDPGothic"/>
+          <w:b w:val="0"/>
+          <w:i w:val="0"/>
+          <w:color w:val="606874"/>
+          <w:sz w:val="19"/>
+        </w:rPr>
+        <w:t>プレビュー / PDF（vivliostyle）</w:t>
+      </w:r>
+    </w:p>
+    <w:p>
+      <w:pPr>
+        <w:spacing w:after="40"/>
+      </w:pPr>
+      <w:r>
+        <w:rPr>
+          <w:rFonts w:ascii="BIZ UDGothic" w:hAnsi="BIZ UDGothic" w:eastAsia="BIZ UDGothic"/>
+          <w:b/>
+          <w:i w:val="0"/>
+          <w:color w:val="1F5C99"/>
+          <w:sz w:val="21"/>
+        </w:rPr>
+        <w:t xml:space="preserve">5. </w:t>
+      </w:r>
+      <w:r>
+        <w:rPr>
+          <w:rFonts w:ascii="BIZ UDPGothic" w:hAnsi="BIZ UDPGothic" w:eastAsia="BIZ UDPGothic"/>
+          <w:b/>
+          <w:i w:val="0"/>
+          <w:color w:val="20242C"/>
+          <w:sz w:val="21"/>
+        </w:rPr>
+        <w:t>フェーズ2: REST + SQL Server（重点）</w:t>
+      </w:r>
+    </w:p>
+    <w:p>
+      <w:pPr>
+        <w:spacing w:after="40"/>
+        <w:ind w:left="283"/>
+      </w:pPr>
+      <w:r>
+        <w:rPr>
+          <w:rFonts w:ascii="BIZ UDGothic" w:hAnsi="BIZ UDGothic" w:eastAsia="BIZ UDGothic"/>
+          <w:b w:val="0"/>
+          <w:i w:val="0"/>
+          <w:color w:val="606874"/>
+          <w:sz w:val="19"/>
+        </w:rPr>
+        <w:t xml:space="preserve">5.1 </w:t>
+      </w:r>
+      <w:r>
+        <w:rPr>
+          <w:rFonts w:ascii="BIZ UDPGothic" w:hAnsi="BIZ UDPGothic" w:eastAsia="BIZ UDPGothic"/>
+          <w:b w:val="0"/>
+          <w:i w:val="0"/>
+          <w:color w:val="606874"/>
+          <w:sz w:val="19"/>
+        </w:rPr>
+        <w:t>REST API エンドポイント（抜粋）</w:t>
+      </w:r>
+    </w:p>
+    <w:p>
+      <w:pPr>
+        <w:spacing w:after="40"/>
+        <w:ind w:left="283"/>
+      </w:pPr>
+      <w:r>
+        <w:rPr>
+          <w:rFonts w:ascii="BIZ UDGothic" w:hAnsi="BIZ UDGothic" w:eastAsia="BIZ UDGothic"/>
+          <w:b w:val="0"/>
+          <w:i w:val="0"/>
+          <w:color w:val="606874"/>
+          <w:sz w:val="19"/>
+        </w:rPr>
+        <w:t xml:space="preserve">5.2 </w:t>
+      </w:r>
+      <w:r>
+        <w:rPr>
+          <w:rFonts w:ascii="BIZ UDPGothic" w:hAnsi="BIZ UDPGothic" w:eastAsia="BIZ UDPGothic"/>
+          <w:b w:val="0"/>
+          <w:i w:val="0"/>
+          <w:color w:val="606874"/>
+          <w:sz w:val="19"/>
+        </w:rPr>
+        <w:t>認証</w:t>
+      </w:r>
+    </w:p>
+    <w:p>
+      <w:pPr>
+        <w:spacing w:after="40"/>
+        <w:ind w:left="283"/>
+      </w:pPr>
+      <w:r>
+        <w:rPr>
+          <w:rFonts w:ascii="BIZ UDGothic" w:hAnsi="BIZ UDGothic" w:eastAsia="BIZ UDGothic"/>
+          <w:b w:val="0"/>
+          <w:i w:val="0"/>
+          <w:color w:val="606874"/>
+          <w:sz w:val="19"/>
+        </w:rPr>
+        <w:t xml:space="preserve">5.3 </w:t>
+      </w:r>
+      <w:r>
+        <w:rPr>
+          <w:rFonts w:ascii="BIZ UDPGothic" w:hAnsi="BIZ UDPGothic" w:eastAsia="BIZ UDPGothic"/>
+          <w:b w:val="0"/>
+          <w:i w:val="0"/>
+          <w:color w:val="606874"/>
+          <w:sz w:val="19"/>
+        </w:rPr>
+        <w:t>DB アクセス層</w:t>
+      </w:r>
+    </w:p>
+    <w:p>
+      <w:pPr>
+        <w:spacing w:after="40"/>
+      </w:pPr>
+      <w:r>
+        <w:rPr>
+          <w:rFonts w:ascii="BIZ UDGothic" w:hAnsi="BIZ UDGothic" w:eastAsia="BIZ UDGothic"/>
+          <w:b/>
+          <w:i w:val="0"/>
+          <w:color w:val="1F5C99"/>
+          <w:sz w:val="21"/>
+        </w:rPr>
+        <w:t xml:space="preserve">6. </w:t>
+      </w:r>
+      <w:r>
+        <w:rPr>
+          <w:rFonts w:ascii="BIZ UDPGothic" w:hAnsi="BIZ UDPGothic" w:eastAsia="BIZ UDPGothic"/>
+          <w:b/>
+          <w:i w:val="0"/>
+          <w:color w:val="20242C"/>
+          <w:sz w:val="21"/>
+        </w:rPr>
+        <w:t>技術スタックと開発フロー</w:t>
+      </w:r>
+    </w:p>
+    <w:p>
+      <w:pPr>
+        <w:spacing w:after="40"/>
+        <w:ind w:left="283"/>
+      </w:pPr>
+      <w:r>
+        <w:rPr>
+          <w:rFonts w:ascii="BIZ UDGothic" w:hAnsi="BIZ UDGothic" w:eastAsia="BIZ UDGothic"/>
+          <w:b w:val="0"/>
+          <w:i w:val="0"/>
+          <w:color w:val="606874"/>
+          <w:sz w:val="19"/>
+        </w:rPr>
+        <w:t xml:space="preserve">6.1 </w:t>
+      </w:r>
+      <w:r>
+        <w:rPr>
+          <w:rFonts w:ascii="BIZ UDPGothic" w:hAnsi="BIZ UDPGothic" w:eastAsia="BIZ UDPGothic"/>
+          <w:b w:val="0"/>
+          <w:i w:val="0"/>
+          <w:color w:val="606874"/>
+          <w:sz w:val="19"/>
+        </w:rPr>
+        <w:t>技術スタック</w:t>
+      </w:r>
+    </w:p>
+    <w:p>
+      <w:pPr>
+        <w:spacing w:after="40"/>
+        <w:ind w:left="283"/>
+      </w:pPr>
+      <w:r>
+        <w:rPr>
+          <w:rFonts w:ascii="BIZ UDGothic" w:hAnsi="BIZ UDGothic" w:eastAsia="BIZ UDGothic"/>
+          <w:b w:val="0"/>
+          <w:i w:val="0"/>
+          <w:color w:val="606874"/>
+          <w:sz w:val="19"/>
+        </w:rPr>
+        <w:t xml:space="preserve">6.2 </w:t>
+      </w:r>
+      <w:r>
+        <w:rPr>
+          <w:rFonts w:ascii="BIZ UDPGothic" w:hAnsi="BIZ UDPGothic" w:eastAsia="BIZ UDPGothic"/>
+          <w:b w:val="0"/>
+          <w:i w:val="0"/>
+          <w:color w:val="606874"/>
+          <w:sz w:val="19"/>
+        </w:rPr>
+        <w:t>ビルド・テスト・型チェック</w:t>
+      </w:r>
+    </w:p>
+    <w:p>
+      <w:r>
+        <w:br w:type="page"/>
+      </w:r>
+    </w:p>
+    <w:p>
+      <w:pPr>
         <w:spacing w:after="80"/>
       </w:pPr>
       <w:r>
@@ -410,6 +843,7 @@
       <w:pPr>
         <w:keepNext/>
         <w:keepLines/>
+        <w:pageBreakBefore/>
         <w:spacing w:before="200" w:after="60"/>
         <w:outlineLvl w:val="0"/>
         <w:pBdr>
@@ -868,6 +1302,7 @@
       <w:pPr>
         <w:keepNext/>
         <w:keepLines/>
+        <w:pageBreakBefore/>
         <w:spacing w:before="200" w:after="60"/>
         <w:outlineLvl w:val="0"/>
         <w:pBdr>
@@ -892,7 +1327,49 @@
           <w:color w:val="20242C"/>
           <w:sz w:val="30"/>
         </w:rPr>
-        <w:t>データ抽象化と差し替え点（核心）</w:t>
+        <w:t>データ抽象化とドメインモデル</w:t>
+      </w:r>
+    </w:p>
+    <w:p>
+      <w:pPr>
+        <w:spacing w:after="80"/>
+      </w:pPr>
+      <w:r>
+        <w:rPr>
+          <w:rFonts w:ascii="BIZ UDPGothic" w:hAnsi="BIZ UDPGothic" w:eastAsia="BIZ UDPGothic"/>
+          <w:b w:val="0"/>
+          <w:i w:val="0"/>
+          <w:sz w:val="21"/>
+        </w:rPr>
+        <w:t>画面コードをデータソースから切り離す Repository 抽象化と、その上に載る主要な型を示す。</w:t>
+      </w:r>
+    </w:p>
+    <w:p>
+      <w:pPr>
+        <w:keepNext/>
+        <w:keepLines/>
+        <w:spacing w:before="140" w:after="60"/>
+        <w:outlineLvl w:val="1"/>
+      </w:pPr>
+      <w:r>
+        <w:rPr>
+          <w:rFonts w:ascii="BIZ UDGothic" w:hAnsi="BIZ UDGothic" w:eastAsia="BIZ UDGothic"/>
+          <w:b/>
+          <w:i w:val="0"/>
+          <w:color w:val="1F5C99"/>
+          <w:sz w:val="26"/>
+        </w:rPr>
+        <w:t xml:space="preserve">3.1 </w:t>
+      </w:r>
+      <w:r>
+        <w:rPr>
+          <w:rFonts w:ascii="BIZ UDPGothic" w:hAnsi="BIZ UDPGothic" w:eastAsia="BIZ UDPGothic"/>
+          <w:b/>
+          <w:i w:val="0"/>
+          <w:color w:val="20242C"/>
+          <w:sz w:val="26"/>
+        </w:rPr>
+        <w:t>Repository 契約と差し替え点（核心）</w:t>
       </w:r>
     </w:p>
     <w:p>
@@ -1842,11 +2319,8 @@
       <w:pPr>
         <w:keepNext/>
         <w:keepLines/>
-        <w:spacing w:before="200" w:after="60"/>
-        <w:outlineLvl w:val="0"/>
-        <w:pBdr>
-          <w:bottom w:val="single" w:sz="6" w:space="4" w:color="CDD5DD"/>
-        </w:pBdr>
+        <w:spacing w:before="140" w:after="60"/>
+        <w:outlineLvl w:val="1"/>
       </w:pPr>
       <w:r>
         <w:rPr>
@@ -1854,9 +2328,9 @@
           <w:b/>
           <w:i w:val="0"/>
           <w:color w:val="1F5C99"/>
-          <w:sz w:val="30"/>
-        </w:rPr>
-        <w:t xml:space="preserve">4. </w:t>
+          <w:sz w:val="26"/>
+        </w:rPr>
+        <w:t xml:space="preserve">3.2 </w:t>
       </w:r>
       <w:r>
         <w:rPr>
@@ -1864,7 +2338,7 @@
           <w:b/>
           <w:i w:val="0"/>
           <w:color w:val="20242C"/>
-          <w:sz w:val="30"/>
+          <w:sz w:val="26"/>
         </w:rPr>
         <w:t>ドメインモデル</w:t>
       </w:r>
@@ -2857,6 +3331,7 @@
       <w:pPr>
         <w:keepNext/>
         <w:keepLines/>
+        <w:pageBreakBefore/>
         <w:spacing w:before="200" w:after="60"/>
         <w:outlineLvl w:val="0"/>
         <w:pBdr>
@@ -2871,7 +3346,7 @@
           <w:color w:val="1F5C99"/>
           <w:sz w:val="30"/>
         </w:rPr>
-        <w:t xml:space="preserve">5. </w:t>
+        <w:t xml:space="preserve">4. </w:t>
       </w:r>
       <w:r>
         <w:rPr>
@@ -2881,7 +3356,7 @@
           <w:color w:val="20242C"/>
           <w:sz w:val="30"/>
         </w:rPr>
-        <w:t>Jinja2 タグ保護 + Nunjucks プレビュー</w:t>
+        <w:t>フロントエンド編集系</w:t>
       </w:r>
     </w:p>
     <w:p>
@@ -2895,607 +3370,7 @@
           <w:i w:val="0"/>
           <w:sz w:val="21"/>
         </w:rPr>
-        <w:t xml:space="preserve">GrapesJS は HTML を DOM として扱うため、素のままでは </w:t>
-      </w:r>
-      <w:r>
-        <w:rPr>
-          <w:rFonts w:ascii="BIZ UDGothic" w:hAnsi="BIZ UDGothic" w:eastAsia="BIZ UDGothic"/>
-          <w:b w:val="0"/>
-          <w:i w:val="0"/>
-          <w:sz w:val="20"/>
-        </w:rPr>
-        <w:t>{{ }}</w:t>
-      </w:r>
-      <w:r>
-        <w:rPr>
-          <w:rFonts w:ascii="BIZ UDPGothic" w:hAnsi="BIZ UDPGothic" w:eastAsia="BIZ UDPGothic"/>
-          <w:b w:val="0"/>
-          <w:i w:val="0"/>
-          <w:sz w:val="21"/>
-        </w:rPr>
-        <w:t xml:space="preserve"> / </w:t>
-      </w:r>
-      <w:r>
-        <w:rPr>
-          <w:rFonts w:ascii="BIZ UDGothic" w:hAnsi="BIZ UDGothic" w:eastAsia="BIZ UDGothic"/>
-          <w:b w:val="0"/>
-          <w:i w:val="0"/>
-          <w:sz w:val="20"/>
-        </w:rPr>
-        <w:t>{% %}</w:t>
-      </w:r>
-      <w:r>
-        <w:rPr>
-          <w:rFonts w:ascii="BIZ UDPGothic" w:hAnsi="BIZ UDPGothic" w:eastAsia="BIZ UDPGothic"/>
-          <w:b w:val="0"/>
-          <w:i w:val="0"/>
-          <w:sz w:val="21"/>
-        </w:rPr>
-        <w:t xml:space="preserve"> / </w:t>
-      </w:r>
-      <w:r>
-        <w:rPr>
-          <w:rFonts w:ascii="BIZ UDGothic" w:hAnsi="BIZ UDGothic" w:eastAsia="BIZ UDGothic"/>
-          <w:b w:val="0"/>
-          <w:i w:val="0"/>
-          <w:sz w:val="20"/>
-        </w:rPr>
-        <w:t>{# #}</w:t>
-      </w:r>
-      <w:r>
-        <w:rPr>
-          <w:rFonts w:ascii="BIZ UDPGothic" w:hAnsi="BIZ UDPGothic" w:eastAsia="BIZ UDPGothic"/>
-          <w:b w:val="0"/>
-          <w:i w:val="0"/>
-          <w:sz w:val="21"/>
-        </w:rPr>
-        <w:t xml:space="preserve"> が壊れる。これを防ぐのが核心。</w:t>
-      </w:r>
-    </w:p>
-    <w:p>
-      <w:pPr>
-        <w:pStyle w:val="ListBullet"/>
-        <w:spacing w:after="40"/>
-        <w:ind w:left="340"/>
-      </w:pPr>
-      <w:r>
-        <w:rPr>
-          <w:rFonts w:ascii="BIZ UDGothic" w:hAnsi="BIZ UDGothic" w:eastAsia="BIZ UDGothic"/>
-          <w:b w:val="0"/>
-          <w:i w:val="0"/>
-          <w:sz w:val="20"/>
-        </w:rPr>
-        <w:t>web/src/lib/jinjaMask.ts</w:t>
-      </w:r>
-      <w:r>
-        <w:rPr>
-          <w:rFonts w:ascii="BIZ UDPGothic" w:hAnsi="BIZ UDPGothic" w:eastAsia="BIZ UDPGothic"/>
-          <w:b w:val="0"/>
-          <w:i w:val="0"/>
-          <w:sz w:val="21"/>
-        </w:rPr>
-        <w:t xml:space="preserve">: 編集前に Jinja タグを安全なプレースホルダへ </w:t>
-      </w:r>
-      <w:r>
-        <w:rPr>
-          <w:rFonts w:ascii="BIZ UDPGothic" w:hAnsi="BIZ UDPGothic" w:eastAsia="BIZ UDPGothic"/>
-          <w:b/>
-          <w:i w:val="0"/>
-          <w:sz w:val="21"/>
-        </w:rPr>
-        <w:t>mask</w:t>
-      </w:r>
-      <w:r>
-        <w:rPr>
-          <w:rFonts w:ascii="BIZ UDPGothic" w:hAnsi="BIZ UDPGothic" w:eastAsia="BIZ UDPGothic"/>
-          <w:b w:val="0"/>
-          <w:i w:val="0"/>
-          <w:sz w:val="21"/>
-        </w:rPr>
-        <w:t xml:space="preserve">、確定時に </w:t>
-      </w:r>
-      <w:r>
-        <w:rPr>
-          <w:rFonts w:ascii="BIZ UDPGothic" w:hAnsi="BIZ UDPGothic" w:eastAsia="BIZ UDPGothic"/>
-          <w:b/>
-          <w:i w:val="0"/>
-          <w:sz w:val="21"/>
-        </w:rPr>
-        <w:t>restore</w:t>
-      </w:r>
-      <w:r>
-        <w:rPr>
-          <w:rFonts w:ascii="BIZ UDPGothic" w:hAnsi="BIZ UDPGothic" w:eastAsia="BIZ UDPGothic"/>
-          <w:b w:val="0"/>
-          <w:i w:val="0"/>
-          <w:sz w:val="21"/>
-        </w:rPr>
-        <w:t xml:space="preserve"> する。属性内 Jinja は静的化の制限がある。</w:t>
-      </w:r>
-    </w:p>
-    <w:p>
-      <w:pPr>
-        <w:pStyle w:val="ListBullet"/>
-        <w:spacing w:after="40"/>
-        <w:ind w:left="340"/>
-      </w:pPr>
-      <w:r>
-        <w:rPr>
-          <w:rFonts w:ascii="BIZ UDGothic" w:hAnsi="BIZ UDGothic" w:eastAsia="BIZ UDGothic"/>
-          <w:b w:val="0"/>
-          <w:i w:val="0"/>
-          <w:sz w:val="20"/>
-        </w:rPr>
-        <w:t>web/src/lib/nunjucksRender.ts</w:t>
-      </w:r>
-      <w:r>
-        <w:rPr>
-          <w:rFonts w:ascii="BIZ UDPGothic" w:hAnsi="BIZ UDPGothic" w:eastAsia="BIZ UDPGothic"/>
-          <w:b w:val="0"/>
-          <w:i w:val="0"/>
-          <w:sz w:val="21"/>
-        </w:rPr>
-        <w:t>: ブラウザ内 Nunjucks で生 Jinja2 + サンプルデータを描画（近似。非互換構文あり）。プレビュー専用で確定ファイルには影響しない。</w:t>
-      </w:r>
-    </w:p>
-    <w:p>
-      <w:pPr>
-        <w:keepNext/>
-        <w:keepLines/>
-        <w:spacing w:before="200" w:after="60"/>
-        <w:outlineLvl w:val="0"/>
-        <w:pBdr>
-          <w:bottom w:val="single" w:sz="6" w:space="4" w:color="CDD5DD"/>
-        </w:pBdr>
-      </w:pPr>
-      <w:r>
-        <w:rPr>
-          <w:rFonts w:ascii="BIZ UDGothic" w:hAnsi="BIZ UDGothic" w:eastAsia="BIZ UDGothic"/>
-          <w:b/>
-          <w:i w:val="0"/>
-          <w:color w:val="1F5C99"/>
-          <w:sz w:val="30"/>
-        </w:rPr>
-        <w:t xml:space="preserve">6. </w:t>
-      </w:r>
-      <w:r>
-        <w:rPr>
-          <w:rFonts w:ascii="BIZ UDPGothic" w:hAnsi="BIZ UDPGothic" w:eastAsia="BIZ UDPGothic"/>
-          <w:b/>
-          <w:i w:val="0"/>
-          <w:color w:val="20242C"/>
-          <w:sz w:val="30"/>
-        </w:rPr>
-        <w:t>GrapesJS 連携</w:t>
-      </w:r>
-    </w:p>
-    <w:p>
-      <w:pPr>
-        <w:pStyle w:val="ListBullet"/>
-        <w:spacing w:after="40"/>
-        <w:ind w:left="340"/>
-      </w:pPr>
-      <w:r>
-        <w:rPr>
-          <w:rFonts w:ascii="BIZ UDGothic" w:hAnsi="BIZ UDGothic" w:eastAsia="BIZ UDGothic"/>
-          <w:b w:val="0"/>
-          <w:i w:val="0"/>
-          <w:sz w:val="20"/>
-        </w:rPr>
-        <w:t>web/src/features/editor/useGrapes.ts</w:t>
-      </w:r>
-      <w:r>
-        <w:rPr>
-          <w:rFonts w:ascii="BIZ UDPGothic" w:hAnsi="BIZ UDPGothic" w:eastAsia="BIZ UDPGothic"/>
-          <w:b w:val="0"/>
-          <w:i w:val="0"/>
-          <w:sz w:val="21"/>
-        </w:rPr>
-        <w:t>: GrapesJS 初期化、キャンバス選択・rect 管理、zoom 制御、undo/redo。</w:t>
-      </w:r>
-    </w:p>
-    <w:p>
-      <w:pPr>
-        <w:pStyle w:val="ListBullet"/>
-        <w:spacing w:after="40"/>
-        <w:ind w:left="340"/>
-      </w:pPr>
-      <w:r>
-        <w:rPr>
-          <w:rFonts w:ascii="BIZ UDGothic" w:hAnsi="BIZ UDGothic" w:eastAsia="BIZ UDGothic"/>
-          <w:b w:val="0"/>
-          <w:i w:val="0"/>
-          <w:sz w:val="20"/>
-        </w:rPr>
-        <w:t>web/src/features/editor/jinjaComponents.ts</w:t>
-      </w:r>
-      <w:r>
-        <w:rPr>
-          <w:rFonts w:ascii="BIZ UDPGothic" w:hAnsi="BIZ UDPGothic" w:eastAsia="BIZ UDPGothic"/>
-          <w:b w:val="0"/>
-          <w:i w:val="0"/>
-          <w:sz w:val="21"/>
-        </w:rPr>
-        <w:t>: Jinja タグを保持する GrapesJS コンポーネント定義。</w:t>
-      </w:r>
-    </w:p>
-    <w:p>
-      <w:pPr>
-        <w:pStyle w:val="ListBullet"/>
-        <w:spacing w:after="40"/>
-        <w:ind w:left="340"/>
-      </w:pPr>
-      <w:r>
-        <w:rPr>
-          <w:rFonts w:ascii="BIZ UDPGothic" w:hAnsi="BIZ UDPGothic" w:eastAsia="BIZ UDPGothic"/>
-          <w:b w:val="0"/>
-          <w:i w:val="0"/>
-          <w:sz w:val="21"/>
-        </w:rPr>
-        <w:t>アイコン/スタイルはローカル同梱（CDN 非依存。</w:t>
-      </w:r>
-      <w:r>
-        <w:rPr>
-          <w:rFonts w:ascii="BIZ UDGothic" w:hAnsi="BIZ UDGothic" w:eastAsia="BIZ UDGothic"/>
-          <w:b w:val="0"/>
-          <w:i w:val="0"/>
-          <w:sz w:val="20"/>
-        </w:rPr>
-        <w:t>cssIcons</w:t>
-      </w:r>
-      <w:r>
-        <w:rPr>
-          <w:rFonts w:ascii="BIZ UDPGothic" w:hAnsi="BIZ UDPGothic" w:eastAsia="BIZ UDPGothic"/>
-          <w:b w:val="0"/>
-          <w:i w:val="0"/>
-          <w:sz w:val="21"/>
-        </w:rPr>
-        <w:t xml:space="preserve"> をローカル化）。</w:t>
-      </w:r>
-    </w:p>
-    <w:p>
-      <w:pPr>
-        <w:pStyle w:val="ListBullet"/>
-        <w:spacing w:after="40"/>
-        <w:ind w:left="340"/>
-      </w:pPr>
-      <w:r>
-        <w:rPr>
-          <w:rFonts w:ascii="BIZ UDPGothic" w:hAnsi="BIZ UDPGothic" w:eastAsia="BIZ UDPGothic"/>
-          <w:b w:val="0"/>
-          <w:i w:val="0"/>
-          <w:sz w:val="21"/>
-        </w:rPr>
-        <w:t xml:space="preserve">オーケストレーション: </w:t>
-      </w:r>
-      <w:r>
-        <w:rPr>
-          <w:rFonts w:ascii="BIZ UDGothic" w:hAnsi="BIZ UDGothic" w:eastAsia="BIZ UDGothic"/>
-          <w:b w:val="0"/>
-          <w:i w:val="0"/>
-          <w:sz w:val="20"/>
-        </w:rPr>
-        <w:t>useTemplateEditor()</w:t>
-      </w:r>
-      <w:r>
-        <w:rPr>
-          <w:rFonts w:ascii="BIZ UDPGothic" w:hAnsi="BIZ UDPGothic" w:eastAsia="BIZ UDPGothic"/>
-          <w:b w:val="0"/>
-          <w:i w:val="0"/>
-          <w:sz w:val="21"/>
-        </w:rPr>
-        <w:t xml:space="preserve">（テンプレロード〜ライフサイクル）/ </w:t>
-      </w:r>
-      <w:r>
-        <w:rPr>
-          <w:rFonts w:ascii="BIZ UDGothic" w:hAnsi="BIZ UDGothic" w:eastAsia="BIZ UDGothic"/>
-          <w:b w:val="0"/>
-          <w:i w:val="0"/>
-          <w:sz w:val="20"/>
-        </w:rPr>
-        <w:t>useAutosave()</w:t>
-      </w:r>
-      <w:r>
-        <w:rPr>
-          <w:rFonts w:ascii="BIZ UDPGothic" w:hAnsi="BIZ UDPGothic" w:eastAsia="BIZ UDPGothic"/>
-          <w:b w:val="0"/>
-          <w:i w:val="0"/>
-          <w:sz w:val="21"/>
-        </w:rPr>
-        <w:t xml:space="preserve">（下書き自動保存）/ </w:t>
-      </w:r>
-      <w:r>
-        <w:rPr>
-          <w:rFonts w:ascii="BIZ UDGothic" w:hAnsi="BIZ UDGothic" w:eastAsia="BIZ UDGothic"/>
-          <w:b w:val="0"/>
-          <w:i w:val="0"/>
-          <w:sz w:val="20"/>
-        </w:rPr>
-        <w:t>useSnapshotHistory()</w:t>
-      </w:r>
-      <w:r>
-        <w:rPr>
-          <w:rFonts w:ascii="BIZ UDPGothic" w:hAnsi="BIZ UDPGothic" w:eastAsia="BIZ UDPGothic"/>
-          <w:b w:val="0"/>
-          <w:i w:val="0"/>
-          <w:sz w:val="21"/>
-        </w:rPr>
-        <w:t>（undo/redo スタック）。</w:t>
-      </w:r>
-    </w:p>
-    <w:p>
-      <w:pPr>
-        <w:keepNext/>
-        <w:keepLines/>
-        <w:spacing w:before="200" w:after="60"/>
-        <w:outlineLvl w:val="0"/>
-        <w:pBdr>
-          <w:bottom w:val="single" w:sz="6" w:space="4" w:color="CDD5DD"/>
-        </w:pBdr>
-      </w:pPr>
-      <w:r>
-        <w:rPr>
-          <w:rFonts w:ascii="BIZ UDGothic" w:hAnsi="BIZ UDGothic" w:eastAsia="BIZ UDGothic"/>
-          <w:b/>
-          <w:i w:val="0"/>
-          <w:color w:val="1F5C99"/>
-          <w:sz w:val="30"/>
-        </w:rPr>
-        <w:t xml:space="preserve">7. </w:t>
-      </w:r>
-      <w:r>
-        <w:rPr>
-          <w:rFonts w:ascii="BIZ UDPGothic" w:hAnsi="BIZ UDPGothic" w:eastAsia="BIZ UDPGothic"/>
-          <w:b/>
-          <w:i w:val="0"/>
-          <w:color w:val="20242C"/>
-          <w:sz w:val="30"/>
-        </w:rPr>
-        <w:t>プレビュー / PDF（vivliostyle）</w:t>
-      </w:r>
-    </w:p>
-    <w:p>
-      <w:pPr>
-        <w:pStyle w:val="ListBullet"/>
-        <w:spacing w:after="40"/>
-        <w:ind w:left="340"/>
-      </w:pPr>
-      <w:r>
-        <w:rPr>
-          <w:rFonts w:ascii="BIZ UDGothic" w:hAnsi="BIZ UDGothic" w:eastAsia="BIZ UDGothic"/>
-          <w:b w:val="0"/>
-          <w:i w:val="0"/>
-          <w:sz w:val="20"/>
-        </w:rPr>
-        <w:t>server/src/vivliostyle/build.ts</w:t>
-      </w:r>
-      <w:r>
-        <w:rPr>
-          <w:rFonts w:ascii="BIZ UDPGothic" w:hAnsi="BIZ UDPGothic" w:eastAsia="BIZ UDPGothic"/>
-          <w:b w:val="0"/>
-          <w:i w:val="0"/>
-          <w:sz w:val="21"/>
-        </w:rPr>
-        <w:t xml:space="preserve">: </w:t>
-      </w:r>
-      <w:r>
-        <w:rPr>
-          <w:rFonts w:ascii="BIZ UDGothic" w:hAnsi="BIZ UDGothic" w:eastAsia="BIZ UDGothic"/>
-          <w:b w:val="0"/>
-          <w:i w:val="0"/>
-          <w:sz w:val="20"/>
-        </w:rPr>
-        <w:t>@vivliostyle/cli</w:t>
-      </w:r>
-      <w:r>
-        <w:rPr>
-          <w:rFonts w:ascii="BIZ UDPGothic" w:hAnsi="BIZ UDPGothic" w:eastAsia="BIZ UDPGothic"/>
-          <w:b w:val="0"/>
-          <w:i w:val="0"/>
-          <w:sz w:val="21"/>
-        </w:rPr>
-        <w:t xml:space="preserve"> で PDF を生成（</w:t>
-      </w:r>
-      <w:r>
-        <w:rPr>
-          <w:rFonts w:ascii="BIZ UDGothic" w:hAnsi="BIZ UDGothic" w:eastAsia="BIZ UDGothic"/>
-          <w:b w:val="0"/>
-          <w:i w:val="0"/>
-          <w:sz w:val="20"/>
-        </w:rPr>
-        <w:t>/api/build</w:t>
-      </w:r>
-      <w:r>
-        <w:rPr>
-          <w:rFonts w:ascii="BIZ UDPGothic" w:hAnsi="BIZ UDPGothic" w:eastAsia="BIZ UDPGothic"/>
-          <w:b w:val="0"/>
-          <w:i w:val="0"/>
-          <w:sz w:val="21"/>
-        </w:rPr>
-        <w:t xml:space="preserve"> が入口、</w:t>
-      </w:r>
-      <w:r>
-        <w:rPr>
-          <w:rFonts w:ascii="BIZ UDGothic" w:hAnsi="BIZ UDGothic" w:eastAsia="BIZ UDGothic"/>
-          <w:b w:val="0"/>
-          <w:i w:val="0"/>
-          <w:sz w:val="20"/>
-        </w:rPr>
-        <w:t>/pdf</w:t>
-      </w:r>
-      <w:r>
-        <w:rPr>
-          <w:rFonts w:ascii="BIZ UDPGothic" w:hAnsi="BIZ UDPGothic" w:eastAsia="BIZ UDPGothic"/>
-          <w:b w:val="0"/>
-          <w:i w:val="0"/>
-          <w:sz w:val="21"/>
-        </w:rPr>
-        <w:t xml:space="preserve"> 相当を集約）。</w:t>
-      </w:r>
-    </w:p>
-    <w:p>
-      <w:pPr>
-        <w:pStyle w:val="ListBullet"/>
-        <w:spacing w:after="40"/>
-        <w:ind w:left="340"/>
-      </w:pPr>
-      <w:r>
-        <w:rPr>
-          <w:rFonts w:ascii="BIZ UDGothic" w:hAnsi="BIZ UDGothic" w:eastAsia="BIZ UDGothic"/>
-          <w:b w:val="0"/>
-          <w:i w:val="0"/>
-          <w:sz w:val="20"/>
-        </w:rPr>
-        <w:t>server/src/vivliostyle/previewManager.ts</w:t>
-      </w:r>
-      <w:r>
-        <w:rPr>
-          <w:rFonts w:ascii="BIZ UDPGothic" w:hAnsi="BIZ UDPGothic" w:eastAsia="BIZ UDPGothic"/>
-          <w:b w:val="0"/>
-          <w:i w:val="0"/>
-          <w:sz w:val="21"/>
-        </w:rPr>
-        <w:t>: プレビューを Vite proxy + stdout 捕捉で管理。</w:t>
-      </w:r>
-    </w:p>
-    <w:p>
-      <w:pPr>
-        <w:pStyle w:val="ListBullet"/>
-        <w:spacing w:after="40"/>
-        <w:ind w:left="340"/>
-      </w:pPr>
-      <w:r>
-        <w:rPr>
-          <w:rFonts w:ascii="BIZ UDGothic" w:hAnsi="BIZ UDGothic" w:eastAsia="BIZ UDGothic"/>
-          <w:b w:val="0"/>
-          <w:i w:val="0"/>
-          <w:sz w:val="20"/>
-        </w:rPr>
-        <w:t>server/src/generate/pyTemplate.ts</w:t>
-      </w:r>
-      <w:r>
-        <w:rPr>
-          <w:rFonts w:ascii="BIZ UDPGothic" w:hAnsi="BIZ UDPGothic" w:eastAsia="BIZ UDPGothic"/>
-          <w:b w:val="0"/>
-          <w:i w:val="0"/>
-          <w:sz w:val="21"/>
-        </w:rPr>
-        <w:t xml:space="preserve">: 既存 Python 生成器を </w:t>
-      </w:r>
-      <w:r>
-        <w:rPr>
-          <w:rFonts w:ascii="BIZ UDGothic" w:hAnsi="BIZ UDGothic" w:eastAsia="BIZ UDGothic"/>
-          <w:b w:val="0"/>
-          <w:i w:val="0"/>
-          <w:sz w:val="20"/>
-        </w:rPr>
-        <w:t>child_process</w:t>
-      </w:r>
-      <w:r>
-        <w:rPr>
-          <w:rFonts w:ascii="BIZ UDPGothic" w:hAnsi="BIZ UDPGothic" w:eastAsia="BIZ UDPGothic"/>
-          <w:b w:val="0"/>
-          <w:i w:val="0"/>
-          <w:sz w:val="21"/>
-        </w:rPr>
-        <w:t xml:space="preserve"> で呼ぶアダプタ（</w:t>
-      </w:r>
-      <w:r>
-        <w:rPr>
-          <w:rFonts w:ascii="BIZ UDGothic" w:hAnsi="BIZ UDGothic" w:eastAsia="BIZ UDGothic"/>
-          <w:b w:val="0"/>
-          <w:i w:val="0"/>
-          <w:sz w:val="20"/>
-        </w:rPr>
-        <w:t>/api/generate</w:t>
-      </w:r>
-      <w:r>
-        <w:rPr>
-          <w:rFonts w:ascii="BIZ UDPGothic" w:hAnsi="BIZ UDPGothic" w:eastAsia="BIZ UDPGothic"/>
-          <w:b w:val="0"/>
-          <w:i w:val="0"/>
-          <w:sz w:val="21"/>
-        </w:rPr>
-        <w:t>）。</w:t>
-      </w:r>
-    </w:p>
-    <w:p>
-      <w:pPr>
-        <w:pStyle w:val="ListBullet"/>
-        <w:spacing w:after="40"/>
-        <w:ind w:left="340"/>
-      </w:pPr>
-      <w:r>
-        <w:rPr>
-          <w:rFonts w:ascii="BIZ UDPGothic" w:hAnsi="BIZ UDPGothic" w:eastAsia="BIZ UDPGothic"/>
-          <w:b w:val="0"/>
-          <w:i w:val="0"/>
-          <w:sz w:val="21"/>
-        </w:rPr>
-        <w:t xml:space="preserve">PDF 出力時は </w:t>
-      </w:r>
-      <w:r>
-        <w:rPr>
-          <w:rFonts w:ascii="BIZ UDGothic" w:hAnsi="BIZ UDGothic" w:eastAsia="BIZ UDGothic"/>
-          <w:b w:val="0"/>
-          <w:i w:val="0"/>
-          <w:sz w:val="20"/>
-        </w:rPr>
-        <w:t>HistoryRepository.recordPdfExport</w:t>
-      </w:r>
-      <w:r>
-        <w:rPr>
-          <w:rFonts w:ascii="BIZ UDPGothic" w:hAnsi="BIZ UDPGothic" w:eastAsia="BIZ UDPGothic"/>
-          <w:b w:val="0"/>
-          <w:i w:val="0"/>
-          <w:sz w:val="21"/>
-        </w:rPr>
-        <w:t xml:space="preserve"> で履歴に記録する。</w:t>
-      </w:r>
-    </w:p>
-    <w:p>
-      <w:pPr>
-        <w:keepNext/>
-        <w:keepLines/>
-        <w:spacing w:before="200" w:after="60"/>
-        <w:outlineLvl w:val="0"/>
-        <w:pBdr>
-          <w:bottom w:val="single" w:sz="6" w:space="4" w:color="CDD5DD"/>
-        </w:pBdr>
-      </w:pPr>
-      <w:r>
-        <w:rPr>
-          <w:rFonts w:ascii="BIZ UDGothic" w:hAnsi="BIZ UDGothic" w:eastAsia="BIZ UDGothic"/>
-          <w:b/>
-          <w:i w:val="0"/>
-          <w:color w:val="1F5C99"/>
-          <w:sz w:val="30"/>
-        </w:rPr>
-        <w:t xml:space="preserve">8. </w:t>
-      </w:r>
-      <w:r>
-        <w:rPr>
-          <w:rFonts w:ascii="BIZ UDPGothic" w:hAnsi="BIZ UDPGothic" w:eastAsia="BIZ UDPGothic"/>
-          <w:b/>
-          <w:i w:val="0"/>
-          <w:color w:val="20242C"/>
-          <w:sz w:val="30"/>
-        </w:rPr>
-        <w:t>フェーズ2: REST + SQL Server（重点）</w:t>
-      </w:r>
-    </w:p>
-    <w:p>
-      <w:pPr>
-        <w:spacing w:after="80"/>
-      </w:pPr>
-      <w:r>
-        <w:rPr>
-          <w:rFonts w:ascii="BIZ UDPGothic" w:hAnsi="BIZ UDPGothic" w:eastAsia="BIZ UDPGothic"/>
-          <w:b w:val="0"/>
-          <w:i w:val="0"/>
-          <w:sz w:val="21"/>
-        </w:rPr>
-        <w:t>同じ Repository 契約を REST 実装で満たし、永続化を SQL Server へ移す。</w:t>
+        <w:t>ブラウザ内の編集体験を支える 3 つの仕組み（Jinja タグ保護・GrapesJS 連携・プレビュー/PDF）を示す。</w:t>
       </w:r>
     </w:p>
     <w:p>
@@ -3513,7 +3388,644 @@
           <w:color w:val="1F5C99"/>
           <w:sz w:val="26"/>
         </w:rPr>
-        <w:t xml:space="preserve">8.1 </w:t>
+        <w:t xml:space="preserve">4.1 </w:t>
+      </w:r>
+      <w:r>
+        <w:rPr>
+          <w:rFonts w:ascii="BIZ UDPGothic" w:hAnsi="BIZ UDPGothic" w:eastAsia="BIZ UDPGothic"/>
+          <w:b/>
+          <w:i w:val="0"/>
+          <w:color w:val="20242C"/>
+          <w:sz w:val="26"/>
+        </w:rPr>
+        <w:t>Jinja2 タグ保護 + Nunjucks プレビュー</w:t>
+      </w:r>
+    </w:p>
+    <w:p>
+      <w:pPr>
+        <w:spacing w:after="80"/>
+      </w:pPr>
+      <w:r>
+        <w:rPr>
+          <w:rFonts w:ascii="BIZ UDPGothic" w:hAnsi="BIZ UDPGothic" w:eastAsia="BIZ UDPGothic"/>
+          <w:b w:val="0"/>
+          <w:i w:val="0"/>
+          <w:sz w:val="21"/>
+        </w:rPr>
+        <w:t xml:space="preserve">GrapesJS は HTML を DOM として扱うため、素のままでは </w:t>
+      </w:r>
+      <w:r>
+        <w:rPr>
+          <w:rFonts w:ascii="BIZ UDGothic" w:hAnsi="BIZ UDGothic" w:eastAsia="BIZ UDGothic"/>
+          <w:b w:val="0"/>
+          <w:i w:val="0"/>
+          <w:sz w:val="20"/>
+        </w:rPr>
+        <w:t>{{ }}</w:t>
+      </w:r>
+      <w:r>
+        <w:rPr>
+          <w:rFonts w:ascii="BIZ UDPGothic" w:hAnsi="BIZ UDPGothic" w:eastAsia="BIZ UDPGothic"/>
+          <w:b w:val="0"/>
+          <w:i w:val="0"/>
+          <w:sz w:val="21"/>
+        </w:rPr>
+        <w:t xml:space="preserve"> / </w:t>
+      </w:r>
+      <w:r>
+        <w:rPr>
+          <w:rFonts w:ascii="BIZ UDGothic" w:hAnsi="BIZ UDGothic" w:eastAsia="BIZ UDGothic"/>
+          <w:b w:val="0"/>
+          <w:i w:val="0"/>
+          <w:sz w:val="20"/>
+        </w:rPr>
+        <w:t>{% %}</w:t>
+      </w:r>
+      <w:r>
+        <w:rPr>
+          <w:rFonts w:ascii="BIZ UDPGothic" w:hAnsi="BIZ UDPGothic" w:eastAsia="BIZ UDPGothic"/>
+          <w:b w:val="0"/>
+          <w:i w:val="0"/>
+          <w:sz w:val="21"/>
+        </w:rPr>
+        <w:t xml:space="preserve"> / </w:t>
+      </w:r>
+      <w:r>
+        <w:rPr>
+          <w:rFonts w:ascii="BIZ UDGothic" w:hAnsi="BIZ UDGothic" w:eastAsia="BIZ UDGothic"/>
+          <w:b w:val="0"/>
+          <w:i w:val="0"/>
+          <w:sz w:val="20"/>
+        </w:rPr>
+        <w:t>{# #}</w:t>
+      </w:r>
+      <w:r>
+        <w:rPr>
+          <w:rFonts w:ascii="BIZ UDPGothic" w:hAnsi="BIZ UDPGothic" w:eastAsia="BIZ UDPGothic"/>
+          <w:b w:val="0"/>
+          <w:i w:val="0"/>
+          <w:sz w:val="21"/>
+        </w:rPr>
+        <w:t xml:space="preserve"> が壊れる。これを防ぐのが核心。</w:t>
+      </w:r>
+    </w:p>
+    <w:p>
+      <w:pPr>
+        <w:pStyle w:val="ListBullet"/>
+        <w:spacing w:after="40"/>
+        <w:ind w:left="340"/>
+      </w:pPr>
+      <w:r>
+        <w:rPr>
+          <w:rFonts w:ascii="BIZ UDGothic" w:hAnsi="BIZ UDGothic" w:eastAsia="BIZ UDGothic"/>
+          <w:b w:val="0"/>
+          <w:i w:val="0"/>
+          <w:sz w:val="20"/>
+        </w:rPr>
+        <w:t>web/src/lib/jinjaMask.ts</w:t>
+      </w:r>
+      <w:r>
+        <w:rPr>
+          <w:rFonts w:ascii="BIZ UDPGothic" w:hAnsi="BIZ UDPGothic" w:eastAsia="BIZ UDPGothic"/>
+          <w:b w:val="0"/>
+          <w:i w:val="0"/>
+          <w:sz w:val="21"/>
+        </w:rPr>
+        <w:t xml:space="preserve">: 編集前に Jinja タグを安全なプレースホルダへ </w:t>
+      </w:r>
+      <w:r>
+        <w:rPr>
+          <w:rFonts w:ascii="BIZ UDPGothic" w:hAnsi="BIZ UDPGothic" w:eastAsia="BIZ UDPGothic"/>
+          <w:b/>
+          <w:i w:val="0"/>
+          <w:sz w:val="21"/>
+        </w:rPr>
+        <w:t>mask</w:t>
+      </w:r>
+      <w:r>
+        <w:rPr>
+          <w:rFonts w:ascii="BIZ UDPGothic" w:hAnsi="BIZ UDPGothic" w:eastAsia="BIZ UDPGothic"/>
+          <w:b w:val="0"/>
+          <w:i w:val="0"/>
+          <w:sz w:val="21"/>
+        </w:rPr>
+        <w:t xml:space="preserve">、確定時に </w:t>
+      </w:r>
+      <w:r>
+        <w:rPr>
+          <w:rFonts w:ascii="BIZ UDPGothic" w:hAnsi="BIZ UDPGothic" w:eastAsia="BIZ UDPGothic"/>
+          <w:b/>
+          <w:i w:val="0"/>
+          <w:sz w:val="21"/>
+        </w:rPr>
+        <w:t>restore</w:t>
+      </w:r>
+      <w:r>
+        <w:rPr>
+          <w:rFonts w:ascii="BIZ UDPGothic" w:hAnsi="BIZ UDPGothic" w:eastAsia="BIZ UDPGothic"/>
+          <w:b w:val="0"/>
+          <w:i w:val="0"/>
+          <w:sz w:val="21"/>
+        </w:rPr>
+        <w:t xml:space="preserve"> する。属性内 Jinja は静的化の制限がある。</w:t>
+      </w:r>
+    </w:p>
+    <w:p>
+      <w:pPr>
+        <w:pStyle w:val="ListBullet"/>
+        <w:spacing w:after="40"/>
+        <w:ind w:left="340"/>
+      </w:pPr>
+      <w:r>
+        <w:rPr>
+          <w:rFonts w:ascii="BIZ UDGothic" w:hAnsi="BIZ UDGothic" w:eastAsia="BIZ UDGothic"/>
+          <w:b w:val="0"/>
+          <w:i w:val="0"/>
+          <w:sz w:val="20"/>
+        </w:rPr>
+        <w:t>web/src/lib/nunjucksRender.ts</w:t>
+      </w:r>
+      <w:r>
+        <w:rPr>
+          <w:rFonts w:ascii="BIZ UDPGothic" w:hAnsi="BIZ UDPGothic" w:eastAsia="BIZ UDPGothic"/>
+          <w:b w:val="0"/>
+          <w:i w:val="0"/>
+          <w:sz w:val="21"/>
+        </w:rPr>
+        <w:t>: ブラウザ内 Nunjucks で生 Jinja2 + サンプルデータを描画（近似。非互換構文あり）。プレビュー専用で確定ファイルには影響しない。</w:t>
+      </w:r>
+    </w:p>
+    <w:p>
+      <w:pPr>
+        <w:keepNext/>
+        <w:keepLines/>
+        <w:spacing w:before="140" w:after="60"/>
+        <w:outlineLvl w:val="1"/>
+      </w:pPr>
+      <w:r>
+        <w:rPr>
+          <w:rFonts w:ascii="BIZ UDGothic" w:hAnsi="BIZ UDGothic" w:eastAsia="BIZ UDGothic"/>
+          <w:b/>
+          <w:i w:val="0"/>
+          <w:color w:val="1F5C99"/>
+          <w:sz w:val="26"/>
+        </w:rPr>
+        <w:t xml:space="preserve">4.2 </w:t>
+      </w:r>
+      <w:r>
+        <w:rPr>
+          <w:rFonts w:ascii="BIZ UDPGothic" w:hAnsi="BIZ UDPGothic" w:eastAsia="BIZ UDPGothic"/>
+          <w:b/>
+          <w:i w:val="0"/>
+          <w:color w:val="20242C"/>
+          <w:sz w:val="26"/>
+        </w:rPr>
+        <w:t>GrapesJS 連携</w:t>
+      </w:r>
+    </w:p>
+    <w:p>
+      <w:pPr>
+        <w:pStyle w:val="ListBullet"/>
+        <w:spacing w:after="40"/>
+        <w:ind w:left="340"/>
+      </w:pPr>
+      <w:r>
+        <w:rPr>
+          <w:rFonts w:ascii="BIZ UDGothic" w:hAnsi="BIZ UDGothic" w:eastAsia="BIZ UDGothic"/>
+          <w:b w:val="0"/>
+          <w:i w:val="0"/>
+          <w:sz w:val="20"/>
+        </w:rPr>
+        <w:t>web/src/features/editor/useGrapes.ts</w:t>
+      </w:r>
+      <w:r>
+        <w:rPr>
+          <w:rFonts w:ascii="BIZ UDPGothic" w:hAnsi="BIZ UDPGothic" w:eastAsia="BIZ UDPGothic"/>
+          <w:b w:val="0"/>
+          <w:i w:val="0"/>
+          <w:sz w:val="21"/>
+        </w:rPr>
+        <w:t>: GrapesJS 初期化、キャンバス選択・rect 管理、zoom 制御、undo/redo。</w:t>
+      </w:r>
+    </w:p>
+    <w:p>
+      <w:pPr>
+        <w:pStyle w:val="ListBullet"/>
+        <w:spacing w:after="40"/>
+        <w:ind w:left="340"/>
+      </w:pPr>
+      <w:r>
+        <w:rPr>
+          <w:rFonts w:ascii="BIZ UDGothic" w:hAnsi="BIZ UDGothic" w:eastAsia="BIZ UDGothic"/>
+          <w:b w:val="0"/>
+          <w:i w:val="0"/>
+          <w:sz w:val="20"/>
+        </w:rPr>
+        <w:t>web/src/features/editor/jinjaComponents.ts</w:t>
+      </w:r>
+      <w:r>
+        <w:rPr>
+          <w:rFonts w:ascii="BIZ UDPGothic" w:hAnsi="BIZ UDPGothic" w:eastAsia="BIZ UDPGothic"/>
+          <w:b w:val="0"/>
+          <w:i w:val="0"/>
+          <w:sz w:val="21"/>
+        </w:rPr>
+        <w:t>: Jinja タグを保持する GrapesJS コンポーネント定義。</w:t>
+      </w:r>
+    </w:p>
+    <w:p>
+      <w:pPr>
+        <w:pStyle w:val="ListBullet"/>
+        <w:spacing w:after="40"/>
+        <w:ind w:left="340"/>
+      </w:pPr>
+      <w:r>
+        <w:rPr>
+          <w:rFonts w:ascii="BIZ UDPGothic" w:hAnsi="BIZ UDPGothic" w:eastAsia="BIZ UDPGothic"/>
+          <w:b w:val="0"/>
+          <w:i w:val="0"/>
+          <w:sz w:val="21"/>
+        </w:rPr>
+        <w:t>アイコン/スタイルはローカル同梱（CDN 非依存。</w:t>
+      </w:r>
+      <w:r>
+        <w:rPr>
+          <w:rFonts w:ascii="BIZ UDGothic" w:hAnsi="BIZ UDGothic" w:eastAsia="BIZ UDGothic"/>
+          <w:b w:val="0"/>
+          <w:i w:val="0"/>
+          <w:sz w:val="20"/>
+        </w:rPr>
+        <w:t>cssIcons</w:t>
+      </w:r>
+      <w:r>
+        <w:rPr>
+          <w:rFonts w:ascii="BIZ UDPGothic" w:hAnsi="BIZ UDPGothic" w:eastAsia="BIZ UDPGothic"/>
+          <w:b w:val="0"/>
+          <w:i w:val="0"/>
+          <w:sz w:val="21"/>
+        </w:rPr>
+        <w:t xml:space="preserve"> をローカル化）。</w:t>
+      </w:r>
+    </w:p>
+    <w:p>
+      <w:pPr>
+        <w:pStyle w:val="ListBullet"/>
+        <w:spacing w:after="40"/>
+        <w:ind w:left="340"/>
+      </w:pPr>
+      <w:r>
+        <w:rPr>
+          <w:rFonts w:ascii="BIZ UDPGothic" w:hAnsi="BIZ UDPGothic" w:eastAsia="BIZ UDPGothic"/>
+          <w:b w:val="0"/>
+          <w:i w:val="0"/>
+          <w:sz w:val="21"/>
+        </w:rPr>
+        <w:t xml:space="preserve">オーケストレーション: </w:t>
+      </w:r>
+      <w:r>
+        <w:rPr>
+          <w:rFonts w:ascii="BIZ UDGothic" w:hAnsi="BIZ UDGothic" w:eastAsia="BIZ UDGothic"/>
+          <w:b w:val="0"/>
+          <w:i w:val="0"/>
+          <w:sz w:val="20"/>
+        </w:rPr>
+        <w:t>useTemplateEditor()</w:t>
+      </w:r>
+      <w:r>
+        <w:rPr>
+          <w:rFonts w:ascii="BIZ UDPGothic" w:hAnsi="BIZ UDPGothic" w:eastAsia="BIZ UDPGothic"/>
+          <w:b w:val="0"/>
+          <w:i w:val="0"/>
+          <w:sz w:val="21"/>
+        </w:rPr>
+        <w:t xml:space="preserve">（テンプレロード〜ライフサイクル）/ </w:t>
+      </w:r>
+      <w:r>
+        <w:rPr>
+          <w:rFonts w:ascii="BIZ UDGothic" w:hAnsi="BIZ UDGothic" w:eastAsia="BIZ UDGothic"/>
+          <w:b w:val="0"/>
+          <w:i w:val="0"/>
+          <w:sz w:val="20"/>
+        </w:rPr>
+        <w:t>useAutosave()</w:t>
+      </w:r>
+      <w:r>
+        <w:rPr>
+          <w:rFonts w:ascii="BIZ UDPGothic" w:hAnsi="BIZ UDPGothic" w:eastAsia="BIZ UDPGothic"/>
+          <w:b w:val="0"/>
+          <w:i w:val="0"/>
+          <w:sz w:val="21"/>
+        </w:rPr>
+        <w:t xml:space="preserve">（下書き自動保存）/ </w:t>
+      </w:r>
+      <w:r>
+        <w:rPr>
+          <w:rFonts w:ascii="BIZ UDGothic" w:hAnsi="BIZ UDGothic" w:eastAsia="BIZ UDGothic"/>
+          <w:b w:val="0"/>
+          <w:i w:val="0"/>
+          <w:sz w:val="20"/>
+        </w:rPr>
+        <w:t>useSnapshotHistory()</w:t>
+      </w:r>
+      <w:r>
+        <w:rPr>
+          <w:rFonts w:ascii="BIZ UDPGothic" w:hAnsi="BIZ UDPGothic" w:eastAsia="BIZ UDPGothic"/>
+          <w:b w:val="0"/>
+          <w:i w:val="0"/>
+          <w:sz w:val="21"/>
+        </w:rPr>
+        <w:t>（undo/redo スタック）。</w:t>
+      </w:r>
+    </w:p>
+    <w:p>
+      <w:pPr>
+        <w:keepNext/>
+        <w:keepLines/>
+        <w:spacing w:before="140" w:after="60"/>
+        <w:outlineLvl w:val="1"/>
+      </w:pPr>
+      <w:r>
+        <w:rPr>
+          <w:rFonts w:ascii="BIZ UDGothic" w:hAnsi="BIZ UDGothic" w:eastAsia="BIZ UDGothic"/>
+          <w:b/>
+          <w:i w:val="0"/>
+          <w:color w:val="1F5C99"/>
+          <w:sz w:val="26"/>
+        </w:rPr>
+        <w:t xml:space="preserve">4.3 </w:t>
+      </w:r>
+      <w:r>
+        <w:rPr>
+          <w:rFonts w:ascii="BIZ UDPGothic" w:hAnsi="BIZ UDPGothic" w:eastAsia="BIZ UDPGothic"/>
+          <w:b/>
+          <w:i w:val="0"/>
+          <w:color w:val="20242C"/>
+          <w:sz w:val="26"/>
+        </w:rPr>
+        <w:t>プレビュー / PDF（vivliostyle）</w:t>
+      </w:r>
+    </w:p>
+    <w:p>
+      <w:pPr>
+        <w:pStyle w:val="ListBullet"/>
+        <w:spacing w:after="40"/>
+        <w:ind w:left="340"/>
+      </w:pPr>
+      <w:r>
+        <w:rPr>
+          <w:rFonts w:ascii="BIZ UDGothic" w:hAnsi="BIZ UDGothic" w:eastAsia="BIZ UDGothic"/>
+          <w:b w:val="0"/>
+          <w:i w:val="0"/>
+          <w:sz w:val="20"/>
+        </w:rPr>
+        <w:t>server/src/vivliostyle/build.ts</w:t>
+      </w:r>
+      <w:r>
+        <w:rPr>
+          <w:rFonts w:ascii="BIZ UDPGothic" w:hAnsi="BIZ UDPGothic" w:eastAsia="BIZ UDPGothic"/>
+          <w:b w:val="0"/>
+          <w:i w:val="0"/>
+          <w:sz w:val="21"/>
+        </w:rPr>
+        <w:t xml:space="preserve">: </w:t>
+      </w:r>
+      <w:r>
+        <w:rPr>
+          <w:rFonts w:ascii="BIZ UDGothic" w:hAnsi="BIZ UDGothic" w:eastAsia="BIZ UDGothic"/>
+          <w:b w:val="0"/>
+          <w:i w:val="0"/>
+          <w:sz w:val="20"/>
+        </w:rPr>
+        <w:t>@vivliostyle/cli</w:t>
+      </w:r>
+      <w:r>
+        <w:rPr>
+          <w:rFonts w:ascii="BIZ UDPGothic" w:hAnsi="BIZ UDPGothic" w:eastAsia="BIZ UDPGothic"/>
+          <w:b w:val="0"/>
+          <w:i w:val="0"/>
+          <w:sz w:val="21"/>
+        </w:rPr>
+        <w:t xml:space="preserve"> で PDF を生成（</w:t>
+      </w:r>
+      <w:r>
+        <w:rPr>
+          <w:rFonts w:ascii="BIZ UDGothic" w:hAnsi="BIZ UDGothic" w:eastAsia="BIZ UDGothic"/>
+          <w:b w:val="0"/>
+          <w:i w:val="0"/>
+          <w:sz w:val="20"/>
+        </w:rPr>
+        <w:t>/api/build</w:t>
+      </w:r>
+      <w:r>
+        <w:rPr>
+          <w:rFonts w:ascii="BIZ UDPGothic" w:hAnsi="BIZ UDPGothic" w:eastAsia="BIZ UDPGothic"/>
+          <w:b w:val="0"/>
+          <w:i w:val="0"/>
+          <w:sz w:val="21"/>
+        </w:rPr>
+        <w:t xml:space="preserve"> が入口、</w:t>
+      </w:r>
+      <w:r>
+        <w:rPr>
+          <w:rFonts w:ascii="BIZ UDGothic" w:hAnsi="BIZ UDGothic" w:eastAsia="BIZ UDGothic"/>
+          <w:b w:val="0"/>
+          <w:i w:val="0"/>
+          <w:sz w:val="20"/>
+        </w:rPr>
+        <w:t>/pdf</w:t>
+      </w:r>
+      <w:r>
+        <w:rPr>
+          <w:rFonts w:ascii="BIZ UDPGothic" w:hAnsi="BIZ UDPGothic" w:eastAsia="BIZ UDPGothic"/>
+          <w:b w:val="0"/>
+          <w:i w:val="0"/>
+          <w:sz w:val="21"/>
+        </w:rPr>
+        <w:t xml:space="preserve"> 相当を集約）。</w:t>
+      </w:r>
+    </w:p>
+    <w:p>
+      <w:pPr>
+        <w:pStyle w:val="ListBullet"/>
+        <w:spacing w:after="40"/>
+        <w:ind w:left="340"/>
+      </w:pPr>
+      <w:r>
+        <w:rPr>
+          <w:rFonts w:ascii="BIZ UDGothic" w:hAnsi="BIZ UDGothic" w:eastAsia="BIZ UDGothic"/>
+          <w:b w:val="0"/>
+          <w:i w:val="0"/>
+          <w:sz w:val="20"/>
+        </w:rPr>
+        <w:t>server/src/vivliostyle/previewManager.ts</w:t>
+      </w:r>
+      <w:r>
+        <w:rPr>
+          <w:rFonts w:ascii="BIZ UDPGothic" w:hAnsi="BIZ UDPGothic" w:eastAsia="BIZ UDPGothic"/>
+          <w:b w:val="0"/>
+          <w:i w:val="0"/>
+          <w:sz w:val="21"/>
+        </w:rPr>
+        <w:t>: プレビューを Vite proxy + stdout 捕捉で管理。</w:t>
+      </w:r>
+    </w:p>
+    <w:p>
+      <w:pPr>
+        <w:pStyle w:val="ListBullet"/>
+        <w:spacing w:after="40"/>
+        <w:ind w:left="340"/>
+      </w:pPr>
+      <w:r>
+        <w:rPr>
+          <w:rFonts w:ascii="BIZ UDGothic" w:hAnsi="BIZ UDGothic" w:eastAsia="BIZ UDGothic"/>
+          <w:b w:val="0"/>
+          <w:i w:val="0"/>
+          <w:sz w:val="20"/>
+        </w:rPr>
+        <w:t>server/src/generate/pyTemplate.ts</w:t>
+      </w:r>
+      <w:r>
+        <w:rPr>
+          <w:rFonts w:ascii="BIZ UDPGothic" w:hAnsi="BIZ UDPGothic" w:eastAsia="BIZ UDPGothic"/>
+          <w:b w:val="0"/>
+          <w:i w:val="0"/>
+          <w:sz w:val="21"/>
+        </w:rPr>
+        <w:t xml:space="preserve">: 既存 Python 生成器を </w:t>
+      </w:r>
+      <w:r>
+        <w:rPr>
+          <w:rFonts w:ascii="BIZ UDGothic" w:hAnsi="BIZ UDGothic" w:eastAsia="BIZ UDGothic"/>
+          <w:b w:val="0"/>
+          <w:i w:val="0"/>
+          <w:sz w:val="20"/>
+        </w:rPr>
+        <w:t>child_process</w:t>
+      </w:r>
+      <w:r>
+        <w:rPr>
+          <w:rFonts w:ascii="BIZ UDPGothic" w:hAnsi="BIZ UDPGothic" w:eastAsia="BIZ UDPGothic"/>
+          <w:b w:val="0"/>
+          <w:i w:val="0"/>
+          <w:sz w:val="21"/>
+        </w:rPr>
+        <w:t xml:space="preserve"> で呼ぶアダプタ（</w:t>
+      </w:r>
+      <w:r>
+        <w:rPr>
+          <w:rFonts w:ascii="BIZ UDGothic" w:hAnsi="BIZ UDGothic" w:eastAsia="BIZ UDGothic"/>
+          <w:b w:val="0"/>
+          <w:i w:val="0"/>
+          <w:sz w:val="20"/>
+        </w:rPr>
+        <w:t>/api/generate</w:t>
+      </w:r>
+      <w:r>
+        <w:rPr>
+          <w:rFonts w:ascii="BIZ UDPGothic" w:hAnsi="BIZ UDPGothic" w:eastAsia="BIZ UDPGothic"/>
+          <w:b w:val="0"/>
+          <w:i w:val="0"/>
+          <w:sz w:val="21"/>
+        </w:rPr>
+        <w:t>）。</w:t>
+      </w:r>
+    </w:p>
+    <w:p>
+      <w:pPr>
+        <w:pStyle w:val="ListBullet"/>
+        <w:spacing w:after="40"/>
+        <w:ind w:left="340"/>
+      </w:pPr>
+      <w:r>
+        <w:rPr>
+          <w:rFonts w:ascii="BIZ UDPGothic" w:hAnsi="BIZ UDPGothic" w:eastAsia="BIZ UDPGothic"/>
+          <w:b w:val="0"/>
+          <w:i w:val="0"/>
+          <w:sz w:val="21"/>
+        </w:rPr>
+        <w:t xml:space="preserve">PDF 出力時は </w:t>
+      </w:r>
+      <w:r>
+        <w:rPr>
+          <w:rFonts w:ascii="BIZ UDGothic" w:hAnsi="BIZ UDGothic" w:eastAsia="BIZ UDGothic"/>
+          <w:b w:val="0"/>
+          <w:i w:val="0"/>
+          <w:sz w:val="20"/>
+        </w:rPr>
+        <w:t>HistoryRepository.recordPdfExport</w:t>
+      </w:r>
+      <w:r>
+        <w:rPr>
+          <w:rFonts w:ascii="BIZ UDPGothic" w:hAnsi="BIZ UDPGothic" w:eastAsia="BIZ UDPGothic"/>
+          <w:b w:val="0"/>
+          <w:i w:val="0"/>
+          <w:sz w:val="21"/>
+        </w:rPr>
+        <w:t xml:space="preserve"> で履歴に記録する。</w:t>
+      </w:r>
+    </w:p>
+    <w:p>
+      <w:pPr>
+        <w:keepNext/>
+        <w:keepLines/>
+        <w:pageBreakBefore/>
+        <w:spacing w:before="200" w:after="60"/>
+        <w:outlineLvl w:val="0"/>
+        <w:pBdr>
+          <w:bottom w:val="single" w:sz="6" w:space="4" w:color="CDD5DD"/>
+        </w:pBdr>
+      </w:pPr>
+      <w:r>
+        <w:rPr>
+          <w:rFonts w:ascii="BIZ UDGothic" w:hAnsi="BIZ UDGothic" w:eastAsia="BIZ UDGothic"/>
+          <w:b/>
+          <w:i w:val="0"/>
+          <w:color w:val="1F5C99"/>
+          <w:sz w:val="30"/>
+        </w:rPr>
+        <w:t xml:space="preserve">5. </w:t>
+      </w:r>
+      <w:r>
+        <w:rPr>
+          <w:rFonts w:ascii="BIZ UDPGothic" w:hAnsi="BIZ UDPGothic" w:eastAsia="BIZ UDPGothic"/>
+          <w:b/>
+          <w:i w:val="0"/>
+          <w:color w:val="20242C"/>
+          <w:sz w:val="30"/>
+        </w:rPr>
+        <w:t>フェーズ2: REST + SQL Server（重点）</w:t>
+      </w:r>
+    </w:p>
+    <w:p>
+      <w:pPr>
+        <w:spacing w:after="80"/>
+      </w:pPr>
+      <w:r>
+        <w:rPr>
+          <w:rFonts w:ascii="BIZ UDPGothic" w:hAnsi="BIZ UDPGothic" w:eastAsia="BIZ UDPGothic"/>
+          <w:b w:val="0"/>
+          <w:i w:val="0"/>
+          <w:sz w:val="21"/>
+        </w:rPr>
+        <w:t>同じ Repository 契約を REST 実装で満たし、永続化を SQL Server へ移す。</w:t>
+      </w:r>
+    </w:p>
+    <w:p>
+      <w:pPr>
+        <w:keepNext/>
+        <w:keepLines/>
+        <w:spacing w:before="140" w:after="60"/>
+        <w:outlineLvl w:val="1"/>
+      </w:pPr>
+      <w:r>
+        <w:rPr>
+          <w:rFonts w:ascii="BIZ UDGothic" w:hAnsi="BIZ UDGothic" w:eastAsia="BIZ UDGothic"/>
+          <w:b/>
+          <w:i w:val="0"/>
+          <w:color w:val="1F5C99"/>
+          <w:sz w:val="26"/>
+        </w:rPr>
+        <w:t xml:space="preserve">5.1 </w:t>
       </w:r>
       <w:r>
         <w:rPr>
@@ -4517,7 +5029,7 @@
           <w:color w:val="1F5C99"/>
           <w:sz w:val="26"/>
         </w:rPr>
-        <w:t xml:space="preserve">8.2 </w:t>
+        <w:t xml:space="preserve">5.2 </w:t>
       </w:r>
       <w:r>
         <w:rPr>
@@ -4823,7 +5335,7 @@
           <w:color w:val="1F5C99"/>
           <w:sz w:val="26"/>
         </w:rPr>
-        <w:t xml:space="preserve">8.3 </w:t>
+        <w:t xml:space="preserve">5.3 </w:t>
       </w:r>
       <w:r>
         <w:rPr>
@@ -5540,6 +6052,7 @@
       <w:pPr>
         <w:keepNext/>
         <w:keepLines/>
+        <w:pageBreakBefore/>
         <w:spacing w:before="200" w:after="60"/>
         <w:outlineLvl w:val="0"/>
         <w:pBdr>
@@ -5554,7 +6067,7 @@
           <w:color w:val="1F5C99"/>
           <w:sz w:val="30"/>
         </w:rPr>
-        <w:t xml:space="preserve">9. </w:t>
+        <w:t xml:space="preserve">6. </w:t>
       </w:r>
       <w:r>
         <w:rPr>
@@ -5563,6 +6076,48 @@
           <w:i w:val="0"/>
           <w:color w:val="20242C"/>
           <w:sz w:val="30"/>
+        </w:rPr>
+        <w:t>技術スタックと開発フロー</w:t>
+      </w:r>
+    </w:p>
+    <w:p>
+      <w:pPr>
+        <w:spacing w:after="80"/>
+      </w:pPr>
+      <w:r>
+        <w:rPr>
+          <w:rFonts w:ascii="BIZ UDPGothic" w:hAnsi="BIZ UDPGothic" w:eastAsia="BIZ UDPGothic"/>
+          <w:b w:val="0"/>
+          <w:i w:val="0"/>
+          <w:sz w:val="21"/>
+        </w:rPr>
+        <w:t>採用ライブラリと、日常の開発で使うビルド・テスト・検査コマンドをまとめる。</w:t>
+      </w:r>
+    </w:p>
+    <w:p>
+      <w:pPr>
+        <w:keepNext/>
+        <w:keepLines/>
+        <w:spacing w:before="140" w:after="60"/>
+        <w:outlineLvl w:val="1"/>
+      </w:pPr>
+      <w:r>
+        <w:rPr>
+          <w:rFonts w:ascii="BIZ UDGothic" w:hAnsi="BIZ UDGothic" w:eastAsia="BIZ UDGothic"/>
+          <w:b/>
+          <w:i w:val="0"/>
+          <w:color w:val="1F5C99"/>
+          <w:sz w:val="26"/>
+        </w:rPr>
+        <w:t xml:space="preserve">6.1 </w:t>
+      </w:r>
+      <w:r>
+        <w:rPr>
+          <w:rFonts w:ascii="BIZ UDPGothic" w:hAnsi="BIZ UDPGothic" w:eastAsia="BIZ UDPGothic"/>
+          <w:b/>
+          <w:i w:val="0"/>
+          <w:color w:val="20242C"/>
+          <w:sz w:val="26"/>
         </w:rPr>
         <w:t>技術スタック</w:t>
       </w:r>
@@ -5743,11 +6298,8 @@
       <w:pPr>
         <w:keepNext/>
         <w:keepLines/>
-        <w:spacing w:before="200" w:after="60"/>
-        <w:outlineLvl w:val="0"/>
-        <w:pBdr>
-          <w:bottom w:val="single" w:sz="6" w:space="4" w:color="CDD5DD"/>
-        </w:pBdr>
+        <w:spacing w:before="140" w:after="60"/>
+        <w:outlineLvl w:val="1"/>
       </w:pPr>
       <w:r>
         <w:rPr>
@@ -5755,9 +6307,9 @@
           <w:b/>
           <w:i w:val="0"/>
           <w:color w:val="1F5C99"/>
-          <w:sz w:val="30"/>
-        </w:rPr>
-        <w:t xml:space="preserve">10. </w:t>
+          <w:sz w:val="26"/>
+        </w:rPr>
+        <w:t xml:space="preserve">6.2 </w:t>
       </w:r>
       <w:r>
         <w:rPr>
@@ -5765,7 +6317,7 @@
           <w:b/>
           <w:i w:val="0"/>
           <w:color w:val="20242C"/>
-          <w:sz w:val="30"/>
+          <w:sz w:val="26"/>
         </w:rPr>
         <w:t>ビルド・テスト・型チェック</w:t>
       </w:r>

--- a/docs/editor/Editor_設計書.docx
+++ b/docs/editor/Editor_設計書.docx
@@ -919,6 +919,97 @@
           <w:sz w:val="21"/>
         </w:rPr>
         <w:t>。</w:t>
+      </w:r>
+    </w:p>
+    <w:tbl>
+      <w:tblPr>
+        <w:tblW w:type="auto" w:w="0"/>
+        <w:jc w:val="center"/>
+        <w:tblLook w:firstColumn="1" w:firstRow="1" w:lastColumn="0" w:lastRow="0" w:noHBand="0" w:noVBand="1" w:val="04A0"/>
+      </w:tblPr>
+      <w:tblGrid>
+        <w:gridCol w:w="9746"/>
+      </w:tblGrid>
+      <w:tr>
+        <w:trPr>
+          <w:cantSplit/>
+        </w:trPr>
+        <w:tc>
+          <w:tcPr>
+            <w:tcW w:type="dxa" w:w="9746"/>
+            <w:tcBorders>
+              <w:top w:val="single" w:sz="8" w:space="0" w:color="DCE3EA"/>
+              <w:left w:val="single" w:sz="8" w:space="0" w:color="DCE3EA"/>
+              <w:bottom w:val="single" w:sz="8" w:space="0" w:color="DCE3EA"/>
+              <w:right w:val="single" w:sz="8" w:space="0" w:color="DCE3EA"/>
+            </w:tcBorders>
+          </w:tcPr>
+          <w:p>
+            <w:pPr>
+              <w:jc w:val="center"/>
+            </w:pPr>
+            <w:r>
+              <w:drawing>
+                <wp:inline xmlns:a="http://schemas.openxmlformats.org/drawingml/2006/main" xmlns:pic="http://schemas.openxmlformats.org/drawingml/2006/picture">
+                  <wp:extent cx="5760000" cy="3168000"/>
+                  <wp:docPr id="1" name="Picture 1"/>
+                  <wp:cNvGraphicFramePr>
+                    <a:graphicFrameLocks noChangeAspect="1"/>
+                  </wp:cNvGraphicFramePr>
+                  <a:graphic>
+                    <a:graphicData uri="http://schemas.openxmlformats.org/drawingml/2006/picture">
+                      <pic:pic>
+                        <pic:nvPicPr>
+                          <pic:cNvPr id="0" name="architecture.png"/>
+                          <pic:cNvPicPr/>
+                        </pic:nvPicPr>
+                        <pic:blipFill>
+                          <a:blip r:embed="rId10"/>
+                          <a:stretch>
+                            <a:fillRect/>
+                          </a:stretch>
+                        </pic:blipFill>
+                        <pic:spPr>
+                          <a:xfrm>
+                            <a:off x="0" y="0"/>
+                            <a:ext cx="5760000" cy="3168000"/>
+                          </a:xfrm>
+                          <a:prstGeom prst="rect"/>
+                        </pic:spPr>
+                      </pic:pic>
+                    </a:graphicData>
+                  </a:graphic>
+                </wp:inline>
+              </w:drawing>
+            </w:r>
+          </w:p>
+        </w:tc>
+      </w:tr>
+    </w:tbl>
+    <w:p>
+      <w:pPr>
+        <w:spacing w:after="160"/>
+        <w:jc w:val="center"/>
+      </w:pPr>
+      <w:r>
+        <w:rPr>
+          <w:rFonts w:ascii="BIZ UDGothic" w:hAnsi="BIZ UDGothic" w:eastAsia="BIZ UDGothic"/>
+          <w:b w:val="0"/>
+          <w:i w:val="0"/>
+          <w:color w:val="606874"/>
+          <w:sz w:val="18"/>
+        </w:rPr>
+        <w:t xml:space="preserve">fig.1 </w:t>
+      </w:r>
+      <w:r>
+        <w:rPr>
+          <w:rFonts w:ascii="BIZ UDPGothic" w:hAnsi="BIZ UDPGothic" w:eastAsia="BIZ UDPGothic"/>
+          <w:b w:val="0"/>
+          <w:i w:val="0"/>
+          <w:color w:val="606874"/>
+          <w:sz w:val="18"/>
+        </w:rPr>
+        <w:t>Editor 全体アーキテクチャ（pnpm workspaces と Repository 契約）</w:t>
       </w:r>
     </w:p>
     <w:tbl>

--- a/docs/editor/Editor_設計書.docx
+++ b/docs/editor/Editor_設計書.docx
@@ -42,7 +42,7 @@
           <w:color w:val="606874"/>
           <w:sz w:val="22"/>
         </w:rPr>
-        <w:t xml:space="preserve">   v2.0</w:t>
+        <w:t xml:space="preserve">   v2.1</w:t>
       </w:r>
     </w:p>
     <w:p>
@@ -58,6 +58,372 @@
           <w:sz w:val="20"/>
         </w:rPr>
         <w:t>Jinja2 テンプレート GUI 編集 Web アプリ ／ エンジニア向け（保守・改修用）</w:t>
+      </w:r>
+    </w:p>
+    <w:p>
+      <w:pPr>
+        <w:spacing w:before="360" w:after="120"/>
+        <w:pBdr>
+          <w:bottom w:val="single" w:sz="6" w:space="4" w:color="CDD5DD"/>
+        </w:pBdr>
+      </w:pPr>
+      <w:r>
+        <w:rPr>
+          <w:rFonts w:ascii="BIZ UDPGothic" w:hAnsi="BIZ UDPGothic" w:eastAsia="BIZ UDPGothic"/>
+          <w:b/>
+          <w:i w:val="0"/>
+          <w:color w:val="20242C"/>
+          <w:sz w:val="30"/>
+        </w:rPr>
+        <w:t>改訂履歴</w:t>
+      </w:r>
+    </w:p>
+    <w:tbl>
+      <w:tblPr>
+        <w:tblW w:type="auto" w:w="0"/>
+        <w:jc w:val="left"/>
+        <w:tblLook w:firstColumn="1" w:firstRow="1" w:lastColumn="0" w:lastRow="0" w:noHBand="0" w:noVBand="1" w:val="04A0"/>
+      </w:tblPr>
+      <w:tblGrid>
+        <w:gridCol w:w="3249"/>
+        <w:gridCol w:w="3249"/>
+        <w:gridCol w:w="3249"/>
+      </w:tblGrid>
+      <w:tr>
+        <w:trPr>
+          <w:tblHeader/>
+        </w:trPr>
+        <w:tc>
+          <w:tcPr>
+            <w:tcW w:type="dxa" w:w="1134"/>
+            <w:tcBorders>
+              <w:bottom w:val="single" w:sz="12" w:space="0" w:color="20242C"/>
+            </w:tcBorders>
+            <w:shd w:val="clear" w:color="auto" w:fill="F4F6F8"/>
+          </w:tcPr>
+          <w:p>
+            <w:r/>
+            <w:r>
+              <w:rPr>
+                <w:rFonts w:ascii="BIZ UDPGothic" w:hAnsi="BIZ UDPGothic" w:eastAsia="BIZ UDPGothic"/>
+                <w:b/>
+                <w:i w:val="0"/>
+                <w:color w:val="1F5C99"/>
+                <w:sz w:val="20"/>
+              </w:rPr>
+              <w:t>版数</w:t>
+            </w:r>
+          </w:p>
+        </w:tc>
+        <w:tc>
+          <w:tcPr>
+            <w:tcW w:type="dxa" w:w="1814"/>
+            <w:tcBorders>
+              <w:bottom w:val="single" w:sz="12" w:space="0" w:color="20242C"/>
+            </w:tcBorders>
+            <w:shd w:val="clear" w:color="auto" w:fill="F4F6F8"/>
+          </w:tcPr>
+          <w:p>
+            <w:r/>
+            <w:r>
+              <w:rPr>
+                <w:rFonts w:ascii="BIZ UDPGothic" w:hAnsi="BIZ UDPGothic" w:eastAsia="BIZ UDPGothic"/>
+                <w:b/>
+                <w:i w:val="0"/>
+                <w:color w:val="1F5C99"/>
+                <w:sz w:val="20"/>
+              </w:rPr>
+              <w:t>日付</w:t>
+            </w:r>
+          </w:p>
+        </w:tc>
+        <w:tc>
+          <w:tcPr>
+            <w:tcW w:type="dxa" w:w="6463"/>
+            <w:tcBorders>
+              <w:bottom w:val="single" w:sz="12" w:space="0" w:color="20242C"/>
+            </w:tcBorders>
+            <w:shd w:val="clear" w:color="auto" w:fill="F4F6F8"/>
+          </w:tcPr>
+          <w:p>
+            <w:r/>
+            <w:r>
+              <w:rPr>
+                <w:rFonts w:ascii="BIZ UDPGothic" w:hAnsi="BIZ UDPGothic" w:eastAsia="BIZ UDPGothic"/>
+                <w:b/>
+                <w:i w:val="0"/>
+                <w:color w:val="1F5C99"/>
+                <w:sz w:val="20"/>
+              </w:rPr>
+              <w:t>変更内容</w:t>
+            </w:r>
+          </w:p>
+        </w:tc>
+      </w:tr>
+      <w:tr>
+        <w:trPr>
+          <w:cantSplit/>
+        </w:trPr>
+        <w:tc>
+          <w:tcPr>
+            <w:tcW w:type="dxa" w:w="1134"/>
+            <w:tcBorders>
+              <w:bottom w:val="single" w:sz="8" w:space="0" w:color="E8ECF0"/>
+            </w:tcBorders>
+          </w:tcPr>
+          <w:p>
+            <w:r/>
+            <w:r>
+              <w:rPr>
+                <w:rFonts w:ascii="BIZ UDPGothic" w:hAnsi="BIZ UDPGothic" w:eastAsia="BIZ UDPGothic"/>
+                <w:b w:val="0"/>
+                <w:i w:val="0"/>
+                <w:sz w:val="19"/>
+              </w:rPr>
+              <w:t>1.0</w:t>
+            </w:r>
+          </w:p>
+        </w:tc>
+        <w:tc>
+          <w:tcPr>
+            <w:tcW w:type="dxa" w:w="1814"/>
+            <w:tcBorders>
+              <w:bottom w:val="single" w:sz="8" w:space="0" w:color="E8ECF0"/>
+            </w:tcBorders>
+          </w:tcPr>
+          <w:p>
+            <w:r/>
+            <w:r>
+              <w:rPr>
+                <w:rFonts w:ascii="BIZ UDPGothic" w:hAnsi="BIZ UDPGothic" w:eastAsia="BIZ UDPGothic"/>
+                <w:b w:val="0"/>
+                <w:i w:val="0"/>
+                <w:sz w:val="19"/>
+              </w:rPr>
+              <w:t>2026-06-19</w:t>
+            </w:r>
+          </w:p>
+        </w:tc>
+        <w:tc>
+          <w:tcPr>
+            <w:tcW w:type="dxa" w:w="6463"/>
+            <w:tcBorders>
+              <w:bottom w:val="single" w:sz="8" w:space="0" w:color="E8ECF0"/>
+            </w:tcBorders>
+          </w:tcPr>
+          <w:p>
+            <w:r/>
+            <w:r>
+              <w:rPr>
+                <w:rFonts w:ascii="BIZ UDPGothic" w:hAnsi="BIZ UDPGothic" w:eastAsia="BIZ UDPGothic"/>
+                <w:b w:val="0"/>
+                <w:i w:val="0"/>
+                <w:sz w:val="19"/>
+              </w:rPr>
+              <w:t>初版</w:t>
+            </w:r>
+          </w:p>
+        </w:tc>
+      </w:tr>
+      <w:tr>
+        <w:trPr>
+          <w:cantSplit/>
+        </w:trPr>
+        <w:tc>
+          <w:tcPr>
+            <w:tcW w:type="dxa" w:w="1134"/>
+            <w:tcBorders>
+              <w:bottom w:val="single" w:sz="8" w:space="0" w:color="E8ECF0"/>
+            </w:tcBorders>
+          </w:tcPr>
+          <w:p>
+            <w:r/>
+            <w:r>
+              <w:rPr>
+                <w:rFonts w:ascii="BIZ UDPGothic" w:hAnsi="BIZ UDPGothic" w:eastAsia="BIZ UDPGothic"/>
+                <w:b w:val="0"/>
+                <w:i w:val="0"/>
+                <w:sz w:val="19"/>
+              </w:rPr>
+              <w:t>1.1</w:t>
+            </w:r>
+          </w:p>
+        </w:tc>
+        <w:tc>
+          <w:tcPr>
+            <w:tcW w:type="dxa" w:w="1814"/>
+            <w:tcBorders>
+              <w:bottom w:val="single" w:sz="8" w:space="0" w:color="E8ECF0"/>
+            </w:tcBorders>
+          </w:tcPr>
+          <w:p>
+            <w:r/>
+            <w:r>
+              <w:rPr>
+                <w:rFonts w:ascii="BIZ UDPGothic" w:hAnsi="BIZ UDPGothic" w:eastAsia="BIZ UDPGothic"/>
+                <w:b w:val="0"/>
+                <w:i w:val="0"/>
+                <w:sz w:val="19"/>
+              </w:rPr>
+              <w:t>2026-06-24</w:t>
+            </w:r>
+          </w:p>
+        </w:tc>
+        <w:tc>
+          <w:tcPr>
+            <w:tcW w:type="dxa" w:w="6463"/>
+            <w:tcBorders>
+              <w:bottom w:val="single" w:sz="8" w:space="0" w:color="E8ECF0"/>
+            </w:tcBorders>
+          </w:tcPr>
+          <w:p>
+            <w:r/>
+            <w:r>
+              <w:rPr>
+                <w:rFonts w:ascii="BIZ UDPGothic" w:hAnsi="BIZ UDPGothic" w:eastAsia="BIZ UDPGothic"/>
+                <w:b w:val="0"/>
+                <w:i w:val="0"/>
+                <w:sz w:val="19"/>
+              </w:rPr>
+              <w:t>実装の最新化に伴う全面見直し</w:t>
+            </w:r>
+          </w:p>
+        </w:tc>
+      </w:tr>
+      <w:tr>
+        <w:trPr>
+          <w:cantSplit/>
+        </w:trPr>
+        <w:tc>
+          <w:tcPr>
+            <w:tcW w:type="dxa" w:w="1134"/>
+            <w:tcBorders>
+              <w:bottom w:val="single" w:sz="8" w:space="0" w:color="E8ECF0"/>
+            </w:tcBorders>
+          </w:tcPr>
+          <w:p>
+            <w:r/>
+            <w:r>
+              <w:rPr>
+                <w:rFonts w:ascii="BIZ UDPGothic" w:hAnsi="BIZ UDPGothic" w:eastAsia="BIZ UDPGothic"/>
+                <w:b w:val="0"/>
+                <w:i w:val="0"/>
+                <w:sz w:val="19"/>
+              </w:rPr>
+              <w:t>2.0</w:t>
+            </w:r>
+          </w:p>
+        </w:tc>
+        <w:tc>
+          <w:tcPr>
+            <w:tcW w:type="dxa" w:w="1814"/>
+            <w:tcBorders>
+              <w:bottom w:val="single" w:sz="8" w:space="0" w:color="E8ECF0"/>
+            </w:tcBorders>
+          </w:tcPr>
+          <w:p>
+            <w:r/>
+            <w:r>
+              <w:rPr>
+                <w:rFonts w:ascii="BIZ UDPGothic" w:hAnsi="BIZ UDPGothic" w:eastAsia="BIZ UDPGothic"/>
+                <w:b w:val="0"/>
+                <w:i w:val="0"/>
+                <w:sz w:val="19"/>
+              </w:rPr>
+              <w:t>2026-07-04</w:t>
+            </w:r>
+          </w:p>
+        </w:tc>
+        <w:tc>
+          <w:tcPr>
+            <w:tcW w:type="dxa" w:w="6463"/>
+            <w:tcBorders>
+              <w:bottom w:val="single" w:sz="8" w:space="0" w:color="E8ECF0"/>
+            </w:tcBorders>
+          </w:tcPr>
+          <w:p>
+            <w:r/>
+            <w:r>
+              <w:rPr>
+                <w:rFonts w:ascii="BIZ UDPGothic" w:hAnsi="BIZ UDPGothic" w:eastAsia="BIZ UDPGothic"/>
+                <w:b w:val="0"/>
+                <w:i w:val="0"/>
+                <w:sz w:val="19"/>
+              </w:rPr>
+              <w:t>章立ての階層化・アーキテクチャ図の追加・承認ワークフロー章の追加</w:t>
+            </w:r>
+          </w:p>
+        </w:tc>
+      </w:tr>
+      <w:tr>
+        <w:trPr>
+          <w:cantSplit/>
+        </w:trPr>
+        <w:tc>
+          <w:tcPr>
+            <w:tcW w:type="dxa" w:w="1134"/>
+            <w:tcBorders>
+              <w:bottom w:val="single" w:sz="8" w:space="0" w:color="E8ECF0"/>
+            </w:tcBorders>
+          </w:tcPr>
+          <w:p>
+            <w:r/>
+            <w:r>
+              <w:rPr>
+                <w:rFonts w:ascii="BIZ UDPGothic" w:hAnsi="BIZ UDPGothic" w:eastAsia="BIZ UDPGothic"/>
+                <w:b w:val="0"/>
+                <w:i w:val="0"/>
+                <w:sz w:val="19"/>
+              </w:rPr>
+              <w:t>2.1</w:t>
+            </w:r>
+          </w:p>
+        </w:tc>
+        <w:tc>
+          <w:tcPr>
+            <w:tcW w:type="dxa" w:w="1814"/>
+            <w:tcBorders>
+              <w:bottom w:val="single" w:sz="8" w:space="0" w:color="E8ECF0"/>
+            </w:tcBorders>
+          </w:tcPr>
+          <w:p>
+            <w:r/>
+            <w:r>
+              <w:rPr>
+                <w:rFonts w:ascii="BIZ UDPGothic" w:hAnsi="BIZ UDPGothic" w:eastAsia="BIZ UDPGothic"/>
+                <w:b w:val="0"/>
+                <w:i w:val="0"/>
+                <w:sz w:val="19"/>
+              </w:rPr>
+              <w:t>2026-07-05</w:t>
+            </w:r>
+          </w:p>
+        </w:tc>
+        <w:tc>
+          <w:tcPr>
+            <w:tcW w:type="dxa" w:w="6463"/>
+            <w:tcBorders>
+              <w:bottom w:val="single" w:sz="8" w:space="0" w:color="E8ECF0"/>
+            </w:tcBorders>
+          </w:tcPr>
+          <w:p>
+            <w:r/>
+            <w:r>
+              <w:rPr>
+                <w:rFonts w:ascii="BIZ UDPGothic" w:hAnsi="BIZ UDPGothic" w:eastAsia="BIZ UDPGothic"/>
+                <w:b w:val="0"/>
+                <w:i w:val="0"/>
+                <w:sz w:val="19"/>
+              </w:rPr>
+              <w:t>表紙・改訂履歴の新設、経緯記述の整理と文章の推敲</w:t>
+            </w:r>
+          </w:p>
+        </w:tc>
+      </w:tr>
+    </w:tbl>
+    <w:p>
+      <w:r>
+        <w:br w:type="page"/>
       </w:r>
     </w:p>
     <w:p>
@@ -2178,7 +2544,7 @@
                 <w:i w:val="0"/>
                 <w:sz w:val="19"/>
               </w:rPr>
-              <w:t>ブラウザで動く WYSIWYG エディタ部品。HTML を DOM として編集するため、素の Jinja タグは壊れる——これを守るのが mask/restore（7 章）。</w:t>
+              <w:t>ブラウザで動く WYSIWYG エディタ部品。HTML を DOM として編集するため、素の Jinja タグは壊れる。これを守るのが mask/restore（7 章）。</w:t>
             </w:r>
           </w:p>
         </w:tc>
@@ -2636,7 +3002,7 @@
                 <w:i w:val="0"/>
                 <w:sz w:val="19"/>
               </w:rPr>
-              <w:t>Node.js の Web サーバフレームワーク。server パッケージの土台（旧記述の Express は誤り。10 章）。</w:t>
+              <w:t>Node.js の Web サーバフレームワーク。server パッケージの土台（10 章）。</w:t>
             </w:r>
           </w:p>
         </w:tc>
@@ -2683,7 +3049,7 @@
                 <w:i w:val="0"/>
                 <w:sz w:val="19"/>
               </w:rPr>
-              <w:t xml:space="preserve">すべての DB アクセスを「第 1 引数 </w:t>
+              <w:t xml:space="preserve">DB アクセスを対象ごとに 1 本のストアドプロシージャへ集約し、処理内容は第 1 引数 </w:t>
             </w:r>
             <w:r>
               <w:rPr>
@@ -2701,7 +3067,7 @@
                 <w:i w:val="0"/>
                 <w:sz w:val="19"/>
               </w:rPr>
-              <w:t xml:space="preserve"> で分岐する 1 本のストアドプロシージャ」に集約する方式（11 章）。</w:t>
+              <w:t xml:space="preserve"> で分岐させる方式（11 章）。</w:t>
             </w:r>
           </w:p>
         </w:tc>
@@ -2947,7 +3313,7 @@
             <w:r>
               <w:drawing>
                 <wp:inline xmlns:a="http://schemas.openxmlformats.org/drawingml/2006/main" xmlns:pic="http://schemas.openxmlformats.org/drawingml/2006/picture">
-                  <wp:extent cx="5760000" cy="3168000"/>
+                  <wp:extent cx="5760000" cy="3167999"/>
                   <wp:docPr id="1" name="Picture 1"/>
                   <wp:cNvGraphicFramePr>
                     <a:graphicFrameLocks noChangeAspect="1"/>
@@ -2968,7 +3334,7 @@
                         <pic:spPr>
                           <a:xfrm>
                             <a:off x="0" y="0"/>
-                            <a:ext cx="5760000" cy="3168000"/>
+                            <a:ext cx="5760000" cy="3167999"/>
                           </a:xfrm>
                           <a:prstGeom prst="rect"/>
                         </pic:spPr>
@@ -4659,7 +5025,7 @@
           <w:i w:val="0"/>
           <w:sz w:val="21"/>
         </w:rPr>
-        <w:t xml:space="preserve"> で TS 型を導出する（手書き interface との二重定義は廃止済み。手書きで残るのは </w:t>
+        <w:t xml:space="preserve"> で TS 型を導出する。手書き interface での二重定義はしない（手書きの例外は </w:t>
       </w:r>
       <w:r>
         <w:rPr>
@@ -9266,25 +9632,7 @@
           <w:i w:val="0"/>
           <w:sz w:val="21"/>
         </w:rPr>
-        <w:t xml:space="preserve"> クラスが付いたときだけ効かせる（直書きすると編集タブへハイライトが漏れる過去退行 </w:t>
-      </w:r>
-      <w:r>
-        <w:rPr>
-          <w:rFonts w:ascii="BIZ UDGothic" w:hAnsi="BIZ UDGothic" w:eastAsia="BIZ UDGothic"/>
-          <w:b w:val="0"/>
-          <w:i w:val="0"/>
-          <w:sz w:val="20"/>
-        </w:rPr>
-        <w:t>aa9bd65</w:t>
-      </w:r>
-      <w:r>
-        <w:rPr>
-          <w:rFonts w:ascii="BIZ UDPGothic" w:hAnsi="BIZ UDPGothic" w:eastAsia="BIZ UDPGothic"/>
-          <w:b w:val="0"/>
-          <w:i w:val="0"/>
-          <w:sz w:val="21"/>
-        </w:rPr>
-        <w:t xml:space="preserve"> の再発になる）:</w:t>
+        <w:t xml:space="preserve"> クラスが付いたときだけ効かせる（直書きすると編集タブへハイライトが漏れる）:</w:t>
       </w:r>
     </w:p>
     <w:p>
@@ -11652,7 +12000,7 @@
           <w:i w:val="0"/>
           <w:sz w:val="21"/>
         </w:rPr>
-        <w:t xml:space="preserve"> の要点は 4 つ——pending 以外は 409 / </w:t>
+        <w:t xml:space="preserve"> の要点は次の 4 つ。pending 以外は 409 / </w:t>
       </w:r>
       <w:r>
         <w:rPr>
@@ -12140,111 +12488,96 @@
     </w:p>
     <w:p>
       <w:pPr>
-        <w:keepLines/>
-        <w:spacing w:before="80" w:after="120"/>
-        <w:ind w:left="113"/>
-        <w:pBdr>
-          <w:left w:val="single" w:sz="16" w:space="8" w:color="1F5C99"/>
-        </w:pBdr>
+        <w:spacing w:after="80"/>
       </w:pPr>
       <w:r>
         <w:rPr>
-          <w:rFonts w:ascii="BIZ UDGothic" w:hAnsi="BIZ UDGothic" w:eastAsia="BIZ UDGothic"/>
+          <w:rFonts w:ascii="BIZ UDPGothic" w:hAnsi="BIZ UDPGothic" w:eastAsia="BIZ UDPGothic"/>
+          <w:b w:val="0"/>
+          <w:i w:val="0"/>
+          <w:sz w:val="21"/>
+        </w:rPr>
+        <w:t xml:space="preserve">サーバは </w:t>
+      </w:r>
+      <w:r>
+        <w:rPr>
+          <w:rFonts w:ascii="BIZ UDPGothic" w:hAnsi="BIZ UDPGothic" w:eastAsia="BIZ UDPGothic"/>
           <w:b/>
           <w:i w:val="0"/>
-          <w:color w:val="1F5C99"/>
-          <w:sz w:val="19"/>
-        </w:rPr>
-        <w:t xml:space="preserve">注意 — </w:t>
-      </w:r>
-      <w:r>
-        <w:rPr>
-          <w:rFonts w:ascii="BIZ UDPGothic" w:hAnsi="BIZ UDPGothic" w:eastAsia="BIZ UDPGothic"/>
+          <w:sz w:val="21"/>
+        </w:rPr>
+        <w:t>Fastify</w:t>
+      </w:r>
+      <w:r>
+        <w:rPr>
+          <w:rFonts w:ascii="BIZ UDPGothic" w:hAnsi="BIZ UDPGothic" w:eastAsia="BIZ UDPGothic"/>
+          <w:b w:val="0"/>
+          <w:i w:val="0"/>
+          <w:sz w:val="21"/>
+        </w:rPr>
+        <w:t xml:space="preserve"> で構成する（</w:t>
+      </w:r>
+      <w:r>
+        <w:rPr>
+          <w:rFonts w:ascii="BIZ UDGothic" w:hAnsi="BIZ UDGothic" w:eastAsia="BIZ UDGothic"/>
           <w:b w:val="0"/>
           <w:i w:val="0"/>
           <w:sz w:val="20"/>
         </w:rPr>
-        <w:t xml:space="preserve">旧版の本書はサーバを Express と記述していたが、実装は </w:t>
-      </w:r>
-      <w:r>
-        <w:rPr>
-          <w:rFonts w:ascii="BIZ UDPGothic" w:hAnsi="BIZ UDPGothic" w:eastAsia="BIZ UDPGothic"/>
-          <w:b/>
+        <w:t>fastify</w:t>
+      </w:r>
+      <w:r>
+        <w:rPr>
+          <w:rFonts w:ascii="BIZ UDPGothic" w:hAnsi="BIZ UDPGothic" w:eastAsia="BIZ UDPGothic"/>
+          <w:b w:val="0"/>
+          <w:i w:val="0"/>
+          <w:sz w:val="21"/>
+        </w:rPr>
+        <w:t xml:space="preserve"> / </w:t>
+      </w:r>
+      <w:r>
+        <w:rPr>
+          <w:rFonts w:ascii="BIZ UDGothic" w:hAnsi="BIZ UDGothic" w:eastAsia="BIZ UDGothic"/>
+          <w:b w:val="0"/>
           <w:i w:val="0"/>
           <w:sz w:val="20"/>
         </w:rPr>
-        <w:t>Fastify</w:t>
-      </w:r>
-      <w:r>
-        <w:rPr>
-          <w:rFonts w:ascii="BIZ UDPGothic" w:hAnsi="BIZ UDPGothic" w:eastAsia="BIZ UDPGothic"/>
+        <w:t>@fastify/cookie</w:t>
+      </w:r>
+      <w:r>
+        <w:rPr>
+          <w:rFonts w:ascii="BIZ UDPGothic" w:hAnsi="BIZ UDPGothic" w:eastAsia="BIZ UDPGothic"/>
+          <w:b w:val="0"/>
+          <w:i w:val="0"/>
+          <w:sz w:val="21"/>
+        </w:rPr>
+        <w:t xml:space="preserve"> / </w:t>
+      </w:r>
+      <w:r>
+        <w:rPr>
+          <w:rFonts w:ascii="BIZ UDGothic" w:hAnsi="BIZ UDGothic" w:eastAsia="BIZ UDGothic"/>
           <w:b w:val="0"/>
           <w:i w:val="0"/>
           <w:sz w:val="20"/>
         </w:rPr>
-        <w:t xml:space="preserve"> である（</w:t>
-      </w:r>
-      <w:r>
-        <w:rPr>
-          <w:rFonts w:ascii="BIZ UDGothic" w:hAnsi="BIZ UDGothic" w:eastAsia="BIZ UDGothic"/>
-          <w:b w:val="0"/>
-          <w:i w:val="0"/>
-          <w:sz w:val="19"/>
-        </w:rPr>
-        <w:t>fastify</w:t>
-      </w:r>
-      <w:r>
-        <w:rPr>
-          <w:rFonts w:ascii="BIZ UDPGothic" w:hAnsi="BIZ UDPGothic" w:eastAsia="BIZ UDPGothic"/>
+        <w:t>@fastify/helmet</w:t>
+      </w:r>
+      <w:r>
+        <w:rPr>
+          <w:rFonts w:ascii="BIZ UDPGothic" w:hAnsi="BIZ UDPGothic" w:eastAsia="BIZ UDPGothic"/>
+          <w:b w:val="0"/>
+          <w:i w:val="0"/>
+          <w:sz w:val="21"/>
+        </w:rPr>
+        <w:t xml:space="preserve"> / </w:t>
+      </w:r>
+      <w:r>
+        <w:rPr>
+          <w:rFonts w:ascii="BIZ UDGothic" w:hAnsi="BIZ UDGothic" w:eastAsia="BIZ UDGothic"/>
           <w:b w:val="0"/>
           <w:i w:val="0"/>
           <w:sz w:val="20"/>
         </w:rPr>
-        <w:t xml:space="preserve"> / </w:t>
-      </w:r>
-      <w:r>
-        <w:rPr>
-          <w:rFonts w:ascii="BIZ UDGothic" w:hAnsi="BIZ UDGothic" w:eastAsia="BIZ UDGothic"/>
-          <w:b w:val="0"/>
-          <w:i w:val="0"/>
-          <w:sz w:val="19"/>
-        </w:rPr>
-        <w:t>@fastify/cookie</w:t>
-      </w:r>
-      <w:r>
-        <w:rPr>
-          <w:rFonts w:ascii="BIZ UDPGothic" w:hAnsi="BIZ UDPGothic" w:eastAsia="BIZ UDPGothic"/>
-          <w:b w:val="0"/>
-          <w:i w:val="0"/>
-          <w:sz w:val="20"/>
-        </w:rPr>
-        <w:t xml:space="preserve"> / </w:t>
-      </w:r>
-      <w:r>
-        <w:rPr>
-          <w:rFonts w:ascii="BIZ UDGothic" w:hAnsi="BIZ UDGothic" w:eastAsia="BIZ UDGothic"/>
-          <w:b w:val="0"/>
-          <w:i w:val="0"/>
-          <w:sz w:val="19"/>
-        </w:rPr>
-        <w:t>@fastify/helmet</w:t>
-      </w:r>
-      <w:r>
-        <w:rPr>
-          <w:rFonts w:ascii="BIZ UDPGothic" w:hAnsi="BIZ UDPGothic" w:eastAsia="BIZ UDPGothic"/>
-          <w:b w:val="0"/>
-          <w:i w:val="0"/>
-          <w:sz w:val="20"/>
-        </w:rPr>
-        <w:t xml:space="preserve"> / </w:t>
-      </w:r>
-      <w:r>
-        <w:rPr>
-          <w:rFonts w:ascii="BIZ UDGothic" w:hAnsi="BIZ UDGothic" w:eastAsia="BIZ UDGothic"/>
-          <w:b w:val="0"/>
-          <w:i w:val="0"/>
-          <w:sz w:val="19"/>
-        </w:rPr>
         <w:t>@fastify/static</w:t>
       </w:r>
       <w:r>
@@ -12252,7 +12585,7 @@
           <w:rFonts w:ascii="BIZ UDPGothic" w:hAnsi="BIZ UDPGothic" w:eastAsia="BIZ UDPGothic"/>
           <w:b w:val="0"/>
           <w:i w:val="0"/>
-          <w:sz w:val="20"/>
+          <w:sz w:val="21"/>
         </w:rPr>
         <w:t>）。</w:t>
       </w:r>
@@ -13690,7 +14023,7 @@
           <w:i w:val="0"/>
           <w:sz w:val="20"/>
         </w:rPr>
-        <w:t xml:space="preserve">（直接保存）は承認ゲート導入後も </w:t>
+        <w:t xml:space="preserve">（直接保存）は </w:t>
       </w:r>
       <w:r>
         <w:rPr>
@@ -13708,7 +14041,7 @@
           <w:i w:val="0"/>
           <w:sz w:val="20"/>
         </w:rPr>
-        <w:t>として残している（設計メモの「撤去」とは異なる現状）。通常の保存経路は必ず申請 → 承認を通る。</w:t>
+        <w:t>として残している。通常の保存経路は必ず申請 → 承認を通る。</w:t>
       </w:r>
     </w:p>
     <w:p>
@@ -13854,7 +14187,7 @@
           <w:i w:val="0"/>
           <w:sz w:val="21"/>
         </w:rPr>
-        <w:t xml:space="preserve">。すべての DB アクセスは「第 1 引数 </w:t>
+        <w:t xml:space="preserve">。すべての DB アクセスは対象ごとに 1 本のストアドプロシージャを通し、処理内容は第 1 引数 </w:t>
       </w:r>
       <w:r>
         <w:rPr>
@@ -13872,7 +14205,7 @@
           <w:i w:val="0"/>
           <w:sz w:val="21"/>
         </w:rPr>
-        <w:t xml:space="preserve"> で分岐する 1 本のストアドプロシージャ」を通し、物理名（日本語）は </w:t>
+        <w:t xml:space="preserve"> で分岐させる。物理名（日本語）は </w:t>
       </w:r>
       <w:r>
         <w:rPr>
@@ -14927,7 +15260,7 @@
           <w:i w:val="0"/>
           <w:sz w:val="21"/>
         </w:rPr>
-        <w:t xml:space="preserve"> が「配信側の起動 epoch（SPA shell に注入）とログイン時 epoch の食い違い」を検知して旧セッションを破棄する——両モードで「サーバ/dev 再起動 = 全員再ログイン」の挙動が等価になる。再ログイン画面には再起動バナーを表示する。</w:t>
+        <w:t xml:space="preserve"> が「配信側の起動 epoch（SPA shell に注入）とログイン時 epoch の食い違い」を検知して旧セッションを破棄する。これにより両モードで「サーバ/dev 再起動 = 全員再ログイン」の挙動が等価になる。再ログイン画面には再起動バナーを表示する。</w:t>
       </w:r>
     </w:p>
     <w:p>
@@ -15780,7 +16113,7 @@
         <w:color w:val="606874"/>
         <w:sz w:val="16"/>
       </w:rPr>
-      <w:t>Editor 詳細設計書　v2.0</w:t>
+      <w:t>Editor 詳細設計書　v2.1</w:t>
     </w:r>
     <w:r>
       <w:tab/>
